--- a/flow/20230914_vu_template/drafts/2024-12-u/11-СР-Даниїла.docx
+++ b/flow/20230914_vu_template/drafts/2024-12-u/11-СР-Даниїла.docx
@@ -5250,37 +5250,35 @@
     <w:p>
       <w:pPr>
         <w:spacing w:after="120" w:line="240" w:lineRule="auto"/>
-        <w:jc w:val="both"/>
-        <w:rPr>
-          <w:rFonts w:ascii="Times New Roman" w:eastAsia="Times New Roman" w:hAnsi="Times New Roman" w:cs="Times New Roman"/>
-          <w:sz w:val="24"/>
-          <w:szCs w:val="24"/>
-        </w:rPr>
-      </w:pPr>
-      <w:r>
-        <w:rPr>
-          <w:rFonts w:ascii="Times New Roman" w:eastAsia="Times New Roman" w:hAnsi="Times New Roman" w:cs="Times New Roman"/>
-          <w:sz w:val="24"/>
-          <w:szCs w:val="24"/>
-        </w:rPr>
-        <w:t>Промовмо всі з усієї душі і з усієї мислі нашої, промовмо.</w:t>
-      </w:r>
-    </w:p>
-    <w:p>
-      <w:pPr>
-        <w:spacing w:after="120" w:line="240" w:lineRule="auto"/>
-        <w:jc w:val="both"/>
-        <w:rPr>
-          <w:rFonts w:ascii="Times New Roman" w:eastAsia="Times New Roman" w:hAnsi="Times New Roman" w:cs="Times New Roman"/>
-          <w:sz w:val="24"/>
-          <w:szCs w:val="24"/>
-        </w:rPr>
-      </w:pPr>
-      <w:r>
-        <w:rPr>
-          <w:rFonts w:ascii="Times New Roman" w:eastAsia="Times New Roman" w:hAnsi="Times New Roman" w:cs="Times New Roman"/>
-          <w:i/>
-          <w:color w:val="FF0000"/>
+        <w:rPr>
+          <w:rFonts w:ascii="Times New Roman" w:eastAsia="Times New Roman" w:hAnsi="Times New Roman" w:cs="Times New Roman"/>
+          <w:sz w:val="24"/>
+          <w:szCs w:val="24"/>
+        </w:rPr>
+      </w:pPr>
+      <w:r>
+        <w:rPr>
+          <w:rFonts w:ascii="Times New Roman" w:eastAsia="Times New Roman" w:hAnsi="Times New Roman" w:cs="Times New Roman"/>
+          <w:sz w:val="24"/>
+          <w:szCs w:val="24"/>
+        </w:rPr>
+        <w:t>Помилуй нас, Боже, з великої милості Твоєї, молимось Тобі, вислухай і помилуй.</w:t>
+      </w:r>
+    </w:p>
+    <w:p>
+      <w:pPr>
+        <w:spacing w:after="120" w:line="240" w:lineRule="auto"/>
+        <w:rPr>
+          <w:rFonts w:ascii="Times New Roman" w:eastAsia="Times New Roman" w:hAnsi="Times New Roman" w:cs="Times New Roman"/>
+          <w:sz w:val="24"/>
+          <w:szCs w:val="24"/>
+        </w:rPr>
+      </w:pPr>
+      <w:r>
+        <w:rPr>
+          <w:rFonts w:ascii="Times New Roman" w:eastAsia="Times New Roman" w:hAnsi="Times New Roman" w:cs="Times New Roman"/>
+          <w:i/>
+          <w:color w:val="FF4400"/>
           <w:sz w:val="24"/>
           <w:szCs w:val="24"/>
         </w:rPr>
@@ -5289,55 +5287,108 @@
       <w:r>
         <w:rPr>
           <w:rFonts w:ascii="Times New Roman" w:eastAsia="Times New Roman" w:hAnsi="Times New Roman" w:cs="Times New Roman"/>
-          <w:color w:val="FF0000"/>
-          <w:sz w:val="24"/>
-          <w:szCs w:val="24"/>
-        </w:rPr>
-        <w:t xml:space="preserve"> </w:t>
-      </w:r>
-      <w:r>
-        <w:rPr>
-          <w:rFonts w:ascii="Times New Roman" w:eastAsia="Times New Roman" w:hAnsi="Times New Roman" w:cs="Times New Roman"/>
-          <w:sz w:val="24"/>
-          <w:szCs w:val="24"/>
-        </w:rPr>
-        <w:t>Господи, помилуй.</w:t>
-      </w:r>
-    </w:p>
-    <w:p>
-      <w:pPr>
-        <w:spacing w:after="120" w:line="240" w:lineRule="auto"/>
-        <w:jc w:val="both"/>
-        <w:rPr>
-          <w:rFonts w:ascii="Times New Roman" w:eastAsia="Times New Roman" w:hAnsi="Times New Roman" w:cs="Times New Roman"/>
-          <w:sz w:val="24"/>
-          <w:szCs w:val="24"/>
-        </w:rPr>
-      </w:pPr>
-      <w:r>
-        <w:rPr>
-          <w:rFonts w:ascii="Times New Roman" w:eastAsia="Times New Roman" w:hAnsi="Times New Roman" w:cs="Times New Roman"/>
-          <w:sz w:val="24"/>
-          <w:szCs w:val="24"/>
-        </w:rPr>
-        <w:t>Господи, Вседержителю, Боже отців наших, молимось тобі, вислухай і помилуй.</w:t>
-      </w:r>
-    </w:p>
-    <w:p>
-      <w:pPr>
-        <w:spacing w:after="120" w:line="240" w:lineRule="auto"/>
-        <w:jc w:val="both"/>
-        <w:rPr>
-          <w:rFonts w:ascii="Times New Roman" w:eastAsia="Times New Roman" w:hAnsi="Times New Roman" w:cs="Times New Roman"/>
-          <w:sz w:val="24"/>
-          <w:szCs w:val="24"/>
-        </w:rPr>
-      </w:pPr>
-      <w:r>
-        <w:rPr>
-          <w:rFonts w:ascii="Times New Roman" w:eastAsia="Times New Roman" w:hAnsi="Times New Roman" w:cs="Times New Roman"/>
-          <w:i/>
-          <w:color w:val="FF0000"/>
+          <w:sz w:val="24"/>
+          <w:szCs w:val="24"/>
+        </w:rPr>
+        <w:t xml:space="preserve"> Го́споди, поми́луй. </w:t>
+      </w:r>
+      <w:r>
+        <w:rPr>
+          <w:rFonts w:ascii="Times New Roman" w:eastAsia="Times New Roman" w:hAnsi="Times New Roman" w:cs="Times New Roman"/>
+          <w:i/>
+          <w:color w:val="FF4400"/>
+          <w:sz w:val="24"/>
+          <w:szCs w:val="24"/>
+        </w:rPr>
+        <w:t>(3 р.)</w:t>
+      </w:r>
+    </w:p>
+    <w:p>
+      <w:pPr>
+        <w:spacing w:after="120" w:line="240" w:lineRule="auto"/>
+        <w:rPr>
+          <w:rFonts w:ascii="Times New Roman" w:eastAsia="Times New Roman" w:hAnsi="Times New Roman" w:cs="Times New Roman"/>
+          <w:sz w:val="24"/>
+          <w:szCs w:val="24"/>
+        </w:rPr>
+      </w:pPr>
+      <w:r>
+        <w:rPr>
+          <w:rFonts w:ascii="Times New Roman" w:eastAsia="Times New Roman" w:hAnsi="Times New Roman" w:cs="Times New Roman"/>
+          <w:sz w:val="24"/>
+          <w:szCs w:val="24"/>
+        </w:rPr>
+        <w:t xml:space="preserve">Ще молимось за святішого вселенського архиєрея Франциска, папу Римського, і за блаженнішого патріярха нашого Святослава, і за преосвященнішого архиєпископа і митрополита нашого кир </w:t>
+      </w:r>
+      <w:r>
+        <w:rPr>
+          <w:rFonts w:ascii="Times New Roman" w:eastAsia="Times New Roman" w:hAnsi="Times New Roman" w:cs="Times New Roman"/>
+          <w:i/>
+          <w:color w:val="FF4400"/>
+          <w:sz w:val="24"/>
+          <w:szCs w:val="24"/>
+        </w:rPr>
+        <w:t>ім’я</w:t>
+      </w:r>
+      <w:r>
+        <w:rPr>
+          <w:rFonts w:ascii="Times New Roman" w:eastAsia="Times New Roman" w:hAnsi="Times New Roman" w:cs="Times New Roman"/>
+          <w:i/>
+          <w:sz w:val="24"/>
+          <w:szCs w:val="24"/>
+        </w:rPr>
+        <w:t>,</w:t>
+      </w:r>
+      <w:r>
+        <w:rPr>
+          <w:rFonts w:ascii="Times New Roman" w:eastAsia="Times New Roman" w:hAnsi="Times New Roman" w:cs="Times New Roman"/>
+          <w:sz w:val="24"/>
+          <w:szCs w:val="24"/>
+        </w:rPr>
+        <w:t xml:space="preserve"> і за боголюбивого єпископа нашого кир </w:t>
+      </w:r>
+      <w:r>
+        <w:rPr>
+          <w:rFonts w:ascii="Times New Roman" w:eastAsia="Times New Roman" w:hAnsi="Times New Roman" w:cs="Times New Roman"/>
+          <w:i/>
+          <w:color w:val="FF4400"/>
+          <w:sz w:val="24"/>
+          <w:szCs w:val="24"/>
+        </w:rPr>
+        <w:t>ім’я</w:t>
+      </w:r>
+      <w:r>
+        <w:rPr>
+          <w:rFonts w:ascii="Times New Roman" w:eastAsia="Times New Roman" w:hAnsi="Times New Roman" w:cs="Times New Roman"/>
+          <w:i/>
+          <w:sz w:val="24"/>
+          <w:szCs w:val="24"/>
+        </w:rPr>
+        <w:t>,</w:t>
+      </w:r>
+      <w:r>
+        <w:rPr>
+          <w:rFonts w:ascii="Times New Roman" w:eastAsia="Times New Roman" w:hAnsi="Times New Roman" w:cs="Times New Roman"/>
+          <w:sz w:val="24"/>
+          <w:szCs w:val="24"/>
+        </w:rPr>
+        <w:t xml:space="preserve"> за тих, що служать і послужили у святім храмі цьому, і за отців наших духовних, і всіх у Христі братів і сестер наших.</w:t>
+      </w:r>
+    </w:p>
+    <w:p>
+      <w:pPr>
+        <w:spacing w:after="120" w:line="240" w:lineRule="auto"/>
+        <w:rPr>
+          <w:rFonts w:ascii="Times New Roman" w:eastAsia="Times New Roman" w:hAnsi="Times New Roman" w:cs="Times New Roman"/>
+          <w:sz w:val="24"/>
+          <w:szCs w:val="24"/>
+        </w:rPr>
+      </w:pPr>
+      <w:r>
+        <w:rPr>
+          <w:rFonts w:ascii="Times New Roman" w:eastAsia="Times New Roman" w:hAnsi="Times New Roman" w:cs="Times New Roman"/>
+          <w:i/>
+          <w:color w:val="FF4400"/>
           <w:sz w:val="24"/>
           <w:szCs w:val="24"/>
         </w:rPr>
@@ -5346,48 +5397,11 @@
       <w:r>
         <w:rPr>
           <w:rFonts w:ascii="Times New Roman" w:eastAsia="Times New Roman" w:hAnsi="Times New Roman" w:cs="Times New Roman"/>
-          <w:color w:val="FF0000"/>
-          <w:sz w:val="24"/>
-          <w:szCs w:val="24"/>
-        </w:rPr>
-        <w:t xml:space="preserve"> </w:t>
-      </w:r>
-      <w:r>
-        <w:rPr>
-          <w:rFonts w:ascii="Times New Roman" w:eastAsia="Times New Roman" w:hAnsi="Times New Roman" w:cs="Times New Roman"/>
-          <w:sz w:val="24"/>
-          <w:szCs w:val="24"/>
-        </w:rPr>
-        <w:t>Господи, помилуй.</w:t>
-      </w:r>
-    </w:p>
-    <w:p>
-      <w:pPr>
-        <w:spacing w:after="120" w:line="240" w:lineRule="auto"/>
-        <w:rPr>
-          <w:rFonts w:ascii="Times New Roman" w:eastAsia="Times New Roman" w:hAnsi="Times New Roman" w:cs="Times New Roman"/>
-          <w:sz w:val="24"/>
-          <w:szCs w:val="24"/>
-        </w:rPr>
-      </w:pPr>
-      <w:r>
-        <w:rPr>
-          <w:rFonts w:ascii="Times New Roman" w:eastAsia="Times New Roman" w:hAnsi="Times New Roman" w:cs="Times New Roman"/>
-          <w:sz w:val="24"/>
-          <w:szCs w:val="24"/>
-        </w:rPr>
-        <w:t>Помилуй нас, Боже, з великої милості Твоєї, молимось Тобі, вислухай і помилуй.</w:t>
-      </w:r>
-    </w:p>
-    <w:p>
-      <w:pPr>
-        <w:spacing w:after="120" w:line="240" w:lineRule="auto"/>
-        <w:rPr>
-          <w:rFonts w:ascii="Times New Roman" w:eastAsia="Times New Roman" w:hAnsi="Times New Roman" w:cs="Times New Roman"/>
-          <w:sz w:val="24"/>
-          <w:szCs w:val="24"/>
-        </w:rPr>
-      </w:pPr>
+          <w:sz w:val="24"/>
+          <w:szCs w:val="24"/>
+        </w:rPr>
+        <w:t xml:space="preserve"> Го́споди, поми́луй. </w:t>
+      </w:r>
       <w:r>
         <w:rPr>
           <w:rFonts w:ascii="Times New Roman" w:eastAsia="Times New Roman" w:hAnsi="Times New Roman" w:cs="Times New Roman"/>
@@ -5396,6 +5410,44 @@
           <w:sz w:val="24"/>
           <w:szCs w:val="24"/>
         </w:rPr>
+        <w:t>(3 р.)</w:t>
+      </w:r>
+    </w:p>
+    <w:p>
+      <w:pPr>
+        <w:spacing w:after="120" w:line="240" w:lineRule="auto"/>
+        <w:rPr>
+          <w:rFonts w:ascii="Times New Roman" w:eastAsia="Times New Roman" w:hAnsi="Times New Roman" w:cs="Times New Roman"/>
+          <w:sz w:val="24"/>
+          <w:szCs w:val="24"/>
+        </w:rPr>
+      </w:pPr>
+      <w:r>
+        <w:rPr>
+          <w:rFonts w:ascii="Times New Roman" w:eastAsia="Times New Roman" w:hAnsi="Times New Roman" w:cs="Times New Roman"/>
+          <w:sz w:val="24"/>
+          <w:szCs w:val="24"/>
+        </w:rPr>
+        <w:t>Ще молимось за Богом бережений народ наш, за правління і за все військо.</w:t>
+      </w:r>
+    </w:p>
+    <w:p>
+      <w:pPr>
+        <w:spacing w:after="120" w:line="240" w:lineRule="auto"/>
+        <w:rPr>
+          <w:rFonts w:ascii="Times New Roman" w:eastAsia="Times New Roman" w:hAnsi="Times New Roman" w:cs="Times New Roman"/>
+          <w:sz w:val="24"/>
+          <w:szCs w:val="24"/>
+        </w:rPr>
+      </w:pPr>
+      <w:r>
+        <w:rPr>
+          <w:rFonts w:ascii="Times New Roman" w:eastAsia="Times New Roman" w:hAnsi="Times New Roman" w:cs="Times New Roman"/>
+          <w:i/>
+          <w:color w:val="FF4400"/>
+          <w:sz w:val="24"/>
+          <w:szCs w:val="24"/>
+        </w:rPr>
         <w:t>Вірні:</w:t>
       </w:r>
       <w:r>
@@ -5432,8 +5484,18 @@
           <w:sz w:val="24"/>
           <w:szCs w:val="24"/>
         </w:rPr>
-        <w:t xml:space="preserve">Ще молимось за святішого вселенського архиєрея Франциска, папу Римського, і за блаженнішого патріярха нашого Святослава, і за преосвященнішого архиєпископа і митрополита нашого кир </w:t>
-      </w:r>
+        <w:t>Ще молимось за тут присутніх людей, що очікують від Тебе великої і багатої милости, за тих, що творять нам милостиню, і за всіх православних християн.</w:t>
+      </w:r>
+    </w:p>
+    <w:p>
+      <w:pPr>
+        <w:spacing w:after="120" w:line="240" w:lineRule="auto"/>
+        <w:rPr>
+          <w:rFonts w:ascii="Times New Roman" w:eastAsia="Times New Roman" w:hAnsi="Times New Roman" w:cs="Times New Roman"/>
+          <w:sz w:val="24"/>
+          <w:szCs w:val="24"/>
+        </w:rPr>
+      </w:pPr>
       <w:r>
         <w:rPr>
           <w:rFonts w:ascii="Times New Roman" w:eastAsia="Times New Roman" w:hAnsi="Times New Roman" w:cs="Times New Roman"/>
@@ -5442,24 +5504,15 @@
           <w:sz w:val="24"/>
           <w:szCs w:val="24"/>
         </w:rPr>
-        <w:t>ім’я</w:t>
-      </w:r>
-      <w:r>
-        <w:rPr>
-          <w:rFonts w:ascii="Times New Roman" w:eastAsia="Times New Roman" w:hAnsi="Times New Roman" w:cs="Times New Roman"/>
-          <w:i/>
-          <w:sz w:val="24"/>
-          <w:szCs w:val="24"/>
-        </w:rPr>
-        <w:t>,</w:t>
-      </w:r>
-      <w:r>
-        <w:rPr>
-          <w:rFonts w:ascii="Times New Roman" w:eastAsia="Times New Roman" w:hAnsi="Times New Roman" w:cs="Times New Roman"/>
-          <w:sz w:val="24"/>
-          <w:szCs w:val="24"/>
-        </w:rPr>
-        <w:t xml:space="preserve"> і за боголюбивого єпископа нашого кир </w:t>
+        <w:t>Вірні:</w:t>
+      </w:r>
+      <w:r>
+        <w:rPr>
+          <w:rFonts w:ascii="Times New Roman" w:eastAsia="Times New Roman" w:hAnsi="Times New Roman" w:cs="Times New Roman"/>
+          <w:sz w:val="24"/>
+          <w:szCs w:val="24"/>
+        </w:rPr>
+        <w:t xml:space="preserve"> Го́споди, поми́луй. </w:t>
       </w:r>
       <w:r>
         <w:rPr>
@@ -5469,179 +5522,12 @@
           <w:sz w:val="24"/>
           <w:szCs w:val="24"/>
         </w:rPr>
-        <w:t>ім’я</w:t>
-      </w:r>
-      <w:r>
-        <w:rPr>
-          <w:rFonts w:ascii="Times New Roman" w:eastAsia="Times New Roman" w:hAnsi="Times New Roman" w:cs="Times New Roman"/>
-          <w:i/>
-          <w:sz w:val="24"/>
-          <w:szCs w:val="24"/>
-        </w:rPr>
-        <w:t>,</w:t>
-      </w:r>
-      <w:r>
-        <w:rPr>
-          <w:rFonts w:ascii="Times New Roman" w:eastAsia="Times New Roman" w:hAnsi="Times New Roman" w:cs="Times New Roman"/>
-          <w:sz w:val="24"/>
-          <w:szCs w:val="24"/>
-        </w:rPr>
-        <w:t xml:space="preserve"> за тих, що служать і послужили у святім храмі цьому, і за отців наших духовних, і всіх у Христі братів і сестер наших.</w:t>
-      </w:r>
-    </w:p>
-    <w:p>
-      <w:pPr>
-        <w:spacing w:after="120" w:line="240" w:lineRule="auto"/>
-        <w:rPr>
-          <w:rFonts w:ascii="Times New Roman" w:eastAsia="Times New Roman" w:hAnsi="Times New Roman" w:cs="Times New Roman"/>
-          <w:sz w:val="24"/>
-          <w:szCs w:val="24"/>
-        </w:rPr>
-      </w:pPr>
-      <w:r>
-        <w:rPr>
-          <w:rFonts w:ascii="Times New Roman" w:eastAsia="Times New Roman" w:hAnsi="Times New Roman" w:cs="Times New Roman"/>
-          <w:i/>
-          <w:color w:val="FF4400"/>
-          <w:sz w:val="24"/>
-          <w:szCs w:val="24"/>
-        </w:rPr>
-        <w:t>Вірні:</w:t>
-      </w:r>
-      <w:r>
-        <w:rPr>
-          <w:rFonts w:ascii="Times New Roman" w:eastAsia="Times New Roman" w:hAnsi="Times New Roman" w:cs="Times New Roman"/>
-          <w:sz w:val="24"/>
-          <w:szCs w:val="24"/>
-        </w:rPr>
-        <w:t xml:space="preserve"> Го́споди, поми́луй. </w:t>
-      </w:r>
-      <w:r>
-        <w:rPr>
-          <w:rFonts w:ascii="Times New Roman" w:eastAsia="Times New Roman" w:hAnsi="Times New Roman" w:cs="Times New Roman"/>
-          <w:i/>
-          <w:color w:val="FF4400"/>
-          <w:sz w:val="24"/>
-          <w:szCs w:val="24"/>
-        </w:rPr>
         <w:t>(3 р.)</w:t>
       </w:r>
     </w:p>
     <w:p>
       <w:pPr>
         <w:spacing w:after="120" w:line="240" w:lineRule="auto"/>
-        <w:rPr>
-          <w:rFonts w:ascii="Times New Roman" w:eastAsia="Times New Roman" w:hAnsi="Times New Roman" w:cs="Times New Roman"/>
-          <w:sz w:val="24"/>
-          <w:szCs w:val="24"/>
-        </w:rPr>
-      </w:pPr>
-      <w:r>
-        <w:rPr>
-          <w:rFonts w:ascii="Times New Roman" w:eastAsia="Times New Roman" w:hAnsi="Times New Roman" w:cs="Times New Roman"/>
-          <w:sz w:val="24"/>
-          <w:szCs w:val="24"/>
-        </w:rPr>
-        <w:t>Ще молимось за Богом бережений народ наш, за правління і за все військо.</w:t>
-      </w:r>
-    </w:p>
-    <w:p>
-      <w:pPr>
-        <w:spacing w:after="120" w:line="240" w:lineRule="auto"/>
-        <w:rPr>
-          <w:rFonts w:ascii="Times New Roman" w:eastAsia="Times New Roman" w:hAnsi="Times New Roman" w:cs="Times New Roman"/>
-          <w:sz w:val="24"/>
-          <w:szCs w:val="24"/>
-        </w:rPr>
-      </w:pPr>
-      <w:r>
-        <w:rPr>
-          <w:rFonts w:ascii="Times New Roman" w:eastAsia="Times New Roman" w:hAnsi="Times New Roman" w:cs="Times New Roman"/>
-          <w:i/>
-          <w:color w:val="FF4400"/>
-          <w:sz w:val="24"/>
-          <w:szCs w:val="24"/>
-        </w:rPr>
-        <w:t>Вірні:</w:t>
-      </w:r>
-      <w:r>
-        <w:rPr>
-          <w:rFonts w:ascii="Times New Roman" w:eastAsia="Times New Roman" w:hAnsi="Times New Roman" w:cs="Times New Roman"/>
-          <w:sz w:val="24"/>
-          <w:szCs w:val="24"/>
-        </w:rPr>
-        <w:t xml:space="preserve"> Го́споди, поми́луй. </w:t>
-      </w:r>
-      <w:r>
-        <w:rPr>
-          <w:rFonts w:ascii="Times New Roman" w:eastAsia="Times New Roman" w:hAnsi="Times New Roman" w:cs="Times New Roman"/>
-          <w:i/>
-          <w:color w:val="FF4400"/>
-          <w:sz w:val="24"/>
-          <w:szCs w:val="24"/>
-        </w:rPr>
-        <w:t>(3 р.)</w:t>
-      </w:r>
-    </w:p>
-    <w:p>
-      <w:pPr>
-        <w:spacing w:after="120" w:line="240" w:lineRule="auto"/>
-        <w:rPr>
-          <w:rFonts w:ascii="Times New Roman" w:eastAsia="Times New Roman" w:hAnsi="Times New Roman" w:cs="Times New Roman"/>
-          <w:sz w:val="24"/>
-          <w:szCs w:val="24"/>
-        </w:rPr>
-      </w:pPr>
-      <w:r>
-        <w:rPr>
-          <w:rFonts w:ascii="Times New Roman" w:eastAsia="Times New Roman" w:hAnsi="Times New Roman" w:cs="Times New Roman"/>
-          <w:sz w:val="24"/>
-          <w:szCs w:val="24"/>
-        </w:rPr>
-        <w:t>Ще молимось за тут присутніх людей, що очікують від Тебе великої і багатої милости, за тих, що творять нам милостиню, і за всіх православних християн.</w:t>
-      </w:r>
-    </w:p>
-    <w:p>
-      <w:pPr>
-        <w:spacing w:after="120" w:line="240" w:lineRule="auto"/>
-        <w:rPr>
-          <w:rFonts w:ascii="Times New Roman" w:eastAsia="Times New Roman" w:hAnsi="Times New Roman" w:cs="Times New Roman"/>
-          <w:sz w:val="24"/>
-          <w:szCs w:val="24"/>
-        </w:rPr>
-      </w:pPr>
-      <w:r>
-        <w:rPr>
-          <w:rFonts w:ascii="Times New Roman" w:eastAsia="Times New Roman" w:hAnsi="Times New Roman" w:cs="Times New Roman"/>
-          <w:i/>
-          <w:color w:val="FF4400"/>
-          <w:sz w:val="24"/>
-          <w:szCs w:val="24"/>
-        </w:rPr>
-        <w:t>Вірні:</w:t>
-      </w:r>
-      <w:r>
-        <w:rPr>
-          <w:rFonts w:ascii="Times New Roman" w:eastAsia="Times New Roman" w:hAnsi="Times New Roman" w:cs="Times New Roman"/>
-          <w:sz w:val="24"/>
-          <w:szCs w:val="24"/>
-        </w:rPr>
-        <w:t xml:space="preserve"> Го́споди, поми́луй. </w:t>
-      </w:r>
-      <w:r>
-        <w:rPr>
-          <w:rFonts w:ascii="Times New Roman" w:eastAsia="Times New Roman" w:hAnsi="Times New Roman" w:cs="Times New Roman"/>
-          <w:i/>
-          <w:color w:val="FF4400"/>
-          <w:sz w:val="24"/>
-          <w:szCs w:val="24"/>
-        </w:rPr>
-        <w:t>(3 р.)</w:t>
-      </w:r>
-    </w:p>
-    <w:p>
-      <w:pPr>
-        <w:spacing w:after="120" w:line="240" w:lineRule="auto"/>
         <w:jc w:val="both"/>
         <w:rPr>
           <w:rFonts w:ascii="Times New Roman" w:eastAsia="Times New Roman" w:hAnsi="Times New Roman" w:cs="Times New Roman"/>
@@ -5656,17 +5542,7 @@
           <w:szCs w:val="24"/>
           <w:u w:val="single"/>
         </w:rPr>
-        <w:t xml:space="preserve">[Господи, Боже наш! Згадай нас грішних і недостойних слуг твоїх, коли призиваємо святе ім'я твоє, і не осороми нас, коли очікуємо милости твоєї, але вислухай, </w:t>
-      </w:r>
-      <w:r>
-        <w:rPr>
-          <w:rFonts w:ascii="Times New Roman" w:eastAsia="Times New Roman" w:hAnsi="Times New Roman" w:cs="Times New Roman"/>
-          <w:sz w:val="24"/>
-          <w:szCs w:val="24"/>
-          <w:u w:val="single"/>
-        </w:rPr>
-        <w:lastRenderedPageBreak/>
-        <w:t>Господи, усі наші спасенні прохання, і вчини нас достойними любити і боятися тебе від усього серця нашого і творити в усьому волю твою.]</w:t>
+        <w:t>[Господи, Боже наш! Згадай нас грішних і недостойних слуг твоїх, коли призиваємо святе ім'я твоє, і не осороми нас, коли очікуємо милости твоєї, але вислухай, Господи, усі наші спасенні прохання, і вчини нас достойними любити і боятися тебе від усього серця нашого і творити в усьому волю твою.]</w:t>
       </w:r>
     </w:p>
     <w:p>
@@ -5743,6 +5619,7 @@
           <w:sz w:val="24"/>
           <w:szCs w:val="24"/>
         </w:rPr>
+        <w:lastRenderedPageBreak/>
         <w:t>Середній відпуст</w:t>
       </w:r>
     </w:p>
@@ -5900,11 +5777,18 @@
           <w:rFonts w:ascii="Times New Roman" w:hAnsi="Times New Roman"/>
           <w:sz w:val="24"/>
         </w:rPr>
-        <w:t xml:space="preserve"> Христос, істинний Бог наш - молитвами пречистої Своєї Матері, силою чесного і животворчого хреста, заступництвом святих славних і всехвальних апостолів, і святого, </w:t>
+        <w:t xml:space="preserve"> </w:t>
       </w:r>
       <w:r>
         <w:rPr>
           <w:rFonts w:ascii="Times New Roman" w:hAnsi="Times New Roman"/>
+          <w:sz w:val="24"/>
+        </w:rPr>
+        <w:t xml:space="preserve">Христос, істинний Бог наш - молитвами пречистої Своєї Матері, силою чесного і животворчого хреста, заступництвом святих славних і всехвальних апостолів, і святого, </w:t>
+      </w:r>
+      <w:r>
+        <w:rPr>
+          <w:rFonts w:ascii="Times New Roman" w:hAnsi="Times New Roman"/>
           <w:i/>
           <w:color w:val="FF0000"/>
           <w:sz w:val="24"/>
@@ -5916,7 +5800,14 @@
           <w:rFonts w:ascii="Times New Roman" w:hAnsi="Times New Roman"/>
           <w:sz w:val="24"/>
         </w:rPr>
-        <w:t>, і преподобного отця нашого Даниїла Стовпника, і всіх святих - помилує і спасе нас як благий і людинолюбний.</w:t>
+        <w:t xml:space="preserve">, і преподобного отця нашого Даниїла Стовпника, і всіх святих - помилує і </w:t>
+      </w:r>
+      <w:r>
+        <w:rPr>
+          <w:rFonts w:ascii="Times New Roman" w:hAnsi="Times New Roman"/>
+          <w:sz w:val="24"/>
+        </w:rPr>
+        <w:t>спасе нас як благий і людинолюбний.</w:t>
       </w:r>
     </w:p>
     <w:p>
@@ -6336,65 +6227,515 @@
           <w:sz w:val="24"/>
           <w:szCs w:val="24"/>
         </w:rPr>
+        <w:t>Я ліг собі й заснув, і пробудився,* бо Господь мене зберігає.</w:t>
+      </w:r>
+    </w:p>
+    <w:p>
+      <w:pPr>
+        <w:spacing w:after="120" w:line="240" w:lineRule="auto"/>
+        <w:jc w:val="both"/>
+        <w:rPr>
+          <w:rFonts w:ascii="Times New Roman" w:eastAsia="Times New Roman" w:hAnsi="Times New Roman" w:cs="Times New Roman"/>
+          <w:sz w:val="24"/>
+          <w:szCs w:val="24"/>
+        </w:rPr>
+      </w:pPr>
+      <w:r>
+        <w:rPr>
+          <w:rFonts w:ascii="Times New Roman" w:eastAsia="Times New Roman" w:hAnsi="Times New Roman" w:cs="Times New Roman"/>
+          <w:sz w:val="24"/>
+          <w:szCs w:val="24"/>
+        </w:rPr>
+        <w:t>Я не боюся безлічі людей,* що навколо мене обсіли.</w:t>
+      </w:r>
+    </w:p>
+    <w:p>
+      <w:pPr>
+        <w:spacing w:after="120" w:line="240" w:lineRule="auto"/>
+        <w:jc w:val="both"/>
+        <w:rPr>
+          <w:rFonts w:ascii="Times New Roman" w:eastAsia="Times New Roman" w:hAnsi="Times New Roman" w:cs="Times New Roman"/>
+          <w:sz w:val="24"/>
+          <w:szCs w:val="24"/>
+        </w:rPr>
+      </w:pPr>
+      <w:r>
+        <w:rPr>
+          <w:rFonts w:ascii="Times New Roman" w:eastAsia="Times New Roman" w:hAnsi="Times New Roman" w:cs="Times New Roman"/>
+          <w:sz w:val="24"/>
+          <w:szCs w:val="24"/>
+        </w:rPr>
+        <w:t>Воскресни, Господи, спаси мене, мій Боже!* По щелепах вдарив ти всіх ворогів моїх, розторощив зуби злих.</w:t>
+      </w:r>
+    </w:p>
+    <w:p>
+      <w:pPr>
+        <w:spacing w:after="120" w:line="240" w:lineRule="auto"/>
+        <w:jc w:val="both"/>
+        <w:rPr>
+          <w:rFonts w:ascii="Times New Roman" w:eastAsia="Times New Roman" w:hAnsi="Times New Roman" w:cs="Times New Roman"/>
+          <w:sz w:val="24"/>
+          <w:szCs w:val="24"/>
+        </w:rPr>
+      </w:pPr>
+      <w:r>
+        <w:rPr>
+          <w:rFonts w:ascii="Times New Roman" w:eastAsia="Times New Roman" w:hAnsi="Times New Roman" w:cs="Times New Roman"/>
+          <w:sz w:val="24"/>
+          <w:szCs w:val="24"/>
+        </w:rPr>
+        <w:t>У Господа спасіння,* і на твій народ – благословення твоє.</w:t>
+      </w:r>
+    </w:p>
+    <w:p>
+      <w:pPr>
+        <w:spacing w:after="120" w:line="240" w:lineRule="auto"/>
+        <w:jc w:val="center"/>
+        <w:rPr>
+          <w:rFonts w:ascii="Times New Roman" w:eastAsia="Times New Roman" w:hAnsi="Times New Roman" w:cs="Times New Roman"/>
+          <w:sz w:val="24"/>
+          <w:szCs w:val="24"/>
+        </w:rPr>
+      </w:pPr>
+      <w:r>
+        <w:rPr>
+          <w:rFonts w:ascii="Times New Roman" w:eastAsia="Times New Roman" w:hAnsi="Times New Roman" w:cs="Times New Roman"/>
+          <w:b/>
+          <w:i/>
+          <w:color w:val="FF0000"/>
+          <w:sz w:val="24"/>
+          <w:szCs w:val="24"/>
+        </w:rPr>
         <w:lastRenderedPageBreak/>
-        <w:t>Я ліг собі й заснув, і пробудився,* бо Господь мене зберігає.</w:t>
-      </w:r>
-    </w:p>
-    <w:p>
-      <w:pPr>
-        <w:spacing w:after="120" w:line="240" w:lineRule="auto"/>
-        <w:jc w:val="both"/>
-        <w:rPr>
-          <w:rFonts w:ascii="Times New Roman" w:eastAsia="Times New Roman" w:hAnsi="Times New Roman" w:cs="Times New Roman"/>
-          <w:sz w:val="24"/>
-          <w:szCs w:val="24"/>
-        </w:rPr>
-      </w:pPr>
-      <w:r>
-        <w:rPr>
-          <w:rFonts w:ascii="Times New Roman" w:eastAsia="Times New Roman" w:hAnsi="Times New Roman" w:cs="Times New Roman"/>
-          <w:sz w:val="24"/>
-          <w:szCs w:val="24"/>
-        </w:rPr>
-        <w:t>Я не боюся безлічі людей,* що навколо мене обсіли.</w:t>
-      </w:r>
-    </w:p>
-    <w:p>
-      <w:pPr>
-        <w:spacing w:after="120" w:line="240" w:lineRule="auto"/>
-        <w:jc w:val="both"/>
-        <w:rPr>
-          <w:rFonts w:ascii="Times New Roman" w:eastAsia="Times New Roman" w:hAnsi="Times New Roman" w:cs="Times New Roman"/>
-          <w:sz w:val="24"/>
-          <w:szCs w:val="24"/>
-        </w:rPr>
-      </w:pPr>
-      <w:r>
-        <w:rPr>
-          <w:rFonts w:ascii="Times New Roman" w:eastAsia="Times New Roman" w:hAnsi="Times New Roman" w:cs="Times New Roman"/>
-          <w:sz w:val="24"/>
-          <w:szCs w:val="24"/>
-        </w:rPr>
-        <w:t>Воскресни, Господи, спаси мене, мій Боже!* По щелепах вдарив ти всіх ворогів моїх, розторощив зуби злих.</w:t>
-      </w:r>
-    </w:p>
-    <w:p>
-      <w:pPr>
-        <w:spacing w:after="120" w:line="240" w:lineRule="auto"/>
-        <w:jc w:val="both"/>
-        <w:rPr>
-          <w:rFonts w:ascii="Times New Roman" w:eastAsia="Times New Roman" w:hAnsi="Times New Roman" w:cs="Times New Roman"/>
-          <w:sz w:val="24"/>
-          <w:szCs w:val="24"/>
-        </w:rPr>
-      </w:pPr>
-      <w:r>
-        <w:rPr>
-          <w:rFonts w:ascii="Times New Roman" w:eastAsia="Times New Roman" w:hAnsi="Times New Roman" w:cs="Times New Roman"/>
-          <w:sz w:val="24"/>
-          <w:szCs w:val="24"/>
-        </w:rPr>
-        <w:t>У Господа спасіння,* і на твій народ – благословення твоє.</w:t>
+        <w:t xml:space="preserve">Псалом 37 </w:t>
+      </w:r>
+      <w:r>
+        <w:rPr>
+          <w:rFonts w:ascii="Times New Roman" w:eastAsia="Times New Roman" w:hAnsi="Times New Roman" w:cs="Times New Roman"/>
+          <w:i/>
+          <w:color w:val="FF0000"/>
+          <w:sz w:val="24"/>
+          <w:szCs w:val="24"/>
+        </w:rPr>
+        <w:t>(У вівторок)</w:t>
+      </w:r>
+    </w:p>
+    <w:p>
+      <w:pPr>
+        <w:spacing w:after="120" w:line="240" w:lineRule="auto"/>
+        <w:jc w:val="both"/>
+        <w:rPr>
+          <w:rFonts w:ascii="Times New Roman" w:eastAsia="Times New Roman" w:hAnsi="Times New Roman" w:cs="Times New Roman"/>
+          <w:sz w:val="24"/>
+          <w:szCs w:val="24"/>
+        </w:rPr>
+      </w:pPr>
+      <w:r>
+        <w:rPr>
+          <w:rFonts w:ascii="Times New Roman" w:eastAsia="Times New Roman" w:hAnsi="Times New Roman" w:cs="Times New Roman"/>
+          <w:sz w:val="24"/>
+          <w:szCs w:val="24"/>
+        </w:rPr>
+        <w:t>О Господи, не докоряй мені в твоїм гніві,* і не карай мене в твоїм обуренні.</w:t>
+      </w:r>
+    </w:p>
+    <w:p>
+      <w:pPr>
+        <w:spacing w:after="120" w:line="240" w:lineRule="auto"/>
+        <w:jc w:val="both"/>
+        <w:rPr>
+          <w:rFonts w:ascii="Times New Roman" w:eastAsia="Times New Roman" w:hAnsi="Times New Roman" w:cs="Times New Roman"/>
+          <w:sz w:val="24"/>
+          <w:szCs w:val="24"/>
+        </w:rPr>
+      </w:pPr>
+      <w:r>
+        <w:rPr>
+          <w:rFonts w:ascii="Times New Roman" w:eastAsia="Times New Roman" w:hAnsi="Times New Roman" w:cs="Times New Roman"/>
+          <w:sz w:val="24"/>
+          <w:szCs w:val="24"/>
+        </w:rPr>
+        <w:t>Бо твої стріли мене прошили,* і рука твоя спустилася на мене.</w:t>
+      </w:r>
+    </w:p>
+    <w:p>
+      <w:pPr>
+        <w:spacing w:after="120" w:line="240" w:lineRule="auto"/>
+        <w:jc w:val="both"/>
+        <w:rPr>
+          <w:rFonts w:ascii="Times New Roman" w:eastAsia="Times New Roman" w:hAnsi="Times New Roman" w:cs="Times New Roman"/>
+          <w:sz w:val="24"/>
+          <w:szCs w:val="24"/>
+        </w:rPr>
+      </w:pPr>
+      <w:r>
+        <w:rPr>
+          <w:rFonts w:ascii="Times New Roman" w:eastAsia="Times New Roman" w:hAnsi="Times New Roman" w:cs="Times New Roman"/>
+          <w:sz w:val="24"/>
+          <w:szCs w:val="24"/>
+        </w:rPr>
+        <w:t>Нема здорового нічого на моїм тілі з-за гніву твого;* немає цілого нічого в моїх костях із-за гріху мого.</w:t>
+      </w:r>
+    </w:p>
+    <w:p>
+      <w:pPr>
+        <w:spacing w:after="120" w:line="240" w:lineRule="auto"/>
+        <w:jc w:val="both"/>
+        <w:rPr>
+          <w:rFonts w:ascii="Times New Roman" w:eastAsia="Times New Roman" w:hAnsi="Times New Roman" w:cs="Times New Roman"/>
+          <w:sz w:val="24"/>
+          <w:szCs w:val="24"/>
+        </w:rPr>
+      </w:pPr>
+      <w:r>
+        <w:rPr>
+          <w:rFonts w:ascii="Times New Roman" w:eastAsia="Times New Roman" w:hAnsi="Times New Roman" w:cs="Times New Roman"/>
+          <w:sz w:val="24"/>
+          <w:szCs w:val="24"/>
+        </w:rPr>
+        <w:t>Бо мої провини голову мою перевищили,* немов важкий тягар, що тяжить над мою силу.</w:t>
+      </w:r>
+    </w:p>
+    <w:p>
+      <w:pPr>
+        <w:spacing w:after="120" w:line="240" w:lineRule="auto"/>
+        <w:jc w:val="both"/>
+        <w:rPr>
+          <w:rFonts w:ascii="Times New Roman" w:eastAsia="Times New Roman" w:hAnsi="Times New Roman" w:cs="Times New Roman"/>
+          <w:sz w:val="24"/>
+          <w:szCs w:val="24"/>
+        </w:rPr>
+      </w:pPr>
+      <w:r>
+        <w:rPr>
+          <w:rFonts w:ascii="Times New Roman" w:eastAsia="Times New Roman" w:hAnsi="Times New Roman" w:cs="Times New Roman"/>
+          <w:sz w:val="24"/>
+          <w:szCs w:val="24"/>
+        </w:rPr>
+        <w:t>Смердять, загнивши, мої рани,* задля мого нерозуму.</w:t>
+      </w:r>
+    </w:p>
+    <w:p>
+      <w:pPr>
+        <w:spacing w:after="120" w:line="240" w:lineRule="auto"/>
+        <w:jc w:val="both"/>
+        <w:rPr>
+          <w:rFonts w:ascii="Times New Roman" w:eastAsia="Times New Roman" w:hAnsi="Times New Roman" w:cs="Times New Roman"/>
+          <w:sz w:val="24"/>
+          <w:szCs w:val="24"/>
+        </w:rPr>
+      </w:pPr>
+      <w:r>
+        <w:rPr>
+          <w:rFonts w:ascii="Times New Roman" w:eastAsia="Times New Roman" w:hAnsi="Times New Roman" w:cs="Times New Roman"/>
+          <w:sz w:val="24"/>
+          <w:szCs w:val="24"/>
+        </w:rPr>
+        <w:t>Принижений, зігнувсь я вельми,* повсякденно сумний ходжу я.</w:t>
+      </w:r>
+    </w:p>
+    <w:p>
+      <w:pPr>
+        <w:spacing w:after="120" w:line="240" w:lineRule="auto"/>
+        <w:jc w:val="both"/>
+        <w:rPr>
+          <w:rFonts w:ascii="Times New Roman" w:eastAsia="Times New Roman" w:hAnsi="Times New Roman" w:cs="Times New Roman"/>
+          <w:sz w:val="24"/>
+          <w:szCs w:val="24"/>
+        </w:rPr>
+      </w:pPr>
+      <w:r>
+        <w:rPr>
+          <w:rFonts w:ascii="Times New Roman" w:eastAsia="Times New Roman" w:hAnsi="Times New Roman" w:cs="Times New Roman"/>
+          <w:sz w:val="24"/>
+          <w:szCs w:val="24"/>
+        </w:rPr>
+        <w:t>Бо нутро моє повне жару,* і здорового нема нічого на моїм тілі.</w:t>
+      </w:r>
+    </w:p>
+    <w:p>
+      <w:pPr>
+        <w:spacing w:after="120" w:line="240" w:lineRule="auto"/>
+        <w:jc w:val="both"/>
+        <w:rPr>
+          <w:rFonts w:ascii="Times New Roman" w:eastAsia="Times New Roman" w:hAnsi="Times New Roman" w:cs="Times New Roman"/>
+          <w:sz w:val="24"/>
+          <w:szCs w:val="24"/>
+        </w:rPr>
+      </w:pPr>
+      <w:r>
+        <w:rPr>
+          <w:rFonts w:ascii="Times New Roman" w:eastAsia="Times New Roman" w:hAnsi="Times New Roman" w:cs="Times New Roman"/>
+          <w:sz w:val="24"/>
+          <w:szCs w:val="24"/>
+        </w:rPr>
+        <w:t>Зомлів я, розбитий понад міру,* і скиглю від стогону серця мого.</w:t>
+      </w:r>
+    </w:p>
+    <w:p>
+      <w:pPr>
+        <w:spacing w:after="120" w:line="240" w:lineRule="auto"/>
+        <w:jc w:val="both"/>
+        <w:rPr>
+          <w:rFonts w:ascii="Times New Roman" w:eastAsia="Times New Roman" w:hAnsi="Times New Roman" w:cs="Times New Roman"/>
+          <w:sz w:val="24"/>
+          <w:szCs w:val="24"/>
+        </w:rPr>
+      </w:pPr>
+      <w:r>
+        <w:rPr>
+          <w:rFonts w:ascii="Times New Roman" w:eastAsia="Times New Roman" w:hAnsi="Times New Roman" w:cs="Times New Roman"/>
+          <w:sz w:val="24"/>
+          <w:szCs w:val="24"/>
+        </w:rPr>
+        <w:t>О Господи, перед тобою все моє бажання,* і стогін мій від тебе не скритий.</w:t>
+      </w:r>
+    </w:p>
+    <w:p>
+      <w:pPr>
+        <w:spacing w:after="120" w:line="240" w:lineRule="auto"/>
+        <w:jc w:val="both"/>
+        <w:rPr>
+          <w:rFonts w:ascii="Times New Roman" w:eastAsia="Times New Roman" w:hAnsi="Times New Roman" w:cs="Times New Roman"/>
+          <w:sz w:val="24"/>
+          <w:szCs w:val="24"/>
+        </w:rPr>
+      </w:pPr>
+      <w:r>
+        <w:rPr>
+          <w:rFonts w:ascii="Times New Roman" w:eastAsia="Times New Roman" w:hAnsi="Times New Roman" w:cs="Times New Roman"/>
+          <w:sz w:val="24"/>
+          <w:szCs w:val="24"/>
+        </w:rPr>
+        <w:t>Серце моє розколотилось, сила мене полишила,* і навіть очей моїх світло, – і того вже нема в мене.</w:t>
+      </w:r>
+    </w:p>
+    <w:p>
+      <w:pPr>
+        <w:spacing w:after="120" w:line="240" w:lineRule="auto"/>
+        <w:jc w:val="both"/>
+        <w:rPr>
+          <w:rFonts w:ascii="Times New Roman" w:eastAsia="Times New Roman" w:hAnsi="Times New Roman" w:cs="Times New Roman"/>
+          <w:sz w:val="24"/>
+          <w:szCs w:val="24"/>
+        </w:rPr>
+      </w:pPr>
+      <w:r>
+        <w:rPr>
+          <w:rFonts w:ascii="Times New Roman" w:eastAsia="Times New Roman" w:hAnsi="Times New Roman" w:cs="Times New Roman"/>
+          <w:sz w:val="24"/>
+          <w:szCs w:val="24"/>
+        </w:rPr>
+        <w:t>Друзі мої та приятелі далекі від моєї рани,* і родичі мої стоять оподаль.</w:t>
+      </w:r>
+    </w:p>
+    <w:p>
+      <w:pPr>
+        <w:spacing w:after="120" w:line="240" w:lineRule="auto"/>
+        <w:jc w:val="both"/>
+        <w:rPr>
+          <w:rFonts w:ascii="Times New Roman" w:eastAsia="Times New Roman" w:hAnsi="Times New Roman" w:cs="Times New Roman"/>
+          <w:sz w:val="24"/>
+          <w:szCs w:val="24"/>
+        </w:rPr>
+      </w:pPr>
+      <w:r>
+        <w:rPr>
+          <w:rFonts w:ascii="Times New Roman" w:eastAsia="Times New Roman" w:hAnsi="Times New Roman" w:cs="Times New Roman"/>
+          <w:sz w:val="24"/>
+          <w:szCs w:val="24"/>
+        </w:rPr>
+        <w:t>І ті, що на моє життя зазіхають, тенета наставляють,* і ті, що бажають мені нещастя, говорять про погибель, увесь час міркують лукаве.</w:t>
+      </w:r>
+    </w:p>
+    <w:p>
+      <w:pPr>
+        <w:spacing w:after="120" w:line="240" w:lineRule="auto"/>
+        <w:jc w:val="both"/>
+        <w:rPr>
+          <w:rFonts w:ascii="Times New Roman" w:eastAsia="Times New Roman" w:hAnsi="Times New Roman" w:cs="Times New Roman"/>
+          <w:sz w:val="24"/>
+          <w:szCs w:val="24"/>
+        </w:rPr>
+      </w:pPr>
+      <w:r>
+        <w:rPr>
+          <w:rFonts w:ascii="Times New Roman" w:eastAsia="Times New Roman" w:hAnsi="Times New Roman" w:cs="Times New Roman"/>
+          <w:sz w:val="24"/>
+          <w:szCs w:val="24"/>
+        </w:rPr>
+        <w:t>Я, немов глухий, не чую,* і як німий, що уст своїх не відкриває.</w:t>
+      </w:r>
+    </w:p>
+    <w:p>
+      <w:pPr>
+        <w:spacing w:after="120" w:line="240" w:lineRule="auto"/>
+        <w:jc w:val="both"/>
+        <w:rPr>
+          <w:rFonts w:ascii="Times New Roman" w:eastAsia="Times New Roman" w:hAnsi="Times New Roman" w:cs="Times New Roman"/>
+          <w:sz w:val="24"/>
+          <w:szCs w:val="24"/>
+        </w:rPr>
+      </w:pPr>
+      <w:r>
+        <w:rPr>
+          <w:rFonts w:ascii="Times New Roman" w:eastAsia="Times New Roman" w:hAnsi="Times New Roman" w:cs="Times New Roman"/>
+          <w:sz w:val="24"/>
+          <w:szCs w:val="24"/>
+        </w:rPr>
+        <w:t>Я став, немов людина, що не чує,* в устах якої одвіту немає.</w:t>
+      </w:r>
+    </w:p>
+    <w:p>
+      <w:pPr>
+        <w:spacing w:after="120" w:line="240" w:lineRule="auto"/>
+        <w:jc w:val="both"/>
+        <w:rPr>
+          <w:rFonts w:ascii="Times New Roman" w:eastAsia="Times New Roman" w:hAnsi="Times New Roman" w:cs="Times New Roman"/>
+          <w:sz w:val="24"/>
+          <w:szCs w:val="24"/>
+        </w:rPr>
+      </w:pPr>
+      <w:r>
+        <w:rPr>
+          <w:rFonts w:ascii="Times New Roman" w:eastAsia="Times New Roman" w:hAnsi="Times New Roman" w:cs="Times New Roman"/>
+          <w:sz w:val="24"/>
+          <w:szCs w:val="24"/>
+        </w:rPr>
+        <w:t>На тебе бо, о Господи, я уповаю,* ти вислухаєш мене, Господи, мій Боже.</w:t>
+      </w:r>
+    </w:p>
+    <w:p>
+      <w:pPr>
+        <w:spacing w:after="120" w:line="240" w:lineRule="auto"/>
+        <w:jc w:val="both"/>
+        <w:rPr>
+          <w:rFonts w:ascii="Times New Roman" w:eastAsia="Times New Roman" w:hAnsi="Times New Roman" w:cs="Times New Roman"/>
+          <w:sz w:val="24"/>
+          <w:szCs w:val="24"/>
+        </w:rPr>
+      </w:pPr>
+      <w:r>
+        <w:rPr>
+          <w:rFonts w:ascii="Times New Roman" w:eastAsia="Times New Roman" w:hAnsi="Times New Roman" w:cs="Times New Roman"/>
+          <w:sz w:val="24"/>
+          <w:szCs w:val="24"/>
+        </w:rPr>
+        <w:t>Кажу бо: Нехай не втішаються наді мною, як захитається моя нога,* нехай не несуться проти мене.</w:t>
+      </w:r>
+    </w:p>
+    <w:p>
+      <w:pPr>
+        <w:spacing w:after="120" w:line="240" w:lineRule="auto"/>
+        <w:jc w:val="both"/>
+        <w:rPr>
+          <w:rFonts w:ascii="Times New Roman" w:eastAsia="Times New Roman" w:hAnsi="Times New Roman" w:cs="Times New Roman"/>
+          <w:sz w:val="24"/>
+          <w:szCs w:val="24"/>
+        </w:rPr>
+      </w:pPr>
+      <w:r>
+        <w:rPr>
+          <w:rFonts w:ascii="Times New Roman" w:eastAsia="Times New Roman" w:hAnsi="Times New Roman" w:cs="Times New Roman"/>
+          <w:sz w:val="24"/>
+          <w:szCs w:val="24"/>
+        </w:rPr>
+        <w:t>Я бо ось-ось уже маю впасти,* і біль мій передо мною завжди.</w:t>
+      </w:r>
+    </w:p>
+    <w:p>
+      <w:pPr>
+        <w:spacing w:after="120" w:line="240" w:lineRule="auto"/>
+        <w:jc w:val="both"/>
+        <w:rPr>
+          <w:rFonts w:ascii="Times New Roman" w:eastAsia="Times New Roman" w:hAnsi="Times New Roman" w:cs="Times New Roman"/>
+          <w:sz w:val="24"/>
+          <w:szCs w:val="24"/>
+        </w:rPr>
+      </w:pPr>
+      <w:r>
+        <w:rPr>
+          <w:rFonts w:ascii="Times New Roman" w:eastAsia="Times New Roman" w:hAnsi="Times New Roman" w:cs="Times New Roman"/>
+          <w:sz w:val="24"/>
+          <w:szCs w:val="24"/>
+        </w:rPr>
+        <w:t>Я бо провину мою визнаю,* і гріхом моїм журюся.</w:t>
+      </w:r>
+    </w:p>
+    <w:p>
+      <w:pPr>
+        <w:spacing w:after="120" w:line="240" w:lineRule="auto"/>
+        <w:jc w:val="both"/>
+        <w:rPr>
+          <w:rFonts w:ascii="Times New Roman" w:eastAsia="Times New Roman" w:hAnsi="Times New Roman" w:cs="Times New Roman"/>
+          <w:sz w:val="24"/>
+          <w:szCs w:val="24"/>
+        </w:rPr>
+      </w:pPr>
+      <w:r>
+        <w:rPr>
+          <w:rFonts w:ascii="Times New Roman" w:eastAsia="Times New Roman" w:hAnsi="Times New Roman" w:cs="Times New Roman"/>
+          <w:sz w:val="24"/>
+          <w:szCs w:val="24"/>
+        </w:rPr>
+        <w:t>А ті, що без причини зо мною ворогують, ростуть на силі,* чимало тих, що мене безпідставно ненавидять.</w:t>
+      </w:r>
+    </w:p>
+    <w:p>
+      <w:pPr>
+        <w:spacing w:after="120" w:line="240" w:lineRule="auto"/>
+        <w:jc w:val="both"/>
+        <w:rPr>
+          <w:rFonts w:ascii="Times New Roman" w:eastAsia="Times New Roman" w:hAnsi="Times New Roman" w:cs="Times New Roman"/>
+          <w:sz w:val="24"/>
+          <w:szCs w:val="24"/>
+        </w:rPr>
+      </w:pPr>
+      <w:r>
+        <w:rPr>
+          <w:rFonts w:ascii="Times New Roman" w:eastAsia="Times New Roman" w:hAnsi="Times New Roman" w:cs="Times New Roman"/>
+          <w:sz w:val="24"/>
+          <w:szCs w:val="24"/>
+        </w:rPr>
+        <w:t>І ті, що злом оддячують за добро,* вони проти мене, бо я про добро дбаю.</w:t>
+      </w:r>
+    </w:p>
+    <w:p>
+      <w:pPr>
+        <w:spacing w:after="120" w:line="240" w:lineRule="auto"/>
+        <w:jc w:val="both"/>
+        <w:rPr>
+          <w:rFonts w:ascii="Times New Roman" w:eastAsia="Times New Roman" w:hAnsi="Times New Roman" w:cs="Times New Roman"/>
+          <w:sz w:val="24"/>
+          <w:szCs w:val="24"/>
+        </w:rPr>
+      </w:pPr>
+      <w:r>
+        <w:rPr>
+          <w:rFonts w:ascii="Times New Roman" w:eastAsia="Times New Roman" w:hAnsi="Times New Roman" w:cs="Times New Roman"/>
+          <w:sz w:val="24"/>
+          <w:szCs w:val="24"/>
+        </w:rPr>
+        <w:t>Не покидай мене, о Господи,* не віддаляйся від мене, мій Боже.</w:t>
+      </w:r>
+    </w:p>
+    <w:p>
+      <w:pPr>
+        <w:spacing w:after="120" w:line="240" w:lineRule="auto"/>
+        <w:jc w:val="both"/>
+        <w:rPr>
+          <w:rFonts w:ascii="Times New Roman" w:eastAsia="Times New Roman" w:hAnsi="Times New Roman" w:cs="Times New Roman"/>
+          <w:sz w:val="24"/>
+          <w:szCs w:val="24"/>
+        </w:rPr>
+      </w:pPr>
+      <w:r>
+        <w:rPr>
+          <w:rFonts w:ascii="Times New Roman" w:eastAsia="Times New Roman" w:hAnsi="Times New Roman" w:cs="Times New Roman"/>
+          <w:sz w:val="24"/>
+          <w:szCs w:val="24"/>
+        </w:rPr>
+        <w:t>Поспіши мені на допомогу,* Господи, моє спасіння.</w:t>
       </w:r>
     </w:p>
     <w:p>
@@ -6416,7 +6757,7 @@
           <w:sz w:val="24"/>
           <w:szCs w:val="24"/>
         </w:rPr>
-        <w:t xml:space="preserve">Псалом 37 </w:t>
+        <w:t xml:space="preserve">Псалом 62 </w:t>
       </w:r>
       <w:r>
         <w:rPr>
@@ -6426,426 +6767,355 @@
           <w:sz w:val="24"/>
           <w:szCs w:val="24"/>
         </w:rPr>
-        <w:t>(У вівторок)</w:t>
-      </w:r>
-    </w:p>
-    <w:p>
-      <w:pPr>
-        <w:spacing w:after="120" w:line="240" w:lineRule="auto"/>
-        <w:jc w:val="both"/>
-        <w:rPr>
-          <w:rFonts w:ascii="Times New Roman" w:eastAsia="Times New Roman" w:hAnsi="Times New Roman" w:cs="Times New Roman"/>
-          <w:sz w:val="24"/>
-          <w:szCs w:val="24"/>
-        </w:rPr>
-      </w:pPr>
-      <w:r>
-        <w:rPr>
-          <w:rFonts w:ascii="Times New Roman" w:eastAsia="Times New Roman" w:hAnsi="Times New Roman" w:cs="Times New Roman"/>
-          <w:sz w:val="24"/>
-          <w:szCs w:val="24"/>
-        </w:rPr>
-        <w:t>О Господи, не докоряй мені в твоїм гніві,* і не карай мене в твоїм обуренні.</w:t>
-      </w:r>
-    </w:p>
-    <w:p>
-      <w:pPr>
-        <w:spacing w:after="120" w:line="240" w:lineRule="auto"/>
-        <w:jc w:val="both"/>
-        <w:rPr>
-          <w:rFonts w:ascii="Times New Roman" w:eastAsia="Times New Roman" w:hAnsi="Times New Roman" w:cs="Times New Roman"/>
-          <w:sz w:val="24"/>
-          <w:szCs w:val="24"/>
-        </w:rPr>
-      </w:pPr>
-      <w:r>
-        <w:rPr>
-          <w:rFonts w:ascii="Times New Roman" w:eastAsia="Times New Roman" w:hAnsi="Times New Roman" w:cs="Times New Roman"/>
-          <w:sz w:val="24"/>
-          <w:szCs w:val="24"/>
-        </w:rPr>
-        <w:t>Бо твої стріли мене прошили,* і рука твоя спустилася на мене.</w:t>
-      </w:r>
-    </w:p>
-    <w:p>
-      <w:pPr>
-        <w:spacing w:after="120" w:line="240" w:lineRule="auto"/>
-        <w:jc w:val="both"/>
-        <w:rPr>
-          <w:rFonts w:ascii="Times New Roman" w:eastAsia="Times New Roman" w:hAnsi="Times New Roman" w:cs="Times New Roman"/>
-          <w:sz w:val="24"/>
-          <w:szCs w:val="24"/>
-        </w:rPr>
-      </w:pPr>
-      <w:r>
-        <w:rPr>
-          <w:rFonts w:ascii="Times New Roman" w:eastAsia="Times New Roman" w:hAnsi="Times New Roman" w:cs="Times New Roman"/>
-          <w:sz w:val="24"/>
-          <w:szCs w:val="24"/>
-        </w:rPr>
-        <w:t>Нема здорового нічого на моїм тілі з-за гніву твого;* немає цілого нічого в моїх костях із-за гріху мого.</w:t>
-      </w:r>
-    </w:p>
-    <w:p>
-      <w:pPr>
-        <w:spacing w:after="120" w:line="240" w:lineRule="auto"/>
-        <w:jc w:val="both"/>
-        <w:rPr>
-          <w:rFonts w:ascii="Times New Roman" w:eastAsia="Times New Roman" w:hAnsi="Times New Roman" w:cs="Times New Roman"/>
-          <w:sz w:val="24"/>
-          <w:szCs w:val="24"/>
-        </w:rPr>
-      </w:pPr>
-      <w:r>
-        <w:rPr>
-          <w:rFonts w:ascii="Times New Roman" w:eastAsia="Times New Roman" w:hAnsi="Times New Roman" w:cs="Times New Roman"/>
-          <w:sz w:val="24"/>
-          <w:szCs w:val="24"/>
-        </w:rPr>
-        <w:t>Бо мої провини голову мою перевищили,* немов важкий тягар, що тяжить над мою силу.</w:t>
-      </w:r>
-    </w:p>
-    <w:p>
-      <w:pPr>
-        <w:spacing w:after="120" w:line="240" w:lineRule="auto"/>
-        <w:jc w:val="both"/>
-        <w:rPr>
-          <w:rFonts w:ascii="Times New Roman" w:eastAsia="Times New Roman" w:hAnsi="Times New Roman" w:cs="Times New Roman"/>
-          <w:sz w:val="24"/>
-          <w:szCs w:val="24"/>
-        </w:rPr>
-      </w:pPr>
-      <w:r>
-        <w:rPr>
-          <w:rFonts w:ascii="Times New Roman" w:eastAsia="Times New Roman" w:hAnsi="Times New Roman" w:cs="Times New Roman"/>
-          <w:sz w:val="24"/>
-          <w:szCs w:val="24"/>
-        </w:rPr>
-        <w:t>Смердять, загнивши, мої рани,* задля мого нерозуму.</w:t>
-      </w:r>
-    </w:p>
-    <w:p>
-      <w:pPr>
-        <w:spacing w:after="120" w:line="240" w:lineRule="auto"/>
-        <w:jc w:val="both"/>
-        <w:rPr>
-          <w:rFonts w:ascii="Times New Roman" w:eastAsia="Times New Roman" w:hAnsi="Times New Roman" w:cs="Times New Roman"/>
-          <w:sz w:val="24"/>
-          <w:szCs w:val="24"/>
-        </w:rPr>
-      </w:pPr>
-      <w:r>
-        <w:rPr>
-          <w:rFonts w:ascii="Times New Roman" w:eastAsia="Times New Roman" w:hAnsi="Times New Roman" w:cs="Times New Roman"/>
-          <w:sz w:val="24"/>
-          <w:szCs w:val="24"/>
-        </w:rPr>
-        <w:t>Принижений, зігнувсь я вельми,* повсякденно сумний ходжу я.</w:t>
-      </w:r>
-    </w:p>
-    <w:p>
-      <w:pPr>
-        <w:spacing w:after="120" w:line="240" w:lineRule="auto"/>
-        <w:jc w:val="both"/>
-        <w:rPr>
-          <w:rFonts w:ascii="Times New Roman" w:eastAsia="Times New Roman" w:hAnsi="Times New Roman" w:cs="Times New Roman"/>
-          <w:sz w:val="24"/>
-          <w:szCs w:val="24"/>
-        </w:rPr>
-      </w:pPr>
-      <w:r>
-        <w:rPr>
-          <w:rFonts w:ascii="Times New Roman" w:eastAsia="Times New Roman" w:hAnsi="Times New Roman" w:cs="Times New Roman"/>
-          <w:sz w:val="24"/>
-          <w:szCs w:val="24"/>
-        </w:rPr>
-        <w:t>Бо нутро моє повне жару,* і здорового нема нічого на моїм тілі.</w:t>
-      </w:r>
-    </w:p>
-    <w:p>
-      <w:pPr>
-        <w:spacing w:after="120" w:line="240" w:lineRule="auto"/>
-        <w:jc w:val="both"/>
-        <w:rPr>
-          <w:rFonts w:ascii="Times New Roman" w:eastAsia="Times New Roman" w:hAnsi="Times New Roman" w:cs="Times New Roman"/>
-          <w:sz w:val="24"/>
-          <w:szCs w:val="24"/>
-        </w:rPr>
-      </w:pPr>
-      <w:r>
-        <w:rPr>
-          <w:rFonts w:ascii="Times New Roman" w:eastAsia="Times New Roman" w:hAnsi="Times New Roman" w:cs="Times New Roman"/>
-          <w:sz w:val="24"/>
-          <w:szCs w:val="24"/>
-        </w:rPr>
-        <w:t>Зомлів я, розбитий понад міру,* і скиглю від стогону серця мого.</w:t>
-      </w:r>
-    </w:p>
-    <w:p>
-      <w:pPr>
-        <w:spacing w:after="120" w:line="240" w:lineRule="auto"/>
-        <w:jc w:val="both"/>
-        <w:rPr>
-          <w:rFonts w:ascii="Times New Roman" w:eastAsia="Times New Roman" w:hAnsi="Times New Roman" w:cs="Times New Roman"/>
-          <w:sz w:val="24"/>
-          <w:szCs w:val="24"/>
-        </w:rPr>
-      </w:pPr>
-      <w:r>
-        <w:rPr>
-          <w:rFonts w:ascii="Times New Roman" w:eastAsia="Times New Roman" w:hAnsi="Times New Roman" w:cs="Times New Roman"/>
-          <w:sz w:val="24"/>
-          <w:szCs w:val="24"/>
-        </w:rPr>
-        <w:t>О Господи, перед тобою все моє бажання,* і стогін мій від тебе не скритий.</w:t>
-      </w:r>
-    </w:p>
-    <w:p>
-      <w:pPr>
-        <w:spacing w:after="120" w:line="240" w:lineRule="auto"/>
-        <w:jc w:val="both"/>
-        <w:rPr>
-          <w:rFonts w:ascii="Times New Roman" w:eastAsia="Times New Roman" w:hAnsi="Times New Roman" w:cs="Times New Roman"/>
-          <w:sz w:val="24"/>
-          <w:szCs w:val="24"/>
-        </w:rPr>
-      </w:pPr>
-      <w:r>
-        <w:rPr>
-          <w:rFonts w:ascii="Times New Roman" w:eastAsia="Times New Roman" w:hAnsi="Times New Roman" w:cs="Times New Roman"/>
-          <w:sz w:val="24"/>
-          <w:szCs w:val="24"/>
-        </w:rPr>
-        <w:t>Серце моє розколотилось, сила мене полишила,* і навіть очей моїх світло, – і того вже нема в мене.</w:t>
-      </w:r>
-    </w:p>
-    <w:p>
-      <w:pPr>
-        <w:spacing w:after="120" w:line="240" w:lineRule="auto"/>
-        <w:jc w:val="both"/>
-        <w:rPr>
-          <w:rFonts w:ascii="Times New Roman" w:eastAsia="Times New Roman" w:hAnsi="Times New Roman" w:cs="Times New Roman"/>
-          <w:sz w:val="24"/>
-          <w:szCs w:val="24"/>
-        </w:rPr>
-      </w:pPr>
-      <w:r>
-        <w:rPr>
-          <w:rFonts w:ascii="Times New Roman" w:eastAsia="Times New Roman" w:hAnsi="Times New Roman" w:cs="Times New Roman"/>
-          <w:sz w:val="24"/>
-          <w:szCs w:val="24"/>
-        </w:rPr>
-        <w:t>Друзі мої та приятелі далекі від моєї рани,* і родичі мої стоять оподаль.</w:t>
-      </w:r>
-    </w:p>
-    <w:p>
-      <w:pPr>
-        <w:spacing w:after="120" w:line="240" w:lineRule="auto"/>
-        <w:jc w:val="both"/>
-        <w:rPr>
-          <w:rFonts w:ascii="Times New Roman" w:eastAsia="Times New Roman" w:hAnsi="Times New Roman" w:cs="Times New Roman"/>
-          <w:sz w:val="24"/>
-          <w:szCs w:val="24"/>
-        </w:rPr>
-      </w:pPr>
-      <w:r>
-        <w:rPr>
-          <w:rFonts w:ascii="Times New Roman" w:eastAsia="Times New Roman" w:hAnsi="Times New Roman" w:cs="Times New Roman"/>
-          <w:sz w:val="24"/>
-          <w:szCs w:val="24"/>
-        </w:rPr>
-        <w:t>І ті, що на моє життя зазіхають, тенета наставляють,* і ті, що бажають мені нещастя, говорять про погибель, увесь час міркують лукаве.</w:t>
-      </w:r>
-    </w:p>
-    <w:p>
-      <w:pPr>
-        <w:spacing w:after="120" w:line="240" w:lineRule="auto"/>
-        <w:jc w:val="both"/>
-        <w:rPr>
-          <w:rFonts w:ascii="Times New Roman" w:eastAsia="Times New Roman" w:hAnsi="Times New Roman" w:cs="Times New Roman"/>
-          <w:sz w:val="24"/>
-          <w:szCs w:val="24"/>
-        </w:rPr>
-      </w:pPr>
-      <w:r>
-        <w:rPr>
-          <w:rFonts w:ascii="Times New Roman" w:eastAsia="Times New Roman" w:hAnsi="Times New Roman" w:cs="Times New Roman"/>
-          <w:sz w:val="24"/>
-          <w:szCs w:val="24"/>
-        </w:rPr>
-        <w:t>Я, немов глухий, не чую,* і як німий, що уст своїх не відкриває.</w:t>
-      </w:r>
-    </w:p>
-    <w:p>
-      <w:pPr>
-        <w:spacing w:after="120" w:line="240" w:lineRule="auto"/>
-        <w:jc w:val="both"/>
-        <w:rPr>
-          <w:rFonts w:ascii="Times New Roman" w:eastAsia="Times New Roman" w:hAnsi="Times New Roman" w:cs="Times New Roman"/>
-          <w:sz w:val="24"/>
-          <w:szCs w:val="24"/>
-        </w:rPr>
-      </w:pPr>
-      <w:r>
-        <w:rPr>
-          <w:rFonts w:ascii="Times New Roman" w:eastAsia="Times New Roman" w:hAnsi="Times New Roman" w:cs="Times New Roman"/>
-          <w:sz w:val="24"/>
-          <w:szCs w:val="24"/>
-        </w:rPr>
-        <w:t>Я став, немов людина, що не чує,* в устах якої одвіту немає.</w:t>
-      </w:r>
-    </w:p>
-    <w:p>
-      <w:pPr>
-        <w:spacing w:after="120" w:line="240" w:lineRule="auto"/>
-        <w:jc w:val="both"/>
-        <w:rPr>
-          <w:rFonts w:ascii="Times New Roman" w:eastAsia="Times New Roman" w:hAnsi="Times New Roman" w:cs="Times New Roman"/>
-          <w:sz w:val="24"/>
-          <w:szCs w:val="24"/>
-        </w:rPr>
-      </w:pPr>
-      <w:r>
-        <w:rPr>
-          <w:rFonts w:ascii="Times New Roman" w:eastAsia="Times New Roman" w:hAnsi="Times New Roman" w:cs="Times New Roman"/>
-          <w:sz w:val="24"/>
-          <w:szCs w:val="24"/>
-        </w:rPr>
-        <w:t>На тебе бо, о Господи, я уповаю,* ти вислухаєш мене, Господи, мій Боже.</w:t>
-      </w:r>
-    </w:p>
-    <w:p>
-      <w:pPr>
-        <w:spacing w:after="120" w:line="240" w:lineRule="auto"/>
-        <w:jc w:val="both"/>
-        <w:rPr>
-          <w:rFonts w:ascii="Times New Roman" w:eastAsia="Times New Roman" w:hAnsi="Times New Roman" w:cs="Times New Roman"/>
-          <w:sz w:val="24"/>
-          <w:szCs w:val="24"/>
-        </w:rPr>
-      </w:pPr>
-      <w:r>
-        <w:rPr>
-          <w:rFonts w:ascii="Times New Roman" w:eastAsia="Times New Roman" w:hAnsi="Times New Roman" w:cs="Times New Roman"/>
-          <w:sz w:val="24"/>
-          <w:szCs w:val="24"/>
-        </w:rPr>
-        <w:t>Кажу бо: Нехай не втішаються наді мною, як захитається моя нога,* нехай не несуться проти мене.</w:t>
-      </w:r>
-    </w:p>
-    <w:p>
-      <w:pPr>
-        <w:spacing w:after="120" w:line="240" w:lineRule="auto"/>
-        <w:jc w:val="both"/>
-        <w:rPr>
-          <w:rFonts w:ascii="Times New Roman" w:eastAsia="Times New Roman" w:hAnsi="Times New Roman" w:cs="Times New Roman"/>
-          <w:sz w:val="24"/>
-          <w:szCs w:val="24"/>
-        </w:rPr>
-      </w:pPr>
-      <w:r>
-        <w:rPr>
-          <w:rFonts w:ascii="Times New Roman" w:eastAsia="Times New Roman" w:hAnsi="Times New Roman" w:cs="Times New Roman"/>
-          <w:sz w:val="24"/>
-          <w:szCs w:val="24"/>
-        </w:rPr>
-        <w:t>Я бо ось-ось уже маю впасти,* і біль мій передо мною завжди.</w:t>
-      </w:r>
-    </w:p>
-    <w:p>
-      <w:pPr>
-        <w:spacing w:after="120" w:line="240" w:lineRule="auto"/>
-        <w:jc w:val="both"/>
-        <w:rPr>
-          <w:rFonts w:ascii="Times New Roman" w:eastAsia="Times New Roman" w:hAnsi="Times New Roman" w:cs="Times New Roman"/>
-          <w:sz w:val="24"/>
-          <w:szCs w:val="24"/>
-        </w:rPr>
-      </w:pPr>
-      <w:r>
-        <w:rPr>
-          <w:rFonts w:ascii="Times New Roman" w:eastAsia="Times New Roman" w:hAnsi="Times New Roman" w:cs="Times New Roman"/>
-          <w:sz w:val="24"/>
-          <w:szCs w:val="24"/>
-        </w:rPr>
-        <w:t>Я бо провину мою визнаю,* і гріхом моїм журюся.</w:t>
-      </w:r>
-    </w:p>
-    <w:p>
-      <w:pPr>
-        <w:spacing w:after="120" w:line="240" w:lineRule="auto"/>
-        <w:jc w:val="both"/>
-        <w:rPr>
-          <w:rFonts w:ascii="Times New Roman" w:eastAsia="Times New Roman" w:hAnsi="Times New Roman" w:cs="Times New Roman"/>
-          <w:sz w:val="24"/>
-          <w:szCs w:val="24"/>
-        </w:rPr>
-      </w:pPr>
-      <w:r>
-        <w:rPr>
-          <w:rFonts w:ascii="Times New Roman" w:eastAsia="Times New Roman" w:hAnsi="Times New Roman" w:cs="Times New Roman"/>
-          <w:sz w:val="24"/>
-          <w:szCs w:val="24"/>
-        </w:rPr>
-        <w:t>А ті, що без причини зо мною ворогують, ростуть на силі,* чимало тих, що мене безпідставно ненавидять.</w:t>
-      </w:r>
-    </w:p>
-    <w:p>
-      <w:pPr>
-        <w:spacing w:after="120" w:line="240" w:lineRule="auto"/>
-        <w:jc w:val="both"/>
-        <w:rPr>
-          <w:rFonts w:ascii="Times New Roman" w:eastAsia="Times New Roman" w:hAnsi="Times New Roman" w:cs="Times New Roman"/>
-          <w:sz w:val="24"/>
-          <w:szCs w:val="24"/>
-        </w:rPr>
-      </w:pPr>
-      <w:r>
-        <w:rPr>
-          <w:rFonts w:ascii="Times New Roman" w:eastAsia="Times New Roman" w:hAnsi="Times New Roman" w:cs="Times New Roman"/>
-          <w:sz w:val="24"/>
-          <w:szCs w:val="24"/>
-        </w:rPr>
-        <w:t>І ті, що злом оддячують за добро,* вони проти мене, бо я про добро дбаю.</w:t>
-      </w:r>
-    </w:p>
-    <w:p>
-      <w:pPr>
-        <w:spacing w:after="120" w:line="240" w:lineRule="auto"/>
-        <w:jc w:val="both"/>
-        <w:rPr>
-          <w:rFonts w:ascii="Times New Roman" w:eastAsia="Times New Roman" w:hAnsi="Times New Roman" w:cs="Times New Roman"/>
-          <w:sz w:val="24"/>
-          <w:szCs w:val="24"/>
-        </w:rPr>
-      </w:pPr>
-      <w:r>
-        <w:rPr>
-          <w:rFonts w:ascii="Times New Roman" w:eastAsia="Times New Roman" w:hAnsi="Times New Roman" w:cs="Times New Roman"/>
-          <w:sz w:val="24"/>
-          <w:szCs w:val="24"/>
-        </w:rPr>
-        <w:t>Не покидай мене, о Господи,* не віддаляйся від мене, мій Боже.</w:t>
-      </w:r>
-    </w:p>
-    <w:p>
-      <w:pPr>
-        <w:spacing w:after="120" w:line="240" w:lineRule="auto"/>
-        <w:jc w:val="both"/>
-        <w:rPr>
-          <w:rFonts w:ascii="Times New Roman" w:eastAsia="Times New Roman" w:hAnsi="Times New Roman" w:cs="Times New Roman"/>
-          <w:sz w:val="24"/>
-          <w:szCs w:val="24"/>
-        </w:rPr>
-      </w:pPr>
-      <w:r>
-        <w:rPr>
-          <w:rFonts w:ascii="Times New Roman" w:eastAsia="Times New Roman" w:hAnsi="Times New Roman" w:cs="Times New Roman"/>
-          <w:sz w:val="24"/>
-          <w:szCs w:val="24"/>
-        </w:rPr>
-        <w:t>Поспіши мені на допомогу,* Господи, моє спасіння.</w:t>
-      </w:r>
+        <w:t>(У середу)</w:t>
+      </w:r>
+    </w:p>
+    <w:p>
+      <w:pPr>
+        <w:spacing w:after="120" w:line="240" w:lineRule="auto"/>
+        <w:jc w:val="both"/>
+        <w:rPr>
+          <w:rFonts w:ascii="Times New Roman" w:eastAsia="Times New Roman" w:hAnsi="Times New Roman" w:cs="Times New Roman"/>
+          <w:sz w:val="24"/>
+          <w:szCs w:val="24"/>
+        </w:rPr>
+      </w:pPr>
+      <w:r>
+        <w:rPr>
+          <w:rFonts w:ascii="Times New Roman" w:eastAsia="Times New Roman" w:hAnsi="Times New Roman" w:cs="Times New Roman"/>
+          <w:sz w:val="24"/>
+          <w:szCs w:val="24"/>
+        </w:rPr>
+        <w:t>Боже, ти Бог мій!* Тебе шукаю пильно.</w:t>
+      </w:r>
+    </w:p>
+    <w:p>
+      <w:pPr>
+        <w:spacing w:after="120" w:line="240" w:lineRule="auto"/>
+        <w:jc w:val="both"/>
+        <w:rPr>
+          <w:rFonts w:ascii="Times New Roman" w:eastAsia="Times New Roman" w:hAnsi="Times New Roman" w:cs="Times New Roman"/>
+          <w:sz w:val="24"/>
+          <w:szCs w:val="24"/>
+        </w:rPr>
+      </w:pPr>
+      <w:r>
+        <w:rPr>
+          <w:rFonts w:ascii="Times New Roman" w:eastAsia="Times New Roman" w:hAnsi="Times New Roman" w:cs="Times New Roman"/>
+          <w:sz w:val="24"/>
+          <w:szCs w:val="24"/>
+        </w:rPr>
+        <w:t>Тебе душа моя прагне,* тебе бажає тіло моє в землі сухій, спраглій і безводній.</w:t>
+      </w:r>
+    </w:p>
+    <w:p>
+      <w:pPr>
+        <w:spacing w:after="120" w:line="240" w:lineRule="auto"/>
+        <w:jc w:val="both"/>
+        <w:rPr>
+          <w:rFonts w:ascii="Times New Roman" w:eastAsia="Times New Roman" w:hAnsi="Times New Roman" w:cs="Times New Roman"/>
+          <w:sz w:val="24"/>
+          <w:szCs w:val="24"/>
+        </w:rPr>
+      </w:pPr>
+      <w:r>
+        <w:rPr>
+          <w:rFonts w:ascii="Times New Roman" w:eastAsia="Times New Roman" w:hAnsi="Times New Roman" w:cs="Times New Roman"/>
+          <w:sz w:val="24"/>
+          <w:szCs w:val="24"/>
+        </w:rPr>
+        <w:t>Отак і я у святині тебе виглядаю:* побачити силу твою й твою славу.</w:t>
+      </w:r>
+    </w:p>
+    <w:p>
+      <w:pPr>
+        <w:spacing w:after="120" w:line="240" w:lineRule="auto"/>
+        <w:jc w:val="both"/>
+        <w:rPr>
+          <w:rFonts w:ascii="Times New Roman" w:eastAsia="Times New Roman" w:hAnsi="Times New Roman" w:cs="Times New Roman"/>
+          <w:sz w:val="24"/>
+          <w:szCs w:val="24"/>
+        </w:rPr>
+      </w:pPr>
+      <w:r>
+        <w:rPr>
+          <w:rFonts w:ascii="Times New Roman" w:eastAsia="Times New Roman" w:hAnsi="Times New Roman" w:cs="Times New Roman"/>
+          <w:sz w:val="24"/>
+          <w:szCs w:val="24"/>
+        </w:rPr>
+        <w:t>Бо твоя милість ліпша від життя,* уста мої славитимуть тебе.</w:t>
+      </w:r>
+    </w:p>
+    <w:p>
+      <w:pPr>
+        <w:spacing w:after="120" w:line="240" w:lineRule="auto"/>
+        <w:jc w:val="both"/>
+        <w:rPr>
+          <w:rFonts w:ascii="Times New Roman" w:eastAsia="Times New Roman" w:hAnsi="Times New Roman" w:cs="Times New Roman"/>
+          <w:sz w:val="24"/>
+          <w:szCs w:val="24"/>
+        </w:rPr>
+      </w:pPr>
+      <w:r>
+        <w:rPr>
+          <w:rFonts w:ascii="Times New Roman" w:eastAsia="Times New Roman" w:hAnsi="Times New Roman" w:cs="Times New Roman"/>
+          <w:sz w:val="24"/>
+          <w:szCs w:val="24"/>
+        </w:rPr>
+        <w:lastRenderedPageBreak/>
+        <w:t>Отак буду тебе хвалити поки життя мого,* у твоїм імені здійматиму мої руки.</w:t>
+      </w:r>
+    </w:p>
+    <w:p>
+      <w:pPr>
+        <w:spacing w:after="120" w:line="240" w:lineRule="auto"/>
+        <w:jc w:val="both"/>
+        <w:rPr>
+          <w:rFonts w:ascii="Times New Roman" w:eastAsia="Times New Roman" w:hAnsi="Times New Roman" w:cs="Times New Roman"/>
+          <w:sz w:val="24"/>
+          <w:szCs w:val="24"/>
+        </w:rPr>
+      </w:pPr>
+      <w:r>
+        <w:rPr>
+          <w:rFonts w:ascii="Times New Roman" w:eastAsia="Times New Roman" w:hAnsi="Times New Roman" w:cs="Times New Roman"/>
+          <w:sz w:val="24"/>
+          <w:szCs w:val="24"/>
+        </w:rPr>
+        <w:t>Душа моя насититься, немов туком та оливою,* уста мої веселим голосом хвалитимуть тебе.</w:t>
+      </w:r>
+    </w:p>
+    <w:p>
+      <w:pPr>
+        <w:spacing w:after="120" w:line="240" w:lineRule="auto"/>
+        <w:jc w:val="both"/>
+        <w:rPr>
+          <w:rFonts w:ascii="Times New Roman" w:eastAsia="Times New Roman" w:hAnsi="Times New Roman" w:cs="Times New Roman"/>
+          <w:sz w:val="24"/>
+          <w:szCs w:val="24"/>
+        </w:rPr>
+      </w:pPr>
+      <w:r>
+        <w:rPr>
+          <w:rFonts w:ascii="Times New Roman" w:eastAsia="Times New Roman" w:hAnsi="Times New Roman" w:cs="Times New Roman"/>
+          <w:sz w:val="24"/>
+          <w:szCs w:val="24"/>
+        </w:rPr>
+        <w:t>Коли згадаю на моїй постелі тебе,* під час нічних чувань розмишлятиму про тебе.</w:t>
+      </w:r>
+    </w:p>
+    <w:p>
+      <w:pPr>
+        <w:spacing w:after="120" w:line="240" w:lineRule="auto"/>
+        <w:jc w:val="both"/>
+        <w:rPr>
+          <w:rFonts w:ascii="Times New Roman" w:eastAsia="Times New Roman" w:hAnsi="Times New Roman" w:cs="Times New Roman"/>
+          <w:sz w:val="24"/>
+          <w:szCs w:val="24"/>
+        </w:rPr>
+      </w:pPr>
+      <w:r>
+        <w:rPr>
+          <w:rFonts w:ascii="Times New Roman" w:eastAsia="Times New Roman" w:hAnsi="Times New Roman" w:cs="Times New Roman"/>
+          <w:sz w:val="24"/>
+          <w:szCs w:val="24"/>
+        </w:rPr>
+        <w:t>Бо ти прийшов мені на допомогу,* і в тіні крил твоїх я ликуватиму.</w:t>
+      </w:r>
+    </w:p>
+    <w:p>
+      <w:pPr>
+        <w:spacing w:after="120" w:line="240" w:lineRule="auto"/>
+        <w:jc w:val="both"/>
+        <w:rPr>
+          <w:rFonts w:ascii="Times New Roman" w:eastAsia="Times New Roman" w:hAnsi="Times New Roman" w:cs="Times New Roman"/>
+          <w:sz w:val="24"/>
+          <w:szCs w:val="24"/>
+        </w:rPr>
+      </w:pPr>
+      <w:r>
+        <w:rPr>
+          <w:rFonts w:ascii="Times New Roman" w:eastAsia="Times New Roman" w:hAnsi="Times New Roman" w:cs="Times New Roman"/>
+          <w:sz w:val="24"/>
+          <w:szCs w:val="24"/>
+        </w:rPr>
+        <w:t>Душа моя до тебе лине,* мене підтримує твоя правиця.</w:t>
+      </w:r>
+    </w:p>
+    <w:p>
+      <w:pPr>
+        <w:spacing w:after="120" w:line="240" w:lineRule="auto"/>
+        <w:jc w:val="both"/>
+        <w:rPr>
+          <w:rFonts w:ascii="Times New Roman" w:eastAsia="Times New Roman" w:hAnsi="Times New Roman" w:cs="Times New Roman"/>
+          <w:sz w:val="24"/>
+          <w:szCs w:val="24"/>
+        </w:rPr>
+      </w:pPr>
+      <w:r>
+        <w:rPr>
+          <w:rFonts w:ascii="Times New Roman" w:eastAsia="Times New Roman" w:hAnsi="Times New Roman" w:cs="Times New Roman"/>
+          <w:sz w:val="24"/>
+          <w:szCs w:val="24"/>
+        </w:rPr>
+        <w:t>Ті ж, які чигають на мою душу,* зійдуть у безодні підземні.</w:t>
+      </w:r>
+    </w:p>
+    <w:p>
+      <w:pPr>
+        <w:spacing w:after="120" w:line="240" w:lineRule="auto"/>
+        <w:jc w:val="both"/>
+        <w:rPr>
+          <w:rFonts w:ascii="Times New Roman" w:eastAsia="Times New Roman" w:hAnsi="Times New Roman" w:cs="Times New Roman"/>
+          <w:sz w:val="24"/>
+          <w:szCs w:val="24"/>
+        </w:rPr>
+      </w:pPr>
+      <w:r>
+        <w:rPr>
+          <w:rFonts w:ascii="Times New Roman" w:eastAsia="Times New Roman" w:hAnsi="Times New Roman" w:cs="Times New Roman"/>
+          <w:sz w:val="24"/>
+          <w:szCs w:val="24"/>
+        </w:rPr>
+        <w:t>Їх віддадуть мечеві на поталу,* вони шакалів здобиччю стануть.</w:t>
+      </w:r>
+    </w:p>
+    <w:p>
+      <w:pPr>
+        <w:spacing w:after="120" w:line="240" w:lineRule="auto"/>
+        <w:jc w:val="both"/>
+        <w:rPr>
+          <w:rFonts w:ascii="Times New Roman" w:eastAsia="Times New Roman" w:hAnsi="Times New Roman" w:cs="Times New Roman"/>
+          <w:sz w:val="24"/>
+          <w:szCs w:val="24"/>
+        </w:rPr>
+      </w:pPr>
+      <w:r>
+        <w:rPr>
+          <w:rFonts w:ascii="Times New Roman" w:eastAsia="Times New Roman" w:hAnsi="Times New Roman" w:cs="Times New Roman"/>
+          <w:sz w:val="24"/>
+          <w:szCs w:val="24"/>
+        </w:rPr>
+        <w:t>А цар возвеселиться в Бозі, хвалитиметься кожен, хто ним клянеться,* уста бо тих, що неправду кажуть, будуть закриті.</w:t>
+      </w:r>
+    </w:p>
+    <w:p>
+      <w:pPr>
+        <w:spacing w:after="120" w:line="240" w:lineRule="auto"/>
+        <w:jc w:val="both"/>
+        <w:rPr>
+          <w:rFonts w:ascii="Times New Roman" w:eastAsia="Times New Roman" w:hAnsi="Times New Roman" w:cs="Times New Roman"/>
+          <w:sz w:val="24"/>
+          <w:szCs w:val="24"/>
+        </w:rPr>
+      </w:pPr>
+    </w:p>
+    <w:p>
+      <w:pPr>
+        <w:spacing w:after="120" w:line="240" w:lineRule="auto"/>
+        <w:jc w:val="both"/>
+        <w:rPr>
+          <w:rFonts w:ascii="Times New Roman" w:eastAsia="Times New Roman" w:hAnsi="Times New Roman" w:cs="Times New Roman"/>
+          <w:sz w:val="24"/>
+          <w:szCs w:val="24"/>
+        </w:rPr>
+      </w:pPr>
+      <w:r>
+        <w:rPr>
+          <w:rFonts w:ascii="Times New Roman" w:eastAsia="Times New Roman" w:hAnsi="Times New Roman" w:cs="Times New Roman"/>
+          <w:sz w:val="24"/>
+          <w:szCs w:val="24"/>
+        </w:rPr>
+        <w:t>Слава Отцю, і Сину, і Святому Духові, і нині і повсякчас, і на віки віків. Амінь.</w:t>
+      </w:r>
+    </w:p>
+    <w:p>
+      <w:pPr>
+        <w:spacing w:after="120" w:line="240" w:lineRule="auto"/>
+        <w:jc w:val="both"/>
+        <w:rPr>
+          <w:rFonts w:ascii="Times New Roman" w:eastAsia="Times New Roman" w:hAnsi="Times New Roman" w:cs="Times New Roman"/>
+          <w:sz w:val="24"/>
+          <w:szCs w:val="24"/>
+        </w:rPr>
+      </w:pPr>
+      <w:r>
+        <w:rPr>
+          <w:rFonts w:ascii="Times New Roman" w:eastAsia="Times New Roman" w:hAnsi="Times New Roman" w:cs="Times New Roman"/>
+          <w:sz w:val="24"/>
+          <w:szCs w:val="24"/>
+        </w:rPr>
+        <w:t xml:space="preserve">Алилуя, алилуя, алилуя, слава Тобі, Боже. </w:t>
+      </w:r>
+      <w:r>
+        <w:rPr>
+          <w:rFonts w:ascii="Times New Roman" w:eastAsia="Times New Roman" w:hAnsi="Times New Roman" w:cs="Times New Roman"/>
+          <w:i/>
+          <w:color w:val="FF0000"/>
+          <w:sz w:val="24"/>
+          <w:szCs w:val="24"/>
+        </w:rPr>
+        <w:t>(3 р.)</w:t>
+      </w:r>
+    </w:p>
+    <w:p>
+      <w:pPr>
+        <w:spacing w:after="120" w:line="240" w:lineRule="auto"/>
+        <w:jc w:val="both"/>
+        <w:rPr>
+          <w:rFonts w:ascii="Times New Roman" w:eastAsia="Times New Roman" w:hAnsi="Times New Roman" w:cs="Times New Roman"/>
+          <w:sz w:val="24"/>
+          <w:szCs w:val="24"/>
+        </w:rPr>
+      </w:pPr>
+      <w:r>
+        <w:rPr>
+          <w:rFonts w:ascii="Times New Roman" w:eastAsia="Times New Roman" w:hAnsi="Times New Roman" w:cs="Times New Roman"/>
+          <w:sz w:val="24"/>
+          <w:szCs w:val="24"/>
+        </w:rPr>
+        <w:t xml:space="preserve">Господи, помилуй. </w:t>
+      </w:r>
+      <w:r>
+        <w:rPr>
+          <w:rFonts w:ascii="Times New Roman" w:eastAsia="Times New Roman" w:hAnsi="Times New Roman" w:cs="Times New Roman"/>
+          <w:i/>
+          <w:color w:val="FF0000"/>
+          <w:sz w:val="24"/>
+          <w:szCs w:val="24"/>
+        </w:rPr>
+        <w:t>(3 р.)</w:t>
+      </w:r>
+    </w:p>
+    <w:p>
+      <w:pPr>
+        <w:spacing w:after="120" w:line="240" w:lineRule="auto"/>
+        <w:jc w:val="both"/>
+        <w:rPr>
+          <w:rFonts w:ascii="Times New Roman" w:eastAsia="Times New Roman" w:hAnsi="Times New Roman" w:cs="Times New Roman"/>
+          <w:sz w:val="24"/>
+          <w:szCs w:val="24"/>
+        </w:rPr>
+      </w:pPr>
+      <w:r>
+        <w:rPr>
+          <w:rFonts w:ascii="Times New Roman" w:eastAsia="Times New Roman" w:hAnsi="Times New Roman" w:cs="Times New Roman"/>
+          <w:sz w:val="24"/>
+          <w:szCs w:val="24"/>
+        </w:rPr>
+        <w:t>Слава Отцю, і Сину, і Святому Духові, і нині і повсякчас, і на віки віків. Амінь.</w:t>
+      </w:r>
+    </w:p>
+    <w:p>
+      <w:pPr>
+        <w:spacing w:after="120" w:line="240" w:lineRule="auto"/>
+        <w:jc w:val="both"/>
+        <w:rPr>
+          <w:rFonts w:ascii="Times New Roman" w:eastAsia="Times New Roman" w:hAnsi="Times New Roman" w:cs="Times New Roman"/>
+          <w:sz w:val="24"/>
+          <w:szCs w:val="24"/>
+        </w:rPr>
+      </w:pPr>
     </w:p>
     <w:p>
       <w:pPr>
@@ -6866,7 +7136,7 @@
           <w:sz w:val="24"/>
           <w:szCs w:val="24"/>
         </w:rPr>
-        <w:t xml:space="preserve">Псалом 62 </w:t>
+        <w:t xml:space="preserve">Псалом 87 </w:t>
       </w:r>
       <w:r>
         <w:rPr>
@@ -6876,385 +7146,6 @@
           <w:sz w:val="24"/>
           <w:szCs w:val="24"/>
         </w:rPr>
-        <w:t>(У середу)</w:t>
-      </w:r>
-    </w:p>
-    <w:p>
-      <w:pPr>
-        <w:spacing w:after="120" w:line="240" w:lineRule="auto"/>
-        <w:jc w:val="both"/>
-        <w:rPr>
-          <w:rFonts w:ascii="Times New Roman" w:eastAsia="Times New Roman" w:hAnsi="Times New Roman" w:cs="Times New Roman"/>
-          <w:sz w:val="24"/>
-          <w:szCs w:val="24"/>
-        </w:rPr>
-      </w:pPr>
-      <w:r>
-        <w:rPr>
-          <w:rFonts w:ascii="Times New Roman" w:eastAsia="Times New Roman" w:hAnsi="Times New Roman" w:cs="Times New Roman"/>
-          <w:sz w:val="24"/>
-          <w:szCs w:val="24"/>
-        </w:rPr>
-        <w:lastRenderedPageBreak/>
-        <w:t>Боже, ти Бог мій!* Тебе шукаю пильно.</w:t>
-      </w:r>
-    </w:p>
-    <w:p>
-      <w:pPr>
-        <w:spacing w:after="120" w:line="240" w:lineRule="auto"/>
-        <w:jc w:val="both"/>
-        <w:rPr>
-          <w:rFonts w:ascii="Times New Roman" w:eastAsia="Times New Roman" w:hAnsi="Times New Roman" w:cs="Times New Roman"/>
-          <w:sz w:val="24"/>
-          <w:szCs w:val="24"/>
-        </w:rPr>
-      </w:pPr>
-      <w:r>
-        <w:rPr>
-          <w:rFonts w:ascii="Times New Roman" w:eastAsia="Times New Roman" w:hAnsi="Times New Roman" w:cs="Times New Roman"/>
-          <w:sz w:val="24"/>
-          <w:szCs w:val="24"/>
-        </w:rPr>
-        <w:t>Тебе душа моя прагне,* тебе бажає тіло моє в землі сухій, спраглій і безводній.</w:t>
-      </w:r>
-    </w:p>
-    <w:p>
-      <w:pPr>
-        <w:spacing w:after="120" w:line="240" w:lineRule="auto"/>
-        <w:jc w:val="both"/>
-        <w:rPr>
-          <w:rFonts w:ascii="Times New Roman" w:eastAsia="Times New Roman" w:hAnsi="Times New Roman" w:cs="Times New Roman"/>
-          <w:sz w:val="24"/>
-          <w:szCs w:val="24"/>
-        </w:rPr>
-      </w:pPr>
-      <w:r>
-        <w:rPr>
-          <w:rFonts w:ascii="Times New Roman" w:eastAsia="Times New Roman" w:hAnsi="Times New Roman" w:cs="Times New Roman"/>
-          <w:sz w:val="24"/>
-          <w:szCs w:val="24"/>
-        </w:rPr>
-        <w:t>Отак і я у святині тебе виглядаю:* побачити силу твою й твою славу.</w:t>
-      </w:r>
-    </w:p>
-    <w:p>
-      <w:pPr>
-        <w:spacing w:after="120" w:line="240" w:lineRule="auto"/>
-        <w:jc w:val="both"/>
-        <w:rPr>
-          <w:rFonts w:ascii="Times New Roman" w:eastAsia="Times New Roman" w:hAnsi="Times New Roman" w:cs="Times New Roman"/>
-          <w:sz w:val="24"/>
-          <w:szCs w:val="24"/>
-        </w:rPr>
-      </w:pPr>
-      <w:r>
-        <w:rPr>
-          <w:rFonts w:ascii="Times New Roman" w:eastAsia="Times New Roman" w:hAnsi="Times New Roman" w:cs="Times New Roman"/>
-          <w:sz w:val="24"/>
-          <w:szCs w:val="24"/>
-        </w:rPr>
-        <w:t>Бо твоя милість ліпша від життя,* уста мої славитимуть тебе.</w:t>
-      </w:r>
-    </w:p>
-    <w:p>
-      <w:pPr>
-        <w:spacing w:after="120" w:line="240" w:lineRule="auto"/>
-        <w:jc w:val="both"/>
-        <w:rPr>
-          <w:rFonts w:ascii="Times New Roman" w:eastAsia="Times New Roman" w:hAnsi="Times New Roman" w:cs="Times New Roman"/>
-          <w:sz w:val="24"/>
-          <w:szCs w:val="24"/>
-        </w:rPr>
-      </w:pPr>
-      <w:r>
-        <w:rPr>
-          <w:rFonts w:ascii="Times New Roman" w:eastAsia="Times New Roman" w:hAnsi="Times New Roman" w:cs="Times New Roman"/>
-          <w:sz w:val="24"/>
-          <w:szCs w:val="24"/>
-        </w:rPr>
-        <w:t>Отак буду тебе хвалити поки життя мого,* у твоїм імені здійматиму мої руки.</w:t>
-      </w:r>
-    </w:p>
-    <w:p>
-      <w:pPr>
-        <w:spacing w:after="120" w:line="240" w:lineRule="auto"/>
-        <w:jc w:val="both"/>
-        <w:rPr>
-          <w:rFonts w:ascii="Times New Roman" w:eastAsia="Times New Roman" w:hAnsi="Times New Roman" w:cs="Times New Roman"/>
-          <w:sz w:val="24"/>
-          <w:szCs w:val="24"/>
-        </w:rPr>
-      </w:pPr>
-      <w:r>
-        <w:rPr>
-          <w:rFonts w:ascii="Times New Roman" w:eastAsia="Times New Roman" w:hAnsi="Times New Roman" w:cs="Times New Roman"/>
-          <w:sz w:val="24"/>
-          <w:szCs w:val="24"/>
-        </w:rPr>
-        <w:t>Душа моя насититься, немов туком та оливою,* уста мої веселим голосом хвалитимуть тебе.</w:t>
-      </w:r>
-    </w:p>
-    <w:p>
-      <w:pPr>
-        <w:spacing w:after="120" w:line="240" w:lineRule="auto"/>
-        <w:jc w:val="both"/>
-        <w:rPr>
-          <w:rFonts w:ascii="Times New Roman" w:eastAsia="Times New Roman" w:hAnsi="Times New Roman" w:cs="Times New Roman"/>
-          <w:sz w:val="24"/>
-          <w:szCs w:val="24"/>
-        </w:rPr>
-      </w:pPr>
-      <w:r>
-        <w:rPr>
-          <w:rFonts w:ascii="Times New Roman" w:eastAsia="Times New Roman" w:hAnsi="Times New Roman" w:cs="Times New Roman"/>
-          <w:sz w:val="24"/>
-          <w:szCs w:val="24"/>
-        </w:rPr>
-        <w:t>Коли згадаю на моїй постелі тебе,* під час нічних чувань розмишлятиму про тебе.</w:t>
-      </w:r>
-    </w:p>
-    <w:p>
-      <w:pPr>
-        <w:spacing w:after="120" w:line="240" w:lineRule="auto"/>
-        <w:jc w:val="both"/>
-        <w:rPr>
-          <w:rFonts w:ascii="Times New Roman" w:eastAsia="Times New Roman" w:hAnsi="Times New Roman" w:cs="Times New Roman"/>
-          <w:sz w:val="24"/>
-          <w:szCs w:val="24"/>
-        </w:rPr>
-      </w:pPr>
-      <w:r>
-        <w:rPr>
-          <w:rFonts w:ascii="Times New Roman" w:eastAsia="Times New Roman" w:hAnsi="Times New Roman" w:cs="Times New Roman"/>
-          <w:sz w:val="24"/>
-          <w:szCs w:val="24"/>
-        </w:rPr>
-        <w:t>Бо ти прийшов мені на допомогу,* і в тіні крил твоїх я ликуватиму.</w:t>
-      </w:r>
-    </w:p>
-    <w:p>
-      <w:pPr>
-        <w:spacing w:after="120" w:line="240" w:lineRule="auto"/>
-        <w:jc w:val="both"/>
-        <w:rPr>
-          <w:rFonts w:ascii="Times New Roman" w:eastAsia="Times New Roman" w:hAnsi="Times New Roman" w:cs="Times New Roman"/>
-          <w:sz w:val="24"/>
-          <w:szCs w:val="24"/>
-        </w:rPr>
-      </w:pPr>
-      <w:r>
-        <w:rPr>
-          <w:rFonts w:ascii="Times New Roman" w:eastAsia="Times New Roman" w:hAnsi="Times New Roman" w:cs="Times New Roman"/>
-          <w:sz w:val="24"/>
-          <w:szCs w:val="24"/>
-        </w:rPr>
-        <w:t>Душа моя до тебе лине,* мене підтримує твоя правиця.</w:t>
-      </w:r>
-    </w:p>
-    <w:p>
-      <w:pPr>
-        <w:spacing w:after="120" w:line="240" w:lineRule="auto"/>
-        <w:jc w:val="both"/>
-        <w:rPr>
-          <w:rFonts w:ascii="Times New Roman" w:eastAsia="Times New Roman" w:hAnsi="Times New Roman" w:cs="Times New Roman"/>
-          <w:sz w:val="24"/>
-          <w:szCs w:val="24"/>
-        </w:rPr>
-      </w:pPr>
-      <w:r>
-        <w:rPr>
-          <w:rFonts w:ascii="Times New Roman" w:eastAsia="Times New Roman" w:hAnsi="Times New Roman" w:cs="Times New Roman"/>
-          <w:sz w:val="24"/>
-          <w:szCs w:val="24"/>
-        </w:rPr>
-        <w:t>Ті ж, які чигають на мою душу,* зійдуть у безодні підземні.</w:t>
-      </w:r>
-    </w:p>
-    <w:p>
-      <w:pPr>
-        <w:spacing w:after="120" w:line="240" w:lineRule="auto"/>
-        <w:jc w:val="both"/>
-        <w:rPr>
-          <w:rFonts w:ascii="Times New Roman" w:eastAsia="Times New Roman" w:hAnsi="Times New Roman" w:cs="Times New Roman"/>
-          <w:sz w:val="24"/>
-          <w:szCs w:val="24"/>
-        </w:rPr>
-      </w:pPr>
-      <w:r>
-        <w:rPr>
-          <w:rFonts w:ascii="Times New Roman" w:eastAsia="Times New Roman" w:hAnsi="Times New Roman" w:cs="Times New Roman"/>
-          <w:sz w:val="24"/>
-          <w:szCs w:val="24"/>
-        </w:rPr>
-        <w:t>Їх віддадуть мечеві на поталу,* вони шакалів здобиччю стануть.</w:t>
-      </w:r>
-    </w:p>
-    <w:p>
-      <w:pPr>
-        <w:spacing w:after="120" w:line="240" w:lineRule="auto"/>
-        <w:jc w:val="both"/>
-        <w:rPr>
-          <w:rFonts w:ascii="Times New Roman" w:eastAsia="Times New Roman" w:hAnsi="Times New Roman" w:cs="Times New Roman"/>
-          <w:sz w:val="24"/>
-          <w:szCs w:val="24"/>
-        </w:rPr>
-      </w:pPr>
-      <w:r>
-        <w:rPr>
-          <w:rFonts w:ascii="Times New Roman" w:eastAsia="Times New Roman" w:hAnsi="Times New Roman" w:cs="Times New Roman"/>
-          <w:sz w:val="24"/>
-          <w:szCs w:val="24"/>
-        </w:rPr>
-        <w:t>А цар возвеселиться в Бозі, хвалитиметься кожен, хто ним клянеться,* уста бо тих, що неправду кажуть, будуть закриті.</w:t>
-      </w:r>
-    </w:p>
-    <w:p>
-      <w:pPr>
-        <w:spacing w:after="120" w:line="240" w:lineRule="auto"/>
-        <w:jc w:val="both"/>
-        <w:rPr>
-          <w:rFonts w:ascii="Times New Roman" w:eastAsia="Times New Roman" w:hAnsi="Times New Roman" w:cs="Times New Roman"/>
-          <w:sz w:val="24"/>
-          <w:szCs w:val="24"/>
-        </w:rPr>
-      </w:pPr>
-    </w:p>
-    <w:p>
-      <w:pPr>
-        <w:spacing w:after="120" w:line="240" w:lineRule="auto"/>
-        <w:jc w:val="both"/>
-        <w:rPr>
-          <w:rFonts w:ascii="Times New Roman" w:eastAsia="Times New Roman" w:hAnsi="Times New Roman" w:cs="Times New Roman"/>
-          <w:sz w:val="24"/>
-          <w:szCs w:val="24"/>
-        </w:rPr>
-      </w:pPr>
-      <w:r>
-        <w:rPr>
-          <w:rFonts w:ascii="Times New Roman" w:eastAsia="Times New Roman" w:hAnsi="Times New Roman" w:cs="Times New Roman"/>
-          <w:sz w:val="24"/>
-          <w:szCs w:val="24"/>
-        </w:rPr>
-        <w:t>Слава Отцю, і Сину, і Святому Духові, і нині і повсякчас, і на віки віків. Амінь.</w:t>
-      </w:r>
-    </w:p>
-    <w:p>
-      <w:pPr>
-        <w:spacing w:after="120" w:line="240" w:lineRule="auto"/>
-        <w:jc w:val="both"/>
-        <w:rPr>
-          <w:rFonts w:ascii="Times New Roman" w:eastAsia="Times New Roman" w:hAnsi="Times New Roman" w:cs="Times New Roman"/>
-          <w:sz w:val="24"/>
-          <w:szCs w:val="24"/>
-        </w:rPr>
-      </w:pPr>
-      <w:r>
-        <w:rPr>
-          <w:rFonts w:ascii="Times New Roman" w:eastAsia="Times New Roman" w:hAnsi="Times New Roman" w:cs="Times New Roman"/>
-          <w:sz w:val="24"/>
-          <w:szCs w:val="24"/>
-        </w:rPr>
-        <w:t xml:space="preserve">Алилуя, алилуя, алилуя, слава Тобі, Боже. </w:t>
-      </w:r>
-      <w:r>
-        <w:rPr>
-          <w:rFonts w:ascii="Times New Roman" w:eastAsia="Times New Roman" w:hAnsi="Times New Roman" w:cs="Times New Roman"/>
-          <w:i/>
-          <w:color w:val="FF0000"/>
-          <w:sz w:val="24"/>
-          <w:szCs w:val="24"/>
-        </w:rPr>
-        <w:t>(3 р.)</w:t>
-      </w:r>
-    </w:p>
-    <w:p>
-      <w:pPr>
-        <w:spacing w:after="120" w:line="240" w:lineRule="auto"/>
-        <w:jc w:val="both"/>
-        <w:rPr>
-          <w:rFonts w:ascii="Times New Roman" w:eastAsia="Times New Roman" w:hAnsi="Times New Roman" w:cs="Times New Roman"/>
-          <w:sz w:val="24"/>
-          <w:szCs w:val="24"/>
-        </w:rPr>
-      </w:pPr>
-      <w:r>
-        <w:rPr>
-          <w:rFonts w:ascii="Times New Roman" w:eastAsia="Times New Roman" w:hAnsi="Times New Roman" w:cs="Times New Roman"/>
-          <w:sz w:val="24"/>
-          <w:szCs w:val="24"/>
-        </w:rPr>
-        <w:t xml:space="preserve">Господи, помилуй. </w:t>
-      </w:r>
-      <w:r>
-        <w:rPr>
-          <w:rFonts w:ascii="Times New Roman" w:eastAsia="Times New Roman" w:hAnsi="Times New Roman" w:cs="Times New Roman"/>
-          <w:i/>
-          <w:color w:val="FF0000"/>
-          <w:sz w:val="24"/>
-          <w:szCs w:val="24"/>
-        </w:rPr>
-        <w:t>(3 р.)</w:t>
-      </w:r>
-    </w:p>
-    <w:p>
-      <w:pPr>
-        <w:spacing w:after="120" w:line="240" w:lineRule="auto"/>
-        <w:jc w:val="both"/>
-        <w:rPr>
-          <w:rFonts w:ascii="Times New Roman" w:eastAsia="Times New Roman" w:hAnsi="Times New Roman" w:cs="Times New Roman"/>
-          <w:sz w:val="24"/>
-          <w:szCs w:val="24"/>
-        </w:rPr>
-      </w:pPr>
-      <w:r>
-        <w:rPr>
-          <w:rFonts w:ascii="Times New Roman" w:eastAsia="Times New Roman" w:hAnsi="Times New Roman" w:cs="Times New Roman"/>
-          <w:sz w:val="24"/>
-          <w:szCs w:val="24"/>
-        </w:rPr>
-        <w:t>Слава Отцю, і Сину, і Святому Духові, і нині і повсякчас, і на віки віків. Амінь.</w:t>
-      </w:r>
-    </w:p>
-    <w:p>
-      <w:pPr>
-        <w:spacing w:after="120" w:line="240" w:lineRule="auto"/>
-        <w:jc w:val="both"/>
-        <w:rPr>
-          <w:rFonts w:ascii="Times New Roman" w:eastAsia="Times New Roman" w:hAnsi="Times New Roman" w:cs="Times New Roman"/>
-          <w:sz w:val="24"/>
-          <w:szCs w:val="24"/>
-        </w:rPr>
-      </w:pPr>
-    </w:p>
-    <w:p>
-      <w:pPr>
-        <w:spacing w:after="120" w:line="240" w:lineRule="auto"/>
-        <w:jc w:val="center"/>
-        <w:rPr>
-          <w:rFonts w:ascii="Times New Roman" w:eastAsia="Times New Roman" w:hAnsi="Times New Roman" w:cs="Times New Roman"/>
-          <w:sz w:val="24"/>
-          <w:szCs w:val="24"/>
-        </w:rPr>
-      </w:pPr>
-      <w:r>
-        <w:rPr>
-          <w:rFonts w:ascii="Times New Roman" w:eastAsia="Times New Roman" w:hAnsi="Times New Roman" w:cs="Times New Roman"/>
-          <w:b/>
-          <w:i/>
-          <w:color w:val="FF0000"/>
-          <w:sz w:val="24"/>
-          <w:szCs w:val="24"/>
-        </w:rPr>
-        <w:t xml:space="preserve">Псалом 87 </w:t>
-      </w:r>
-      <w:r>
-        <w:rPr>
-          <w:rFonts w:ascii="Times New Roman" w:eastAsia="Times New Roman" w:hAnsi="Times New Roman" w:cs="Times New Roman"/>
-          <w:i/>
-          <w:color w:val="FF0000"/>
-          <w:sz w:val="24"/>
-          <w:szCs w:val="24"/>
-        </w:rPr>
         <w:t>(У четвер)</w:t>
       </w:r>
     </w:p>
@@ -7445,7 +7336,6 @@
           <w:sz w:val="24"/>
           <w:szCs w:val="24"/>
         </w:rPr>
-        <w:lastRenderedPageBreak/>
         <w:t>Хіба для мертвих робиш чуда?* Хіба то тіні встануть, щоб тебе хвалити?</w:t>
       </w:r>
     </w:p>
@@ -7512,6 +7402,7 @@
           <w:sz w:val="24"/>
           <w:szCs w:val="24"/>
         </w:rPr>
+        <w:lastRenderedPageBreak/>
         <w:t>Ось чому, Господи, до тебе я взиваю,* і моя молитва вранці йде тобі назустріч.</w:t>
       </w:r>
     </w:p>
@@ -8018,64 +7909,64 @@
           <w:sz w:val="24"/>
           <w:szCs w:val="24"/>
         </w:rPr>
+        <w:t>Господь на небі утвердив престол свій,* і царство його всім володіє.</w:t>
+      </w:r>
+    </w:p>
+    <w:p>
+      <w:pPr>
+        <w:spacing w:after="120" w:line="240" w:lineRule="auto"/>
+        <w:jc w:val="both"/>
+        <w:rPr>
+          <w:rFonts w:ascii="Times New Roman" w:eastAsia="Times New Roman" w:hAnsi="Times New Roman" w:cs="Times New Roman"/>
+          <w:sz w:val="24"/>
+          <w:szCs w:val="24"/>
+        </w:rPr>
+      </w:pPr>
+      <w:r>
+        <w:rPr>
+          <w:rFonts w:ascii="Times New Roman" w:eastAsia="Times New Roman" w:hAnsi="Times New Roman" w:cs="Times New Roman"/>
+          <w:sz w:val="24"/>
+          <w:szCs w:val="24"/>
+        </w:rPr>
+        <w:t>Благословіте Господа, всі ангели його,* могутні силою, ви, що виконуєте його слово, – покірні голосові його слова.</w:t>
+      </w:r>
+    </w:p>
+    <w:p>
+      <w:pPr>
+        <w:spacing w:after="120" w:line="240" w:lineRule="auto"/>
+        <w:jc w:val="both"/>
+        <w:rPr>
+          <w:rFonts w:ascii="Times New Roman" w:eastAsia="Times New Roman" w:hAnsi="Times New Roman" w:cs="Times New Roman"/>
+          <w:sz w:val="24"/>
+          <w:szCs w:val="24"/>
+        </w:rPr>
+      </w:pPr>
+      <w:r>
+        <w:rPr>
+          <w:rFonts w:ascii="Times New Roman" w:eastAsia="Times New Roman" w:hAnsi="Times New Roman" w:cs="Times New Roman"/>
+          <w:sz w:val="24"/>
+          <w:szCs w:val="24"/>
+        </w:rPr>
+        <w:t>Благословіте Господа, всі його небесні сили,* слуги його, що чините його волю.</w:t>
+      </w:r>
+    </w:p>
+    <w:p>
+      <w:pPr>
+        <w:spacing w:after="120" w:line="240" w:lineRule="auto"/>
+        <w:jc w:val="both"/>
+        <w:rPr>
+          <w:rFonts w:ascii="Times New Roman" w:eastAsia="Times New Roman" w:hAnsi="Times New Roman" w:cs="Times New Roman"/>
+          <w:sz w:val="24"/>
+          <w:szCs w:val="24"/>
+        </w:rPr>
+      </w:pPr>
+      <w:r>
+        <w:rPr>
+          <w:rFonts w:ascii="Times New Roman" w:eastAsia="Times New Roman" w:hAnsi="Times New Roman" w:cs="Times New Roman"/>
+          <w:sz w:val="24"/>
+          <w:szCs w:val="24"/>
+        </w:rPr>
         <w:lastRenderedPageBreak/>
-        <w:t>Господь на небі утвердив престол свій,* і царство його всім володіє.</w:t>
-      </w:r>
-    </w:p>
-    <w:p>
-      <w:pPr>
-        <w:spacing w:after="120" w:line="240" w:lineRule="auto"/>
-        <w:jc w:val="both"/>
-        <w:rPr>
-          <w:rFonts w:ascii="Times New Roman" w:eastAsia="Times New Roman" w:hAnsi="Times New Roman" w:cs="Times New Roman"/>
-          <w:sz w:val="24"/>
-          <w:szCs w:val="24"/>
-        </w:rPr>
-      </w:pPr>
-      <w:r>
-        <w:rPr>
-          <w:rFonts w:ascii="Times New Roman" w:eastAsia="Times New Roman" w:hAnsi="Times New Roman" w:cs="Times New Roman"/>
-          <w:sz w:val="24"/>
-          <w:szCs w:val="24"/>
-        </w:rPr>
-        <w:t>Благословіте Господа, всі ангели його,* могутні силою, ви, що виконуєте його слово, – покірні голосові його слова.</w:t>
-      </w:r>
-    </w:p>
-    <w:p>
-      <w:pPr>
-        <w:spacing w:after="120" w:line="240" w:lineRule="auto"/>
-        <w:jc w:val="both"/>
-        <w:rPr>
-          <w:rFonts w:ascii="Times New Roman" w:eastAsia="Times New Roman" w:hAnsi="Times New Roman" w:cs="Times New Roman"/>
-          <w:sz w:val="24"/>
-          <w:szCs w:val="24"/>
-        </w:rPr>
-      </w:pPr>
-      <w:r>
-        <w:rPr>
-          <w:rFonts w:ascii="Times New Roman" w:eastAsia="Times New Roman" w:hAnsi="Times New Roman" w:cs="Times New Roman"/>
-          <w:sz w:val="24"/>
-          <w:szCs w:val="24"/>
-        </w:rPr>
-        <w:t>Благословіте Господа, всі його небесні сили,* слуги його, що чините його волю.</w:t>
-      </w:r>
-    </w:p>
-    <w:p>
-      <w:pPr>
-        <w:spacing w:after="120" w:line="240" w:lineRule="auto"/>
-        <w:jc w:val="both"/>
-        <w:rPr>
-          <w:rFonts w:ascii="Times New Roman" w:eastAsia="Times New Roman" w:hAnsi="Times New Roman" w:cs="Times New Roman"/>
-          <w:sz w:val="24"/>
-          <w:szCs w:val="24"/>
-        </w:rPr>
-      </w:pPr>
-      <w:r>
-        <w:rPr>
-          <w:rFonts w:ascii="Times New Roman" w:eastAsia="Times New Roman" w:hAnsi="Times New Roman" w:cs="Times New Roman"/>
-          <w:sz w:val="24"/>
-          <w:szCs w:val="24"/>
-        </w:rPr>
         <w:t>Благословіте Господа, усі його твори, по всіх місцях його правління.* Благослови, душе моя, Господа!</w:t>
       </w:r>
     </w:p>
@@ -8509,7 +8400,27 @@
           <w:sz w:val="24"/>
           <w:szCs w:val="24"/>
         </w:rPr>
-        <w:t xml:space="preserve">, Господи, Боже наш, що підняв нас із постелі нашої і вклав в уста наші слово хвали, щоб поклонятися і призивати ім'я Твоє святе. Ми умоляємо Твоє милосердя, яке Ти завжди виявляв у нашому житті. Пошли поміч свою людям, що стоять перед лицем святої слави Твоєї і дожидають від Тебе багатої милости; і </w:t>
+        <w:t>, Господи, Боже наш, що підняв нас із постелі нашої і вклав в уста наші слово хвали, щоб поклонятися і призивати ім'я Твоє святе. Ми умоляємо Твоє милосердя, яке Ти завжди виявляв у нашому житті. Пошли поміч свою людям, що стоять перед лицем святої слави Твоєї і дожидають від Тебе багатої милости; і дай нам, що зо страхом і любов'ю завжди Тобі служимо, хвалити несказанну Твою доброту. Бо Тобі належить усяка слава, честь і поклоніння: Отцю, і Сину, і Святому Духові, нині і повсякчас, і на віки віків. Амінь.</w:t>
+      </w:r>
+    </w:p>
+    <w:p>
+      <w:pPr>
+        <w:spacing w:after="120" w:line="240" w:lineRule="auto"/>
+        <w:jc w:val="both"/>
+        <w:rPr>
+          <w:rFonts w:ascii="Times New Roman" w:eastAsia="Times New Roman" w:hAnsi="Times New Roman" w:cs="Times New Roman"/>
+          <w:sz w:val="24"/>
+          <w:szCs w:val="24"/>
+        </w:rPr>
+      </w:pPr>
+      <w:r>
+        <w:rPr>
+          <w:rFonts w:ascii="Times New Roman" w:eastAsia="Times New Roman" w:hAnsi="Times New Roman" w:cs="Times New Roman"/>
+          <w:color w:val="FF0000"/>
+          <w:sz w:val="24"/>
+          <w:szCs w:val="24"/>
+        </w:rPr>
+        <w:t xml:space="preserve">2. </w:t>
       </w:r>
       <w:r>
         <w:rPr>
@@ -8518,8 +8429,17 @@
           <w:sz w:val="24"/>
           <w:szCs w:val="24"/>
         </w:rPr>
+        <w:t xml:space="preserve">Від ночі лине дух наш до Тебе, Боже, бо світлом є повеління Твої на землі. Навчи нас у страсі Твоєму виконувати правду й добро, бо Тебе славимо як правдивого Бога </w:t>
+      </w:r>
+      <w:r>
+        <w:rPr>
+          <w:rFonts w:ascii="Times New Roman" w:eastAsia="Times New Roman" w:hAnsi="Times New Roman" w:cs="Times New Roman"/>
+          <w:color w:val="000000"/>
+          <w:sz w:val="24"/>
+          <w:szCs w:val="24"/>
+        </w:rPr>
         <w:lastRenderedPageBreak/>
-        <w:t>дай нам, що зо страхом і любов'ю завжди Тобі служимо, хвалити несказанну Твою доброту. Бо Тобі належить усяка слава, честь і поклоніння: Отцю, і Сину, і Святому Духові, нині і повсякчас, і на віки віків. Амінь.</w:t>
+        <w:t>нашого. Прихили вухо своє і вислухай нас, і пом'яни, Господи, тих, що є та що моляться з нами, всіх по імені, і спаси їх силою Твоєю. Благослови людей Твоїх і освяти спадкоємство Твоє: мир світові Твоєму даруй, церквам Твоїм, Священникам, владі, і всім людям. Хай благословиться і прославляється всечесне і величне ім'я Твоє, Отця, і Сина, і Святого Духа, нині і повсякчас, і на віки віків. Амінь.</w:t>
       </w:r>
     </w:p>
     <w:p>
@@ -8539,7 +8459,7 @@
           <w:sz w:val="24"/>
           <w:szCs w:val="24"/>
         </w:rPr>
-        <w:t xml:space="preserve">2. </w:t>
+        <w:t>3.</w:t>
       </w:r>
       <w:r>
         <w:rPr>
@@ -8548,7 +8468,7 @@
           <w:sz w:val="24"/>
           <w:szCs w:val="24"/>
         </w:rPr>
-        <w:t>Від ночі лине дух наш до Тебе, Боже, бо світлом є повеління Твої на землі. Навчи нас у страсі Твоєму виконувати правду й добро, бо Тебе славимо як правдивого Бога нашого. Прихили вухо своє і вислухай нас, і пом'яни, Господи, тих, що є та що моляться з нами, всіх по імені, і спаси їх силою Твоєю. Благослови людей Твоїх і освяти спадкоємство Твоє: мир світові Твоєму даруй, церквам Твоїм, Священникам, владі, і всім людям. Хай благословиться і прославляється всечесне і величне ім'я Твоє, Отця, і Сина, і Святого Духа, нині і повсякчас, і на віки віків. Амінь.</w:t>
+        <w:t xml:space="preserve"> Від ночі лине дух наш до Тебе, Боже, бо світлом є повеління Твої. Навчи нас, Боже, правди Твоєї, заповідей Твоїх і виправдань Твоїх. Просвіти наші духовні очі, щоб ми не заснули в гріхах на смерть. Віджени всяку мряку від сердець наших, даруй нам сонце правди і охорони життя наше знаменням і печаттю Святого Твого Духа. Направ стопи наші на шлях мирний, дай нам бачити ранішній день у радості, щоб ми Тобі засилали ранішні молитви, бо Твоє є володіння і Твоє є царство і сила, і слава Отця, і Сина, і Святого Духа, нині і повсякчас, і на віки віків. Амінь.</w:t>
       </w:r>
     </w:p>
     <w:p>
@@ -8568,7 +8488,7 @@
           <w:sz w:val="24"/>
           <w:szCs w:val="24"/>
         </w:rPr>
-        <w:t>3.</w:t>
+        <w:t>4.</w:t>
       </w:r>
       <w:r>
         <w:rPr>
@@ -8577,7 +8497,58 @@
           <w:sz w:val="24"/>
           <w:szCs w:val="24"/>
         </w:rPr>
-        <w:t xml:space="preserve"> Від ночі лине дух наш до Тебе, Боже, бо світлом є повеління Твої. Навчи нас, Боже, правди Твоєї, заповідей Твоїх і виправдань Твоїх. Просвіти наші духовні очі, щоб ми не заснули в гріхах на смерть. Віджени всяку мряку від сердець наших, даруй нам сонце правди і охорони життя наше знаменням і печаттю Святого Твого Духа. Направ стопи наші на шлях мирний, дай нам бачити ранішній день у радості, щоб ми Тобі засилали ранішні молитви, бо Твоє є володіння і Твоє є царство і сила, і слава Отця, і Сина, і Святого Духа, нині і повсякчас, і на віки віків. Амінь.</w:t>
+        <w:t xml:space="preserve"> Владико, Боже святий і неосяжний, що казав із темряви світлові засіяти, що заспокоїв нас у нічному сні й підвів до величання і моління Твоєї доброти! Ти, що даєш себе умолити задля свого милосердя, прийми і нині нас, що поклоняємося Тобі й по силі </w:t>
+      </w:r>
+      <w:r>
+        <w:rPr>
+          <w:rFonts w:ascii="Times New Roman" w:eastAsia="Times New Roman" w:hAnsi="Times New Roman" w:cs="Times New Roman"/>
+          <w:sz w:val="24"/>
+          <w:szCs w:val="24"/>
+        </w:rPr>
+        <w:t xml:space="preserve">благодаримо </w:t>
+      </w:r>
+      <w:r>
+        <w:rPr>
+          <w:rFonts w:ascii="Times New Roman" w:eastAsia="Times New Roman" w:hAnsi="Times New Roman" w:cs="Times New Roman"/>
+          <w:color w:val="000000"/>
+          <w:sz w:val="24"/>
+          <w:szCs w:val="24"/>
+        </w:rPr>
+        <w:t>Т</w:t>
+      </w:r>
+      <w:r>
+        <w:rPr>
+          <w:rFonts w:ascii="Times New Roman" w:eastAsia="Times New Roman" w:hAnsi="Times New Roman" w:cs="Times New Roman"/>
+          <w:sz w:val="24"/>
+          <w:szCs w:val="24"/>
+        </w:rPr>
+        <w:t>ебе</w:t>
+      </w:r>
+      <w:r>
+        <w:rPr>
+          <w:rFonts w:ascii="Times New Roman" w:eastAsia="Times New Roman" w:hAnsi="Times New Roman" w:cs="Times New Roman"/>
+          <w:color w:val="000000"/>
+          <w:sz w:val="24"/>
+          <w:szCs w:val="24"/>
+        </w:rPr>
+        <w:t xml:space="preserve">; і даруй нам те, чого просимо задля спасіння. Вчини нас синами світла і дня та спадкоємцями вічних Твоїх </w:t>
+      </w:r>
+      <w:r>
+        <w:rPr>
+          <w:rFonts w:ascii="Times New Roman" w:eastAsia="Times New Roman" w:hAnsi="Times New Roman" w:cs="Times New Roman"/>
+          <w:sz w:val="24"/>
+          <w:szCs w:val="24"/>
+        </w:rPr>
+        <w:t>благ</w:t>
+      </w:r>
+      <w:r>
+        <w:rPr>
+          <w:rFonts w:ascii="Times New Roman" w:eastAsia="Times New Roman" w:hAnsi="Times New Roman" w:cs="Times New Roman"/>
+          <w:color w:val="000000"/>
+          <w:sz w:val="24"/>
+          <w:szCs w:val="24"/>
+        </w:rPr>
+        <w:t>. Пом'яни, Господи, за багатством ласк Твоїх усіх людей, що є і моляться з нами, і всю братію нашу на землі й на морі, і на всякому місці володіння Твого, що потребують Твоєї любови й помочі. Усім вияви велику Твою милість, щоб спасенні, як душею так і тілом, завжди перебували й відважно славили чудне й благословенне ім'я Твоє, бо Ти Бог милости і ласк, і любови, і Тобі славу возсилаємо: Отцю, і Сину, і Святому Духові, нині і повсякчас, і на віки віків. Амінь.</w:t>
       </w:r>
     </w:p>
     <w:p>
@@ -8597,7 +8568,7 @@
           <w:sz w:val="24"/>
           <w:szCs w:val="24"/>
         </w:rPr>
-        <w:t>4.</w:t>
+        <w:t>5.</w:t>
       </w:r>
       <w:r>
         <w:rPr>
@@ -8606,15 +8577,15 @@
           <w:sz w:val="24"/>
           <w:szCs w:val="24"/>
         </w:rPr>
-        <w:t xml:space="preserve"> Владико, Боже святий і неосяжний, що казав із темряви світлові засіяти, що заспокоїв нас у нічному сні й підвів до величання і моління Твоєї доброти! Ти, що даєш себе умолити задля свого милосердя, прийми і нині нас, що поклоняємося Тобі й по силі </w:t>
-      </w:r>
-      <w:r>
-        <w:rPr>
-          <w:rFonts w:ascii="Times New Roman" w:eastAsia="Times New Roman" w:hAnsi="Times New Roman" w:cs="Times New Roman"/>
-          <w:sz w:val="24"/>
-          <w:szCs w:val="24"/>
-        </w:rPr>
-        <w:t xml:space="preserve">благодаримо </w:t>
+        <w:t xml:space="preserve"> Скарб</w:t>
+      </w:r>
+      <w:r>
+        <w:rPr>
+          <w:rFonts w:ascii="Times New Roman" w:eastAsia="Times New Roman" w:hAnsi="Times New Roman" w:cs="Times New Roman"/>
+          <w:sz w:val="24"/>
+          <w:szCs w:val="24"/>
+        </w:rPr>
+        <w:t>нице</w:t>
       </w:r>
       <w:r>
         <w:rPr>
@@ -8623,7 +8594,267 @@
           <w:sz w:val="24"/>
           <w:szCs w:val="24"/>
         </w:rPr>
-        <w:t>Т</w:t>
+        <w:t xml:space="preserve"> </w:t>
+      </w:r>
+      <w:r>
+        <w:rPr>
+          <w:rFonts w:ascii="Times New Roman" w:eastAsia="Times New Roman" w:hAnsi="Times New Roman" w:cs="Times New Roman"/>
+          <w:sz w:val="24"/>
+          <w:szCs w:val="24"/>
+        </w:rPr>
+        <w:t>благ</w:t>
+      </w:r>
+      <w:r>
+        <w:rPr>
+          <w:rFonts w:ascii="Times New Roman" w:eastAsia="Times New Roman" w:hAnsi="Times New Roman" w:cs="Times New Roman"/>
+          <w:color w:val="000000"/>
+          <w:sz w:val="24"/>
+          <w:szCs w:val="24"/>
+        </w:rPr>
+        <w:t>, джерело невисихаюче, Отче святий, чудотворче всесильний і вседержителю! Усі Тобі поклоняємося і Тобі молимося та Твої милості і Твої ласки призиваємо на поміч і на заступництво нашій смиренності. Пом'яни, Господи, слуг Твоїх, прийми від усіх нас ранішні моління, як кадило перед Тобою; ні одного з нас не вчини нездатним, але всіх нас зберігай ласками Твоїми. Пом'яни, Господи, тих, що чувають і співають на славу Твою і єдинородного Твого Сина і Бога нашого, і Святого Твого Духа. Будь їм помічником і заступником; прийми їх молитви на наднебесний і духовний Твій жертовник, бо Ти Бог наш, і Тобі славу возсилаємо: Отцю, і Сину, і Святому Духові, нині і повсякчас, і на віки віків. Амінь.</w:t>
+      </w:r>
+    </w:p>
+    <w:p>
+      <w:pPr>
+        <w:spacing w:after="120" w:line="240" w:lineRule="auto"/>
+        <w:jc w:val="both"/>
+        <w:rPr>
+          <w:rFonts w:ascii="Times New Roman" w:eastAsia="Times New Roman" w:hAnsi="Times New Roman" w:cs="Times New Roman"/>
+          <w:sz w:val="24"/>
+          <w:szCs w:val="24"/>
+        </w:rPr>
+      </w:pPr>
+      <w:r>
+        <w:rPr>
+          <w:rFonts w:ascii="Times New Roman" w:eastAsia="Times New Roman" w:hAnsi="Times New Roman" w:cs="Times New Roman"/>
+          <w:color w:val="FF0000"/>
+          <w:sz w:val="24"/>
+          <w:szCs w:val="24"/>
+        </w:rPr>
+        <w:t xml:space="preserve">6. </w:t>
+      </w:r>
+      <w:r>
+        <w:rPr>
+          <w:rFonts w:ascii="Times New Roman" w:eastAsia="Times New Roman" w:hAnsi="Times New Roman" w:cs="Times New Roman"/>
+          <w:sz w:val="24"/>
+          <w:szCs w:val="24"/>
+        </w:rPr>
+        <w:t>Благодаримо</w:t>
+      </w:r>
+      <w:r>
+        <w:rPr>
+          <w:rFonts w:ascii="Times New Roman" w:eastAsia="Times New Roman" w:hAnsi="Times New Roman" w:cs="Times New Roman"/>
+          <w:color w:val="000000"/>
+          <w:sz w:val="24"/>
+          <w:szCs w:val="24"/>
+        </w:rPr>
+        <w:t xml:space="preserve"> Т</w:t>
+      </w:r>
+      <w:r>
+        <w:rPr>
+          <w:rFonts w:ascii="Times New Roman" w:eastAsia="Times New Roman" w:hAnsi="Times New Roman" w:cs="Times New Roman"/>
+          <w:sz w:val="24"/>
+          <w:szCs w:val="24"/>
+        </w:rPr>
+        <w:t>е</w:t>
+      </w:r>
+      <w:r>
+        <w:rPr>
+          <w:rFonts w:ascii="Times New Roman" w:eastAsia="Times New Roman" w:hAnsi="Times New Roman" w:cs="Times New Roman"/>
+          <w:color w:val="000000"/>
+          <w:sz w:val="24"/>
+          <w:szCs w:val="24"/>
+        </w:rPr>
+        <w:t>б</w:t>
+      </w:r>
+      <w:r>
+        <w:rPr>
+          <w:rFonts w:ascii="Times New Roman" w:eastAsia="Times New Roman" w:hAnsi="Times New Roman" w:cs="Times New Roman"/>
+          <w:sz w:val="24"/>
+          <w:szCs w:val="24"/>
+        </w:rPr>
+        <w:t>е</w:t>
+      </w:r>
+      <w:r>
+        <w:rPr>
+          <w:rFonts w:ascii="Times New Roman" w:eastAsia="Times New Roman" w:hAnsi="Times New Roman" w:cs="Times New Roman"/>
+          <w:color w:val="000000"/>
+          <w:sz w:val="24"/>
+          <w:szCs w:val="24"/>
+        </w:rPr>
+        <w:t>, Господи, Боже спасіння нашого, бо Ти все робиш для добра життя нашого, щоб ми завжди на Тебе споглядали, Спасителю й Доброчинцю душ наших. Бо Ти дав спокій нам у час минулої ночі й підвів нас, щоб ми поклонялися величному імені Твоєму. Тому молимо Тебе, Господи: Дай нам ласку й силу, щоб ми стали гідними співати Тобі розумно й молитися безупинно та в страсі і тремтінні над нашим спасінням працювали, при заступництві Христа Твого. Пом'яни, Господи, і тих, що вночі до Тебе кличуть. Вислухай їх і помилуй, і круши під ноги їх невидимих і войовничих ворогів. Бо Ти Цар миру і Спас душ наших, і Тобі славу возсилаємо: Отцю і Сину, і Святому Духові, нині і повсякчас, і на віки віків. Амінь.</w:t>
+      </w:r>
+    </w:p>
+    <w:p>
+      <w:pPr>
+        <w:spacing w:after="120" w:line="240" w:lineRule="auto"/>
+        <w:jc w:val="both"/>
+        <w:rPr>
+          <w:rFonts w:ascii="Times New Roman" w:eastAsia="Times New Roman" w:hAnsi="Times New Roman" w:cs="Times New Roman"/>
+          <w:sz w:val="24"/>
+          <w:szCs w:val="24"/>
+        </w:rPr>
+      </w:pPr>
+      <w:r>
+        <w:rPr>
+          <w:rFonts w:ascii="Times New Roman" w:eastAsia="Times New Roman" w:hAnsi="Times New Roman" w:cs="Times New Roman"/>
+          <w:color w:val="FF0000"/>
+          <w:sz w:val="24"/>
+          <w:szCs w:val="24"/>
+        </w:rPr>
+        <w:t>7.</w:t>
+      </w:r>
+      <w:r>
+        <w:rPr>
+          <w:rFonts w:ascii="Times New Roman" w:eastAsia="Times New Roman" w:hAnsi="Times New Roman" w:cs="Times New Roman"/>
+          <w:color w:val="000000"/>
+          <w:sz w:val="24"/>
+          <w:szCs w:val="24"/>
+        </w:rPr>
+        <w:t xml:space="preserve"> Боже й Отче Господа нашого Ісуса Христа! Ти підніс нас з постелі нашої і зібрав на годину молитви. Дай нам ласку відкрити уста наші і прийми наші подяки, що в наших силах, і навчи нас установ Твоїх. Бо молитися як слід не вміємо, якщо Ти, </w:t>
+      </w:r>
+      <w:r>
+        <w:rPr>
+          <w:rFonts w:ascii="Times New Roman" w:eastAsia="Times New Roman" w:hAnsi="Times New Roman" w:cs="Times New Roman"/>
+          <w:color w:val="000000"/>
+          <w:sz w:val="24"/>
+          <w:szCs w:val="24"/>
+        </w:rPr>
+        <w:lastRenderedPageBreak/>
+        <w:t>Господи, святим Твоїм Духом не навчиш нас. Тому молимося Тобі: Даруй і прости, якщо ми згрішили аж до теперішньої години словом або ділом, або думкою, добровільно або недобровільно. Бо коли на провини будеш дивитися, Господи, Господи, то хто встоїться, бо в Тебе є прощення. Ти один святий, допоміжник сильний, захисник життя нашого, і Тебе ми завжди оспівуватимемо. Нехай буде сила Царства Твого завжди благословенна і вельми прославлювана: Отця, і Сина, і Святого Духа, нині і повсякчас, і на віки віків. Амінь.</w:t>
+      </w:r>
+    </w:p>
+    <w:p>
+      <w:pPr>
+        <w:spacing w:after="120" w:line="240" w:lineRule="auto"/>
+        <w:jc w:val="both"/>
+        <w:rPr>
+          <w:rFonts w:ascii="Times New Roman" w:eastAsia="Times New Roman" w:hAnsi="Times New Roman" w:cs="Times New Roman"/>
+          <w:sz w:val="24"/>
+          <w:szCs w:val="24"/>
+        </w:rPr>
+      </w:pPr>
+      <w:r>
+        <w:rPr>
+          <w:rFonts w:ascii="Times New Roman" w:eastAsia="Times New Roman" w:hAnsi="Times New Roman" w:cs="Times New Roman"/>
+          <w:color w:val="FF0000"/>
+          <w:sz w:val="24"/>
+          <w:szCs w:val="24"/>
+        </w:rPr>
+        <w:t xml:space="preserve">8. </w:t>
+      </w:r>
+      <w:r>
+        <w:rPr>
+          <w:rFonts w:ascii="Times New Roman" w:eastAsia="Times New Roman" w:hAnsi="Times New Roman" w:cs="Times New Roman"/>
+          <w:color w:val="000000"/>
+          <w:sz w:val="24"/>
+          <w:szCs w:val="24"/>
+        </w:rPr>
+        <w:t>Господи, Боже наш, що сонну неміч забрав від нас і покликав нас візванням святим, щоб і вночі підносити руки наші і прославляти Тебе за справедливі Твої присуди. Прийми благання наші, моління, визнавання, нічні служби і даруй нам, Боже, віру бездоганну, надію впевнену, любов нелицемірну. Благослови наші входи й виходи, вчинки, слова, діла й думки; і дай нам дочекатися початку дня, нам, що хвалять й оспівують, і благословлять добрість Твоєї несказанної сили, щоб було благословенне Твоє пресвяте ім'я і прославлене Твоє царство: Отця, і Сина, і Святого Духа, нині і повсякчас, і на віки віків. Амінь.</w:t>
+      </w:r>
+    </w:p>
+    <w:p>
+      <w:pPr>
+        <w:spacing w:after="120" w:line="240" w:lineRule="auto"/>
+        <w:jc w:val="both"/>
+        <w:rPr>
+          <w:rFonts w:ascii="Times New Roman" w:eastAsia="Times New Roman" w:hAnsi="Times New Roman" w:cs="Times New Roman"/>
+          <w:sz w:val="24"/>
+          <w:szCs w:val="24"/>
+        </w:rPr>
+      </w:pPr>
+      <w:r>
+        <w:rPr>
+          <w:rFonts w:ascii="Times New Roman" w:eastAsia="Times New Roman" w:hAnsi="Times New Roman" w:cs="Times New Roman"/>
+          <w:color w:val="FF0000"/>
+          <w:sz w:val="24"/>
+          <w:szCs w:val="24"/>
+        </w:rPr>
+        <w:t>9.</w:t>
+      </w:r>
+      <w:r>
+        <w:rPr>
+          <w:rFonts w:ascii="Times New Roman" w:eastAsia="Times New Roman" w:hAnsi="Times New Roman" w:cs="Times New Roman"/>
+          <w:color w:val="000000"/>
+          <w:sz w:val="24"/>
+          <w:szCs w:val="24"/>
+        </w:rPr>
+        <w:t xml:space="preserve"> Господи, Боже наш! Ти за покаяння дарував людям відпущення, нам же, як образ пізнання і визнання гріхів, показав покаяння і прощення пророка Давида. Тож, Владико, помилуй з великої милости Твоєї нас, що в чимало великих гріхів впали, і по багатстві ласк Твоїх очисти беззаконня наші, бо перед Тобою згрішили ми, Господи, що невідомі й таємні речі серця людського знаєш, і єдиний Ти маєш владу прощати гріхи. Серце ж чисте вчини в нас і Духом владичним утверди нас, і радість спасіння Твого яви нам. Не відкинь нас від лиця Твого, але дозволь, як благий і людинолюбний, аж до останнього нашого віддиху появляти Тобі жертву справедливости й приноси на святих Твоїх жертовниках, милістю і ласками і людинолюб'ям єдинородного Сина Твого, з яким Ти є благословенний з пресвятим, добрим і животворчим Твоїм Духом, нині й повсякчас, і на віки віків. Амінь.</w:t>
+      </w:r>
+    </w:p>
+    <w:p>
+      <w:pPr>
+        <w:spacing w:after="120" w:line="240" w:lineRule="auto"/>
+        <w:jc w:val="both"/>
+        <w:rPr>
+          <w:rFonts w:ascii="Times New Roman" w:eastAsia="Times New Roman" w:hAnsi="Times New Roman" w:cs="Times New Roman"/>
+          <w:sz w:val="24"/>
+          <w:szCs w:val="24"/>
+        </w:rPr>
+      </w:pPr>
+      <w:r>
+        <w:rPr>
+          <w:rFonts w:ascii="Times New Roman" w:eastAsia="Times New Roman" w:hAnsi="Times New Roman" w:cs="Times New Roman"/>
+          <w:color w:val="FF0000"/>
+          <w:sz w:val="24"/>
+          <w:szCs w:val="24"/>
+        </w:rPr>
+        <w:t>10.</w:t>
+      </w:r>
+      <w:r>
+        <w:rPr>
+          <w:rFonts w:ascii="Times New Roman" w:eastAsia="Times New Roman" w:hAnsi="Times New Roman" w:cs="Times New Roman"/>
+          <w:color w:val="000000"/>
+          <w:sz w:val="24"/>
+          <w:szCs w:val="24"/>
+        </w:rPr>
+        <w:t xml:space="preserve"> Боже, Боже наш! Ти сотворив розумні й духовні сили своєю волею. Тебе просимо й Тобі молимося: Прийми наші посильні величання з усіма Твоїми творіннями і збагати щедрими даруваннями Твоєї ласки. Бо перед Тобою згинається всяке коліно: на небі, на землі й під землею, і все, що живе, і все створіння оспівує неосяжну Твою славу, бо Ти Бог правдивий і вельми милостивий. Тебе бо хвалять усі небесні сили, і Тобі славу возсилаємо: Отцю, і Сину, і Святому Духові, нині і повсякчас, і на віки віків. Амінь.</w:t>
+      </w:r>
+    </w:p>
+    <w:p>
+      <w:pPr>
+        <w:spacing w:after="120" w:line="240" w:lineRule="auto"/>
+        <w:jc w:val="both"/>
+        <w:rPr>
+          <w:rFonts w:ascii="Times New Roman" w:eastAsia="Times New Roman" w:hAnsi="Times New Roman" w:cs="Times New Roman"/>
+          <w:sz w:val="24"/>
+          <w:szCs w:val="24"/>
+        </w:rPr>
+      </w:pPr>
+      <w:r>
+        <w:rPr>
+          <w:rFonts w:ascii="Times New Roman" w:eastAsia="Times New Roman" w:hAnsi="Times New Roman" w:cs="Times New Roman"/>
+          <w:color w:val="FF0000"/>
+          <w:sz w:val="24"/>
+          <w:szCs w:val="24"/>
+        </w:rPr>
+        <w:t xml:space="preserve">11. </w:t>
+      </w:r>
+      <w:r>
+        <w:rPr>
+          <w:rFonts w:ascii="Times New Roman" w:eastAsia="Times New Roman" w:hAnsi="Times New Roman" w:cs="Times New Roman"/>
+          <w:color w:val="000000"/>
+          <w:sz w:val="24"/>
+          <w:szCs w:val="24"/>
+        </w:rPr>
+        <w:t xml:space="preserve">Хвалимо, співаємо, благословимо і </w:t>
+      </w:r>
+      <w:r>
+        <w:rPr>
+          <w:rFonts w:ascii="Times New Roman" w:eastAsia="Times New Roman" w:hAnsi="Times New Roman" w:cs="Times New Roman"/>
+          <w:sz w:val="24"/>
+          <w:szCs w:val="24"/>
+        </w:rPr>
+        <w:t>благодаримо</w:t>
+      </w:r>
+      <w:r>
+        <w:rPr>
+          <w:rFonts w:ascii="Times New Roman" w:eastAsia="Times New Roman" w:hAnsi="Times New Roman" w:cs="Times New Roman"/>
+          <w:color w:val="000000"/>
+          <w:sz w:val="24"/>
+          <w:szCs w:val="24"/>
+        </w:rPr>
+        <w:t xml:space="preserve"> Т</w:t>
       </w:r>
       <w:r>
         <w:rPr>
@@ -8640,357 +8871,7 @@
           <w:sz w:val="24"/>
           <w:szCs w:val="24"/>
         </w:rPr>
-        <w:t xml:space="preserve">; і даруй нам те, чого просимо задля спасіння. Вчини нас синами світла і дня та спадкоємцями вічних Твоїх </w:t>
-      </w:r>
-      <w:r>
-        <w:rPr>
-          <w:rFonts w:ascii="Times New Roman" w:eastAsia="Times New Roman" w:hAnsi="Times New Roman" w:cs="Times New Roman"/>
-          <w:sz w:val="24"/>
-          <w:szCs w:val="24"/>
-        </w:rPr>
-        <w:t>благ</w:t>
-      </w:r>
-      <w:r>
-        <w:rPr>
-          <w:rFonts w:ascii="Times New Roman" w:eastAsia="Times New Roman" w:hAnsi="Times New Roman" w:cs="Times New Roman"/>
-          <w:color w:val="000000"/>
-          <w:sz w:val="24"/>
-          <w:szCs w:val="24"/>
-        </w:rPr>
-        <w:t>. Пом'яни, Господи, за багатством ласк Твоїх усіх людей, що є і моляться з нами, і всю братію нашу на землі й на морі, і на всякому місці володіння Твого, що потребують Твоєї любови й помочі. Усім вияви велику Твою милість, щоб спасенні, як душею так і тілом, завжди перебували й відважно славили чудне й благословенне ім'я Твоє, бо Ти Бог милости і ласк, і любови, і Тобі славу возсилаємо: Отцю, і Сину, і Святому Духові, нині і повсякчас, і на віки віків. Амінь.</w:t>
-      </w:r>
-    </w:p>
-    <w:p>
-      <w:pPr>
-        <w:spacing w:after="120" w:line="240" w:lineRule="auto"/>
-        <w:jc w:val="both"/>
-        <w:rPr>
-          <w:rFonts w:ascii="Times New Roman" w:eastAsia="Times New Roman" w:hAnsi="Times New Roman" w:cs="Times New Roman"/>
-          <w:sz w:val="24"/>
-          <w:szCs w:val="24"/>
-        </w:rPr>
-      </w:pPr>
-      <w:r>
-        <w:rPr>
-          <w:rFonts w:ascii="Times New Roman" w:eastAsia="Times New Roman" w:hAnsi="Times New Roman" w:cs="Times New Roman"/>
-          <w:color w:val="FF0000"/>
-          <w:sz w:val="24"/>
-          <w:szCs w:val="24"/>
-        </w:rPr>
-        <w:t>5.</w:t>
-      </w:r>
-      <w:r>
-        <w:rPr>
-          <w:rFonts w:ascii="Times New Roman" w:eastAsia="Times New Roman" w:hAnsi="Times New Roman" w:cs="Times New Roman"/>
-          <w:color w:val="000000"/>
-          <w:sz w:val="24"/>
-          <w:szCs w:val="24"/>
-        </w:rPr>
-        <w:t xml:space="preserve"> Скарб</w:t>
-      </w:r>
-      <w:r>
-        <w:rPr>
-          <w:rFonts w:ascii="Times New Roman" w:eastAsia="Times New Roman" w:hAnsi="Times New Roman" w:cs="Times New Roman"/>
-          <w:sz w:val="24"/>
-          <w:szCs w:val="24"/>
-        </w:rPr>
-        <w:t>нице</w:t>
-      </w:r>
-      <w:r>
-        <w:rPr>
-          <w:rFonts w:ascii="Times New Roman" w:eastAsia="Times New Roman" w:hAnsi="Times New Roman" w:cs="Times New Roman"/>
-          <w:color w:val="000000"/>
-          <w:sz w:val="24"/>
-          <w:szCs w:val="24"/>
-        </w:rPr>
-        <w:t xml:space="preserve"> </w:t>
-      </w:r>
-      <w:r>
-        <w:rPr>
-          <w:rFonts w:ascii="Times New Roman" w:eastAsia="Times New Roman" w:hAnsi="Times New Roman" w:cs="Times New Roman"/>
-          <w:sz w:val="24"/>
-          <w:szCs w:val="24"/>
-        </w:rPr>
-        <w:t>благ</w:t>
-      </w:r>
-      <w:r>
-        <w:rPr>
-          <w:rFonts w:ascii="Times New Roman" w:eastAsia="Times New Roman" w:hAnsi="Times New Roman" w:cs="Times New Roman"/>
-          <w:color w:val="000000"/>
-          <w:sz w:val="24"/>
-          <w:szCs w:val="24"/>
-        </w:rPr>
-        <w:t>, джерело невисихаюче, Отче святий, чудотворче всесильний і вседержителю! Усі Тобі поклоняємося і Тобі молимося та Твої милості і Твої ласки призиваємо на поміч і на заступництво нашій смиренності. Пом'яни, Господи, слуг Твоїх, прийми від усіх нас ранішні моління, як кадило перед Тобою; ні одного з нас не вчини нездатним, але всіх нас зберігай ласками Твоїми. Пом'яни, Господи, тих, що чувають і співають на славу Твою і єдинородного Твого Сина і Бога нашого, і Святого Твого Духа. Будь їм помічником і заступником; прийми їх молитви на наднебесний і духовний Твій жертовник, бо Ти Бог наш, і Тобі славу возсилаємо: Отцю, і Сину, і Святому Духові, нині і повсякчас, і на віки віків. Амінь.</w:t>
-      </w:r>
-    </w:p>
-    <w:p>
-      <w:pPr>
-        <w:spacing w:after="120" w:line="240" w:lineRule="auto"/>
-        <w:jc w:val="both"/>
-        <w:rPr>
-          <w:rFonts w:ascii="Times New Roman" w:eastAsia="Times New Roman" w:hAnsi="Times New Roman" w:cs="Times New Roman"/>
-          <w:sz w:val="24"/>
-          <w:szCs w:val="24"/>
-        </w:rPr>
-      </w:pPr>
-      <w:r>
-        <w:rPr>
-          <w:rFonts w:ascii="Times New Roman" w:eastAsia="Times New Roman" w:hAnsi="Times New Roman" w:cs="Times New Roman"/>
-          <w:color w:val="FF0000"/>
-          <w:sz w:val="24"/>
-          <w:szCs w:val="24"/>
-        </w:rPr>
-        <w:t xml:space="preserve">6. </w:t>
-      </w:r>
-      <w:r>
-        <w:rPr>
-          <w:rFonts w:ascii="Times New Roman" w:eastAsia="Times New Roman" w:hAnsi="Times New Roman" w:cs="Times New Roman"/>
-          <w:sz w:val="24"/>
-          <w:szCs w:val="24"/>
-        </w:rPr>
-        <w:t>Благодаримо</w:t>
-      </w:r>
-      <w:r>
-        <w:rPr>
-          <w:rFonts w:ascii="Times New Roman" w:eastAsia="Times New Roman" w:hAnsi="Times New Roman" w:cs="Times New Roman"/>
-          <w:color w:val="000000"/>
-          <w:sz w:val="24"/>
-          <w:szCs w:val="24"/>
-        </w:rPr>
-        <w:t xml:space="preserve"> Т</w:t>
-      </w:r>
-      <w:r>
-        <w:rPr>
-          <w:rFonts w:ascii="Times New Roman" w:eastAsia="Times New Roman" w:hAnsi="Times New Roman" w:cs="Times New Roman"/>
-          <w:sz w:val="24"/>
-          <w:szCs w:val="24"/>
-        </w:rPr>
-        <w:t>е</w:t>
-      </w:r>
-      <w:r>
-        <w:rPr>
-          <w:rFonts w:ascii="Times New Roman" w:eastAsia="Times New Roman" w:hAnsi="Times New Roman" w:cs="Times New Roman"/>
-          <w:color w:val="000000"/>
-          <w:sz w:val="24"/>
-          <w:szCs w:val="24"/>
-        </w:rPr>
-        <w:t>б</w:t>
-      </w:r>
-      <w:r>
-        <w:rPr>
-          <w:rFonts w:ascii="Times New Roman" w:eastAsia="Times New Roman" w:hAnsi="Times New Roman" w:cs="Times New Roman"/>
-          <w:sz w:val="24"/>
-          <w:szCs w:val="24"/>
-        </w:rPr>
-        <w:t>е</w:t>
-      </w:r>
-      <w:r>
-        <w:rPr>
-          <w:rFonts w:ascii="Times New Roman" w:eastAsia="Times New Roman" w:hAnsi="Times New Roman" w:cs="Times New Roman"/>
-          <w:color w:val="000000"/>
-          <w:sz w:val="24"/>
-          <w:szCs w:val="24"/>
-        </w:rPr>
-        <w:t xml:space="preserve">, Господи, Боже спасіння нашого, бо Ти все робиш для добра життя нашого, щоб ми завжди на Тебе споглядали, Спасителю й Доброчинцю душ наших. Бо Ти дав спокій нам у час минулої ночі й підвів нас, щоб ми поклонялися величному імені Твоєму. Тому молимо Тебе, Господи: Дай нам ласку й силу, щоб ми стали гідними співати Тобі розумно й молитися безупинно та в страсі і тремтінні над нашим спасінням працювали, при заступництві Христа Твого. Пом'яни, Господи, і тих, що вночі до Тебе кличуть. Вислухай їх і помилуй, і круши під ноги їх невидимих </w:t>
-      </w:r>
-      <w:r>
-        <w:rPr>
-          <w:rFonts w:ascii="Times New Roman" w:eastAsia="Times New Roman" w:hAnsi="Times New Roman" w:cs="Times New Roman"/>
-          <w:color w:val="000000"/>
-          <w:sz w:val="24"/>
-          <w:szCs w:val="24"/>
-        </w:rPr>
-        <w:lastRenderedPageBreak/>
-        <w:t>і войовничих ворогів. Бо Ти Цар миру і Спас душ наших, і Тобі славу возсилаємо: Отцю і Сину, і Святому Духові, нині і повсякчас, і на віки віків. Амінь.</w:t>
-      </w:r>
-    </w:p>
-    <w:p>
-      <w:pPr>
-        <w:spacing w:after="120" w:line="240" w:lineRule="auto"/>
-        <w:jc w:val="both"/>
-        <w:rPr>
-          <w:rFonts w:ascii="Times New Roman" w:eastAsia="Times New Roman" w:hAnsi="Times New Roman" w:cs="Times New Roman"/>
-          <w:sz w:val="24"/>
-          <w:szCs w:val="24"/>
-        </w:rPr>
-      </w:pPr>
-      <w:r>
-        <w:rPr>
-          <w:rFonts w:ascii="Times New Roman" w:eastAsia="Times New Roman" w:hAnsi="Times New Roman" w:cs="Times New Roman"/>
-          <w:color w:val="FF0000"/>
-          <w:sz w:val="24"/>
-          <w:szCs w:val="24"/>
-        </w:rPr>
-        <w:t>7.</w:t>
-      </w:r>
-      <w:r>
-        <w:rPr>
-          <w:rFonts w:ascii="Times New Roman" w:eastAsia="Times New Roman" w:hAnsi="Times New Roman" w:cs="Times New Roman"/>
-          <w:color w:val="000000"/>
-          <w:sz w:val="24"/>
-          <w:szCs w:val="24"/>
-        </w:rPr>
-        <w:t xml:space="preserve"> Боже й Отче Господа нашого Ісуса Христа! Ти підніс нас з постелі нашої і зібрав на годину молитви. Дай нам ласку відкрити уста наші і прийми наші подяки, що в наших силах, і навчи нас установ Твоїх. Бо молитися як слід не вміємо, якщо Ти, Господи, святим Твоїм Духом не навчиш нас. Тому молимося Тобі: Даруй і прости, якщо ми згрішили аж до теперішньої години словом або ділом, або думкою, добровільно або недобровільно. Бо коли на провини будеш дивитися, Господи, Господи, то хто встоїться, бо в Тебе є прощення. Ти один святий, допоміжник сильний, захисник життя нашого, і Тебе ми завжди оспівуватимемо. Нехай буде сила Царства Твого завжди благословенна і вельми прославлювана: Отця, і Сина, і Святого Духа, нині і повсякчас, і на віки віків. Амінь.</w:t>
-      </w:r>
-    </w:p>
-    <w:p>
-      <w:pPr>
-        <w:spacing w:after="120" w:line="240" w:lineRule="auto"/>
-        <w:jc w:val="both"/>
-        <w:rPr>
-          <w:rFonts w:ascii="Times New Roman" w:eastAsia="Times New Roman" w:hAnsi="Times New Roman" w:cs="Times New Roman"/>
-          <w:sz w:val="24"/>
-          <w:szCs w:val="24"/>
-        </w:rPr>
-      </w:pPr>
-      <w:r>
-        <w:rPr>
-          <w:rFonts w:ascii="Times New Roman" w:eastAsia="Times New Roman" w:hAnsi="Times New Roman" w:cs="Times New Roman"/>
-          <w:color w:val="FF0000"/>
-          <w:sz w:val="24"/>
-          <w:szCs w:val="24"/>
-        </w:rPr>
-        <w:t xml:space="preserve">8. </w:t>
-      </w:r>
-      <w:r>
-        <w:rPr>
-          <w:rFonts w:ascii="Times New Roman" w:eastAsia="Times New Roman" w:hAnsi="Times New Roman" w:cs="Times New Roman"/>
-          <w:color w:val="000000"/>
-          <w:sz w:val="24"/>
-          <w:szCs w:val="24"/>
-        </w:rPr>
-        <w:t>Господи, Боже наш, що сонну неміч забрав від нас і покликав нас візванням святим, щоб і вночі підносити руки наші і прославляти Тебе за справедливі Твої присуди. Прийми благання наші, моління, визнавання, нічні служби і даруй нам, Боже, віру бездоганну, надію впевнену, любов нелицемірну. Благослови наші входи й виходи, вчинки, слова, діла й думки; і дай нам дочекатися початку дня, нам, що хвалять й оспівують, і благословлять добрість Твоєї несказанної сили, щоб було благословенне Твоє пресвяте ім'я і прославлене Твоє царство: Отця, і Сина, і Святого Духа, нині і повсякчас, і на віки віків. Амінь.</w:t>
-      </w:r>
-    </w:p>
-    <w:p>
-      <w:pPr>
-        <w:spacing w:after="120" w:line="240" w:lineRule="auto"/>
-        <w:jc w:val="both"/>
-        <w:rPr>
-          <w:rFonts w:ascii="Times New Roman" w:eastAsia="Times New Roman" w:hAnsi="Times New Roman" w:cs="Times New Roman"/>
-          <w:sz w:val="24"/>
-          <w:szCs w:val="24"/>
-        </w:rPr>
-      </w:pPr>
-      <w:r>
-        <w:rPr>
-          <w:rFonts w:ascii="Times New Roman" w:eastAsia="Times New Roman" w:hAnsi="Times New Roman" w:cs="Times New Roman"/>
-          <w:color w:val="FF0000"/>
-          <w:sz w:val="24"/>
-          <w:szCs w:val="24"/>
-        </w:rPr>
-        <w:t>9.</w:t>
-      </w:r>
-      <w:r>
-        <w:rPr>
-          <w:rFonts w:ascii="Times New Roman" w:eastAsia="Times New Roman" w:hAnsi="Times New Roman" w:cs="Times New Roman"/>
-          <w:color w:val="000000"/>
-          <w:sz w:val="24"/>
-          <w:szCs w:val="24"/>
-        </w:rPr>
-        <w:t xml:space="preserve"> Господи, Боже наш! Ти за покаяння дарував людям відпущення, нам же, як образ пізнання і визнання гріхів, показав покаяння і прощення пророка Давида. Тож, Владико, помилуй з великої милости Твоєї нас, що в чимало великих гріхів впали, і по багатстві ласк Твоїх очисти беззаконня наші, бо перед Тобою згрішили ми, Господи, що невідомі й таємні речі серця людського знаєш, і єдиний Ти маєш владу прощати гріхи. Серце ж чисте вчини в нас і Духом владичним утверди нас, і радість спасіння Твого яви нам. Не відкинь нас від лиця Твого, але дозволь, як благий і людинолюбний, аж до останнього нашого віддиху появляти Тобі жертву справедливости й приноси на святих Твоїх жертовниках, милістю і ласками і людинолюб'ям єдинородного Сина Твого, з яким Ти є благословенний з пресвятим, добрим і животворчим Твоїм Духом, нині й повсякчас, і на віки віків. Амінь.</w:t>
-      </w:r>
-    </w:p>
-    <w:p>
-      <w:pPr>
-        <w:spacing w:after="120" w:line="240" w:lineRule="auto"/>
-        <w:jc w:val="both"/>
-        <w:rPr>
-          <w:rFonts w:ascii="Times New Roman" w:eastAsia="Times New Roman" w:hAnsi="Times New Roman" w:cs="Times New Roman"/>
-          <w:sz w:val="24"/>
-          <w:szCs w:val="24"/>
-        </w:rPr>
-      </w:pPr>
-      <w:r>
-        <w:rPr>
-          <w:rFonts w:ascii="Times New Roman" w:eastAsia="Times New Roman" w:hAnsi="Times New Roman" w:cs="Times New Roman"/>
-          <w:color w:val="FF0000"/>
-          <w:sz w:val="24"/>
-          <w:szCs w:val="24"/>
-        </w:rPr>
-        <w:t>10.</w:t>
-      </w:r>
-      <w:r>
-        <w:rPr>
-          <w:rFonts w:ascii="Times New Roman" w:eastAsia="Times New Roman" w:hAnsi="Times New Roman" w:cs="Times New Roman"/>
-          <w:color w:val="000000"/>
-          <w:sz w:val="24"/>
-          <w:szCs w:val="24"/>
-        </w:rPr>
-        <w:t xml:space="preserve"> Боже, Боже наш! Ти сотворив розумні й духовні сили своєю волею. Тебе просимо й Тобі молимося: Прийми наші посильні величання з усіма Твоїми творіннями і збагати щедрими даруваннями Твоєї ласки. Бо перед Тобою згинається всяке коліно: на небі, на землі й під землею, і все, що живе, і все створіння оспівує неосяжну Твою славу, бо Ти Бог правдивий і вельми милостивий. Тебе бо хвалять усі небесні сили, і Тобі славу возсилаємо: Отцю, і Сину, і Святому Духові, нині і повсякчас, і на віки віків. Амінь.</w:t>
-      </w:r>
-    </w:p>
-    <w:p>
-      <w:pPr>
-        <w:spacing w:after="120" w:line="240" w:lineRule="auto"/>
-        <w:jc w:val="both"/>
-        <w:rPr>
-          <w:rFonts w:ascii="Times New Roman" w:eastAsia="Times New Roman" w:hAnsi="Times New Roman" w:cs="Times New Roman"/>
-          <w:sz w:val="24"/>
-          <w:szCs w:val="24"/>
-        </w:rPr>
-      </w:pPr>
-      <w:r>
-        <w:rPr>
-          <w:rFonts w:ascii="Times New Roman" w:eastAsia="Times New Roman" w:hAnsi="Times New Roman" w:cs="Times New Roman"/>
-          <w:color w:val="FF0000"/>
-          <w:sz w:val="24"/>
-          <w:szCs w:val="24"/>
-        </w:rPr>
-        <w:t xml:space="preserve">11. </w:t>
-      </w:r>
-      <w:r>
-        <w:rPr>
-          <w:rFonts w:ascii="Times New Roman" w:eastAsia="Times New Roman" w:hAnsi="Times New Roman" w:cs="Times New Roman"/>
-          <w:color w:val="000000"/>
-          <w:sz w:val="24"/>
-          <w:szCs w:val="24"/>
-        </w:rPr>
-        <w:t xml:space="preserve">Хвалимо, співаємо, благословимо і </w:t>
-      </w:r>
-      <w:r>
-        <w:rPr>
-          <w:rFonts w:ascii="Times New Roman" w:eastAsia="Times New Roman" w:hAnsi="Times New Roman" w:cs="Times New Roman"/>
-          <w:sz w:val="24"/>
-          <w:szCs w:val="24"/>
-        </w:rPr>
-        <w:t>благодаримо</w:t>
-      </w:r>
-      <w:r>
-        <w:rPr>
-          <w:rFonts w:ascii="Times New Roman" w:eastAsia="Times New Roman" w:hAnsi="Times New Roman" w:cs="Times New Roman"/>
-          <w:color w:val="000000"/>
-          <w:sz w:val="24"/>
-          <w:szCs w:val="24"/>
-        </w:rPr>
-        <w:t xml:space="preserve"> Т</w:t>
-      </w:r>
-      <w:r>
-        <w:rPr>
-          <w:rFonts w:ascii="Times New Roman" w:eastAsia="Times New Roman" w:hAnsi="Times New Roman" w:cs="Times New Roman"/>
-          <w:sz w:val="24"/>
-          <w:szCs w:val="24"/>
-        </w:rPr>
-        <w:t>ебе</w:t>
-      </w:r>
-      <w:r>
-        <w:rPr>
-          <w:rFonts w:ascii="Times New Roman" w:eastAsia="Times New Roman" w:hAnsi="Times New Roman" w:cs="Times New Roman"/>
-          <w:color w:val="000000"/>
-          <w:sz w:val="24"/>
-          <w:szCs w:val="24"/>
-        </w:rPr>
-        <w:t xml:space="preserve">, Боже батьків наших, бо Ти забрав тінь нічну і явив нам знову світло денне. Молимо Твою добрість: Милостивий будь для нас грішних і прийми молитву нашу задля великої Твоєї ласкавости, бо ми прибігаємо до Тебе, милостивого і всемогутнього Бога. Ти, що засвітив у серцях наших правдиве сонце справедливости Твоєї! Просвіти розум наш і почування всі зберігай, щоб, як у день, ходили ми пристойно шляхом заповідей Твоїх і дійшли до </w:t>
-      </w:r>
-      <w:r>
-        <w:rPr>
-          <w:rFonts w:ascii="Times New Roman" w:eastAsia="Times New Roman" w:hAnsi="Times New Roman" w:cs="Times New Roman"/>
-          <w:color w:val="000000"/>
-          <w:sz w:val="24"/>
-          <w:szCs w:val="24"/>
-        </w:rPr>
-        <w:lastRenderedPageBreak/>
-        <w:t>життя вічного, і стали гідними насолоджуватися недоступним Твоїм світлом. Бо в Тебе є джерело життя, Ти Бог наш і Тобі славу возсилаємо: Отцю, і Сину, і Святому Духові, нині і повсякчас, і на віки віків. Амінь.</w:t>
+        <w:t>, Боже батьків наших, бо Ти забрав тінь нічну і явив нам знову світло денне. Молимо Твою добрість: Милостивий будь для нас грішних і прийми молитву нашу задля великої Твоєї ласкавости, бо ми прибігаємо до Тебе, милостивого і всемогутнього Бога. Ти, що засвітив у серцях наших правдиве сонце справедливости Твоєї! Просвіти розум наш і почування всі зберігай, щоб, як у день, ходили ми пристойно шляхом заповідей Твоїх і дійшли до життя вічного, і стали гідними насолоджуватися недоступним Твоїм світлом. Бо в Тебе є джерело життя, Ти Бог наш і Тобі славу возсилаємо: Отцю, і Сину, і Святому Духові, нині і повсякчас, і на віки віків. Амінь.</w:t>
       </w:r>
     </w:p>
     <w:p>
@@ -9023,6 +8904,7 @@
           <w:sz w:val="24"/>
           <w:szCs w:val="24"/>
         </w:rPr>
+        <w:lastRenderedPageBreak/>
         <w:t>Велика єктенія</w:t>
       </w:r>
     </w:p>
@@ -9698,57 +9580,66 @@
           <w:sz w:val="24"/>
           <w:szCs w:val="24"/>
         </w:rPr>
+        <w:t>Пресвяту, пречисту, преблагословенну, славну Владичицю нашу Богородицю і приснодіву Марію, з усіма святими пом’янувши, самих себе, і один одного, і все життя наше Христу Богові віддаймо.</w:t>
+      </w:r>
+    </w:p>
+    <w:p>
+      <w:pPr>
+        <w:spacing w:after="120" w:line="240" w:lineRule="auto"/>
+        <w:rPr>
+          <w:rFonts w:ascii="Times New Roman" w:eastAsia="Times New Roman" w:hAnsi="Times New Roman" w:cs="Times New Roman"/>
+          <w:sz w:val="24"/>
+          <w:szCs w:val="24"/>
+        </w:rPr>
+      </w:pPr>
+      <w:r>
+        <w:rPr>
+          <w:rFonts w:ascii="Times New Roman" w:eastAsia="Times New Roman" w:hAnsi="Times New Roman" w:cs="Times New Roman"/>
+          <w:i/>
+          <w:color w:val="FF4400"/>
+          <w:sz w:val="24"/>
+          <w:szCs w:val="24"/>
+        </w:rPr>
+        <w:t>Вірні:</w:t>
+      </w:r>
+      <w:r>
+        <w:rPr>
+          <w:rFonts w:ascii="Times New Roman" w:eastAsia="Times New Roman" w:hAnsi="Times New Roman" w:cs="Times New Roman"/>
+          <w:color w:val="000000"/>
+          <w:sz w:val="24"/>
+          <w:szCs w:val="24"/>
+        </w:rPr>
+        <w:t xml:space="preserve"> Тобі́, Го́споди.</w:t>
+      </w:r>
+    </w:p>
+    <w:p>
+      <w:pPr>
+        <w:spacing w:after="120" w:line="240" w:lineRule="auto"/>
+        <w:jc w:val="both"/>
+        <w:rPr>
+          <w:rFonts w:ascii="Times New Roman" w:eastAsia="Times New Roman" w:hAnsi="Times New Roman" w:cs="Times New Roman"/>
+          <w:sz w:val="24"/>
+          <w:szCs w:val="24"/>
+        </w:rPr>
+      </w:pPr>
+      <w:r>
+        <w:rPr>
+          <w:rFonts w:ascii="Times New Roman" w:eastAsia="Times New Roman" w:hAnsi="Times New Roman" w:cs="Times New Roman"/>
+          <w:sz w:val="24"/>
+          <w:szCs w:val="24"/>
+          <w:u w:val="single"/>
+        </w:rPr>
+        <w:t xml:space="preserve">[Благодаримо Тебе, Господи, Боже наш, що підняв нас із постелі нашої і вклав в уста наші слово хвали, щоб поклонятися і призивати ім'я Твоє святе. Ми умоляємо Твоє </w:t>
+      </w:r>
+      <w:r>
+        <w:rPr>
+          <w:rFonts w:ascii="Times New Roman" w:eastAsia="Times New Roman" w:hAnsi="Times New Roman" w:cs="Times New Roman"/>
+          <w:sz w:val="24"/>
+          <w:szCs w:val="24"/>
+          <w:u w:val="single"/>
+        </w:rPr>
         <w:lastRenderedPageBreak/>
-        <w:t>Пресвяту, пречисту, преблагословенну, славну Владичицю нашу Богородицю і приснодіву Марію, з усіма святими пом’янувши, самих себе, і один одного, і все життя наше Христу Богові віддаймо.</w:t>
-      </w:r>
-    </w:p>
-    <w:p>
-      <w:pPr>
-        <w:spacing w:after="120" w:line="240" w:lineRule="auto"/>
-        <w:rPr>
-          <w:rFonts w:ascii="Times New Roman" w:eastAsia="Times New Roman" w:hAnsi="Times New Roman" w:cs="Times New Roman"/>
-          <w:sz w:val="24"/>
-          <w:szCs w:val="24"/>
-        </w:rPr>
-      </w:pPr>
-      <w:r>
-        <w:rPr>
-          <w:rFonts w:ascii="Times New Roman" w:eastAsia="Times New Roman" w:hAnsi="Times New Roman" w:cs="Times New Roman"/>
-          <w:i/>
-          <w:color w:val="FF4400"/>
-          <w:sz w:val="24"/>
-          <w:szCs w:val="24"/>
-        </w:rPr>
-        <w:t>Вірні:</w:t>
-      </w:r>
-      <w:r>
-        <w:rPr>
-          <w:rFonts w:ascii="Times New Roman" w:eastAsia="Times New Roman" w:hAnsi="Times New Roman" w:cs="Times New Roman"/>
-          <w:color w:val="000000"/>
-          <w:sz w:val="24"/>
-          <w:szCs w:val="24"/>
-        </w:rPr>
-        <w:t xml:space="preserve"> Тобі́, Го́споди.</w:t>
-      </w:r>
-    </w:p>
-    <w:p>
-      <w:pPr>
-        <w:spacing w:after="120" w:line="240" w:lineRule="auto"/>
-        <w:jc w:val="both"/>
-        <w:rPr>
-          <w:rFonts w:ascii="Times New Roman" w:eastAsia="Times New Roman" w:hAnsi="Times New Roman" w:cs="Times New Roman"/>
-          <w:sz w:val="24"/>
-          <w:szCs w:val="24"/>
-        </w:rPr>
-      </w:pPr>
-      <w:r>
-        <w:rPr>
-          <w:rFonts w:ascii="Times New Roman" w:eastAsia="Times New Roman" w:hAnsi="Times New Roman" w:cs="Times New Roman"/>
-          <w:sz w:val="24"/>
-          <w:szCs w:val="24"/>
-          <w:u w:val="single"/>
-        </w:rPr>
-        <w:t>[Благодаримо Тебе, Господи, Боже наш, що підняв нас із постелі нашої і вклав в уста наші слово хвали, щоб поклонятися і призивати ім'я Твоє святе. Ми умоляємо Твоє милосердя, яке Ти завжди виявляв у нашому житті. Пошли поміч свою людям, що стоять перед лицем святої слави Твоєї і дожидають від Тебе багатої милости; і дай нам, що зо страхом і любов'ю завжди Тобі служимо, хвалити несказанну Твою доброту.]</w:t>
+        <w:t>милосердя, яке Ти завжди виявляв у нашому житті. Пошли поміч свою людям, що стоять перед лицем святої слави Твоєї і дожидають від Тебе багатої милости; і дай нам, що зо страхом і любов'ю завжди Тобі служимо, хвалити несказанну Твою доброту.]</w:t>
       </w:r>
     </w:p>
     <w:p>
@@ -10283,57 +10174,66 @@
           <w:sz w:val="24"/>
           <w:szCs w:val="24"/>
         </w:rPr>
+        <w:t>Пресвяту, пречисту, преблагословенну, славну Владичицю нашу Богородицю і приснодіву Марію, з усіма святими пом’янувши, самих себе, і один одного, і все життя наше Христу Богові віддаймо.</w:t>
+      </w:r>
+    </w:p>
+    <w:p>
+      <w:pPr>
+        <w:spacing w:after="120" w:line="240" w:lineRule="auto"/>
+        <w:rPr>
+          <w:rFonts w:ascii="Times New Roman" w:eastAsia="Times New Roman" w:hAnsi="Times New Roman" w:cs="Times New Roman"/>
+          <w:sz w:val="24"/>
+          <w:szCs w:val="24"/>
+        </w:rPr>
+      </w:pPr>
+      <w:r>
+        <w:rPr>
+          <w:rFonts w:ascii="Times New Roman" w:eastAsia="Times New Roman" w:hAnsi="Times New Roman" w:cs="Times New Roman"/>
+          <w:i/>
+          <w:color w:val="FF4400"/>
+          <w:sz w:val="24"/>
+          <w:szCs w:val="24"/>
+        </w:rPr>
+        <w:t>Вірні:</w:t>
+      </w:r>
+      <w:r>
+        <w:rPr>
+          <w:rFonts w:ascii="Times New Roman" w:eastAsia="Times New Roman" w:hAnsi="Times New Roman" w:cs="Times New Roman"/>
+          <w:color w:val="000000"/>
+          <w:sz w:val="24"/>
+          <w:szCs w:val="24"/>
+        </w:rPr>
+        <w:t xml:space="preserve"> Тобі́, Го́споди.</w:t>
+      </w:r>
+    </w:p>
+    <w:p>
+      <w:pPr>
+        <w:spacing w:after="120" w:line="240" w:lineRule="auto"/>
+        <w:jc w:val="both"/>
+        <w:rPr>
+          <w:rFonts w:ascii="Times New Roman" w:eastAsia="Times New Roman" w:hAnsi="Times New Roman" w:cs="Times New Roman"/>
+          <w:sz w:val="24"/>
+          <w:szCs w:val="24"/>
+        </w:rPr>
+      </w:pPr>
+      <w:r>
+        <w:rPr>
+          <w:rFonts w:ascii="Times New Roman" w:eastAsia="Times New Roman" w:hAnsi="Times New Roman" w:cs="Times New Roman"/>
+          <w:sz w:val="24"/>
+          <w:szCs w:val="24"/>
+          <w:u w:val="single"/>
+        </w:rPr>
+        <w:t xml:space="preserve">[Від ночі лине дух наш до Тебе, Боже, бо світлом є повеління Твої. Навчи нас, Боже, правди Твоєї, заповідей Твоїх і виправдань Твоїх. Просвіти наші духовні очі, щоб ми не заснули в гріхах на смерть. Віджени всяку мряку від сердець наших, даруй нам сонце правди і охорони життя наше знаменням і печаттю Святого Твого Духа. </w:t>
+      </w:r>
+      <w:r>
+        <w:rPr>
+          <w:rFonts w:ascii="Times New Roman" w:eastAsia="Times New Roman" w:hAnsi="Times New Roman" w:cs="Times New Roman"/>
+          <w:sz w:val="24"/>
+          <w:szCs w:val="24"/>
+          <w:u w:val="single"/>
+        </w:rPr>
         <w:lastRenderedPageBreak/>
-        <w:t>Пресвяту, пречисту, преблагословенну, славну Владичицю нашу Богородицю і приснодіву Марію, з усіма святими пом’янувши, самих себе, і один одного, і все життя наше Христу Богові віддаймо.</w:t>
-      </w:r>
-    </w:p>
-    <w:p>
-      <w:pPr>
-        <w:spacing w:after="120" w:line="240" w:lineRule="auto"/>
-        <w:rPr>
-          <w:rFonts w:ascii="Times New Roman" w:eastAsia="Times New Roman" w:hAnsi="Times New Roman" w:cs="Times New Roman"/>
-          <w:sz w:val="24"/>
-          <w:szCs w:val="24"/>
-        </w:rPr>
-      </w:pPr>
-      <w:r>
-        <w:rPr>
-          <w:rFonts w:ascii="Times New Roman" w:eastAsia="Times New Roman" w:hAnsi="Times New Roman" w:cs="Times New Roman"/>
-          <w:i/>
-          <w:color w:val="FF4400"/>
-          <w:sz w:val="24"/>
-          <w:szCs w:val="24"/>
-        </w:rPr>
-        <w:t>Вірні:</w:t>
-      </w:r>
-      <w:r>
-        <w:rPr>
-          <w:rFonts w:ascii="Times New Roman" w:eastAsia="Times New Roman" w:hAnsi="Times New Roman" w:cs="Times New Roman"/>
-          <w:color w:val="000000"/>
-          <w:sz w:val="24"/>
-          <w:szCs w:val="24"/>
-        </w:rPr>
-        <w:t xml:space="preserve"> Тобі́, Го́споди.</w:t>
-      </w:r>
-    </w:p>
-    <w:p>
-      <w:pPr>
-        <w:spacing w:after="120" w:line="240" w:lineRule="auto"/>
-        <w:jc w:val="both"/>
-        <w:rPr>
-          <w:rFonts w:ascii="Times New Roman" w:eastAsia="Times New Roman" w:hAnsi="Times New Roman" w:cs="Times New Roman"/>
-          <w:sz w:val="24"/>
-          <w:szCs w:val="24"/>
-        </w:rPr>
-      </w:pPr>
-      <w:r>
-        <w:rPr>
-          <w:rFonts w:ascii="Times New Roman" w:eastAsia="Times New Roman" w:hAnsi="Times New Roman" w:cs="Times New Roman"/>
-          <w:sz w:val="24"/>
-          <w:szCs w:val="24"/>
-          <w:u w:val="single"/>
-        </w:rPr>
-        <w:t>[Від ночі лине дух наш до Тебе, Боже, бо світлом є повеління Твої. Навчи нас, Боже, правди Твоєї, заповідей Твоїх і виправдань Твоїх. Просвіти наші духовні очі, щоб ми не заснули в гріхах на смерть. Віджени всяку мряку від сердець наших, даруй нам сонце правди і охорони життя наше знаменням і печаттю Святого Твого Духа. Направ стопи наші на шлях мирний, дай нам бачити ранішній день у радості, щоб ми Тобі засилали ранішні молитви.]</w:t>
+        <w:t>Направ стопи наші на шлях мирний, дай нам бачити ранішній день у радості, щоб ми Тобі засилали ранішні молитви.]</w:t>
       </w:r>
     </w:p>
     <w:p>
@@ -10729,7 +10629,6 @@
           <w:sz w:val="24"/>
           <w:szCs w:val="24"/>
         </w:rPr>
-        <w:lastRenderedPageBreak/>
         <w:t>Вірні:</w:t>
       </w:r>
       <w:r>
@@ -10828,6 +10727,7 @@
           <w:sz w:val="24"/>
           <w:szCs w:val="24"/>
         </w:rPr>
+        <w:lastRenderedPageBreak/>
         <w:t>Слава і нині</w:t>
       </w:r>
       <w:r>
@@ -11249,39 +11149,48 @@
           <w:sz w:val="24"/>
           <w:szCs w:val="24"/>
         </w:rPr>
+        <w:t>Тоді вподобаєш собі жертву правди, приношення і всепалення;* тоді покладуть на вівтар твій тельців.</w:t>
+      </w:r>
+    </w:p>
+    <w:p>
+      <w:pPr>
+        <w:spacing w:after="120" w:line="240" w:lineRule="auto"/>
+        <w:jc w:val="both"/>
+        <w:rPr>
+          <w:rFonts w:ascii="Times New Roman" w:eastAsia="Times New Roman" w:hAnsi="Times New Roman" w:cs="Times New Roman"/>
+          <w:sz w:val="24"/>
+          <w:szCs w:val="24"/>
+        </w:rPr>
+      </w:pPr>
+    </w:p>
+    <w:p>
+      <w:pPr>
+        <w:spacing w:after="120" w:line="240" w:lineRule="auto"/>
+        <w:jc w:val="both"/>
+        <w:rPr>
+          <w:rFonts w:ascii="Times New Roman" w:eastAsia="Times New Roman" w:hAnsi="Times New Roman" w:cs="Times New Roman"/>
+          <w:sz w:val="24"/>
+          <w:szCs w:val="24"/>
+        </w:rPr>
+      </w:pPr>
+      <w:r>
+        <w:rPr>
+          <w:rFonts w:ascii="Times New Roman" w:eastAsia="Times New Roman" w:hAnsi="Times New Roman" w:cs="Times New Roman"/>
+          <w:sz w:val="24"/>
+          <w:szCs w:val="24"/>
+          <w:u w:val="single"/>
+        </w:rPr>
+        <w:t xml:space="preserve">Господи, Боже наш! Ти за покаяння дарував людям відпущення, нам же, як образ пізнання і визнання гріхів, показав покаяння і прощення пророка Давида. Тож, Владико, помилуй з великої милости Твоєї нас, що в чимало великих гріхів впали, і по багатстві ласк Твоїх очисти беззаконня наші, бо перед Тобою згрішили ми, Господи, що невідомі й таємні речі серця людського знаєш, і єдиний Ти маєш владу </w:t>
+      </w:r>
+      <w:r>
+        <w:rPr>
+          <w:rFonts w:ascii="Times New Roman" w:eastAsia="Times New Roman" w:hAnsi="Times New Roman" w:cs="Times New Roman"/>
+          <w:sz w:val="24"/>
+          <w:szCs w:val="24"/>
+          <w:u w:val="single"/>
+        </w:rPr>
         <w:lastRenderedPageBreak/>
-        <w:t>Тоді вподобаєш собі жертву правди, приношення і всепалення;* тоді покладуть на вівтар твій тельців.</w:t>
-      </w:r>
-    </w:p>
-    <w:p>
-      <w:pPr>
-        <w:spacing w:after="120" w:line="240" w:lineRule="auto"/>
-        <w:jc w:val="both"/>
-        <w:rPr>
-          <w:rFonts w:ascii="Times New Roman" w:eastAsia="Times New Roman" w:hAnsi="Times New Roman" w:cs="Times New Roman"/>
-          <w:sz w:val="24"/>
-          <w:szCs w:val="24"/>
-        </w:rPr>
-      </w:pPr>
-    </w:p>
-    <w:p>
-      <w:pPr>
-        <w:spacing w:after="120" w:line="240" w:lineRule="auto"/>
-        <w:jc w:val="both"/>
-        <w:rPr>
-          <w:rFonts w:ascii="Times New Roman" w:eastAsia="Times New Roman" w:hAnsi="Times New Roman" w:cs="Times New Roman"/>
-          <w:sz w:val="24"/>
-          <w:szCs w:val="24"/>
-        </w:rPr>
-      </w:pPr>
-      <w:r>
-        <w:rPr>
-          <w:rFonts w:ascii="Times New Roman" w:eastAsia="Times New Roman" w:hAnsi="Times New Roman" w:cs="Times New Roman"/>
-          <w:sz w:val="24"/>
-          <w:szCs w:val="24"/>
-          <w:u w:val="single"/>
-        </w:rPr>
-        <w:t>Господи, Боже наш! Ти за покаяння дарував людям відпущення, нам же, як образ пізнання і визнання гріхів, показав покаяння і прощення пророка Давида. Тож, Владико, помилуй з великої милости Твоєї нас, що в чимало великих гріхів впали, і по багатстві ласк Твоїх очисти беззаконня наші, бо перед Тобою згрішили ми, Господи, що невідомі й таємні речі серця людського знаєш, і єдиний Ти маєш владу прощати гріхи. Серце ж чисте вчини в нас і Духом владичним утверди нас, і радість спасіння Твого яви нам. Не відкинь нас від лиця Твого, але дозволь, як благий і людинолюбний, аж до останнього нашого віддиху появляти Тобі жертву справедливости й приноси на святих Твоїх жертовниках, милістю і ласками і людинолюб'ям єдинородного Сина Твого, з яким Ти є благословенний з пресвятим, добрим і животворчим Твоїм Духом, нині й повсякчас, і на віки віків. Амінь.]</w:t>
+        <w:t>прощати гріхи. Серце ж чисте вчини в нас і Духом владичним утверди нас, і радість спасіння Твого яви нам. Не відкинь нас від лиця Твого, але дозволь, як благий і людинолюбний, аж до останнього нашого віддиху появляти Тобі жертву справедливости й приноси на святих Твоїх жертовниках, милістю і ласками і людинолюб'ям єдинородного Сина Твого, з яким Ти є благословенний з пресвятим, добрим і животворчим Твоїм Духом, нині й повсякчас, і на віки віків. Амінь.]</w:t>
       </w:r>
     </w:p>
     <w:p>
@@ -11722,7 +11631,6 @@
           <w:sz w:val="24"/>
           <w:szCs w:val="24"/>
         </w:rPr>
-        <w:lastRenderedPageBreak/>
         <w:t>Законопорушні люди увінчали терням Тебе, Царю, який славою вінчав людей, і викоренив терням непослух Адамів, Христе, і насадив усім паростки богопізнання.</w:t>
       </w:r>
     </w:p>
@@ -11842,6 +11750,7 @@
           <w:sz w:val="24"/>
           <w:szCs w:val="24"/>
         </w:rPr>
+        <w:lastRenderedPageBreak/>
         <w:t>Вірні:</w:t>
       </w:r>
       <w:r>
@@ -12330,114 +12239,114 @@
           <w:sz w:val="24"/>
           <w:szCs w:val="24"/>
         </w:rPr>
+        <w:t xml:space="preserve">Стих: </w:t>
+      </w:r>
+      <w:r>
+        <w:rPr>
+          <w:rFonts w:ascii="Times New Roman" w:eastAsia="Times New Roman" w:hAnsi="Times New Roman" w:cs="Times New Roman"/>
+          <w:sz w:val="24"/>
+          <w:szCs w:val="24"/>
+          <w:u w:val="single"/>
+        </w:rPr>
+        <w:t>Слава, Господи, чесному хресту твоєму і розп'яттю.</w:t>
+      </w:r>
+    </w:p>
+    <w:p>
+      <w:pPr>
+        <w:shd w:val="clear" w:color="auto" w:fill="FFFFFF"/>
+        <w:spacing w:after="120" w:line="240" w:lineRule="auto"/>
+        <w:jc w:val="both"/>
+        <w:rPr>
+          <w:rFonts w:ascii="Times New Roman" w:eastAsia="Times New Roman" w:hAnsi="Times New Roman" w:cs="Times New Roman"/>
+          <w:color w:val="000000"/>
+          <w:sz w:val="24"/>
+          <w:szCs w:val="24"/>
+        </w:rPr>
+      </w:pPr>
+      <w:r>
+        <w:rPr>
+          <w:rFonts w:ascii="Times New Roman" w:eastAsia="Times New Roman" w:hAnsi="Times New Roman" w:cs="Times New Roman"/>
+          <w:color w:val="000000"/>
+          <w:sz w:val="24"/>
+          <w:szCs w:val="24"/>
+        </w:rPr>
+        <w:t>Розп’яття Ти прийняв, Слове Божий, щоб очистити від зла; жовч спожив Ти, щоб знищити гірку шкоду від солодкого плоду; слава великому Твоєму благоутробію.</w:t>
+      </w:r>
+    </w:p>
+    <w:p>
+      <w:pPr>
+        <w:spacing w:after="120" w:line="240" w:lineRule="auto"/>
+        <w:jc w:val="both"/>
+        <w:rPr>
+          <w:rFonts w:ascii="Times New Roman" w:eastAsia="Times New Roman" w:hAnsi="Times New Roman" w:cs="Times New Roman"/>
+          <w:i/>
+          <w:sz w:val="24"/>
+          <w:szCs w:val="24"/>
+          <w:u w:val="single"/>
+        </w:rPr>
+      </w:pPr>
+      <w:r>
+        <w:rPr>
+          <w:rFonts w:ascii="Times New Roman" w:eastAsia="Times New Roman" w:hAnsi="Times New Roman" w:cs="Times New Roman"/>
+          <w:i/>
+          <w:color w:val="FF0000"/>
+          <w:sz w:val="24"/>
+          <w:szCs w:val="24"/>
+        </w:rPr>
+        <w:t xml:space="preserve">Стих: </w:t>
+      </w:r>
+      <w:r>
+        <w:rPr>
+          <w:rFonts w:ascii="Times New Roman" w:eastAsia="Times New Roman" w:hAnsi="Times New Roman" w:cs="Times New Roman"/>
+          <w:sz w:val="24"/>
+          <w:szCs w:val="24"/>
+          <w:u w:val="single"/>
+        </w:rPr>
+        <w:t>Слава, Господи, чесному хресту твоєму і розп'яттю.</w:t>
+      </w:r>
+    </w:p>
+    <w:p>
+      <w:pPr>
+        <w:shd w:val="clear" w:color="auto" w:fill="FFFFFF"/>
+        <w:spacing w:after="120" w:line="240" w:lineRule="auto"/>
+        <w:jc w:val="both"/>
+        <w:rPr>
+          <w:rFonts w:ascii="Times New Roman" w:eastAsia="Times New Roman" w:hAnsi="Times New Roman" w:cs="Times New Roman"/>
+          <w:color w:val="000000"/>
+          <w:sz w:val="24"/>
+          <w:szCs w:val="24"/>
+        </w:rPr>
+      </w:pPr>
+      <w:r>
+        <w:rPr>
+          <w:rFonts w:ascii="Times New Roman" w:eastAsia="Times New Roman" w:hAnsi="Times New Roman" w:cs="Times New Roman"/>
+          <w:color w:val="000000"/>
+          <w:sz w:val="24"/>
+          <w:szCs w:val="24"/>
+        </w:rPr>
+        <w:t>Ти, що Твоїм розп’яттям на хресті заколихав усю землю божественною Твоєю державою, зціляєш її недуги, Владико; приниження і коливання серця утверджуєш для Твого богопізнання.</w:t>
+      </w:r>
+    </w:p>
+    <w:p>
+      <w:pPr>
+        <w:shd w:val="clear" w:color="auto" w:fill="FFFFFF"/>
+        <w:spacing w:after="120" w:line="240" w:lineRule="auto"/>
+        <w:jc w:val="both"/>
+        <w:rPr>
+          <w:rFonts w:ascii="Times New Roman" w:eastAsia="Times New Roman" w:hAnsi="Times New Roman" w:cs="Times New Roman"/>
+          <w:color w:val="000000"/>
+          <w:sz w:val="24"/>
+          <w:szCs w:val="24"/>
+        </w:rPr>
+      </w:pPr>
+      <w:r>
+        <w:rPr>
+          <w:rFonts w:ascii="Times New Roman" w:eastAsia="Times New Roman" w:hAnsi="Times New Roman" w:cs="Times New Roman"/>
+          <w:b/>
+          <w:sz w:val="24"/>
+          <w:szCs w:val="24"/>
+        </w:rPr>
         <w:lastRenderedPageBreak/>
-        <w:t xml:space="preserve">Стих: </w:t>
-      </w:r>
-      <w:r>
-        <w:rPr>
-          <w:rFonts w:ascii="Times New Roman" w:eastAsia="Times New Roman" w:hAnsi="Times New Roman" w:cs="Times New Roman"/>
-          <w:sz w:val="24"/>
-          <w:szCs w:val="24"/>
-          <w:u w:val="single"/>
-        </w:rPr>
-        <w:t>Слава, Господи, чесному хресту твоєму і розп'яттю.</w:t>
-      </w:r>
-    </w:p>
-    <w:p>
-      <w:pPr>
-        <w:shd w:val="clear" w:color="auto" w:fill="FFFFFF"/>
-        <w:spacing w:after="120" w:line="240" w:lineRule="auto"/>
-        <w:jc w:val="both"/>
-        <w:rPr>
-          <w:rFonts w:ascii="Times New Roman" w:eastAsia="Times New Roman" w:hAnsi="Times New Roman" w:cs="Times New Roman"/>
-          <w:color w:val="000000"/>
-          <w:sz w:val="24"/>
-          <w:szCs w:val="24"/>
-        </w:rPr>
-      </w:pPr>
-      <w:r>
-        <w:rPr>
-          <w:rFonts w:ascii="Times New Roman" w:eastAsia="Times New Roman" w:hAnsi="Times New Roman" w:cs="Times New Roman"/>
-          <w:color w:val="000000"/>
-          <w:sz w:val="24"/>
-          <w:szCs w:val="24"/>
-        </w:rPr>
-        <w:t>Розп’яття Ти прийняв, Слове Божий, щоб очистити від зла; жовч спожив Ти, щоб знищити гірку шкоду від солодкого плоду; слава великому Твоєму благоутробію.</w:t>
-      </w:r>
-    </w:p>
-    <w:p>
-      <w:pPr>
-        <w:spacing w:after="120" w:line="240" w:lineRule="auto"/>
-        <w:jc w:val="both"/>
-        <w:rPr>
-          <w:rFonts w:ascii="Times New Roman" w:eastAsia="Times New Roman" w:hAnsi="Times New Roman" w:cs="Times New Roman"/>
-          <w:i/>
-          <w:sz w:val="24"/>
-          <w:szCs w:val="24"/>
-          <w:u w:val="single"/>
-        </w:rPr>
-      </w:pPr>
-      <w:r>
-        <w:rPr>
-          <w:rFonts w:ascii="Times New Roman" w:eastAsia="Times New Roman" w:hAnsi="Times New Roman" w:cs="Times New Roman"/>
-          <w:i/>
-          <w:color w:val="FF0000"/>
-          <w:sz w:val="24"/>
-          <w:szCs w:val="24"/>
-        </w:rPr>
-        <w:t xml:space="preserve">Стих: </w:t>
-      </w:r>
-      <w:r>
-        <w:rPr>
-          <w:rFonts w:ascii="Times New Roman" w:eastAsia="Times New Roman" w:hAnsi="Times New Roman" w:cs="Times New Roman"/>
-          <w:sz w:val="24"/>
-          <w:szCs w:val="24"/>
-          <w:u w:val="single"/>
-        </w:rPr>
-        <w:t>Слава, Господи, чесному хресту твоєму і розп'яттю.</w:t>
-      </w:r>
-    </w:p>
-    <w:p>
-      <w:pPr>
-        <w:shd w:val="clear" w:color="auto" w:fill="FFFFFF"/>
-        <w:spacing w:after="120" w:line="240" w:lineRule="auto"/>
-        <w:jc w:val="both"/>
-        <w:rPr>
-          <w:rFonts w:ascii="Times New Roman" w:eastAsia="Times New Roman" w:hAnsi="Times New Roman" w:cs="Times New Roman"/>
-          <w:color w:val="000000"/>
-          <w:sz w:val="24"/>
-          <w:szCs w:val="24"/>
-        </w:rPr>
-      </w:pPr>
-      <w:r>
-        <w:rPr>
-          <w:rFonts w:ascii="Times New Roman" w:eastAsia="Times New Roman" w:hAnsi="Times New Roman" w:cs="Times New Roman"/>
-          <w:color w:val="000000"/>
-          <w:sz w:val="24"/>
-          <w:szCs w:val="24"/>
-        </w:rPr>
-        <w:t>Ти, що Твоїм розп’яттям на хресті заколихав усю землю божественною Твоєю державою, зціляєш її недуги, Владико; приниження і коливання серця утверджуєш для Твого богопізнання.</w:t>
-      </w:r>
-    </w:p>
-    <w:p>
-      <w:pPr>
-        <w:shd w:val="clear" w:color="auto" w:fill="FFFFFF"/>
-        <w:spacing w:after="120" w:line="240" w:lineRule="auto"/>
-        <w:jc w:val="both"/>
-        <w:rPr>
-          <w:rFonts w:ascii="Times New Roman" w:eastAsia="Times New Roman" w:hAnsi="Times New Roman" w:cs="Times New Roman"/>
-          <w:color w:val="000000"/>
-          <w:sz w:val="24"/>
-          <w:szCs w:val="24"/>
-        </w:rPr>
-      </w:pPr>
-      <w:r>
-        <w:rPr>
-          <w:rFonts w:ascii="Times New Roman" w:eastAsia="Times New Roman" w:hAnsi="Times New Roman" w:cs="Times New Roman"/>
-          <w:b/>
-          <w:sz w:val="24"/>
-          <w:szCs w:val="24"/>
-        </w:rPr>
         <w:t xml:space="preserve">Слава: І нині: </w:t>
       </w:r>
       <w:r>
@@ -12884,17 +12793,7 @@
           <w:szCs w:val="24"/>
           <w:u w:val="single"/>
         </w:rPr>
-        <w:t xml:space="preserve">[Дякуємо тобі, Господи, Боже спасіння нашого, бо ти все робиш для добра життя нашого, щоб ми завжди на тебе споглядали, Спасителю й Доброчинцю душ наших. Бо ти дав спокій нам у час минулої ночі й підвів нас, щоб ми поклонялися величному імені твоєму. Тому молимо тебе, Господи: Дай нам ласку й силу, щоб ми стали гідними співати тобі розумно й молитися безупинно та в страсі і тремтінні </w:t>
-      </w:r>
-      <w:r>
-        <w:rPr>
-          <w:rFonts w:ascii="Times New Roman" w:eastAsia="Times New Roman" w:hAnsi="Times New Roman" w:cs="Times New Roman"/>
-          <w:sz w:val="24"/>
-          <w:szCs w:val="24"/>
-          <w:u w:val="single"/>
-        </w:rPr>
-        <w:lastRenderedPageBreak/>
-        <w:t>над нашим спасінням працювали, при заступництві Христа твого. Пом'яни, Господи, і тих, що вночі до тебе кличуть. Вислухай їх і помилуй, і круши під ноги їх невидимих і войовничих ворогів.]</w:t>
+        <w:t>[Дякуємо тобі, Господи, Боже спасіння нашого, бо ти все робиш для добра життя нашого, щоб ми завжди на тебе споглядали, Спасителю й Доброчинцю душ наших. Бо ти дав спокій нам у час минулої ночі й підвів нас, щоб ми поклонялися величному імені твоєму. Тому молимо тебе, Господи: Дай нам ласку й силу, щоб ми стали гідними співати тобі розумно й молитися безупинно та в страсі і тремтінні над нашим спасінням працювали, при заступництві Христа твого. Пом'яни, Господи, і тих, що вночі до тебе кличуть. Вислухай їх і помилуй, і круши під ноги їх невидимих і войовничих ворогів.]</w:t>
       </w:r>
     </w:p>
     <w:p>
@@ -13026,6 +12925,7 @@
           <w:sz w:val="24"/>
           <w:szCs w:val="24"/>
         </w:rPr>
+        <w:lastRenderedPageBreak/>
         <w:t>Ірмос:</w:t>
       </w:r>
       <w:r>
@@ -13470,109 +13370,109 @@
           <w:sz w:val="24"/>
           <w:szCs w:val="24"/>
         </w:rPr>
+        <w:t>Вірні:</w:t>
+      </w:r>
+      <w:r>
+        <w:rPr>
+          <w:rFonts w:ascii="Times New Roman" w:eastAsia="Times New Roman" w:hAnsi="Times New Roman" w:cs="Times New Roman"/>
+          <w:sz w:val="24"/>
+          <w:szCs w:val="24"/>
+        </w:rPr>
+        <w:t xml:space="preserve"> Величає душа моя Господа,* і дух мій радіє в Бозі, Спасі моїм.</w:t>
+      </w:r>
+    </w:p>
+    <w:p>
+      <w:pPr>
+        <w:spacing w:after="120" w:line="240" w:lineRule="auto"/>
+        <w:jc w:val="both"/>
+        <w:rPr>
+          <w:rFonts w:ascii="Times New Roman" w:eastAsia="Times New Roman" w:hAnsi="Times New Roman" w:cs="Times New Roman"/>
+          <w:sz w:val="24"/>
+          <w:szCs w:val="24"/>
+        </w:rPr>
+      </w:pPr>
+      <w:r>
+        <w:rPr>
+          <w:rFonts w:ascii="Times New Roman" w:eastAsia="Times New Roman" w:hAnsi="Times New Roman" w:cs="Times New Roman"/>
+          <w:sz w:val="24"/>
+          <w:szCs w:val="24"/>
+        </w:rPr>
+        <w:t xml:space="preserve">Чеснішу від херувимів,* і незрівнянно славнішу від серафимів,* що без зотління Бога Слово породила,* сущу Богородицю, тебе величаємо. </w:t>
+      </w:r>
+      <w:r>
+        <w:rPr>
+          <w:rFonts w:ascii="Times New Roman" w:eastAsia="Times New Roman" w:hAnsi="Times New Roman" w:cs="Times New Roman"/>
+          <w:i/>
+          <w:color w:val="FF0000"/>
+          <w:sz w:val="24"/>
+          <w:szCs w:val="24"/>
+        </w:rPr>
+        <w:t>(після кожного стиха)</w:t>
+      </w:r>
+      <w:r>
+        <w:rPr>
+          <w:rFonts w:ascii="Times New Roman" w:eastAsia="Times New Roman" w:hAnsi="Times New Roman" w:cs="Times New Roman"/>
+          <w:sz w:val="24"/>
+          <w:szCs w:val="24"/>
+        </w:rPr>
+        <w:t>.</w:t>
+      </w:r>
+    </w:p>
+    <w:p>
+      <w:pPr>
+        <w:spacing w:after="120" w:line="240" w:lineRule="auto"/>
+        <w:jc w:val="both"/>
+        <w:rPr>
+          <w:rFonts w:ascii="Times New Roman" w:eastAsia="Times New Roman" w:hAnsi="Times New Roman" w:cs="Times New Roman"/>
+          <w:sz w:val="24"/>
+          <w:szCs w:val="24"/>
+        </w:rPr>
+      </w:pPr>
+      <w:r>
+        <w:rPr>
+          <w:rFonts w:ascii="Times New Roman" w:eastAsia="Times New Roman" w:hAnsi="Times New Roman" w:cs="Times New Roman"/>
+          <w:sz w:val="24"/>
+          <w:szCs w:val="24"/>
+        </w:rPr>
+        <w:t>Бо він зглянувся на покору слугині своєї,* ось бо віднині ублажатимуть мене всі роди.</w:t>
+      </w:r>
+    </w:p>
+    <w:p>
+      <w:pPr>
+        <w:spacing w:after="120" w:line="240" w:lineRule="auto"/>
+        <w:jc w:val="both"/>
+        <w:rPr>
+          <w:rFonts w:ascii="Times New Roman" w:eastAsia="Times New Roman" w:hAnsi="Times New Roman" w:cs="Times New Roman"/>
+          <w:sz w:val="24"/>
+          <w:szCs w:val="24"/>
+        </w:rPr>
+      </w:pPr>
+      <w:r>
+        <w:rPr>
+          <w:rFonts w:ascii="Times New Roman" w:eastAsia="Times New Roman" w:hAnsi="Times New Roman" w:cs="Times New Roman"/>
+          <w:sz w:val="24"/>
+          <w:szCs w:val="24"/>
+        </w:rPr>
+        <w:t>Велике бо вчинив мені Всемогутній, і святе ім'я його.* Милосердя його з роду в рід на тих, які бояться його.</w:t>
+      </w:r>
+    </w:p>
+    <w:p>
+      <w:pPr>
+        <w:spacing w:after="120" w:line="240" w:lineRule="auto"/>
+        <w:jc w:val="both"/>
+        <w:rPr>
+          <w:rFonts w:ascii="Times New Roman" w:eastAsia="Times New Roman" w:hAnsi="Times New Roman" w:cs="Times New Roman"/>
+          <w:sz w:val="24"/>
+          <w:szCs w:val="24"/>
+        </w:rPr>
+      </w:pPr>
+      <w:r>
+        <w:rPr>
+          <w:rFonts w:ascii="Times New Roman" w:eastAsia="Times New Roman" w:hAnsi="Times New Roman" w:cs="Times New Roman"/>
+          <w:sz w:val="24"/>
+          <w:szCs w:val="24"/>
+        </w:rPr>
         <w:lastRenderedPageBreak/>
-        <w:t>Вірні:</w:t>
-      </w:r>
-      <w:r>
-        <w:rPr>
-          <w:rFonts w:ascii="Times New Roman" w:eastAsia="Times New Roman" w:hAnsi="Times New Roman" w:cs="Times New Roman"/>
-          <w:sz w:val="24"/>
-          <w:szCs w:val="24"/>
-        </w:rPr>
-        <w:t xml:space="preserve"> Величає душа моя Господа,* і дух мій радіє в Бозі, Спасі моїм.</w:t>
-      </w:r>
-    </w:p>
-    <w:p>
-      <w:pPr>
-        <w:spacing w:after="120" w:line="240" w:lineRule="auto"/>
-        <w:jc w:val="both"/>
-        <w:rPr>
-          <w:rFonts w:ascii="Times New Roman" w:eastAsia="Times New Roman" w:hAnsi="Times New Roman" w:cs="Times New Roman"/>
-          <w:sz w:val="24"/>
-          <w:szCs w:val="24"/>
-        </w:rPr>
-      </w:pPr>
-      <w:r>
-        <w:rPr>
-          <w:rFonts w:ascii="Times New Roman" w:eastAsia="Times New Roman" w:hAnsi="Times New Roman" w:cs="Times New Roman"/>
-          <w:sz w:val="24"/>
-          <w:szCs w:val="24"/>
-        </w:rPr>
-        <w:t xml:space="preserve">Чеснішу від херувимів,* і незрівнянно славнішу від серафимів,* що без зотління Бога Слово породила,* сущу Богородицю, тебе величаємо. </w:t>
-      </w:r>
-      <w:r>
-        <w:rPr>
-          <w:rFonts w:ascii="Times New Roman" w:eastAsia="Times New Roman" w:hAnsi="Times New Roman" w:cs="Times New Roman"/>
-          <w:i/>
-          <w:color w:val="FF0000"/>
-          <w:sz w:val="24"/>
-          <w:szCs w:val="24"/>
-        </w:rPr>
-        <w:t>(після кожного стиха)</w:t>
-      </w:r>
-      <w:r>
-        <w:rPr>
-          <w:rFonts w:ascii="Times New Roman" w:eastAsia="Times New Roman" w:hAnsi="Times New Roman" w:cs="Times New Roman"/>
-          <w:sz w:val="24"/>
-          <w:szCs w:val="24"/>
-        </w:rPr>
-        <w:t>.</w:t>
-      </w:r>
-    </w:p>
-    <w:p>
-      <w:pPr>
-        <w:spacing w:after="120" w:line="240" w:lineRule="auto"/>
-        <w:jc w:val="both"/>
-        <w:rPr>
-          <w:rFonts w:ascii="Times New Roman" w:eastAsia="Times New Roman" w:hAnsi="Times New Roman" w:cs="Times New Roman"/>
-          <w:sz w:val="24"/>
-          <w:szCs w:val="24"/>
-        </w:rPr>
-      </w:pPr>
-      <w:r>
-        <w:rPr>
-          <w:rFonts w:ascii="Times New Roman" w:eastAsia="Times New Roman" w:hAnsi="Times New Roman" w:cs="Times New Roman"/>
-          <w:sz w:val="24"/>
-          <w:szCs w:val="24"/>
-        </w:rPr>
-        <w:t>Бо він зглянувся на покору слугині своєї,* ось бо віднині ублажатимуть мене всі роди.</w:t>
-      </w:r>
-    </w:p>
-    <w:p>
-      <w:pPr>
-        <w:spacing w:after="120" w:line="240" w:lineRule="auto"/>
-        <w:jc w:val="both"/>
-        <w:rPr>
-          <w:rFonts w:ascii="Times New Roman" w:eastAsia="Times New Roman" w:hAnsi="Times New Roman" w:cs="Times New Roman"/>
-          <w:sz w:val="24"/>
-          <w:szCs w:val="24"/>
-        </w:rPr>
-      </w:pPr>
-      <w:r>
-        <w:rPr>
-          <w:rFonts w:ascii="Times New Roman" w:eastAsia="Times New Roman" w:hAnsi="Times New Roman" w:cs="Times New Roman"/>
-          <w:sz w:val="24"/>
-          <w:szCs w:val="24"/>
-        </w:rPr>
-        <w:t>Велике бо вчинив мені Всемогутній, і святе ім'я його.* Милосердя його з роду в рід на тих, які бояться його.</w:t>
-      </w:r>
-    </w:p>
-    <w:p>
-      <w:pPr>
-        <w:spacing w:after="120" w:line="240" w:lineRule="auto"/>
-        <w:jc w:val="both"/>
-        <w:rPr>
-          <w:rFonts w:ascii="Times New Roman" w:eastAsia="Times New Roman" w:hAnsi="Times New Roman" w:cs="Times New Roman"/>
-          <w:sz w:val="24"/>
-          <w:szCs w:val="24"/>
-        </w:rPr>
-      </w:pPr>
-      <w:r>
-        <w:rPr>
-          <w:rFonts w:ascii="Times New Roman" w:eastAsia="Times New Roman" w:hAnsi="Times New Roman" w:cs="Times New Roman"/>
-          <w:sz w:val="24"/>
-          <w:szCs w:val="24"/>
-        </w:rPr>
         <w:t>Він виявив потугу рамени свого,* розвіяв гордих у задумах їхніх сердець.</w:t>
       </w:r>
     </w:p>
@@ -13985,104 +13885,104 @@
           <w:sz w:val="24"/>
           <w:szCs w:val="24"/>
         </w:rPr>
+        <w:t>Заступи, спаси, помилуй і охорони нас, Боже, Твоєю благодаттю</w:t>
+      </w:r>
+    </w:p>
+    <w:p>
+      <w:pPr>
+        <w:spacing w:after="120" w:line="240" w:lineRule="auto"/>
+        <w:rPr>
+          <w:rFonts w:ascii="Times New Roman" w:eastAsia="Times New Roman" w:hAnsi="Times New Roman" w:cs="Times New Roman"/>
+          <w:sz w:val="24"/>
+          <w:szCs w:val="24"/>
+        </w:rPr>
+      </w:pPr>
+      <w:r>
+        <w:rPr>
+          <w:rFonts w:ascii="Times New Roman" w:eastAsia="Times New Roman" w:hAnsi="Times New Roman" w:cs="Times New Roman"/>
+          <w:i/>
+          <w:color w:val="FF4400"/>
+          <w:sz w:val="24"/>
+          <w:szCs w:val="24"/>
+        </w:rPr>
+        <w:t>Вірні:</w:t>
+      </w:r>
+      <w:r>
+        <w:rPr>
+          <w:rFonts w:ascii="Times New Roman" w:eastAsia="Times New Roman" w:hAnsi="Times New Roman" w:cs="Times New Roman"/>
+          <w:color w:val="000000"/>
+          <w:sz w:val="24"/>
+          <w:szCs w:val="24"/>
+        </w:rPr>
+        <w:t xml:space="preserve"> Го́споди, поми́луй.</w:t>
+      </w:r>
+    </w:p>
+    <w:p>
+      <w:pPr>
+        <w:spacing w:after="120" w:line="240" w:lineRule="auto"/>
+        <w:rPr>
+          <w:rFonts w:ascii="Times New Roman" w:eastAsia="Times New Roman" w:hAnsi="Times New Roman" w:cs="Times New Roman"/>
+          <w:sz w:val="24"/>
+          <w:szCs w:val="24"/>
+        </w:rPr>
+      </w:pPr>
+      <w:r>
+        <w:rPr>
+          <w:rFonts w:ascii="Times New Roman" w:eastAsia="Times New Roman" w:hAnsi="Times New Roman" w:cs="Times New Roman"/>
+          <w:color w:val="000000"/>
+          <w:sz w:val="24"/>
+          <w:szCs w:val="24"/>
+        </w:rPr>
+        <w:t>Пресвяту, пречисту, преблагословенну, славну Владичицю нашу Богородицю і приснодіву Марію, з усіма святими пом’янувши, самих себе, і один одного, і все життя наше Христу Богові віддаймо.</w:t>
+      </w:r>
+    </w:p>
+    <w:p>
+      <w:pPr>
+        <w:spacing w:after="120" w:line="240" w:lineRule="auto"/>
+        <w:rPr>
+          <w:rFonts w:ascii="Times New Roman" w:eastAsia="Times New Roman" w:hAnsi="Times New Roman" w:cs="Times New Roman"/>
+          <w:sz w:val="24"/>
+          <w:szCs w:val="24"/>
+        </w:rPr>
+      </w:pPr>
+      <w:r>
+        <w:rPr>
+          <w:rFonts w:ascii="Times New Roman" w:eastAsia="Times New Roman" w:hAnsi="Times New Roman" w:cs="Times New Roman"/>
+          <w:i/>
+          <w:color w:val="FF4400"/>
+          <w:sz w:val="24"/>
+          <w:szCs w:val="24"/>
+        </w:rPr>
+        <w:t>Вірні:</w:t>
+      </w:r>
+      <w:r>
+        <w:rPr>
+          <w:rFonts w:ascii="Times New Roman" w:eastAsia="Times New Roman" w:hAnsi="Times New Roman" w:cs="Times New Roman"/>
+          <w:color w:val="000000"/>
+          <w:sz w:val="24"/>
+          <w:szCs w:val="24"/>
+        </w:rPr>
+        <w:t xml:space="preserve"> Тобі́, Го́споди.</w:t>
+      </w:r>
+    </w:p>
+    <w:p>
+      <w:pPr>
+        <w:spacing w:after="120" w:line="240" w:lineRule="auto"/>
+        <w:jc w:val="both"/>
+        <w:rPr>
+          <w:rFonts w:ascii="Times New Roman" w:eastAsia="Times New Roman" w:hAnsi="Times New Roman" w:cs="Times New Roman"/>
+          <w:sz w:val="24"/>
+          <w:szCs w:val="24"/>
+        </w:rPr>
+      </w:pPr>
+      <w:r>
+        <w:rPr>
+          <w:rFonts w:ascii="Times New Roman" w:eastAsia="Times New Roman" w:hAnsi="Times New Roman" w:cs="Times New Roman"/>
+          <w:sz w:val="24"/>
+          <w:szCs w:val="24"/>
+          <w:u w:val="single"/>
+        </w:rPr>
         <w:lastRenderedPageBreak/>
-        <w:t>Заступи, спаси, помилуй і охорони нас, Боже, Твоєю благодаттю</w:t>
-      </w:r>
-    </w:p>
-    <w:p>
-      <w:pPr>
-        <w:spacing w:after="120" w:line="240" w:lineRule="auto"/>
-        <w:rPr>
-          <w:rFonts w:ascii="Times New Roman" w:eastAsia="Times New Roman" w:hAnsi="Times New Roman" w:cs="Times New Roman"/>
-          <w:sz w:val="24"/>
-          <w:szCs w:val="24"/>
-        </w:rPr>
-      </w:pPr>
-      <w:r>
-        <w:rPr>
-          <w:rFonts w:ascii="Times New Roman" w:eastAsia="Times New Roman" w:hAnsi="Times New Roman" w:cs="Times New Roman"/>
-          <w:i/>
-          <w:color w:val="FF4400"/>
-          <w:sz w:val="24"/>
-          <w:szCs w:val="24"/>
-        </w:rPr>
-        <w:t>Вірні:</w:t>
-      </w:r>
-      <w:r>
-        <w:rPr>
-          <w:rFonts w:ascii="Times New Roman" w:eastAsia="Times New Roman" w:hAnsi="Times New Roman" w:cs="Times New Roman"/>
-          <w:color w:val="000000"/>
-          <w:sz w:val="24"/>
-          <w:szCs w:val="24"/>
-        </w:rPr>
-        <w:t xml:space="preserve"> Го́споди, поми́луй.</w:t>
-      </w:r>
-    </w:p>
-    <w:p>
-      <w:pPr>
-        <w:spacing w:after="120" w:line="240" w:lineRule="auto"/>
-        <w:rPr>
-          <w:rFonts w:ascii="Times New Roman" w:eastAsia="Times New Roman" w:hAnsi="Times New Roman" w:cs="Times New Roman"/>
-          <w:sz w:val="24"/>
-          <w:szCs w:val="24"/>
-        </w:rPr>
-      </w:pPr>
-      <w:r>
-        <w:rPr>
-          <w:rFonts w:ascii="Times New Roman" w:eastAsia="Times New Roman" w:hAnsi="Times New Roman" w:cs="Times New Roman"/>
-          <w:color w:val="000000"/>
-          <w:sz w:val="24"/>
-          <w:szCs w:val="24"/>
-        </w:rPr>
-        <w:t>Пресвяту, пречисту, преблагословенну, славну Владичицю нашу Богородицю і приснодіву Марію, з усіма святими пом’янувши, самих себе, і один одного, і все життя наше Христу Богові віддаймо.</w:t>
-      </w:r>
-    </w:p>
-    <w:p>
-      <w:pPr>
-        <w:spacing w:after="120" w:line="240" w:lineRule="auto"/>
-        <w:rPr>
-          <w:rFonts w:ascii="Times New Roman" w:eastAsia="Times New Roman" w:hAnsi="Times New Roman" w:cs="Times New Roman"/>
-          <w:sz w:val="24"/>
-          <w:szCs w:val="24"/>
-        </w:rPr>
-      </w:pPr>
-      <w:r>
-        <w:rPr>
-          <w:rFonts w:ascii="Times New Roman" w:eastAsia="Times New Roman" w:hAnsi="Times New Roman" w:cs="Times New Roman"/>
-          <w:i/>
-          <w:color w:val="FF4400"/>
-          <w:sz w:val="24"/>
-          <w:szCs w:val="24"/>
-        </w:rPr>
-        <w:t>Вірні:</w:t>
-      </w:r>
-      <w:r>
-        <w:rPr>
-          <w:rFonts w:ascii="Times New Roman" w:eastAsia="Times New Roman" w:hAnsi="Times New Roman" w:cs="Times New Roman"/>
-          <w:color w:val="000000"/>
-          <w:sz w:val="24"/>
-          <w:szCs w:val="24"/>
-        </w:rPr>
-        <w:t xml:space="preserve"> Тобі́, Го́споди.</w:t>
-      </w:r>
-    </w:p>
-    <w:p>
-      <w:pPr>
-        <w:spacing w:after="120" w:line="240" w:lineRule="auto"/>
-        <w:jc w:val="both"/>
-        <w:rPr>
-          <w:rFonts w:ascii="Times New Roman" w:eastAsia="Times New Roman" w:hAnsi="Times New Roman" w:cs="Times New Roman"/>
-          <w:sz w:val="24"/>
-          <w:szCs w:val="24"/>
-        </w:rPr>
-      </w:pPr>
-      <w:r>
-        <w:rPr>
-          <w:rFonts w:ascii="Times New Roman" w:eastAsia="Times New Roman" w:hAnsi="Times New Roman" w:cs="Times New Roman"/>
-          <w:sz w:val="24"/>
-          <w:szCs w:val="24"/>
-          <w:u w:val="single"/>
-        </w:rPr>
         <w:t>[Боже, Боже наш! Ти сотворив розумні й духовні сили своєю волею. Тебе просимо й Тобі молимося: Прийми наші посильні величання з усіма Твоїми творіннями і збагати щедрими даруваннями Твоєї ласки. Бо перед Тобою згинається всяке коліно: на небі, на землі й під землею, і все, що живе, і все створіння оспівує неосяжну Твою славу, бо Ти Бог правдивий і вельми милостивий.]</w:t>
       </w:r>
     </w:p>
@@ -14500,86 +14400,86 @@
           <w:sz w:val="24"/>
           <w:szCs w:val="24"/>
         </w:rPr>
+        <w:t>Царі землі й усі народи,* князі й усі земні судді;</w:t>
+      </w:r>
+    </w:p>
+    <w:p>
+      <w:pPr>
+        <w:spacing w:after="120" w:line="240" w:lineRule="auto"/>
+        <w:jc w:val="both"/>
+        <w:rPr>
+          <w:rFonts w:ascii="Times New Roman" w:eastAsia="Times New Roman" w:hAnsi="Times New Roman" w:cs="Times New Roman"/>
+          <w:sz w:val="24"/>
+          <w:szCs w:val="24"/>
+        </w:rPr>
+      </w:pPr>
+      <w:r>
+        <w:rPr>
+          <w:rFonts w:ascii="Times New Roman" w:eastAsia="Times New Roman" w:hAnsi="Times New Roman" w:cs="Times New Roman"/>
+          <w:sz w:val="24"/>
+          <w:szCs w:val="24"/>
+        </w:rPr>
+        <w:t>Хлопці й дівчата,* старі разом з юнацтвом.</w:t>
+      </w:r>
+    </w:p>
+    <w:p>
+      <w:pPr>
+        <w:spacing w:after="120" w:line="240" w:lineRule="auto"/>
+        <w:jc w:val="both"/>
+        <w:rPr>
+          <w:rFonts w:ascii="Times New Roman" w:eastAsia="Times New Roman" w:hAnsi="Times New Roman" w:cs="Times New Roman"/>
+          <w:sz w:val="24"/>
+          <w:szCs w:val="24"/>
+        </w:rPr>
+      </w:pPr>
+      <w:r>
+        <w:rPr>
+          <w:rFonts w:ascii="Times New Roman" w:eastAsia="Times New Roman" w:hAnsi="Times New Roman" w:cs="Times New Roman"/>
+          <w:sz w:val="24"/>
+          <w:szCs w:val="24"/>
+        </w:rPr>
+        <w:t>Нехай ім'я Господнє хвалять, високе бо ім'я його єдине.* Велич його понад землю й небо.</w:t>
+      </w:r>
+    </w:p>
+    <w:p>
+      <w:pPr>
+        <w:spacing w:after="120" w:line="240" w:lineRule="auto"/>
+        <w:jc w:val="both"/>
+        <w:rPr>
+          <w:rFonts w:ascii="Times New Roman" w:eastAsia="Times New Roman" w:hAnsi="Times New Roman" w:cs="Times New Roman"/>
+          <w:sz w:val="24"/>
+          <w:szCs w:val="24"/>
+        </w:rPr>
+      </w:pPr>
+      <w:r>
+        <w:rPr>
+          <w:rFonts w:ascii="Times New Roman" w:eastAsia="Times New Roman" w:hAnsi="Times New Roman" w:cs="Times New Roman"/>
+          <w:sz w:val="24"/>
+          <w:szCs w:val="24"/>
+        </w:rPr>
+        <w:t>Він підняв ріг народу свого.* Хвала всім його святим, синам Ізраїля, народові, що йому близький.</w:t>
+      </w:r>
+    </w:p>
+    <w:p>
+      <w:pPr>
+        <w:spacing w:after="120" w:line="240" w:lineRule="auto"/>
+        <w:jc w:val="center"/>
+        <w:rPr>
+          <w:rFonts w:ascii="Times New Roman" w:eastAsia="Times New Roman" w:hAnsi="Times New Roman" w:cs="Times New Roman"/>
+          <w:sz w:val="24"/>
+          <w:szCs w:val="24"/>
+        </w:rPr>
+      </w:pPr>
+      <w:r>
+        <w:rPr>
+          <w:rFonts w:ascii="Times New Roman" w:eastAsia="Times New Roman" w:hAnsi="Times New Roman" w:cs="Times New Roman"/>
+          <w:b/>
+          <w:i/>
+          <w:color w:val="FF0000"/>
+          <w:sz w:val="24"/>
+          <w:szCs w:val="24"/>
+        </w:rPr>
         <w:lastRenderedPageBreak/>
-        <w:t>Царі землі й усі народи,* князі й усі земні судді;</w:t>
-      </w:r>
-    </w:p>
-    <w:p>
-      <w:pPr>
-        <w:spacing w:after="120" w:line="240" w:lineRule="auto"/>
-        <w:jc w:val="both"/>
-        <w:rPr>
-          <w:rFonts w:ascii="Times New Roman" w:eastAsia="Times New Roman" w:hAnsi="Times New Roman" w:cs="Times New Roman"/>
-          <w:sz w:val="24"/>
-          <w:szCs w:val="24"/>
-        </w:rPr>
-      </w:pPr>
-      <w:r>
-        <w:rPr>
-          <w:rFonts w:ascii="Times New Roman" w:eastAsia="Times New Roman" w:hAnsi="Times New Roman" w:cs="Times New Roman"/>
-          <w:sz w:val="24"/>
-          <w:szCs w:val="24"/>
-        </w:rPr>
-        <w:t>Хлопці й дівчата,* старі разом з юнацтвом.</w:t>
-      </w:r>
-    </w:p>
-    <w:p>
-      <w:pPr>
-        <w:spacing w:after="120" w:line="240" w:lineRule="auto"/>
-        <w:jc w:val="both"/>
-        <w:rPr>
-          <w:rFonts w:ascii="Times New Roman" w:eastAsia="Times New Roman" w:hAnsi="Times New Roman" w:cs="Times New Roman"/>
-          <w:sz w:val="24"/>
-          <w:szCs w:val="24"/>
-        </w:rPr>
-      </w:pPr>
-      <w:r>
-        <w:rPr>
-          <w:rFonts w:ascii="Times New Roman" w:eastAsia="Times New Roman" w:hAnsi="Times New Roman" w:cs="Times New Roman"/>
-          <w:sz w:val="24"/>
-          <w:szCs w:val="24"/>
-        </w:rPr>
-        <w:t>Нехай ім'я Господнє хвалять, високе бо ім'я його єдине.* Велич його понад землю й небо.</w:t>
-      </w:r>
-    </w:p>
-    <w:p>
-      <w:pPr>
-        <w:spacing w:after="120" w:line="240" w:lineRule="auto"/>
-        <w:jc w:val="both"/>
-        <w:rPr>
-          <w:rFonts w:ascii="Times New Roman" w:eastAsia="Times New Roman" w:hAnsi="Times New Roman" w:cs="Times New Roman"/>
-          <w:sz w:val="24"/>
-          <w:szCs w:val="24"/>
-        </w:rPr>
-      </w:pPr>
-      <w:r>
-        <w:rPr>
-          <w:rFonts w:ascii="Times New Roman" w:eastAsia="Times New Roman" w:hAnsi="Times New Roman" w:cs="Times New Roman"/>
-          <w:sz w:val="24"/>
-          <w:szCs w:val="24"/>
-        </w:rPr>
-        <w:t>Він підняв ріг народу свого.* Хвала всім його святим, синам Ізраїля, народові, що йому близький.</w:t>
-      </w:r>
-    </w:p>
-    <w:p>
-      <w:pPr>
-        <w:spacing w:after="120" w:line="240" w:lineRule="auto"/>
-        <w:jc w:val="center"/>
-        <w:rPr>
-          <w:rFonts w:ascii="Times New Roman" w:eastAsia="Times New Roman" w:hAnsi="Times New Roman" w:cs="Times New Roman"/>
-          <w:sz w:val="24"/>
-          <w:szCs w:val="24"/>
-        </w:rPr>
-      </w:pPr>
-      <w:r>
-        <w:rPr>
-          <w:rFonts w:ascii="Times New Roman" w:eastAsia="Times New Roman" w:hAnsi="Times New Roman" w:cs="Times New Roman"/>
-          <w:b/>
-          <w:i/>
-          <w:color w:val="FF0000"/>
-          <w:sz w:val="24"/>
-          <w:szCs w:val="24"/>
-        </w:rPr>
         <w:t>Псалом 149</w:t>
       </w:r>
     </w:p>
@@ -14979,90 +14879,90 @@
           <w:sz w:val="24"/>
           <w:szCs w:val="24"/>
         </w:rPr>
+        <w:t>Вірні:</w:t>
+      </w:r>
+      <w:r>
+        <w:rPr>
+          <w:rFonts w:ascii="Times New Roman" w:eastAsia="Times New Roman" w:hAnsi="Times New Roman" w:cs="Times New Roman"/>
+          <w:sz w:val="24"/>
+          <w:szCs w:val="24"/>
+        </w:rPr>
+        <w:t xml:space="preserve"> Слава во вишніх Богу, і на землі мир,* в людях благовоління.</w:t>
+      </w:r>
+    </w:p>
+    <w:p>
+      <w:pPr>
+        <w:spacing w:after="120" w:line="240" w:lineRule="auto"/>
+        <w:jc w:val="both"/>
+        <w:rPr>
+          <w:rFonts w:ascii="Times New Roman" w:eastAsia="Times New Roman" w:hAnsi="Times New Roman" w:cs="Times New Roman"/>
+          <w:sz w:val="24"/>
+          <w:szCs w:val="24"/>
+        </w:rPr>
+      </w:pPr>
+      <w:r>
+        <w:rPr>
+          <w:rFonts w:ascii="Times New Roman" w:eastAsia="Times New Roman" w:hAnsi="Times New Roman" w:cs="Times New Roman"/>
+          <w:sz w:val="24"/>
+          <w:szCs w:val="24"/>
+        </w:rPr>
+        <w:t>Хвалимо тебе, благословимо тебе, кланяємось тобі,* славимо тебе, дякуємо тобі заради великої твоєї слави.</w:t>
+      </w:r>
+    </w:p>
+    <w:p>
+      <w:pPr>
+        <w:spacing w:after="120" w:line="240" w:lineRule="auto"/>
+        <w:jc w:val="both"/>
+        <w:rPr>
+          <w:rFonts w:ascii="Times New Roman" w:eastAsia="Times New Roman" w:hAnsi="Times New Roman" w:cs="Times New Roman"/>
+          <w:sz w:val="24"/>
+          <w:szCs w:val="24"/>
+        </w:rPr>
+      </w:pPr>
+      <w:r>
+        <w:rPr>
+          <w:rFonts w:ascii="Times New Roman" w:eastAsia="Times New Roman" w:hAnsi="Times New Roman" w:cs="Times New Roman"/>
+          <w:sz w:val="24"/>
+          <w:szCs w:val="24"/>
+        </w:rPr>
+        <w:t>Господи, царю небесний, Боже, Отче вседержителю,* Господи, Сину єдинородний, Ісусе Христе, і Святий Душе.</w:t>
+      </w:r>
+    </w:p>
+    <w:p>
+      <w:pPr>
+        <w:spacing w:after="120" w:line="240" w:lineRule="auto"/>
+        <w:jc w:val="both"/>
+        <w:rPr>
+          <w:rFonts w:ascii="Times New Roman" w:eastAsia="Times New Roman" w:hAnsi="Times New Roman" w:cs="Times New Roman"/>
+          <w:sz w:val="24"/>
+          <w:szCs w:val="24"/>
+        </w:rPr>
+      </w:pPr>
+      <w:r>
+        <w:rPr>
+          <w:rFonts w:ascii="Times New Roman" w:eastAsia="Times New Roman" w:hAnsi="Times New Roman" w:cs="Times New Roman"/>
+          <w:sz w:val="24"/>
+          <w:szCs w:val="24"/>
+        </w:rPr>
+        <w:t>Господи, Боже, Агнче Божий, Сину Отця,* що береш гріхи світу, помилуй нас.</w:t>
+      </w:r>
+    </w:p>
+    <w:p>
+      <w:pPr>
+        <w:spacing w:after="120" w:line="240" w:lineRule="auto"/>
+        <w:rPr>
+          <w:rFonts w:ascii="Times New Roman" w:eastAsia="Times New Roman" w:hAnsi="Times New Roman" w:cs="Times New Roman"/>
+          <w:sz w:val="24"/>
+          <w:szCs w:val="24"/>
+        </w:rPr>
+      </w:pPr>
+      <w:r>
+        <w:rPr>
+          <w:rFonts w:ascii="Times New Roman" w:eastAsia="Times New Roman" w:hAnsi="Times New Roman" w:cs="Times New Roman"/>
+          <w:sz w:val="24"/>
+          <w:szCs w:val="24"/>
+        </w:rPr>
         <w:lastRenderedPageBreak/>
-        <w:t>Вірні:</w:t>
-      </w:r>
-      <w:r>
-        <w:rPr>
-          <w:rFonts w:ascii="Times New Roman" w:eastAsia="Times New Roman" w:hAnsi="Times New Roman" w:cs="Times New Roman"/>
-          <w:sz w:val="24"/>
-          <w:szCs w:val="24"/>
-        </w:rPr>
-        <w:t xml:space="preserve"> Слава во вишніх Богу, і на землі мир,* в людях благовоління.</w:t>
-      </w:r>
-    </w:p>
-    <w:p>
-      <w:pPr>
-        <w:spacing w:after="120" w:line="240" w:lineRule="auto"/>
-        <w:jc w:val="both"/>
-        <w:rPr>
-          <w:rFonts w:ascii="Times New Roman" w:eastAsia="Times New Roman" w:hAnsi="Times New Roman" w:cs="Times New Roman"/>
-          <w:sz w:val="24"/>
-          <w:szCs w:val="24"/>
-        </w:rPr>
-      </w:pPr>
-      <w:r>
-        <w:rPr>
-          <w:rFonts w:ascii="Times New Roman" w:eastAsia="Times New Roman" w:hAnsi="Times New Roman" w:cs="Times New Roman"/>
-          <w:sz w:val="24"/>
-          <w:szCs w:val="24"/>
-        </w:rPr>
-        <w:t>Хвалимо тебе, благословимо тебе, кланяємось тобі,* славимо тебе, дякуємо тобі заради великої твоєї слави.</w:t>
-      </w:r>
-    </w:p>
-    <w:p>
-      <w:pPr>
-        <w:spacing w:after="120" w:line="240" w:lineRule="auto"/>
-        <w:jc w:val="both"/>
-        <w:rPr>
-          <w:rFonts w:ascii="Times New Roman" w:eastAsia="Times New Roman" w:hAnsi="Times New Roman" w:cs="Times New Roman"/>
-          <w:sz w:val="24"/>
-          <w:szCs w:val="24"/>
-        </w:rPr>
-      </w:pPr>
-      <w:r>
-        <w:rPr>
-          <w:rFonts w:ascii="Times New Roman" w:eastAsia="Times New Roman" w:hAnsi="Times New Roman" w:cs="Times New Roman"/>
-          <w:sz w:val="24"/>
-          <w:szCs w:val="24"/>
-        </w:rPr>
-        <w:t>Господи, царю небесний, Боже, Отче вседержителю,* Господи, Сину єдинородний, Ісусе Христе, і Святий Душе.</w:t>
-      </w:r>
-    </w:p>
-    <w:p>
-      <w:pPr>
-        <w:spacing w:after="120" w:line="240" w:lineRule="auto"/>
-        <w:jc w:val="both"/>
-        <w:rPr>
-          <w:rFonts w:ascii="Times New Roman" w:eastAsia="Times New Roman" w:hAnsi="Times New Roman" w:cs="Times New Roman"/>
-          <w:sz w:val="24"/>
-          <w:szCs w:val="24"/>
-        </w:rPr>
-      </w:pPr>
-      <w:r>
-        <w:rPr>
-          <w:rFonts w:ascii="Times New Roman" w:eastAsia="Times New Roman" w:hAnsi="Times New Roman" w:cs="Times New Roman"/>
-          <w:sz w:val="24"/>
-          <w:szCs w:val="24"/>
-        </w:rPr>
-        <w:t>Господи, Боже, Агнче Божий, Сину Отця,* що береш гріхи світу, помилуй нас.</w:t>
-      </w:r>
-    </w:p>
-    <w:p>
-      <w:pPr>
-        <w:spacing w:after="120" w:line="240" w:lineRule="auto"/>
-        <w:rPr>
-          <w:rFonts w:ascii="Times New Roman" w:eastAsia="Times New Roman" w:hAnsi="Times New Roman" w:cs="Times New Roman"/>
-          <w:sz w:val="24"/>
-          <w:szCs w:val="24"/>
-        </w:rPr>
-      </w:pPr>
-      <w:r>
-        <w:rPr>
-          <w:rFonts w:ascii="Times New Roman" w:eastAsia="Times New Roman" w:hAnsi="Times New Roman" w:cs="Times New Roman"/>
-          <w:sz w:val="24"/>
-          <w:szCs w:val="24"/>
-        </w:rPr>
         <w:t>Ти, що береш гріхи світу,* прийми нашу молитву.</w:t>
       </w:r>
     </w:p>
@@ -15560,8 +15460,146 @@
           <w:sz w:val="24"/>
           <w:szCs w:val="24"/>
         </w:rPr>
+        <w:t>Дня всього досконалого, святого, мирного і безгрішного у Господа просім.</w:t>
+      </w:r>
+    </w:p>
+    <w:p>
+      <w:pPr>
+        <w:spacing w:after="120" w:line="240" w:lineRule="auto"/>
+        <w:rPr>
+          <w:rFonts w:ascii="Times New Roman" w:eastAsia="Times New Roman" w:hAnsi="Times New Roman" w:cs="Times New Roman"/>
+          <w:sz w:val="24"/>
+          <w:szCs w:val="24"/>
+        </w:rPr>
+      </w:pPr>
+      <w:r>
+        <w:rPr>
+          <w:rFonts w:ascii="Times New Roman" w:eastAsia="Times New Roman" w:hAnsi="Times New Roman" w:cs="Times New Roman"/>
+          <w:i/>
+          <w:color w:val="FF4400"/>
+          <w:sz w:val="24"/>
+          <w:szCs w:val="24"/>
+        </w:rPr>
+        <w:t>Вірні:</w:t>
+      </w:r>
+      <w:r>
+        <w:rPr>
+          <w:rFonts w:ascii="Times New Roman" w:eastAsia="Times New Roman" w:hAnsi="Times New Roman" w:cs="Times New Roman"/>
+          <w:sz w:val="24"/>
+          <w:szCs w:val="24"/>
+        </w:rPr>
+        <w:t xml:space="preserve"> Пода́й, Го́споди.</w:t>
+      </w:r>
+    </w:p>
+    <w:p>
+      <w:pPr>
+        <w:spacing w:after="120" w:line="240" w:lineRule="auto"/>
+        <w:rPr>
+          <w:rFonts w:ascii="Times New Roman" w:eastAsia="Times New Roman" w:hAnsi="Times New Roman" w:cs="Times New Roman"/>
+          <w:sz w:val="24"/>
+          <w:szCs w:val="24"/>
+        </w:rPr>
+      </w:pPr>
+      <w:r>
+        <w:rPr>
+          <w:rFonts w:ascii="Times New Roman" w:eastAsia="Times New Roman" w:hAnsi="Times New Roman" w:cs="Times New Roman"/>
+          <w:sz w:val="24"/>
+          <w:szCs w:val="24"/>
+        </w:rPr>
+        <w:t>Ангела миру, вірного наставника, охоронця душ і тіл наших у Господа просім.</w:t>
+      </w:r>
+    </w:p>
+    <w:p>
+      <w:pPr>
+        <w:spacing w:after="120" w:line="240" w:lineRule="auto"/>
+        <w:rPr>
+          <w:rFonts w:ascii="Times New Roman" w:eastAsia="Times New Roman" w:hAnsi="Times New Roman" w:cs="Times New Roman"/>
+          <w:sz w:val="24"/>
+          <w:szCs w:val="24"/>
+        </w:rPr>
+      </w:pPr>
+      <w:r>
+        <w:rPr>
+          <w:rFonts w:ascii="Times New Roman" w:eastAsia="Times New Roman" w:hAnsi="Times New Roman" w:cs="Times New Roman"/>
+          <w:i/>
+          <w:color w:val="FF4400"/>
+          <w:sz w:val="24"/>
+          <w:szCs w:val="24"/>
+        </w:rPr>
+        <w:t>Вірні:</w:t>
+      </w:r>
+      <w:r>
+        <w:rPr>
+          <w:rFonts w:ascii="Times New Roman" w:eastAsia="Times New Roman" w:hAnsi="Times New Roman" w:cs="Times New Roman"/>
+          <w:sz w:val="24"/>
+          <w:szCs w:val="24"/>
+        </w:rPr>
+        <w:t xml:space="preserve"> Пода́й, Го́споди.</w:t>
+      </w:r>
+    </w:p>
+    <w:p>
+      <w:pPr>
+        <w:spacing w:after="120" w:line="240" w:lineRule="auto"/>
+        <w:rPr>
+          <w:rFonts w:ascii="Times New Roman" w:eastAsia="Times New Roman" w:hAnsi="Times New Roman" w:cs="Times New Roman"/>
+          <w:sz w:val="24"/>
+          <w:szCs w:val="24"/>
+        </w:rPr>
+      </w:pPr>
+      <w:r>
+        <w:rPr>
+          <w:rFonts w:ascii="Times New Roman" w:eastAsia="Times New Roman" w:hAnsi="Times New Roman" w:cs="Times New Roman"/>
+          <w:sz w:val="24"/>
+          <w:szCs w:val="24"/>
+        </w:rPr>
+        <w:t>Прощення й відпущення гріхів, і прогрішень наших у Господа просім.</w:t>
+      </w:r>
+    </w:p>
+    <w:p>
+      <w:pPr>
+        <w:spacing w:after="120" w:line="240" w:lineRule="auto"/>
+        <w:rPr>
+          <w:rFonts w:ascii="Times New Roman" w:eastAsia="Times New Roman" w:hAnsi="Times New Roman" w:cs="Times New Roman"/>
+          <w:sz w:val="24"/>
+          <w:szCs w:val="24"/>
+        </w:rPr>
+      </w:pPr>
+      <w:r>
+        <w:rPr>
+          <w:rFonts w:ascii="Times New Roman" w:eastAsia="Times New Roman" w:hAnsi="Times New Roman" w:cs="Times New Roman"/>
+          <w:i/>
+          <w:color w:val="FF4400"/>
+          <w:sz w:val="24"/>
+          <w:szCs w:val="24"/>
+        </w:rPr>
         <w:lastRenderedPageBreak/>
-        <w:t>Дня всього досконалого, святого, мирного і безгрішного у Господа просім.</w:t>
+        <w:t>Вірні:</w:t>
+      </w:r>
+      <w:r>
+        <w:rPr>
+          <w:rFonts w:ascii="Times New Roman" w:eastAsia="Times New Roman" w:hAnsi="Times New Roman" w:cs="Times New Roman"/>
+          <w:sz w:val="24"/>
+          <w:szCs w:val="24"/>
+        </w:rPr>
+        <w:t xml:space="preserve"> Пода́й, Го́споди.</w:t>
+      </w:r>
+    </w:p>
+    <w:p>
+      <w:pPr>
+        <w:spacing w:after="120" w:line="240" w:lineRule="auto"/>
+        <w:rPr>
+          <w:rFonts w:ascii="Times New Roman" w:eastAsia="Times New Roman" w:hAnsi="Times New Roman" w:cs="Times New Roman"/>
+          <w:sz w:val="24"/>
+          <w:szCs w:val="24"/>
+        </w:rPr>
+      </w:pPr>
+      <w:r>
+        <w:rPr>
+          <w:rFonts w:ascii="Times New Roman" w:eastAsia="Times New Roman" w:hAnsi="Times New Roman" w:cs="Times New Roman"/>
+          <w:sz w:val="24"/>
+          <w:szCs w:val="24"/>
+        </w:rPr>
+        <w:t>Доброго й пожиточного для душ наших і миру для світу у Господа просім.</w:t>
       </w:r>
     </w:p>
     <w:p>
@@ -15607,7 +15645,7 @@
           <w:sz w:val="24"/>
           <w:szCs w:val="24"/>
         </w:rPr>
-        <w:t>Ангела миру, вірного наставника, охоронця душ і тіл наших у Господа просім.</w:t>
+        <w:t>Останок життя нашого в мирі й покаянні завершити у Господа просім.</w:t>
       </w:r>
     </w:p>
     <w:p>
@@ -15653,7 +15691,7 @@
           <w:sz w:val="24"/>
           <w:szCs w:val="24"/>
         </w:rPr>
-        <w:t>Прощення й відпущення гріхів, і прогрішень наших у Господа просім.</w:t>
+        <w:t>Християнської кончини життя нашого – безболізної, бездоганної, мирної – і оправдання на страшному суді Христовому просім.</w:t>
       </w:r>
     </w:p>
     <w:p>
@@ -15699,7 +15737,7 @@
           <w:sz w:val="24"/>
           <w:szCs w:val="24"/>
         </w:rPr>
-        <w:t>Доброго й пожиточного для душ наших і миру для світу у Господа просім.</w:t>
+        <w:t>Пресвяту, пречисту, преблагословенну, славну Владичицю нашу Богородицю і приснодіву Марію, з усіма святими пом’янувши, самих себе, і один одного, і все життя наше Христу Богові віддаймо.</w:t>
       </w:r>
     </w:p>
     <w:p>
@@ -15724,44 +15762,74 @@
       <w:r>
         <w:rPr>
           <w:rFonts w:ascii="Times New Roman" w:eastAsia="Times New Roman" w:hAnsi="Times New Roman" w:cs="Times New Roman"/>
-          <w:sz w:val="24"/>
-          <w:szCs w:val="24"/>
-        </w:rPr>
-        <w:t xml:space="preserve"> Пода́й, Го́споди.</w:t>
-      </w:r>
-    </w:p>
-    <w:p>
-      <w:pPr>
-        <w:spacing w:after="120" w:line="240" w:lineRule="auto"/>
-        <w:rPr>
-          <w:rFonts w:ascii="Times New Roman" w:eastAsia="Times New Roman" w:hAnsi="Times New Roman" w:cs="Times New Roman"/>
-          <w:sz w:val="24"/>
-          <w:szCs w:val="24"/>
-        </w:rPr>
-      </w:pPr>
-      <w:r>
-        <w:rPr>
-          <w:rFonts w:ascii="Times New Roman" w:eastAsia="Times New Roman" w:hAnsi="Times New Roman" w:cs="Times New Roman"/>
-          <w:sz w:val="24"/>
-          <w:szCs w:val="24"/>
-        </w:rPr>
-        <w:t>Останок життя нашого в мирі й покаянні завершити у Господа просім.</w:t>
-      </w:r>
-    </w:p>
-    <w:p>
-      <w:pPr>
-        <w:spacing w:after="120" w:line="240" w:lineRule="auto"/>
-        <w:rPr>
-          <w:rFonts w:ascii="Times New Roman" w:eastAsia="Times New Roman" w:hAnsi="Times New Roman" w:cs="Times New Roman"/>
-          <w:sz w:val="24"/>
-          <w:szCs w:val="24"/>
-        </w:rPr>
-      </w:pPr>
-      <w:r>
-        <w:rPr>
-          <w:rFonts w:ascii="Times New Roman" w:eastAsia="Times New Roman" w:hAnsi="Times New Roman" w:cs="Times New Roman"/>
-          <w:i/>
-          <w:color w:val="FF4400"/>
+          <w:color w:val="000000"/>
+          <w:sz w:val="24"/>
+          <w:szCs w:val="24"/>
+        </w:rPr>
+        <w:t xml:space="preserve"> Тобі́, Го́споди.</w:t>
+      </w:r>
+    </w:p>
+    <w:p>
+      <w:pPr>
+        <w:spacing w:after="120" w:line="240" w:lineRule="auto"/>
+        <w:jc w:val="both"/>
+        <w:rPr>
+          <w:rFonts w:ascii="Times New Roman" w:eastAsia="Times New Roman" w:hAnsi="Times New Roman" w:cs="Times New Roman"/>
+          <w:sz w:val="24"/>
+          <w:szCs w:val="24"/>
+        </w:rPr>
+      </w:pPr>
+      <w:r>
+        <w:rPr>
+          <w:rFonts w:ascii="Times New Roman" w:eastAsia="Times New Roman" w:hAnsi="Times New Roman" w:cs="Times New Roman"/>
+          <w:sz w:val="24"/>
+          <w:szCs w:val="24"/>
+          <w:u w:val="single"/>
+        </w:rPr>
+        <w:t>[Владико, Боже святий і неосяжний, що казав із темряви світлові засіяти, що заспокоїв нас у нічному сні й підвів до величання і моління Твоєї доброти! Ти, що даєш себе умолити задля свого милосердя, прийми і нині нас, що поклоняємося Тобі й по силі благодаримо Тебе; і даруй нам те, чого просимо задля спасіння. Вчини нас синами світла і дня та спадкоємцями вічних Твоїх благ. Пом'яни, Господи, за багатством ласк Твоїх усіх людей, що є і моляться з нами, і всю братію нашу на землі й на морі, і на всякому місці володіння Твого, що потребують Твоєї любови й помочі. Усім вияви велику Твою милість, щоб спасенні, як душею так і тілом, завжди перебували й відважно славили чудне й благословенне ім'я Твоє.]</w:t>
+      </w:r>
+    </w:p>
+    <w:p>
+      <w:pPr>
+        <w:spacing w:after="120" w:line="240" w:lineRule="auto"/>
+        <w:rPr>
+          <w:rFonts w:ascii="Times New Roman" w:eastAsia="Times New Roman" w:hAnsi="Times New Roman" w:cs="Times New Roman"/>
+          <w:sz w:val="24"/>
+          <w:szCs w:val="24"/>
+        </w:rPr>
+      </w:pPr>
+      <w:r>
+        <w:rPr>
+          <w:rFonts w:ascii="Times New Roman" w:hAnsi="Times New Roman"/>
+          <w:i/>
+          <w:color w:val="FF0000"/>
+          <w:sz w:val="24"/>
+        </w:rPr>
+        <w:t>Священник:</w:t>
+      </w:r>
+      <w:r>
+        <w:rPr>
+          <w:rFonts w:ascii="Times New Roman" w:hAnsi="Times New Roman"/>
+          <w:sz w:val="24"/>
+        </w:rPr>
+        <w:t xml:space="preserve"> Бо Ти – Бог милости, ласк і людинолюбности, і Тобі славу возсилаємо, Отцю, і Сину, і Святому Духові, нині, і повсякчас, і на віки віків.</w:t>
+      </w:r>
+    </w:p>
+    <w:p>
+      <w:pPr>
+        <w:spacing w:after="120" w:line="240" w:lineRule="auto"/>
+        <w:jc w:val="both"/>
+        <w:rPr>
+          <w:rFonts w:ascii="Times New Roman" w:eastAsia="Times New Roman" w:hAnsi="Times New Roman" w:cs="Times New Roman"/>
+          <w:sz w:val="24"/>
+          <w:szCs w:val="24"/>
+        </w:rPr>
+      </w:pPr>
+      <w:r>
+        <w:rPr>
+          <w:rFonts w:ascii="Times New Roman" w:eastAsia="Times New Roman" w:hAnsi="Times New Roman" w:cs="Times New Roman"/>
+          <w:i/>
+          <w:color w:val="FF0000"/>
           <w:sz w:val="24"/>
           <w:szCs w:val="24"/>
         </w:rPr>
@@ -15770,44 +15838,63 @@
       <w:r>
         <w:rPr>
           <w:rFonts w:ascii="Times New Roman" w:eastAsia="Times New Roman" w:hAnsi="Times New Roman" w:cs="Times New Roman"/>
-          <w:sz w:val="24"/>
-          <w:szCs w:val="24"/>
-        </w:rPr>
-        <w:t xml:space="preserve"> Пода́й, Го́споди.</w:t>
-      </w:r>
-    </w:p>
-    <w:p>
-      <w:pPr>
-        <w:spacing w:after="120" w:line="240" w:lineRule="auto"/>
-        <w:rPr>
-          <w:rFonts w:ascii="Times New Roman" w:eastAsia="Times New Roman" w:hAnsi="Times New Roman" w:cs="Times New Roman"/>
-          <w:sz w:val="24"/>
-          <w:szCs w:val="24"/>
-        </w:rPr>
-      </w:pPr>
-      <w:r>
-        <w:rPr>
-          <w:rFonts w:ascii="Times New Roman" w:eastAsia="Times New Roman" w:hAnsi="Times New Roman" w:cs="Times New Roman"/>
-          <w:sz w:val="24"/>
-          <w:szCs w:val="24"/>
-        </w:rPr>
-        <w:t>Християнської кончини життя нашого – безболізної, бездоганної, мирної – і оправдання на страшному суді Христовому просім.</w:t>
-      </w:r>
-    </w:p>
-    <w:p>
-      <w:pPr>
-        <w:spacing w:after="120" w:line="240" w:lineRule="auto"/>
-        <w:rPr>
-          <w:rFonts w:ascii="Times New Roman" w:eastAsia="Times New Roman" w:hAnsi="Times New Roman" w:cs="Times New Roman"/>
-          <w:sz w:val="24"/>
-          <w:szCs w:val="24"/>
-        </w:rPr>
-      </w:pPr>
-      <w:r>
-        <w:rPr>
-          <w:rFonts w:ascii="Times New Roman" w:eastAsia="Times New Roman" w:hAnsi="Times New Roman" w:cs="Times New Roman"/>
-          <w:i/>
-          <w:color w:val="FF4400"/>
+          <w:color w:val="FF0000"/>
+          <w:sz w:val="24"/>
+          <w:szCs w:val="24"/>
+        </w:rPr>
+        <w:t xml:space="preserve"> </w:t>
+      </w:r>
+      <w:r>
+        <w:rPr>
+          <w:rFonts w:ascii="Times New Roman" w:eastAsia="Times New Roman" w:hAnsi="Times New Roman" w:cs="Times New Roman"/>
+          <w:sz w:val="24"/>
+          <w:szCs w:val="24"/>
+        </w:rPr>
+        <w:t>Амінь.</w:t>
+      </w:r>
+    </w:p>
+    <w:p>
+      <w:pPr>
+        <w:spacing w:after="120" w:line="240" w:lineRule="auto"/>
+        <w:jc w:val="both"/>
+        <w:rPr>
+          <w:rFonts w:ascii="Times New Roman" w:eastAsia="Times New Roman" w:hAnsi="Times New Roman" w:cs="Times New Roman"/>
+          <w:sz w:val="24"/>
+          <w:szCs w:val="24"/>
+        </w:rPr>
+      </w:pPr>
+      <w:r>
+        <w:rPr>
+          <w:rFonts w:ascii="Times New Roman" w:hAnsi="Times New Roman"/>
+          <w:i/>
+          <w:color w:val="FF0000"/>
+          <w:sz w:val="24"/>
+        </w:rPr>
+        <w:t>Священник:</w:t>
+      </w:r>
+      <w:r>
+        <w:rPr>
+          <w:rFonts w:ascii="Times New Roman" w:hAnsi="Times New Roman"/>
+          <w:sz w:val="24"/>
+        </w:rPr>
+        <w:t xml:space="preserve"> Мир всім.</w:t>
+      </w:r>
+    </w:p>
+    <w:p>
+      <w:pPr>
+        <w:spacing w:after="120" w:line="240" w:lineRule="auto"/>
+        <w:jc w:val="both"/>
+        <w:rPr>
+          <w:rFonts w:ascii="Times New Roman" w:eastAsia="Times New Roman" w:hAnsi="Times New Roman" w:cs="Times New Roman"/>
+          <w:sz w:val="24"/>
+          <w:szCs w:val="24"/>
+        </w:rPr>
+      </w:pPr>
+      <w:r>
+        <w:rPr>
+          <w:rFonts w:ascii="Times New Roman" w:eastAsia="Times New Roman" w:hAnsi="Times New Roman" w:cs="Times New Roman"/>
+          <w:i/>
+          <w:color w:val="FF0000"/>
           <w:sz w:val="24"/>
           <w:szCs w:val="24"/>
         </w:rPr>
@@ -15816,44 +15903,55 @@
       <w:r>
         <w:rPr>
           <w:rFonts w:ascii="Times New Roman" w:eastAsia="Times New Roman" w:hAnsi="Times New Roman" w:cs="Times New Roman"/>
-          <w:sz w:val="24"/>
-          <w:szCs w:val="24"/>
-        </w:rPr>
-        <w:t xml:space="preserve"> Пода́й, Го́споди.</w:t>
-      </w:r>
-    </w:p>
-    <w:p>
-      <w:pPr>
-        <w:spacing w:after="120" w:line="240" w:lineRule="auto"/>
-        <w:rPr>
-          <w:rFonts w:ascii="Times New Roman" w:eastAsia="Times New Roman" w:hAnsi="Times New Roman" w:cs="Times New Roman"/>
-          <w:sz w:val="24"/>
-          <w:szCs w:val="24"/>
-        </w:rPr>
-      </w:pPr>
-      <w:r>
-        <w:rPr>
-          <w:rFonts w:ascii="Times New Roman" w:eastAsia="Times New Roman" w:hAnsi="Times New Roman" w:cs="Times New Roman"/>
-          <w:sz w:val="24"/>
-          <w:szCs w:val="24"/>
-        </w:rPr>
-        <w:t>Пресвяту, пречисту, преблагословенну, славну Владичицю нашу Богородицю і приснодіву Марію, з усіма святими пом’янувши, самих себе, і один одного, і все життя наше Христу Богові віддаймо.</w:t>
-      </w:r>
-    </w:p>
-    <w:p>
-      <w:pPr>
-        <w:spacing w:after="120" w:line="240" w:lineRule="auto"/>
-        <w:rPr>
-          <w:rFonts w:ascii="Times New Roman" w:eastAsia="Times New Roman" w:hAnsi="Times New Roman" w:cs="Times New Roman"/>
-          <w:sz w:val="24"/>
-          <w:szCs w:val="24"/>
-        </w:rPr>
-      </w:pPr>
-      <w:r>
-        <w:rPr>
-          <w:rFonts w:ascii="Times New Roman" w:eastAsia="Times New Roman" w:hAnsi="Times New Roman" w:cs="Times New Roman"/>
-          <w:i/>
-          <w:color w:val="FF4400"/>
+          <w:color w:val="FF0000"/>
+          <w:sz w:val="24"/>
+          <w:szCs w:val="24"/>
+        </w:rPr>
+        <w:t xml:space="preserve"> </w:t>
+      </w:r>
+      <w:r>
+        <w:rPr>
+          <w:rFonts w:ascii="Times New Roman" w:eastAsia="Times New Roman" w:hAnsi="Times New Roman" w:cs="Times New Roman"/>
+          <w:sz w:val="24"/>
+          <w:szCs w:val="24"/>
+        </w:rPr>
+        <w:t>І духові твоєму.</w:t>
+      </w:r>
+    </w:p>
+    <w:p>
+      <w:pPr>
+        <w:spacing w:after="120" w:line="240" w:lineRule="auto"/>
+        <w:jc w:val="both"/>
+        <w:rPr>
+          <w:rFonts w:ascii="Times New Roman" w:eastAsia="Times New Roman" w:hAnsi="Times New Roman" w:cs="Times New Roman"/>
+          <w:sz w:val="24"/>
+          <w:szCs w:val="24"/>
+        </w:rPr>
+      </w:pPr>
+      <w:r>
+        <w:rPr>
+          <w:rFonts w:ascii="Times New Roman" w:eastAsia="Times New Roman" w:hAnsi="Times New Roman" w:cs="Times New Roman"/>
+          <w:sz w:val="24"/>
+          <w:szCs w:val="24"/>
+        </w:rPr>
+        <w:t>Голови ваші перед Господом схиліть.</w:t>
+      </w:r>
+    </w:p>
+    <w:p>
+      <w:pPr>
+        <w:spacing w:after="120" w:line="240" w:lineRule="auto"/>
+        <w:jc w:val="both"/>
+        <w:rPr>
+          <w:rFonts w:ascii="Times New Roman" w:eastAsia="Times New Roman" w:hAnsi="Times New Roman" w:cs="Times New Roman"/>
+          <w:sz w:val="24"/>
+          <w:szCs w:val="24"/>
+        </w:rPr>
+      </w:pPr>
+      <w:r>
+        <w:rPr>
+          <w:rFonts w:ascii="Times New Roman" w:eastAsia="Times New Roman" w:hAnsi="Times New Roman" w:cs="Times New Roman"/>
+          <w:i/>
+          <w:color w:val="FF0000"/>
           <w:sz w:val="24"/>
           <w:szCs w:val="24"/>
         </w:rPr>
@@ -15862,57 +15960,19 @@
       <w:r>
         <w:rPr>
           <w:rFonts w:ascii="Times New Roman" w:eastAsia="Times New Roman" w:hAnsi="Times New Roman" w:cs="Times New Roman"/>
-          <w:color w:val="000000"/>
-          <w:sz w:val="24"/>
-          <w:szCs w:val="24"/>
-        </w:rPr>
-        <w:t xml:space="preserve"> Тобі́, Го́споди.</w:t>
-      </w:r>
-    </w:p>
-    <w:p>
-      <w:pPr>
-        <w:spacing w:after="120" w:line="240" w:lineRule="auto"/>
-        <w:jc w:val="both"/>
-        <w:rPr>
-          <w:rFonts w:ascii="Times New Roman" w:eastAsia="Times New Roman" w:hAnsi="Times New Roman" w:cs="Times New Roman"/>
-          <w:sz w:val="24"/>
-          <w:szCs w:val="24"/>
-        </w:rPr>
-      </w:pPr>
-      <w:r>
-        <w:rPr>
-          <w:rFonts w:ascii="Times New Roman" w:eastAsia="Times New Roman" w:hAnsi="Times New Roman" w:cs="Times New Roman"/>
-          <w:sz w:val="24"/>
-          <w:szCs w:val="24"/>
-          <w:u w:val="single"/>
-        </w:rPr>
-        <w:t>[Владико, Боже святий і неосяжний, що казав із темряви світлові засіяти, що заспокоїв нас у нічному сні й підвів до величання і моління Твоєї доброти! Ти, що даєш себе умолити задля свого милосердя, прийми і нині нас, що поклоняємося Тобі й по силі благодаримо Тебе; і даруй нам те, чого просимо задля спасіння. Вчини нас синами світла і дня та спадкоємцями вічних Твоїх благ. Пом'яни, Господи, за багатством ласк Твоїх усіх людей, що є і моляться з нами, і всю братію нашу на землі й на морі, і на всякому місці володіння Твого, що потребують Твоєї любови й помочі. Усім вияви велику Твою милість, щоб спасенні, як душею так і тілом, завжди перебували й відважно славили чудне й благословенне ім'я Твоє.]</w:t>
-      </w:r>
-    </w:p>
-    <w:p>
-      <w:pPr>
-        <w:spacing w:after="120" w:line="240" w:lineRule="auto"/>
-        <w:rPr>
-          <w:rFonts w:ascii="Times New Roman" w:eastAsia="Times New Roman" w:hAnsi="Times New Roman" w:cs="Times New Roman"/>
-          <w:sz w:val="24"/>
-          <w:szCs w:val="24"/>
-        </w:rPr>
-      </w:pPr>
-      <w:r>
-        <w:rPr>
-          <w:rFonts w:ascii="Times New Roman" w:hAnsi="Times New Roman"/>
-          <w:i/>
           <w:color w:val="FF0000"/>
           <w:sz w:val="24"/>
-        </w:rPr>
-        <w:t>Священник:</w:t>
-      </w:r>
-      <w:r>
-        <w:rPr>
-          <w:rFonts w:ascii="Times New Roman" w:hAnsi="Times New Roman"/>
-          <w:sz w:val="24"/>
-        </w:rPr>
-        <w:t xml:space="preserve"> Бо Ти – Бог милости, ласк і людинолюбности, і Тобі славу возсилаємо, Отцю, і Сину, і Святому Духові, нині, і повсякчас, і на віки віків.</w:t>
+          <w:szCs w:val="24"/>
+        </w:rPr>
+        <w:t xml:space="preserve"> </w:t>
+      </w:r>
+      <w:r>
+        <w:rPr>
+          <w:rFonts w:ascii="Times New Roman" w:eastAsia="Times New Roman" w:hAnsi="Times New Roman" w:cs="Times New Roman"/>
+          <w:sz w:val="24"/>
+          <w:szCs w:val="24"/>
+        </w:rPr>
+        <w:t>Тобі, Господи.</w:t>
       </w:r>
     </w:p>
     <w:p>
@@ -15933,166 +15993,6 @@
           <w:sz w:val="24"/>
           <w:szCs w:val="24"/>
         </w:rPr>
-        <w:t>Вірні:</w:t>
-      </w:r>
-      <w:r>
-        <w:rPr>
-          <w:rFonts w:ascii="Times New Roman" w:eastAsia="Times New Roman" w:hAnsi="Times New Roman" w:cs="Times New Roman"/>
-          <w:color w:val="FF0000"/>
-          <w:sz w:val="24"/>
-          <w:szCs w:val="24"/>
-        </w:rPr>
-        <w:t xml:space="preserve"> </w:t>
-      </w:r>
-      <w:r>
-        <w:rPr>
-          <w:rFonts w:ascii="Times New Roman" w:eastAsia="Times New Roman" w:hAnsi="Times New Roman" w:cs="Times New Roman"/>
-          <w:sz w:val="24"/>
-          <w:szCs w:val="24"/>
-        </w:rPr>
-        <w:t>Амінь.</w:t>
-      </w:r>
-    </w:p>
-    <w:p>
-      <w:pPr>
-        <w:spacing w:after="120" w:line="240" w:lineRule="auto"/>
-        <w:jc w:val="both"/>
-        <w:rPr>
-          <w:rFonts w:ascii="Times New Roman" w:eastAsia="Times New Roman" w:hAnsi="Times New Roman" w:cs="Times New Roman"/>
-          <w:sz w:val="24"/>
-          <w:szCs w:val="24"/>
-        </w:rPr>
-      </w:pPr>
-      <w:r>
-        <w:rPr>
-          <w:rFonts w:ascii="Times New Roman" w:hAnsi="Times New Roman"/>
-          <w:i/>
-          <w:color w:val="FF0000"/>
-          <w:sz w:val="24"/>
-        </w:rPr>
-        <w:t>Священник:</w:t>
-      </w:r>
-      <w:r>
-        <w:rPr>
-          <w:rFonts w:ascii="Times New Roman" w:hAnsi="Times New Roman"/>
-          <w:sz w:val="24"/>
-        </w:rPr>
-        <w:t xml:space="preserve"> Мир всім.</w:t>
-      </w:r>
-    </w:p>
-    <w:p>
-      <w:pPr>
-        <w:spacing w:after="120" w:line="240" w:lineRule="auto"/>
-        <w:jc w:val="both"/>
-        <w:rPr>
-          <w:rFonts w:ascii="Times New Roman" w:eastAsia="Times New Roman" w:hAnsi="Times New Roman" w:cs="Times New Roman"/>
-          <w:sz w:val="24"/>
-          <w:szCs w:val="24"/>
-        </w:rPr>
-      </w:pPr>
-      <w:r>
-        <w:rPr>
-          <w:rFonts w:ascii="Times New Roman" w:eastAsia="Times New Roman" w:hAnsi="Times New Roman" w:cs="Times New Roman"/>
-          <w:i/>
-          <w:color w:val="FF0000"/>
-          <w:sz w:val="24"/>
-          <w:szCs w:val="24"/>
-        </w:rPr>
-        <w:t>Вірні:</w:t>
-      </w:r>
-      <w:r>
-        <w:rPr>
-          <w:rFonts w:ascii="Times New Roman" w:eastAsia="Times New Roman" w:hAnsi="Times New Roman" w:cs="Times New Roman"/>
-          <w:color w:val="FF0000"/>
-          <w:sz w:val="24"/>
-          <w:szCs w:val="24"/>
-        </w:rPr>
-        <w:t xml:space="preserve"> </w:t>
-      </w:r>
-      <w:r>
-        <w:rPr>
-          <w:rFonts w:ascii="Times New Roman" w:eastAsia="Times New Roman" w:hAnsi="Times New Roman" w:cs="Times New Roman"/>
-          <w:sz w:val="24"/>
-          <w:szCs w:val="24"/>
-        </w:rPr>
-        <w:t>І духові твоєму.</w:t>
-      </w:r>
-    </w:p>
-    <w:p>
-      <w:pPr>
-        <w:spacing w:after="120" w:line="240" w:lineRule="auto"/>
-        <w:jc w:val="both"/>
-        <w:rPr>
-          <w:rFonts w:ascii="Times New Roman" w:eastAsia="Times New Roman" w:hAnsi="Times New Roman" w:cs="Times New Roman"/>
-          <w:sz w:val="24"/>
-          <w:szCs w:val="24"/>
-        </w:rPr>
-      </w:pPr>
-      <w:r>
-        <w:rPr>
-          <w:rFonts w:ascii="Times New Roman" w:eastAsia="Times New Roman" w:hAnsi="Times New Roman" w:cs="Times New Roman"/>
-          <w:sz w:val="24"/>
-          <w:szCs w:val="24"/>
-        </w:rPr>
-        <w:t>Голови ваші перед Господом схиліть.</w:t>
-      </w:r>
-    </w:p>
-    <w:p>
-      <w:pPr>
-        <w:spacing w:after="120" w:line="240" w:lineRule="auto"/>
-        <w:jc w:val="both"/>
-        <w:rPr>
-          <w:rFonts w:ascii="Times New Roman" w:eastAsia="Times New Roman" w:hAnsi="Times New Roman" w:cs="Times New Roman"/>
-          <w:sz w:val="24"/>
-          <w:szCs w:val="24"/>
-        </w:rPr>
-      </w:pPr>
-      <w:r>
-        <w:rPr>
-          <w:rFonts w:ascii="Times New Roman" w:eastAsia="Times New Roman" w:hAnsi="Times New Roman" w:cs="Times New Roman"/>
-          <w:i/>
-          <w:color w:val="FF0000"/>
-          <w:sz w:val="24"/>
-          <w:szCs w:val="24"/>
-        </w:rPr>
-        <w:t>Вірні:</w:t>
-      </w:r>
-      <w:r>
-        <w:rPr>
-          <w:rFonts w:ascii="Times New Roman" w:eastAsia="Times New Roman" w:hAnsi="Times New Roman" w:cs="Times New Roman"/>
-          <w:color w:val="FF0000"/>
-          <w:sz w:val="24"/>
-          <w:szCs w:val="24"/>
-        </w:rPr>
-        <w:t xml:space="preserve"> </w:t>
-      </w:r>
-      <w:r>
-        <w:rPr>
-          <w:rFonts w:ascii="Times New Roman" w:eastAsia="Times New Roman" w:hAnsi="Times New Roman" w:cs="Times New Roman"/>
-          <w:sz w:val="24"/>
-          <w:szCs w:val="24"/>
-        </w:rPr>
-        <w:t>Тобі, Господи.</w:t>
-      </w:r>
-    </w:p>
-    <w:p>
-      <w:pPr>
-        <w:spacing w:after="120" w:line="240" w:lineRule="auto"/>
-        <w:jc w:val="both"/>
-        <w:rPr>
-          <w:rFonts w:ascii="Times New Roman" w:eastAsia="Times New Roman" w:hAnsi="Times New Roman" w:cs="Times New Roman"/>
-          <w:sz w:val="24"/>
-          <w:szCs w:val="24"/>
-        </w:rPr>
-      </w:pPr>
-      <w:r>
-        <w:rPr>
-          <w:rFonts w:ascii="Times New Roman" w:eastAsia="Times New Roman" w:hAnsi="Times New Roman" w:cs="Times New Roman"/>
-          <w:i/>
-          <w:color w:val="FF0000"/>
-          <w:sz w:val="24"/>
-          <w:szCs w:val="24"/>
-        </w:rPr>
         <w:t>Священник читає молитву:</w:t>
       </w:r>
       <w:r>
@@ -16101,16 +16001,7 @@
           <w:sz w:val="24"/>
           <w:szCs w:val="24"/>
         </w:rPr>
-        <w:t xml:space="preserve"> Господи святий, ти на висоті живеш і всевидючим оком твоїм споглядаєш на всяке створіння! Перед тобою схилили ми голови, душі й тіла, і молимося до тебе, Святий святих: Простягни руку твою невидиму від святого житла твого і благослови всіх нас; а якщо ми де в чому згрішили добровільно чи </w:t>
-      </w:r>
-      <w:r>
-        <w:rPr>
-          <w:rFonts w:ascii="Times New Roman" w:eastAsia="Times New Roman" w:hAnsi="Times New Roman" w:cs="Times New Roman"/>
-          <w:sz w:val="24"/>
-          <w:szCs w:val="24"/>
-        </w:rPr>
-        <w:lastRenderedPageBreak/>
-        <w:t>недобровільно, як благий і людинолюбний Бог, прости і даруй нам земні й небесні добра твої:</w:t>
+        <w:t xml:space="preserve"> Господи святий, ти на висоті живеш і всевидючим оком твоїм споглядаєш на всяке створіння! Перед тобою схилили ми голови, душі й тіла, і молимося до тебе, Святий святих: Простягни руку твою невидиму від святого житла твого і благослови всіх нас; а якщо ми де в чому згрішили добровільно чи недобровільно, як благий і людинолюбний Бог, прости і даруй нам земні й небесні добра твої:</w:t>
       </w:r>
     </w:p>
     <w:p>
@@ -16207,6 +16098,7 @@
           <w:sz w:val="24"/>
           <w:szCs w:val="24"/>
         </w:rPr>
+        <w:lastRenderedPageBreak/>
         <w:t>Стихири на стиховні</w:t>
       </w:r>
     </w:p>
@@ -16724,6 +16616,7 @@
           <w:sz w:val="24"/>
           <w:szCs w:val="24"/>
         </w:rPr>
+        <w:lastRenderedPageBreak/>
         <w:t xml:space="preserve">Слава, і нині: </w:t>
       </w:r>
       <w:r>
@@ -17322,7 +17215,14 @@
           <w:rFonts w:ascii="Times New Roman" w:hAnsi="Times New Roman"/>
           <w:sz w:val="24"/>
         </w:rPr>
-        <w:t>, і преподобного отця нашого Даниїла Стовпника, і всіх святих - помилує і спасе нас як благий і людинолюбний.</w:t>
+        <w:t>, і преподобного отця нашого Даниїла Ст</w:t>
+      </w:r>
+      <w:r>
+        <w:rPr>
+          <w:rFonts w:ascii="Times New Roman" w:hAnsi="Times New Roman"/>
+          <w:sz w:val="24"/>
+        </w:rPr>
+        <w:t>овпника, і всіх святих - помилує і спасе нас як благий і людинолюбний.</w:t>
       </w:r>
     </w:p>
     <w:p>
@@ -17343,7 +17243,6 @@
           <w:sz w:val="24"/>
           <w:szCs w:val="24"/>
         </w:rPr>
-        <w:lastRenderedPageBreak/>
         <w:t>Вірні:</w:t>
       </w:r>
       <w:r>
@@ -17393,6 +17292,7 @@
           <w:sz w:val="24"/>
           <w:szCs w:val="24"/>
         </w:rPr>
+        <w:lastRenderedPageBreak/>
         <w:t>Після утрені</w:t>
       </w:r>
     </w:p>

--- a/flow/20230914_vu_template/drafts/2024-12-u/11-СР-Даниїла.docx
+++ b/flow/20230914_vu_template/drafts/2024-12-u/11-СР-Даниїла.docx
@@ -11716,203 +11716,1150 @@
     </w:p>
     <w:p>
       <w:pPr>
-        <w:spacing w:after="120" w:line="240" w:lineRule="auto"/>
-        <w:rPr>
-          <w:rFonts w:ascii="Times New Roman" w:eastAsia="Times New Roman" w:hAnsi="Times New Roman" w:cs="Times New Roman"/>
-          <w:sz w:val="24"/>
-          <w:szCs w:val="24"/>
-        </w:rPr>
-      </w:pPr>
-      <w:r>
-        <w:rPr>
-          <w:rFonts w:ascii="Times New Roman" w:eastAsia="Times New Roman" w:hAnsi="Times New Roman" w:cs="Times New Roman"/>
-          <w:color w:val="000000"/>
-          <w:sz w:val="24"/>
-          <w:szCs w:val="24"/>
-        </w:rPr>
-        <w:t>Ще і ще в мирі Господеві помолімся.</w:t>
-      </w:r>
-    </w:p>
-    <w:p>
-      <w:pPr>
-        <w:spacing w:after="120" w:line="240" w:lineRule="auto"/>
-        <w:rPr>
-          <w:rFonts w:ascii="Times New Roman" w:eastAsia="Times New Roman" w:hAnsi="Times New Roman" w:cs="Times New Roman"/>
-          <w:sz w:val="24"/>
-          <w:szCs w:val="24"/>
-        </w:rPr>
-      </w:pPr>
-      <w:r>
-        <w:rPr>
-          <w:rFonts w:ascii="Times New Roman" w:eastAsia="Times New Roman" w:hAnsi="Times New Roman" w:cs="Times New Roman"/>
+        <w:spacing w:after="120"/>
+      </w:pPr>
+      <w:r>
+        <w:rPr>
+          <w:rFonts w:ascii="Times New Roman" w:hAnsi="Times New Roman"/>
+          <w:color w:val="000000"/>
+          <w:sz w:val="24"/>
+        </w:rPr>
+        <w:t>Ще</w:t>
+      </w:r>
+      <w:r>
+        <w:rPr>
+          <w:rFonts w:ascii="Times New Roman" w:hAnsi="Times New Roman"/>
+          <w:color w:val="000000"/>
+          <w:sz w:val="24"/>
+        </w:rPr>
+        <w:t xml:space="preserve"> </w:t>
+      </w:r>
+      <w:r>
+        <w:rPr>
+          <w:rFonts w:ascii="Times New Roman" w:hAnsi="Times New Roman"/>
+          <w:color w:val="000000"/>
+          <w:sz w:val="24"/>
+        </w:rPr>
+        <w:t>і</w:t>
+      </w:r>
+      <w:r>
+        <w:rPr>
+          <w:rFonts w:ascii="Times New Roman" w:hAnsi="Times New Roman"/>
+          <w:color w:val="000000"/>
+          <w:sz w:val="24"/>
+        </w:rPr>
+        <w:t xml:space="preserve"> </w:t>
+      </w:r>
+      <w:r>
+        <w:rPr>
+          <w:rFonts w:ascii="Times New Roman" w:hAnsi="Times New Roman"/>
+          <w:color w:val="000000"/>
+          <w:sz w:val="24"/>
+        </w:rPr>
+        <w:t>ще</w:t>
+      </w:r>
+      <w:r>
+        <w:rPr>
+          <w:rFonts w:ascii="Times New Roman" w:hAnsi="Times New Roman"/>
+          <w:color w:val="000000"/>
+          <w:sz w:val="24"/>
+        </w:rPr>
+        <w:t xml:space="preserve"> </w:t>
+      </w:r>
+      <w:r>
+        <w:rPr>
+          <w:rFonts w:ascii="Times New Roman" w:hAnsi="Times New Roman"/>
+          <w:color w:val="000000"/>
+          <w:sz w:val="24"/>
+        </w:rPr>
+        <w:t>в</w:t>
+      </w:r>
+      <w:r>
+        <w:rPr>
+          <w:rFonts w:ascii="Times New Roman" w:hAnsi="Times New Roman"/>
+          <w:color w:val="000000"/>
+          <w:sz w:val="24"/>
+        </w:rPr>
+        <w:t xml:space="preserve"> </w:t>
+      </w:r>
+      <w:r>
+        <w:rPr>
+          <w:rFonts w:ascii="Times New Roman" w:hAnsi="Times New Roman"/>
+          <w:color w:val="000000"/>
+          <w:sz w:val="24"/>
+        </w:rPr>
+        <w:t>мирі</w:t>
+      </w:r>
+      <w:r>
+        <w:rPr>
+          <w:rFonts w:ascii="Times New Roman" w:hAnsi="Times New Roman"/>
+          <w:color w:val="000000"/>
+          <w:sz w:val="24"/>
+        </w:rPr>
+        <w:t xml:space="preserve"> </w:t>
+      </w:r>
+      <w:r>
+        <w:rPr>
+          <w:rFonts w:ascii="Times New Roman" w:hAnsi="Times New Roman"/>
+          <w:color w:val="000000"/>
+          <w:sz w:val="24"/>
+        </w:rPr>
+        <w:t>Господеві</w:t>
+      </w:r>
+      <w:r>
+        <w:rPr>
+          <w:rFonts w:ascii="Times New Roman" w:hAnsi="Times New Roman"/>
+          <w:color w:val="000000"/>
+          <w:sz w:val="24"/>
+        </w:rPr>
+        <w:t xml:space="preserve"> </w:t>
+      </w:r>
+      <w:r>
+        <w:rPr>
+          <w:rFonts w:ascii="Times New Roman" w:hAnsi="Times New Roman"/>
+          <w:color w:val="000000"/>
+          <w:sz w:val="24"/>
+        </w:rPr>
+        <w:t>помолімся.</w:t>
+      </w:r>
+    </w:p>
+    <w:p>
+      <w:pPr>
+        <w:spacing w:after="120"/>
+      </w:pPr>
+      <w:r>
+        <w:rPr>
+          <w:rFonts w:ascii="Times New Roman" w:hAnsi="Times New Roman"/>
+          <w:i/>
+          <w:color w:val="FF4400"/>
+          <w:sz w:val="24"/>
+        </w:rPr>
+        <w:t>Вірні:</w:t>
+      </w:r>
+      <w:r>
+        <w:rPr>
+          <w:rFonts w:ascii="Times New Roman" w:hAnsi="Times New Roman"/>
+          <w:color w:val="000000"/>
+          <w:sz w:val="24"/>
+        </w:rPr>
+        <w:t xml:space="preserve"> </w:t>
+      </w:r>
+      <w:r>
+        <w:rPr>
+          <w:rFonts w:ascii="Times New Roman" w:hAnsi="Times New Roman"/>
+          <w:color w:val="000000"/>
+          <w:sz w:val="24"/>
+        </w:rPr>
+        <w:t>Го́споди,</w:t>
+      </w:r>
+      <w:r>
+        <w:rPr>
+          <w:rFonts w:ascii="Times New Roman" w:hAnsi="Times New Roman"/>
+          <w:color w:val="000000"/>
+          <w:sz w:val="24"/>
+        </w:rPr>
+        <w:t xml:space="preserve"> </w:t>
+      </w:r>
+      <w:r>
+        <w:rPr>
+          <w:rFonts w:ascii="Times New Roman" w:hAnsi="Times New Roman"/>
+          <w:color w:val="000000"/>
+          <w:sz w:val="24"/>
+        </w:rPr>
+        <w:t>поми́луй.</w:t>
+      </w:r>
+    </w:p>
+    <w:p>
+      <w:pPr>
+        <w:spacing w:after="120"/>
+      </w:pPr>
+      <w:r>
+        <w:rPr>
+          <w:rFonts w:ascii="Times New Roman" w:hAnsi="Times New Roman"/>
+          <w:sz w:val="24"/>
+        </w:rPr>
+        <w:t>Заступи,</w:t>
+      </w:r>
+      <w:r>
+        <w:rPr>
+          <w:rFonts w:ascii="Times New Roman" w:hAnsi="Times New Roman"/>
+          <w:sz w:val="24"/>
+        </w:rPr>
+        <w:t xml:space="preserve"> </w:t>
+      </w:r>
+      <w:r>
+        <w:rPr>
+          <w:rFonts w:ascii="Times New Roman" w:hAnsi="Times New Roman"/>
+          <w:sz w:val="24"/>
+        </w:rPr>
+        <w:t>спаси,</w:t>
+      </w:r>
+      <w:r>
+        <w:rPr>
+          <w:rFonts w:ascii="Times New Roman" w:hAnsi="Times New Roman"/>
+          <w:sz w:val="24"/>
+        </w:rPr>
+        <w:t xml:space="preserve"> </w:t>
+      </w:r>
+      <w:r>
+        <w:rPr>
+          <w:rFonts w:ascii="Times New Roman" w:hAnsi="Times New Roman"/>
+          <w:sz w:val="24"/>
+        </w:rPr>
+        <w:t>помилуй</w:t>
+      </w:r>
+      <w:r>
+        <w:rPr>
+          <w:rFonts w:ascii="Times New Roman" w:hAnsi="Times New Roman"/>
+          <w:sz w:val="24"/>
+        </w:rPr>
+        <w:t xml:space="preserve"> </w:t>
+      </w:r>
+      <w:r>
+        <w:rPr>
+          <w:rFonts w:ascii="Times New Roman" w:hAnsi="Times New Roman"/>
+          <w:sz w:val="24"/>
+        </w:rPr>
+        <w:t>і</w:t>
+      </w:r>
+      <w:r>
+        <w:rPr>
+          <w:rFonts w:ascii="Times New Roman" w:hAnsi="Times New Roman"/>
+          <w:sz w:val="24"/>
+        </w:rPr>
+        <w:t xml:space="preserve"> </w:t>
+      </w:r>
+      <w:r>
+        <w:rPr>
+          <w:rFonts w:ascii="Times New Roman" w:hAnsi="Times New Roman"/>
+          <w:sz w:val="24"/>
+        </w:rPr>
+        <w:t>охорони</w:t>
+      </w:r>
+      <w:r>
+        <w:rPr>
+          <w:rFonts w:ascii="Times New Roman" w:hAnsi="Times New Roman"/>
+          <w:sz w:val="24"/>
+        </w:rPr>
+        <w:t xml:space="preserve"> </w:t>
+      </w:r>
+      <w:r>
+        <w:rPr>
+          <w:rFonts w:ascii="Times New Roman" w:hAnsi="Times New Roman"/>
+          <w:sz w:val="24"/>
+        </w:rPr>
+        <w:t>нас,</w:t>
+      </w:r>
+      <w:r>
+        <w:rPr>
+          <w:rFonts w:ascii="Times New Roman" w:hAnsi="Times New Roman"/>
+          <w:sz w:val="24"/>
+        </w:rPr>
+        <w:t xml:space="preserve"> </w:t>
+      </w:r>
+      <w:r>
+        <w:rPr>
+          <w:rFonts w:ascii="Times New Roman" w:hAnsi="Times New Roman"/>
+          <w:sz w:val="24"/>
+        </w:rPr>
+        <w:t>Боже,</w:t>
+      </w:r>
+      <w:r>
+        <w:rPr>
+          <w:rFonts w:ascii="Times New Roman" w:hAnsi="Times New Roman"/>
+          <w:sz w:val="24"/>
+        </w:rPr>
+        <w:t xml:space="preserve"> </w:t>
+      </w:r>
+      <w:r>
+        <w:rPr>
+          <w:rFonts w:ascii="Times New Roman" w:hAnsi="Times New Roman"/>
+          <w:sz w:val="24"/>
+        </w:rPr>
+        <w:t>Твоєю</w:t>
+      </w:r>
+      <w:r>
+        <w:rPr>
+          <w:rFonts w:ascii="Times New Roman" w:hAnsi="Times New Roman"/>
+          <w:sz w:val="24"/>
+        </w:rPr>
+        <w:t xml:space="preserve"> </w:t>
+      </w:r>
+      <w:r>
+        <w:rPr>
+          <w:rFonts w:ascii="Times New Roman" w:hAnsi="Times New Roman"/>
+          <w:sz w:val="24"/>
+        </w:rPr>
+        <w:t>благодаттю</w:t>
+      </w:r>
+    </w:p>
+    <w:p>
+      <w:pPr>
+        <w:spacing w:after="120"/>
+      </w:pPr>
+      <w:r>
+        <w:rPr>
+          <w:rFonts w:ascii="Times New Roman" w:hAnsi="Times New Roman"/>
+          <w:i/>
+          <w:color w:val="FF4400"/>
+          <w:sz w:val="24"/>
+        </w:rPr>
+        <w:t>Вірні:</w:t>
+      </w:r>
+      <w:r>
+        <w:rPr>
+          <w:rFonts w:ascii="Times New Roman" w:hAnsi="Times New Roman"/>
+          <w:color w:val="000000"/>
+          <w:sz w:val="24"/>
+        </w:rPr>
+        <w:t xml:space="preserve"> </w:t>
+      </w:r>
+      <w:r>
+        <w:rPr>
+          <w:rFonts w:ascii="Times New Roman" w:hAnsi="Times New Roman"/>
+          <w:color w:val="000000"/>
+          <w:sz w:val="24"/>
+        </w:rPr>
+        <w:t>Го́споди,</w:t>
+      </w:r>
+      <w:r>
+        <w:rPr>
+          <w:rFonts w:ascii="Times New Roman" w:hAnsi="Times New Roman"/>
+          <w:color w:val="000000"/>
+          <w:sz w:val="24"/>
+        </w:rPr>
+        <w:t xml:space="preserve"> </w:t>
+      </w:r>
+      <w:r>
+        <w:rPr>
+          <w:rFonts w:ascii="Times New Roman" w:hAnsi="Times New Roman"/>
+          <w:color w:val="000000"/>
+          <w:sz w:val="24"/>
+        </w:rPr>
+        <w:t>поми́луй.</w:t>
+      </w:r>
+    </w:p>
+    <w:p>
+      <w:pPr>
+        <w:spacing w:after="120"/>
+      </w:pPr>
+      <w:r>
+        <w:rPr>
+          <w:rFonts w:ascii="Times New Roman" w:hAnsi="Times New Roman"/>
+          <w:color w:val="000000"/>
+          <w:sz w:val="24"/>
+        </w:rPr>
+        <w:t>Пресвяту,</w:t>
+      </w:r>
+      <w:r>
+        <w:rPr>
+          <w:rFonts w:ascii="Times New Roman" w:hAnsi="Times New Roman"/>
+          <w:color w:val="000000"/>
+          <w:sz w:val="24"/>
+        </w:rPr>
+        <w:t xml:space="preserve"> </w:t>
+      </w:r>
+      <w:r>
+        <w:rPr>
+          <w:rFonts w:ascii="Times New Roman" w:hAnsi="Times New Roman"/>
+          <w:color w:val="000000"/>
+          <w:sz w:val="24"/>
+        </w:rPr>
+        <w:t>пречисту,</w:t>
+      </w:r>
+      <w:r>
+        <w:rPr>
+          <w:rFonts w:ascii="Times New Roman" w:hAnsi="Times New Roman"/>
+          <w:color w:val="000000"/>
+          <w:sz w:val="24"/>
+        </w:rPr>
+        <w:t xml:space="preserve"> </w:t>
+      </w:r>
+      <w:r>
+        <w:rPr>
+          <w:rFonts w:ascii="Times New Roman" w:hAnsi="Times New Roman"/>
+          <w:color w:val="000000"/>
+          <w:sz w:val="24"/>
+        </w:rPr>
+        <w:t>преблагословенну,</w:t>
+      </w:r>
+      <w:r>
+        <w:rPr>
+          <w:rFonts w:ascii="Times New Roman" w:hAnsi="Times New Roman"/>
+          <w:color w:val="000000"/>
+          <w:sz w:val="24"/>
+        </w:rPr>
+        <w:t xml:space="preserve"> </w:t>
+      </w:r>
+      <w:r>
+        <w:rPr>
+          <w:rFonts w:ascii="Times New Roman" w:hAnsi="Times New Roman"/>
+          <w:color w:val="000000"/>
+          <w:sz w:val="24"/>
+        </w:rPr>
+        <w:t>славну</w:t>
+      </w:r>
+      <w:r>
+        <w:rPr>
+          <w:rFonts w:ascii="Times New Roman" w:hAnsi="Times New Roman"/>
+          <w:color w:val="000000"/>
+          <w:sz w:val="24"/>
+        </w:rPr>
+        <w:t xml:space="preserve"> </w:t>
+      </w:r>
+      <w:r>
+        <w:rPr>
+          <w:rFonts w:ascii="Times New Roman" w:hAnsi="Times New Roman"/>
+          <w:color w:val="000000"/>
+          <w:sz w:val="24"/>
+        </w:rPr>
+        <w:t>Владичицю</w:t>
+      </w:r>
+      <w:r>
+        <w:rPr>
+          <w:rFonts w:ascii="Times New Roman" w:hAnsi="Times New Roman"/>
+          <w:color w:val="000000"/>
+          <w:sz w:val="24"/>
+        </w:rPr>
+        <w:t xml:space="preserve"> </w:t>
+      </w:r>
+      <w:r>
+        <w:rPr>
+          <w:rFonts w:ascii="Times New Roman" w:hAnsi="Times New Roman"/>
+          <w:color w:val="000000"/>
+          <w:sz w:val="24"/>
+        </w:rPr>
+        <w:t>нашу</w:t>
+      </w:r>
+      <w:r>
+        <w:rPr>
+          <w:rFonts w:ascii="Times New Roman" w:hAnsi="Times New Roman"/>
+          <w:color w:val="000000"/>
+          <w:sz w:val="24"/>
+        </w:rPr>
+        <w:t xml:space="preserve"> </w:t>
+      </w:r>
+      <w:r>
+        <w:rPr>
+          <w:rFonts w:ascii="Times New Roman" w:hAnsi="Times New Roman"/>
+          <w:color w:val="000000"/>
+          <w:sz w:val="24"/>
+        </w:rPr>
+        <w:t>Богородицю</w:t>
+      </w:r>
+      <w:r>
+        <w:rPr>
+          <w:rFonts w:ascii="Times New Roman" w:hAnsi="Times New Roman"/>
+          <w:color w:val="000000"/>
+          <w:sz w:val="24"/>
+        </w:rPr>
+        <w:t xml:space="preserve"> </w:t>
+      </w:r>
+      <w:r>
+        <w:rPr>
+          <w:rFonts w:ascii="Times New Roman" w:hAnsi="Times New Roman"/>
+          <w:color w:val="000000"/>
+          <w:sz w:val="24"/>
+        </w:rPr>
+        <w:t>і</w:t>
+      </w:r>
+      <w:r>
+        <w:rPr>
+          <w:rFonts w:ascii="Times New Roman" w:hAnsi="Times New Roman"/>
+          <w:color w:val="000000"/>
+          <w:sz w:val="24"/>
+        </w:rPr>
+        <w:t xml:space="preserve"> </w:t>
+      </w:r>
+      <w:r>
+        <w:rPr>
+          <w:rFonts w:ascii="Times New Roman" w:hAnsi="Times New Roman"/>
+          <w:color w:val="000000"/>
+          <w:sz w:val="24"/>
+        </w:rPr>
+        <w:t>приснодіву</w:t>
+      </w:r>
+      <w:r>
+        <w:rPr>
+          <w:rFonts w:ascii="Times New Roman" w:hAnsi="Times New Roman"/>
+          <w:color w:val="000000"/>
+          <w:sz w:val="24"/>
+        </w:rPr>
+        <w:t xml:space="preserve"> </w:t>
+      </w:r>
+      <w:r>
+        <w:rPr>
+          <w:rFonts w:ascii="Times New Roman" w:hAnsi="Times New Roman"/>
+          <w:color w:val="000000"/>
+          <w:sz w:val="24"/>
+        </w:rPr>
+        <w:t>Марію,</w:t>
+      </w:r>
+      <w:r>
+        <w:rPr>
+          <w:rFonts w:ascii="Times New Roman" w:hAnsi="Times New Roman"/>
+          <w:color w:val="000000"/>
+          <w:sz w:val="24"/>
+        </w:rPr>
+        <w:t xml:space="preserve"> </w:t>
+      </w:r>
+      <w:r>
+        <w:rPr>
+          <w:rFonts w:ascii="Times New Roman" w:hAnsi="Times New Roman"/>
+          <w:color w:val="000000"/>
+          <w:sz w:val="24"/>
+        </w:rPr>
+        <w:t>з</w:t>
+      </w:r>
+      <w:r>
+        <w:rPr>
+          <w:rFonts w:ascii="Times New Roman" w:hAnsi="Times New Roman"/>
+          <w:color w:val="000000"/>
+          <w:sz w:val="24"/>
+        </w:rPr>
+        <w:t xml:space="preserve"> </w:t>
+      </w:r>
+      <w:r>
+        <w:rPr>
+          <w:rFonts w:ascii="Times New Roman" w:hAnsi="Times New Roman"/>
+          <w:color w:val="000000"/>
+          <w:sz w:val="24"/>
+        </w:rPr>
+        <w:t>усіма</w:t>
+      </w:r>
+      <w:r>
+        <w:rPr>
+          <w:rFonts w:ascii="Times New Roman" w:hAnsi="Times New Roman"/>
+          <w:color w:val="000000"/>
+          <w:sz w:val="24"/>
+        </w:rPr>
+        <w:t xml:space="preserve"> </w:t>
+      </w:r>
+      <w:r>
+        <w:rPr>
+          <w:rFonts w:ascii="Times New Roman" w:hAnsi="Times New Roman"/>
+          <w:color w:val="000000"/>
+          <w:sz w:val="24"/>
+        </w:rPr>
+        <w:t>святими</w:t>
+      </w:r>
+      <w:r>
+        <w:rPr>
+          <w:rFonts w:ascii="Times New Roman" w:hAnsi="Times New Roman"/>
+          <w:color w:val="000000"/>
+          <w:sz w:val="24"/>
+        </w:rPr>
+        <w:t xml:space="preserve"> </w:t>
+      </w:r>
+      <w:r>
+        <w:rPr>
+          <w:rFonts w:ascii="Times New Roman" w:hAnsi="Times New Roman"/>
+          <w:color w:val="000000"/>
+          <w:sz w:val="24"/>
+        </w:rPr>
+        <w:t>пом’янувши,</w:t>
+      </w:r>
+      <w:r>
+        <w:rPr>
+          <w:rFonts w:ascii="Times New Roman" w:hAnsi="Times New Roman"/>
+          <w:color w:val="000000"/>
+          <w:sz w:val="24"/>
+        </w:rPr>
+        <w:t xml:space="preserve"> </w:t>
+      </w:r>
+      <w:r>
+        <w:rPr>
+          <w:rFonts w:ascii="Times New Roman" w:hAnsi="Times New Roman"/>
+          <w:color w:val="000000"/>
+          <w:sz w:val="24"/>
+        </w:rPr>
+        <w:t>самих</w:t>
+      </w:r>
+      <w:r>
+        <w:rPr>
+          <w:rFonts w:ascii="Times New Roman" w:hAnsi="Times New Roman"/>
+          <w:color w:val="000000"/>
+          <w:sz w:val="24"/>
+        </w:rPr>
+        <w:t xml:space="preserve"> </w:t>
+      </w:r>
+      <w:r>
+        <w:rPr>
+          <w:rFonts w:ascii="Times New Roman" w:hAnsi="Times New Roman"/>
+          <w:color w:val="000000"/>
+          <w:sz w:val="24"/>
+        </w:rPr>
+        <w:t>себе,</w:t>
+      </w:r>
+      <w:r>
+        <w:rPr>
+          <w:rFonts w:ascii="Times New Roman" w:hAnsi="Times New Roman"/>
+          <w:color w:val="000000"/>
+          <w:sz w:val="24"/>
+        </w:rPr>
+        <w:t xml:space="preserve"> </w:t>
+      </w:r>
+      <w:r>
+        <w:rPr>
+          <w:rFonts w:ascii="Times New Roman" w:hAnsi="Times New Roman"/>
+          <w:color w:val="000000"/>
+          <w:sz w:val="24"/>
+        </w:rPr>
+        <w:t>і</w:t>
+      </w:r>
+      <w:r>
+        <w:rPr>
+          <w:rFonts w:ascii="Times New Roman" w:hAnsi="Times New Roman"/>
+          <w:color w:val="000000"/>
+          <w:sz w:val="24"/>
+        </w:rPr>
+        <w:t xml:space="preserve"> </w:t>
+      </w:r>
+      <w:r>
+        <w:rPr>
+          <w:rFonts w:ascii="Times New Roman" w:hAnsi="Times New Roman"/>
+          <w:color w:val="000000"/>
+          <w:sz w:val="24"/>
+        </w:rPr>
+        <w:t>один</w:t>
+      </w:r>
+      <w:r>
+        <w:rPr>
+          <w:rFonts w:ascii="Times New Roman" w:hAnsi="Times New Roman"/>
+          <w:color w:val="000000"/>
+          <w:sz w:val="24"/>
+        </w:rPr>
+        <w:t xml:space="preserve"> </w:t>
+      </w:r>
+      <w:r>
+        <w:rPr>
+          <w:rFonts w:ascii="Times New Roman" w:hAnsi="Times New Roman"/>
+          <w:color w:val="000000"/>
+          <w:sz w:val="24"/>
+        </w:rPr>
+        <w:t>одного,</w:t>
+      </w:r>
+      <w:r>
+        <w:rPr>
+          <w:rFonts w:ascii="Times New Roman" w:hAnsi="Times New Roman"/>
+          <w:color w:val="000000"/>
+          <w:sz w:val="24"/>
+        </w:rPr>
+        <w:t xml:space="preserve"> </w:t>
+      </w:r>
+      <w:r>
+        <w:rPr>
+          <w:rFonts w:ascii="Times New Roman" w:hAnsi="Times New Roman"/>
+          <w:color w:val="000000"/>
+          <w:sz w:val="24"/>
+        </w:rPr>
+        <w:t>і</w:t>
+      </w:r>
+      <w:r>
+        <w:rPr>
+          <w:rFonts w:ascii="Times New Roman" w:hAnsi="Times New Roman"/>
+          <w:color w:val="000000"/>
+          <w:sz w:val="24"/>
+        </w:rPr>
+        <w:t xml:space="preserve"> </w:t>
+      </w:r>
+      <w:r>
+        <w:rPr>
+          <w:rFonts w:ascii="Times New Roman" w:hAnsi="Times New Roman"/>
+          <w:color w:val="000000"/>
+          <w:sz w:val="24"/>
+        </w:rPr>
+        <w:t>все</w:t>
+      </w:r>
+      <w:r>
+        <w:rPr>
+          <w:rFonts w:ascii="Times New Roman" w:hAnsi="Times New Roman"/>
+          <w:color w:val="000000"/>
+          <w:sz w:val="24"/>
+        </w:rPr>
+        <w:t xml:space="preserve"> </w:t>
+      </w:r>
+      <w:r>
+        <w:rPr>
+          <w:rFonts w:ascii="Times New Roman" w:hAnsi="Times New Roman"/>
+          <w:color w:val="000000"/>
+          <w:sz w:val="24"/>
+        </w:rPr>
+        <w:t>життя</w:t>
+      </w:r>
+      <w:r>
+        <w:rPr>
+          <w:rFonts w:ascii="Times New Roman" w:hAnsi="Times New Roman"/>
+          <w:color w:val="000000"/>
+          <w:sz w:val="24"/>
+        </w:rPr>
+        <w:t xml:space="preserve"> </w:t>
+      </w:r>
+      <w:r>
+        <w:rPr>
+          <w:rFonts w:ascii="Times New Roman" w:hAnsi="Times New Roman"/>
+          <w:color w:val="000000"/>
+          <w:sz w:val="24"/>
+        </w:rPr>
+        <w:t>наше</w:t>
+      </w:r>
+      <w:r>
+        <w:rPr>
+          <w:rFonts w:ascii="Times New Roman" w:hAnsi="Times New Roman"/>
+          <w:color w:val="000000"/>
+          <w:sz w:val="24"/>
+        </w:rPr>
+        <w:t xml:space="preserve"> </w:t>
+      </w:r>
+      <w:r>
+        <w:rPr>
+          <w:rFonts w:ascii="Times New Roman" w:hAnsi="Times New Roman"/>
+          <w:color w:val="000000"/>
+          <w:sz w:val="24"/>
+        </w:rPr>
+        <w:t>Христу</w:t>
+      </w:r>
+      <w:r>
+        <w:rPr>
+          <w:rFonts w:ascii="Times New Roman" w:hAnsi="Times New Roman"/>
+          <w:color w:val="000000"/>
+          <w:sz w:val="24"/>
+        </w:rPr>
+        <w:t xml:space="preserve"> </w:t>
+      </w:r>
+      <w:r>
+        <w:rPr>
+          <w:rFonts w:ascii="Times New Roman" w:hAnsi="Times New Roman"/>
+          <w:color w:val="000000"/>
+          <w:sz w:val="24"/>
+        </w:rPr>
+        <w:t>Богові</w:t>
+      </w:r>
+      <w:r>
+        <w:rPr>
+          <w:rFonts w:ascii="Times New Roman" w:hAnsi="Times New Roman"/>
+          <w:color w:val="000000"/>
+          <w:sz w:val="24"/>
+        </w:rPr>
+        <w:t xml:space="preserve"> </w:t>
+      </w:r>
+      <w:r>
+        <w:rPr>
+          <w:rFonts w:ascii="Times New Roman" w:hAnsi="Times New Roman"/>
+          <w:color w:val="000000"/>
+          <w:sz w:val="24"/>
+        </w:rPr>
+        <w:t>віддаймо.</w:t>
+      </w:r>
+    </w:p>
+    <w:p>
+      <w:pPr>
+        <w:spacing w:after="120"/>
+      </w:pPr>
+      <w:r>
+        <w:rPr>
+          <w:rFonts w:ascii="Times New Roman" w:hAnsi="Times New Roman"/>
+          <w:i/>
+          <w:color w:val="FF4400"/>
+          <w:sz w:val="24"/>
+        </w:rPr>
+        <w:t>Вірні:</w:t>
+      </w:r>
+      <w:r>
+        <w:rPr>
+          <w:rFonts w:ascii="Times New Roman" w:hAnsi="Times New Roman"/>
+          <w:color w:val="000000"/>
+          <w:sz w:val="24"/>
+        </w:rPr>
+        <w:t xml:space="preserve"> </w:t>
+      </w:r>
+      <w:r>
+        <w:rPr>
+          <w:rFonts w:ascii="Times New Roman" w:hAnsi="Times New Roman"/>
+          <w:color w:val="000000"/>
+          <w:sz w:val="24"/>
+        </w:rPr>
+        <w:t>Тобі́,</w:t>
+      </w:r>
+      <w:r>
+        <w:rPr>
+          <w:rFonts w:ascii="Times New Roman" w:hAnsi="Times New Roman"/>
+          <w:color w:val="000000"/>
+          <w:sz w:val="24"/>
+        </w:rPr>
+        <w:t xml:space="preserve"> </w:t>
+      </w:r>
+      <w:r>
+        <w:rPr>
+          <w:rFonts w:ascii="Times New Roman" w:hAnsi="Times New Roman"/>
+          <w:color w:val="000000"/>
+          <w:sz w:val="24"/>
+        </w:rPr>
+        <w:t>Го́споди.</w:t>
+      </w:r>
+    </w:p>
+    <w:p>
+      <w:pPr>
+        <w:spacing w:after="120" w:line="240" w:lineRule="auto"/>
+        <w:rPr>
+          <w:rFonts w:ascii="Times New Roman" w:eastAsia="Times New Roman" w:hAnsi="Times New Roman" w:cs="Times New Roman"/>
+          <w:sz w:val="24"/>
+          <w:szCs w:val="24"/>
+        </w:rPr>
+      </w:pPr>
+      <w:r>
+        <w:rPr>
+          <w:rFonts w:ascii="Times New Roman" w:eastAsia="Times New Roman" w:hAnsi="Times New Roman" w:cs="Times New Roman"/>
+          <w:sz w:val="24"/>
+          <w:szCs w:val="24"/>
+          <w:u w:val="single"/>
+        </w:rPr>
+        <w:t>[Господи, Боже наш, що сонну неміч забрав від нас і покликав нас візванням святим, щоб і вночі підносити руки наші і прославляти тебе за справедливі твої присуди. Прийми благання наші, моління, визнавання, нічні служби і даруй нам, Боже, віру бездоганну, надію впевнену, любов нелицемірну. Благослови наші входи й виходи, вчинки, слова, діла й думки; і дай нам дочекатися початку дня, нам, що хвалять й оспівують, і благословлять добрість твоєї несказанної сили]</w:t>
+      </w:r>
+    </w:p>
+    <w:p>
+      <w:pPr>
+        <w:spacing w:after="120"/>
+        <w:jc w:val="both"/>
+      </w:pPr>
+      <w:r>
+        <w:rPr>
+          <w:rFonts w:ascii="Times New Roman" w:hAnsi="Times New Roman"/>
           <w:i/>
           <w:color w:val="FF0000"/>
           <w:sz w:val="24"/>
-          <w:szCs w:val="24"/>
-        </w:rPr>
-        <w:lastRenderedPageBreak/>
-        <w:t>Вірні:</w:t>
-      </w:r>
-      <w:r>
-        <w:rPr>
-          <w:rFonts w:ascii="Times New Roman" w:eastAsia="Times New Roman" w:hAnsi="Times New Roman" w:cs="Times New Roman"/>
-          <w:color w:val="000000"/>
-          <w:sz w:val="24"/>
-          <w:szCs w:val="24"/>
-        </w:rPr>
-        <w:t xml:space="preserve"> Господи, помилуй.</w:t>
-      </w:r>
-    </w:p>
-    <w:p>
-      <w:pPr>
-        <w:spacing w:after="120" w:line="240" w:lineRule="auto"/>
-        <w:rPr>
-          <w:rFonts w:ascii="Times New Roman" w:eastAsia="Times New Roman" w:hAnsi="Times New Roman" w:cs="Times New Roman"/>
-          <w:sz w:val="24"/>
-          <w:szCs w:val="24"/>
-        </w:rPr>
-      </w:pPr>
-      <w:r>
-        <w:rPr>
-          <w:rFonts w:ascii="Times New Roman" w:eastAsia="Times New Roman" w:hAnsi="Times New Roman" w:cs="Times New Roman"/>
-          <w:color w:val="000000"/>
-          <w:sz w:val="24"/>
-          <w:szCs w:val="24"/>
-        </w:rPr>
-        <w:t>Заступи, спаси, помилуй і охорони нас, Боже, твоєю благодаттю.</w:t>
-      </w:r>
-    </w:p>
-    <w:p>
-      <w:pPr>
-        <w:spacing w:after="120" w:line="240" w:lineRule="auto"/>
-        <w:rPr>
-          <w:rFonts w:ascii="Times New Roman" w:eastAsia="Times New Roman" w:hAnsi="Times New Roman" w:cs="Times New Roman"/>
-          <w:sz w:val="24"/>
-          <w:szCs w:val="24"/>
-        </w:rPr>
-      </w:pPr>
-      <w:r>
-        <w:rPr>
-          <w:rFonts w:ascii="Times New Roman" w:eastAsia="Times New Roman" w:hAnsi="Times New Roman" w:cs="Times New Roman"/>
+        </w:rPr>
+        <w:t>Священник:</w:t>
+      </w:r>
+      <w:r>
+        <w:rPr>
+          <w:rFonts w:ascii="Times New Roman" w:hAnsi="Times New Roman"/>
           <w:i/>
           <w:color w:val="FF0000"/>
           <w:sz w:val="24"/>
-          <w:szCs w:val="24"/>
-        </w:rPr>
-        <w:t>Вірні:</w:t>
-      </w:r>
-      <w:r>
-        <w:rPr>
-          <w:rFonts w:ascii="Times New Roman" w:eastAsia="Times New Roman" w:hAnsi="Times New Roman" w:cs="Times New Roman"/>
-          <w:color w:val="000000"/>
-          <w:sz w:val="24"/>
-          <w:szCs w:val="24"/>
-        </w:rPr>
-        <w:t xml:space="preserve"> Господи, помилуй.</w:t>
-      </w:r>
-    </w:p>
-    <w:p>
-      <w:pPr>
-        <w:spacing w:after="120" w:line="240" w:lineRule="auto"/>
-        <w:rPr>
-          <w:rFonts w:ascii="Times New Roman" w:eastAsia="Times New Roman" w:hAnsi="Times New Roman" w:cs="Times New Roman"/>
-          <w:sz w:val="24"/>
-          <w:szCs w:val="24"/>
-        </w:rPr>
-      </w:pPr>
-      <w:r>
-        <w:rPr>
-          <w:rFonts w:ascii="Times New Roman" w:eastAsia="Times New Roman" w:hAnsi="Times New Roman" w:cs="Times New Roman"/>
-          <w:color w:val="000000"/>
-          <w:sz w:val="24"/>
-          <w:szCs w:val="24"/>
-        </w:rPr>
-        <w:t>Пресвяту, пречисту, преблагословенну, славну Владичицю нашу Богородицю і приснодіву Марію, з усіма святими пом'янувши, самі себе, і один одного, і все життя наше Христу Богові віддаймо.</w:t>
-      </w:r>
-    </w:p>
-    <w:p>
-      <w:pPr>
-        <w:spacing w:after="120" w:line="240" w:lineRule="auto"/>
-        <w:rPr>
-          <w:rFonts w:ascii="Times New Roman" w:eastAsia="Times New Roman" w:hAnsi="Times New Roman" w:cs="Times New Roman"/>
-          <w:sz w:val="24"/>
-          <w:szCs w:val="24"/>
-        </w:rPr>
-      </w:pPr>
-      <w:r>
-        <w:rPr>
-          <w:rFonts w:ascii="Times New Roman" w:eastAsia="Times New Roman" w:hAnsi="Times New Roman" w:cs="Times New Roman"/>
-          <w:i/>
-          <w:color w:val="FF0000"/>
-          <w:sz w:val="24"/>
-          <w:szCs w:val="24"/>
-        </w:rPr>
-        <w:t>Вірні:</w:t>
-      </w:r>
-      <w:r>
-        <w:rPr>
-          <w:rFonts w:ascii="Times New Roman" w:eastAsia="Times New Roman" w:hAnsi="Times New Roman" w:cs="Times New Roman"/>
-          <w:color w:val="000000"/>
-          <w:sz w:val="24"/>
-          <w:szCs w:val="24"/>
-        </w:rPr>
-        <w:t xml:space="preserve"> Тобі, Господи.</w:t>
-      </w:r>
-    </w:p>
-    <w:p>
-      <w:pPr>
-        <w:spacing w:after="120" w:line="240" w:lineRule="auto"/>
-        <w:rPr>
-          <w:rFonts w:ascii="Times New Roman" w:eastAsia="Times New Roman" w:hAnsi="Times New Roman" w:cs="Times New Roman"/>
-          <w:sz w:val="24"/>
-          <w:szCs w:val="24"/>
-        </w:rPr>
-      </w:pPr>
-      <w:r>
-        <w:rPr>
-          <w:rFonts w:ascii="Times New Roman" w:eastAsia="Times New Roman" w:hAnsi="Times New Roman" w:cs="Times New Roman"/>
-          <w:sz w:val="24"/>
-          <w:szCs w:val="24"/>
-          <w:u w:val="single"/>
-        </w:rPr>
-        <w:t>[Господи, Боже наш, що сонну неміч забрав від нас і покликав нас візванням святим, щоб і вночі підносити руки наші і прославляти тебе за справедливі твої присуди. Прийми благання наші, моління, визнавання, нічні служби і даруй нам, Боже, віру бездоганну, надію впевнену, любов нелицемірну. Благослови наші входи й виходи, вчинки, слова, діла й думки; і дай нам дочекатися початку дня, нам, що хвалять й оспівують, і благословлять добрість твоєї несказанної сили]</w:t>
-      </w:r>
-    </w:p>
-    <w:p>
-      <w:pPr>
-        <w:spacing w:after="120" w:line="240" w:lineRule="auto"/>
-        <w:rPr>
-          <w:rFonts w:ascii="Times New Roman" w:eastAsia="Times New Roman" w:hAnsi="Times New Roman" w:cs="Times New Roman"/>
-          <w:sz w:val="24"/>
-          <w:szCs w:val="24"/>
-        </w:rPr>
-      </w:pPr>
-      <w:r>
-        <w:rPr>
-          <w:rFonts w:ascii="Times New Roman" w:eastAsia="Times New Roman" w:hAnsi="Times New Roman" w:cs="Times New Roman"/>
-          <w:i/>
-          <w:color w:val="FF0000"/>
-          <w:sz w:val="24"/>
-          <w:szCs w:val="24"/>
-        </w:rPr>
-        <w:t>Священик: </w:t>
-      </w:r>
-      <w:r>
-        <w:rPr>
-          <w:rFonts w:ascii="Times New Roman" w:eastAsia="Times New Roman" w:hAnsi="Times New Roman" w:cs="Times New Roman"/>
-          <w:color w:val="000000"/>
-          <w:sz w:val="24"/>
-          <w:szCs w:val="24"/>
-        </w:rPr>
-        <w:t>Бо Ти Бог наш і Тобі славу возсилаємо: Отцю, і Сину, і Святому Духові</w:t>
-      </w:r>
-      <w:r>
-        <w:rPr>
-          <w:rFonts w:ascii="Times New Roman" w:eastAsia="Times New Roman" w:hAnsi="Times New Roman" w:cs="Times New Roman"/>
-          <w:sz w:val="24"/>
-          <w:szCs w:val="24"/>
-        </w:rPr>
-        <w:t>, нині і повсякчас, і на віки віків.</w:t>
+        </w:rPr>
+        <w:t xml:space="preserve"> </w:t>
+      </w:r>
+      <w:r>
+        <w:rPr>
+          <w:rFonts w:ascii="Times New Roman" w:hAnsi="Times New Roman"/>
+          <w:color w:val="000000"/>
+          <w:sz w:val="24"/>
+        </w:rPr>
+        <w:t>Бо</w:t>
+      </w:r>
+      <w:r>
+        <w:rPr>
+          <w:rFonts w:ascii="Times New Roman" w:hAnsi="Times New Roman"/>
+          <w:color w:val="000000"/>
+          <w:sz w:val="24"/>
+        </w:rPr>
+        <w:t xml:space="preserve"> </w:t>
+      </w:r>
+      <w:r>
+        <w:rPr>
+          <w:rFonts w:ascii="Times New Roman" w:hAnsi="Times New Roman"/>
+          <w:color w:val="000000"/>
+          <w:sz w:val="24"/>
+        </w:rPr>
+        <w:t>Ти</w:t>
+      </w:r>
+      <w:r>
+        <w:rPr>
+          <w:rFonts w:ascii="Times New Roman" w:hAnsi="Times New Roman"/>
+          <w:color w:val="000000"/>
+          <w:sz w:val="24"/>
+        </w:rPr>
+        <w:t xml:space="preserve"> </w:t>
+      </w:r>
+      <w:r>
+        <w:rPr>
+          <w:rFonts w:ascii="Times New Roman" w:hAnsi="Times New Roman"/>
+          <w:color w:val="000000"/>
+          <w:sz w:val="24"/>
+        </w:rPr>
+        <w:t>Бог</w:t>
+      </w:r>
+      <w:r>
+        <w:rPr>
+          <w:rFonts w:ascii="Times New Roman" w:hAnsi="Times New Roman"/>
+          <w:color w:val="000000"/>
+          <w:sz w:val="24"/>
+        </w:rPr>
+        <w:t xml:space="preserve"> </w:t>
+      </w:r>
+      <w:r>
+        <w:rPr>
+          <w:rFonts w:ascii="Times New Roman" w:hAnsi="Times New Roman"/>
+          <w:color w:val="000000"/>
+          <w:sz w:val="24"/>
+        </w:rPr>
+        <w:t>наш</w:t>
+      </w:r>
+      <w:r>
+        <w:rPr>
+          <w:rFonts w:ascii="Times New Roman" w:hAnsi="Times New Roman"/>
+          <w:color w:val="000000"/>
+          <w:sz w:val="24"/>
+        </w:rPr>
+        <w:t xml:space="preserve"> </w:t>
+      </w:r>
+      <w:r>
+        <w:rPr>
+          <w:rFonts w:ascii="Times New Roman" w:hAnsi="Times New Roman"/>
+          <w:color w:val="000000"/>
+          <w:sz w:val="24"/>
+        </w:rPr>
+        <w:t>і</w:t>
+      </w:r>
+      <w:r>
+        <w:rPr>
+          <w:rFonts w:ascii="Times New Roman" w:hAnsi="Times New Roman"/>
+          <w:color w:val="000000"/>
+          <w:sz w:val="24"/>
+        </w:rPr>
+        <w:t xml:space="preserve"> </w:t>
+      </w:r>
+      <w:r>
+        <w:rPr>
+          <w:rFonts w:ascii="Times New Roman" w:hAnsi="Times New Roman"/>
+          <w:color w:val="000000"/>
+          <w:sz w:val="24"/>
+        </w:rPr>
+        <w:t>Тобі</w:t>
+      </w:r>
+      <w:r>
+        <w:rPr>
+          <w:rFonts w:ascii="Times New Roman" w:hAnsi="Times New Roman"/>
+          <w:color w:val="000000"/>
+          <w:sz w:val="24"/>
+        </w:rPr>
+        <w:t xml:space="preserve"> </w:t>
+      </w:r>
+      <w:r>
+        <w:rPr>
+          <w:rFonts w:ascii="Times New Roman" w:hAnsi="Times New Roman"/>
+          <w:color w:val="000000"/>
+          <w:sz w:val="24"/>
+        </w:rPr>
+        <w:t>славу</w:t>
+      </w:r>
+      <w:r>
+        <w:rPr>
+          <w:rFonts w:ascii="Times New Roman" w:hAnsi="Times New Roman"/>
+          <w:color w:val="000000"/>
+          <w:sz w:val="24"/>
+        </w:rPr>
+        <w:t xml:space="preserve"> </w:t>
+      </w:r>
+      <w:r>
+        <w:rPr>
+          <w:rFonts w:ascii="Times New Roman" w:hAnsi="Times New Roman"/>
+          <w:color w:val="000000"/>
+          <w:sz w:val="24"/>
+        </w:rPr>
+        <w:t>возсилаємо:</w:t>
+      </w:r>
+      <w:r>
+        <w:rPr>
+          <w:rFonts w:ascii="Times New Roman" w:hAnsi="Times New Roman"/>
+          <w:color w:val="000000"/>
+          <w:sz w:val="24"/>
+        </w:rPr>
+        <w:t xml:space="preserve"> </w:t>
+      </w:r>
+      <w:r>
+        <w:rPr>
+          <w:rFonts w:ascii="Times New Roman" w:hAnsi="Times New Roman"/>
+          <w:color w:val="000000"/>
+          <w:sz w:val="24"/>
+        </w:rPr>
+        <w:t>Отцю,</w:t>
+      </w:r>
+      <w:r>
+        <w:rPr>
+          <w:rFonts w:ascii="Times New Roman" w:hAnsi="Times New Roman"/>
+          <w:color w:val="000000"/>
+          <w:sz w:val="24"/>
+        </w:rPr>
+        <w:t xml:space="preserve"> </w:t>
+      </w:r>
+      <w:r>
+        <w:rPr>
+          <w:rFonts w:ascii="Times New Roman" w:hAnsi="Times New Roman"/>
+          <w:color w:val="000000"/>
+          <w:sz w:val="24"/>
+        </w:rPr>
+        <w:t>і</w:t>
+      </w:r>
+      <w:r>
+        <w:rPr>
+          <w:rFonts w:ascii="Times New Roman" w:hAnsi="Times New Roman"/>
+          <w:color w:val="000000"/>
+          <w:sz w:val="24"/>
+        </w:rPr>
+        <w:t xml:space="preserve"> </w:t>
+      </w:r>
+      <w:r>
+        <w:rPr>
+          <w:rFonts w:ascii="Times New Roman" w:hAnsi="Times New Roman"/>
+          <w:color w:val="000000"/>
+          <w:sz w:val="24"/>
+        </w:rPr>
+        <w:t>Сину,</w:t>
+      </w:r>
+      <w:r>
+        <w:rPr>
+          <w:rFonts w:ascii="Times New Roman" w:hAnsi="Times New Roman"/>
+          <w:color w:val="000000"/>
+          <w:sz w:val="24"/>
+        </w:rPr>
+        <w:t xml:space="preserve"> </w:t>
+      </w:r>
+      <w:r>
+        <w:rPr>
+          <w:rFonts w:ascii="Times New Roman" w:hAnsi="Times New Roman"/>
+          <w:color w:val="000000"/>
+          <w:sz w:val="24"/>
+        </w:rPr>
+        <w:t>і</w:t>
+      </w:r>
+      <w:r>
+        <w:rPr>
+          <w:rFonts w:ascii="Times New Roman" w:hAnsi="Times New Roman"/>
+          <w:color w:val="000000"/>
+          <w:sz w:val="24"/>
+        </w:rPr>
+        <w:t xml:space="preserve"> </w:t>
+      </w:r>
+      <w:r>
+        <w:rPr>
+          <w:rFonts w:ascii="Times New Roman" w:hAnsi="Times New Roman"/>
+          <w:color w:val="000000"/>
+          <w:sz w:val="24"/>
+        </w:rPr>
+        <w:t>Святому</w:t>
+      </w:r>
+      <w:r>
+        <w:rPr>
+          <w:rFonts w:ascii="Times New Roman" w:hAnsi="Times New Roman"/>
+          <w:color w:val="000000"/>
+          <w:sz w:val="24"/>
+        </w:rPr>
+        <w:t xml:space="preserve"> </w:t>
+      </w:r>
+      <w:r>
+        <w:rPr>
+          <w:rFonts w:ascii="Times New Roman" w:hAnsi="Times New Roman"/>
+          <w:color w:val="000000"/>
+          <w:sz w:val="24"/>
+        </w:rPr>
+        <w:t>Духові</w:t>
+      </w:r>
+      <w:r>
+        <w:rPr>
+          <w:rFonts w:ascii="Times New Roman" w:hAnsi="Times New Roman"/>
+          <w:sz w:val="24"/>
+        </w:rPr>
+        <w:t>,</w:t>
+      </w:r>
+      <w:r>
+        <w:rPr>
+          <w:rFonts w:ascii="Times New Roman" w:hAnsi="Times New Roman"/>
+          <w:sz w:val="24"/>
+        </w:rPr>
+        <w:t xml:space="preserve"> </w:t>
+      </w:r>
+      <w:r>
+        <w:rPr>
+          <w:rFonts w:ascii="Times New Roman" w:hAnsi="Times New Roman"/>
+          <w:sz w:val="24"/>
+        </w:rPr>
+        <w:t>нині,</w:t>
+      </w:r>
+      <w:r>
+        <w:rPr>
+          <w:rFonts w:ascii="Times New Roman" w:hAnsi="Times New Roman"/>
+          <w:sz w:val="24"/>
+        </w:rPr>
+        <w:t xml:space="preserve"> </w:t>
+      </w:r>
+      <w:r>
+        <w:rPr>
+          <w:rFonts w:ascii="Times New Roman" w:hAnsi="Times New Roman"/>
+          <w:sz w:val="24"/>
+        </w:rPr>
+        <w:t>і</w:t>
+      </w:r>
+      <w:r>
+        <w:rPr>
+          <w:rFonts w:ascii="Times New Roman" w:hAnsi="Times New Roman"/>
+          <w:sz w:val="24"/>
+        </w:rPr>
+        <w:t xml:space="preserve"> </w:t>
+      </w:r>
+      <w:r>
+        <w:rPr>
+          <w:rFonts w:ascii="Times New Roman" w:hAnsi="Times New Roman"/>
+          <w:sz w:val="24"/>
+        </w:rPr>
+        <w:t>повсякчас,</w:t>
+      </w:r>
+      <w:r>
+        <w:rPr>
+          <w:rFonts w:ascii="Times New Roman" w:hAnsi="Times New Roman"/>
+          <w:sz w:val="24"/>
+        </w:rPr>
+        <w:t xml:space="preserve"> </w:t>
+      </w:r>
+      <w:r>
+        <w:rPr>
+          <w:rFonts w:ascii="Times New Roman" w:hAnsi="Times New Roman"/>
+          <w:sz w:val="24"/>
+        </w:rPr>
+        <w:t>і</w:t>
+      </w:r>
+      <w:r>
+        <w:rPr>
+          <w:rFonts w:ascii="Times New Roman" w:hAnsi="Times New Roman"/>
+          <w:sz w:val="24"/>
+        </w:rPr>
+        <w:t xml:space="preserve"> </w:t>
+      </w:r>
+      <w:r>
+        <w:rPr>
+          <w:rFonts w:ascii="Times New Roman" w:hAnsi="Times New Roman"/>
+          <w:sz w:val="24"/>
+        </w:rPr>
+        <w:t>на</w:t>
+      </w:r>
+      <w:r>
+        <w:rPr>
+          <w:rFonts w:ascii="Times New Roman" w:hAnsi="Times New Roman"/>
+          <w:sz w:val="24"/>
+        </w:rPr>
+        <w:t xml:space="preserve"> </w:t>
+      </w:r>
+      <w:r>
+        <w:rPr>
+          <w:rFonts w:ascii="Times New Roman" w:hAnsi="Times New Roman"/>
+          <w:sz w:val="24"/>
+        </w:rPr>
+        <w:t>віки</w:t>
+      </w:r>
+      <w:r>
+        <w:rPr>
+          <w:rFonts w:ascii="Times New Roman" w:hAnsi="Times New Roman"/>
+          <w:sz w:val="24"/>
+        </w:rPr>
+        <w:t xml:space="preserve"> </w:t>
+      </w:r>
+      <w:r>
+        <w:rPr>
+          <w:rFonts w:ascii="Times New Roman" w:hAnsi="Times New Roman"/>
+          <w:sz w:val="24"/>
+        </w:rPr>
+        <w:t>віків.</w:t>
       </w:r>
     </w:p>
     <w:p>
@@ -12635,202 +13582,1230 @@
     </w:p>
     <w:p>
       <w:pPr>
-        <w:spacing w:after="120" w:line="240" w:lineRule="auto"/>
-        <w:rPr>
-          <w:rFonts w:ascii="Times New Roman" w:eastAsia="Times New Roman" w:hAnsi="Times New Roman" w:cs="Times New Roman"/>
-          <w:sz w:val="24"/>
-          <w:szCs w:val="24"/>
-        </w:rPr>
-      </w:pPr>
-      <w:r>
-        <w:rPr>
-          <w:rFonts w:ascii="Times New Roman" w:eastAsia="Times New Roman" w:hAnsi="Times New Roman" w:cs="Times New Roman"/>
-          <w:color w:val="000000"/>
-          <w:sz w:val="24"/>
-          <w:szCs w:val="24"/>
-        </w:rPr>
-        <w:t>Ще і ще в мирі Господеві помолімся.</w:t>
-      </w:r>
-    </w:p>
-    <w:p>
-      <w:pPr>
-        <w:spacing w:after="120" w:line="240" w:lineRule="auto"/>
-        <w:rPr>
-          <w:rFonts w:ascii="Times New Roman" w:eastAsia="Times New Roman" w:hAnsi="Times New Roman" w:cs="Times New Roman"/>
-          <w:sz w:val="24"/>
-          <w:szCs w:val="24"/>
-        </w:rPr>
-      </w:pPr>
-      <w:r>
-        <w:rPr>
-          <w:rFonts w:ascii="Times New Roman" w:eastAsia="Times New Roman" w:hAnsi="Times New Roman" w:cs="Times New Roman"/>
+        <w:spacing w:after="120"/>
+      </w:pPr>
+      <w:r>
+        <w:rPr>
+          <w:rFonts w:ascii="Times New Roman" w:hAnsi="Times New Roman"/>
+          <w:color w:val="000000"/>
+          <w:sz w:val="24"/>
+        </w:rPr>
+        <w:t>Ще</w:t>
+      </w:r>
+      <w:r>
+        <w:rPr>
+          <w:rFonts w:ascii="Times New Roman" w:hAnsi="Times New Roman"/>
+          <w:color w:val="000000"/>
+          <w:sz w:val="24"/>
+        </w:rPr>
+        <w:t xml:space="preserve"> </w:t>
+      </w:r>
+      <w:r>
+        <w:rPr>
+          <w:rFonts w:ascii="Times New Roman" w:hAnsi="Times New Roman"/>
+          <w:color w:val="000000"/>
+          <w:sz w:val="24"/>
+        </w:rPr>
+        <w:t>і</w:t>
+      </w:r>
+      <w:r>
+        <w:rPr>
+          <w:rFonts w:ascii="Times New Roman" w:hAnsi="Times New Roman"/>
+          <w:color w:val="000000"/>
+          <w:sz w:val="24"/>
+        </w:rPr>
+        <w:t xml:space="preserve"> </w:t>
+      </w:r>
+      <w:r>
+        <w:rPr>
+          <w:rFonts w:ascii="Times New Roman" w:hAnsi="Times New Roman"/>
+          <w:color w:val="000000"/>
+          <w:sz w:val="24"/>
+        </w:rPr>
+        <w:t>ще</w:t>
+      </w:r>
+      <w:r>
+        <w:rPr>
+          <w:rFonts w:ascii="Times New Roman" w:hAnsi="Times New Roman"/>
+          <w:color w:val="000000"/>
+          <w:sz w:val="24"/>
+        </w:rPr>
+        <w:t xml:space="preserve"> </w:t>
+      </w:r>
+      <w:r>
+        <w:rPr>
+          <w:rFonts w:ascii="Times New Roman" w:hAnsi="Times New Roman"/>
+          <w:color w:val="000000"/>
+          <w:sz w:val="24"/>
+        </w:rPr>
+        <w:t>в</w:t>
+      </w:r>
+      <w:r>
+        <w:rPr>
+          <w:rFonts w:ascii="Times New Roman" w:hAnsi="Times New Roman"/>
+          <w:color w:val="000000"/>
+          <w:sz w:val="24"/>
+        </w:rPr>
+        <w:t xml:space="preserve"> </w:t>
+      </w:r>
+      <w:r>
+        <w:rPr>
+          <w:rFonts w:ascii="Times New Roman" w:hAnsi="Times New Roman"/>
+          <w:color w:val="000000"/>
+          <w:sz w:val="24"/>
+        </w:rPr>
+        <w:t>мирі</w:t>
+      </w:r>
+      <w:r>
+        <w:rPr>
+          <w:rFonts w:ascii="Times New Roman" w:hAnsi="Times New Roman"/>
+          <w:color w:val="000000"/>
+          <w:sz w:val="24"/>
+        </w:rPr>
+        <w:t xml:space="preserve"> </w:t>
+      </w:r>
+      <w:r>
+        <w:rPr>
+          <w:rFonts w:ascii="Times New Roman" w:hAnsi="Times New Roman"/>
+          <w:color w:val="000000"/>
+          <w:sz w:val="24"/>
+        </w:rPr>
+        <w:t>Господеві</w:t>
+      </w:r>
+      <w:r>
+        <w:rPr>
+          <w:rFonts w:ascii="Times New Roman" w:hAnsi="Times New Roman"/>
+          <w:color w:val="000000"/>
+          <w:sz w:val="24"/>
+        </w:rPr>
+        <w:t xml:space="preserve"> </w:t>
+      </w:r>
+      <w:r>
+        <w:rPr>
+          <w:rFonts w:ascii="Times New Roman" w:hAnsi="Times New Roman"/>
+          <w:color w:val="000000"/>
+          <w:sz w:val="24"/>
+        </w:rPr>
+        <w:t>помолімся.</w:t>
+      </w:r>
+    </w:p>
+    <w:p>
+      <w:pPr>
+        <w:spacing w:after="120"/>
+      </w:pPr>
+      <w:r>
+        <w:rPr>
+          <w:rFonts w:ascii="Times New Roman" w:hAnsi="Times New Roman"/>
+          <w:i/>
+          <w:color w:val="FF4400"/>
+          <w:sz w:val="24"/>
+        </w:rPr>
+        <w:t>Вірні:</w:t>
+      </w:r>
+      <w:r>
+        <w:rPr>
+          <w:rFonts w:ascii="Times New Roman" w:hAnsi="Times New Roman"/>
+          <w:color w:val="000000"/>
+          <w:sz w:val="24"/>
+        </w:rPr>
+        <w:t xml:space="preserve"> </w:t>
+      </w:r>
+      <w:r>
+        <w:rPr>
+          <w:rFonts w:ascii="Times New Roman" w:hAnsi="Times New Roman"/>
+          <w:color w:val="000000"/>
+          <w:sz w:val="24"/>
+        </w:rPr>
+        <w:t>Го́споди,</w:t>
+      </w:r>
+      <w:r>
+        <w:rPr>
+          <w:rFonts w:ascii="Times New Roman" w:hAnsi="Times New Roman"/>
+          <w:color w:val="000000"/>
+          <w:sz w:val="24"/>
+        </w:rPr>
+        <w:t xml:space="preserve"> </w:t>
+      </w:r>
+      <w:r>
+        <w:rPr>
+          <w:rFonts w:ascii="Times New Roman" w:hAnsi="Times New Roman"/>
+          <w:color w:val="000000"/>
+          <w:sz w:val="24"/>
+        </w:rPr>
+        <w:t>поми́луй.</w:t>
+      </w:r>
+    </w:p>
+    <w:p>
+      <w:pPr>
+        <w:spacing w:after="120"/>
+      </w:pPr>
+      <w:r>
+        <w:rPr>
+          <w:rFonts w:ascii="Times New Roman" w:hAnsi="Times New Roman"/>
+          <w:sz w:val="24"/>
+        </w:rPr>
+        <w:t>Заступи,</w:t>
+      </w:r>
+      <w:r>
+        <w:rPr>
+          <w:rFonts w:ascii="Times New Roman" w:hAnsi="Times New Roman"/>
+          <w:sz w:val="24"/>
+        </w:rPr>
+        <w:t xml:space="preserve"> </w:t>
+      </w:r>
+      <w:r>
+        <w:rPr>
+          <w:rFonts w:ascii="Times New Roman" w:hAnsi="Times New Roman"/>
+          <w:sz w:val="24"/>
+        </w:rPr>
+        <w:t>спаси,</w:t>
+      </w:r>
+      <w:r>
+        <w:rPr>
+          <w:rFonts w:ascii="Times New Roman" w:hAnsi="Times New Roman"/>
+          <w:sz w:val="24"/>
+        </w:rPr>
+        <w:t xml:space="preserve"> </w:t>
+      </w:r>
+      <w:r>
+        <w:rPr>
+          <w:rFonts w:ascii="Times New Roman" w:hAnsi="Times New Roman"/>
+          <w:sz w:val="24"/>
+        </w:rPr>
+        <w:t>помилуй</w:t>
+      </w:r>
+      <w:r>
+        <w:rPr>
+          <w:rFonts w:ascii="Times New Roman" w:hAnsi="Times New Roman"/>
+          <w:sz w:val="24"/>
+        </w:rPr>
+        <w:t xml:space="preserve"> </w:t>
+      </w:r>
+      <w:r>
+        <w:rPr>
+          <w:rFonts w:ascii="Times New Roman" w:hAnsi="Times New Roman"/>
+          <w:sz w:val="24"/>
+        </w:rPr>
+        <w:t>і</w:t>
+      </w:r>
+      <w:r>
+        <w:rPr>
+          <w:rFonts w:ascii="Times New Roman" w:hAnsi="Times New Roman"/>
+          <w:sz w:val="24"/>
+        </w:rPr>
+        <w:t xml:space="preserve"> </w:t>
+      </w:r>
+      <w:r>
+        <w:rPr>
+          <w:rFonts w:ascii="Times New Roman" w:hAnsi="Times New Roman"/>
+          <w:sz w:val="24"/>
+        </w:rPr>
+        <w:t>охорони</w:t>
+      </w:r>
+      <w:r>
+        <w:rPr>
+          <w:rFonts w:ascii="Times New Roman" w:hAnsi="Times New Roman"/>
+          <w:sz w:val="24"/>
+        </w:rPr>
+        <w:t xml:space="preserve"> </w:t>
+      </w:r>
+      <w:r>
+        <w:rPr>
+          <w:rFonts w:ascii="Times New Roman" w:hAnsi="Times New Roman"/>
+          <w:sz w:val="24"/>
+        </w:rPr>
+        <w:t>нас,</w:t>
+      </w:r>
+      <w:r>
+        <w:rPr>
+          <w:rFonts w:ascii="Times New Roman" w:hAnsi="Times New Roman"/>
+          <w:sz w:val="24"/>
+        </w:rPr>
+        <w:t xml:space="preserve"> </w:t>
+      </w:r>
+      <w:r>
+        <w:rPr>
+          <w:rFonts w:ascii="Times New Roman" w:hAnsi="Times New Roman"/>
+          <w:sz w:val="24"/>
+        </w:rPr>
+        <w:t>Боже,</w:t>
+      </w:r>
+      <w:r>
+        <w:rPr>
+          <w:rFonts w:ascii="Times New Roman" w:hAnsi="Times New Roman"/>
+          <w:sz w:val="24"/>
+        </w:rPr>
+        <w:t xml:space="preserve"> </w:t>
+      </w:r>
+      <w:r>
+        <w:rPr>
+          <w:rFonts w:ascii="Times New Roman" w:hAnsi="Times New Roman"/>
+          <w:sz w:val="24"/>
+        </w:rPr>
+        <w:t>Твоєю</w:t>
+      </w:r>
+      <w:r>
+        <w:rPr>
+          <w:rFonts w:ascii="Times New Roman" w:hAnsi="Times New Roman"/>
+          <w:sz w:val="24"/>
+        </w:rPr>
+        <w:t xml:space="preserve"> </w:t>
+      </w:r>
+      <w:r>
+        <w:rPr>
+          <w:rFonts w:ascii="Times New Roman" w:hAnsi="Times New Roman"/>
+          <w:sz w:val="24"/>
+        </w:rPr>
+        <w:t>благодаттю</w:t>
+      </w:r>
+    </w:p>
+    <w:p>
+      <w:pPr>
+        <w:spacing w:after="120"/>
+      </w:pPr>
+      <w:r>
+        <w:rPr>
+          <w:rFonts w:ascii="Times New Roman" w:hAnsi="Times New Roman"/>
+          <w:i/>
+          <w:color w:val="FF4400"/>
+          <w:sz w:val="24"/>
+        </w:rPr>
+        <w:t>Вірні:</w:t>
+      </w:r>
+      <w:r>
+        <w:rPr>
+          <w:rFonts w:ascii="Times New Roman" w:hAnsi="Times New Roman"/>
+          <w:color w:val="000000"/>
+          <w:sz w:val="24"/>
+        </w:rPr>
+        <w:t xml:space="preserve"> </w:t>
+      </w:r>
+      <w:r>
+        <w:rPr>
+          <w:rFonts w:ascii="Times New Roman" w:hAnsi="Times New Roman"/>
+          <w:color w:val="000000"/>
+          <w:sz w:val="24"/>
+        </w:rPr>
+        <w:t>Го́споди,</w:t>
+      </w:r>
+      <w:r>
+        <w:rPr>
+          <w:rFonts w:ascii="Times New Roman" w:hAnsi="Times New Roman"/>
+          <w:color w:val="000000"/>
+          <w:sz w:val="24"/>
+        </w:rPr>
+        <w:t xml:space="preserve"> </w:t>
+      </w:r>
+      <w:r>
+        <w:rPr>
+          <w:rFonts w:ascii="Times New Roman" w:hAnsi="Times New Roman"/>
+          <w:color w:val="000000"/>
+          <w:sz w:val="24"/>
+        </w:rPr>
+        <w:t>поми́луй.</w:t>
+      </w:r>
+    </w:p>
+    <w:p>
+      <w:pPr>
+        <w:spacing w:after="120"/>
+      </w:pPr>
+      <w:r>
+        <w:rPr>
+          <w:rFonts w:ascii="Times New Roman" w:hAnsi="Times New Roman"/>
+          <w:color w:val="000000"/>
+          <w:sz w:val="24"/>
+        </w:rPr>
+        <w:t>Пресвяту,</w:t>
+      </w:r>
+      <w:r>
+        <w:rPr>
+          <w:rFonts w:ascii="Times New Roman" w:hAnsi="Times New Roman"/>
+          <w:color w:val="000000"/>
+          <w:sz w:val="24"/>
+        </w:rPr>
+        <w:t xml:space="preserve"> </w:t>
+      </w:r>
+      <w:r>
+        <w:rPr>
+          <w:rFonts w:ascii="Times New Roman" w:hAnsi="Times New Roman"/>
+          <w:color w:val="000000"/>
+          <w:sz w:val="24"/>
+        </w:rPr>
+        <w:t>пречисту,</w:t>
+      </w:r>
+      <w:r>
+        <w:rPr>
+          <w:rFonts w:ascii="Times New Roman" w:hAnsi="Times New Roman"/>
+          <w:color w:val="000000"/>
+          <w:sz w:val="24"/>
+        </w:rPr>
+        <w:t xml:space="preserve"> </w:t>
+      </w:r>
+      <w:r>
+        <w:rPr>
+          <w:rFonts w:ascii="Times New Roman" w:hAnsi="Times New Roman"/>
+          <w:color w:val="000000"/>
+          <w:sz w:val="24"/>
+        </w:rPr>
+        <w:t>преблагословенну,</w:t>
+      </w:r>
+      <w:r>
+        <w:rPr>
+          <w:rFonts w:ascii="Times New Roman" w:hAnsi="Times New Roman"/>
+          <w:color w:val="000000"/>
+          <w:sz w:val="24"/>
+        </w:rPr>
+        <w:t xml:space="preserve"> </w:t>
+      </w:r>
+      <w:r>
+        <w:rPr>
+          <w:rFonts w:ascii="Times New Roman" w:hAnsi="Times New Roman"/>
+          <w:color w:val="000000"/>
+          <w:sz w:val="24"/>
+        </w:rPr>
+        <w:t>славну</w:t>
+      </w:r>
+      <w:r>
+        <w:rPr>
+          <w:rFonts w:ascii="Times New Roman" w:hAnsi="Times New Roman"/>
+          <w:color w:val="000000"/>
+          <w:sz w:val="24"/>
+        </w:rPr>
+        <w:t xml:space="preserve"> </w:t>
+      </w:r>
+      <w:r>
+        <w:rPr>
+          <w:rFonts w:ascii="Times New Roman" w:hAnsi="Times New Roman"/>
+          <w:color w:val="000000"/>
+          <w:sz w:val="24"/>
+        </w:rPr>
+        <w:t>Владичицю</w:t>
+      </w:r>
+      <w:r>
+        <w:rPr>
+          <w:rFonts w:ascii="Times New Roman" w:hAnsi="Times New Roman"/>
+          <w:color w:val="000000"/>
+          <w:sz w:val="24"/>
+        </w:rPr>
+        <w:t xml:space="preserve"> </w:t>
+      </w:r>
+      <w:r>
+        <w:rPr>
+          <w:rFonts w:ascii="Times New Roman" w:hAnsi="Times New Roman"/>
+          <w:color w:val="000000"/>
+          <w:sz w:val="24"/>
+        </w:rPr>
+        <w:t>нашу</w:t>
+      </w:r>
+      <w:r>
+        <w:rPr>
+          <w:rFonts w:ascii="Times New Roman" w:hAnsi="Times New Roman"/>
+          <w:color w:val="000000"/>
+          <w:sz w:val="24"/>
+        </w:rPr>
+        <w:t xml:space="preserve"> </w:t>
+      </w:r>
+      <w:r>
+        <w:rPr>
+          <w:rFonts w:ascii="Times New Roman" w:hAnsi="Times New Roman"/>
+          <w:color w:val="000000"/>
+          <w:sz w:val="24"/>
+        </w:rPr>
+        <w:t>Богородицю</w:t>
+      </w:r>
+      <w:r>
+        <w:rPr>
+          <w:rFonts w:ascii="Times New Roman" w:hAnsi="Times New Roman"/>
+          <w:color w:val="000000"/>
+          <w:sz w:val="24"/>
+        </w:rPr>
+        <w:t xml:space="preserve"> </w:t>
+      </w:r>
+      <w:r>
+        <w:rPr>
+          <w:rFonts w:ascii="Times New Roman" w:hAnsi="Times New Roman"/>
+          <w:color w:val="000000"/>
+          <w:sz w:val="24"/>
+        </w:rPr>
+        <w:t>і</w:t>
+      </w:r>
+      <w:r>
+        <w:rPr>
+          <w:rFonts w:ascii="Times New Roman" w:hAnsi="Times New Roman"/>
+          <w:color w:val="000000"/>
+          <w:sz w:val="24"/>
+        </w:rPr>
+        <w:t xml:space="preserve"> </w:t>
+      </w:r>
+      <w:r>
+        <w:rPr>
+          <w:rFonts w:ascii="Times New Roman" w:hAnsi="Times New Roman"/>
+          <w:color w:val="000000"/>
+          <w:sz w:val="24"/>
+        </w:rPr>
+        <w:t>приснодіву</w:t>
+      </w:r>
+      <w:r>
+        <w:rPr>
+          <w:rFonts w:ascii="Times New Roman" w:hAnsi="Times New Roman"/>
+          <w:color w:val="000000"/>
+          <w:sz w:val="24"/>
+        </w:rPr>
+        <w:t xml:space="preserve"> </w:t>
+      </w:r>
+      <w:r>
+        <w:rPr>
+          <w:rFonts w:ascii="Times New Roman" w:hAnsi="Times New Roman"/>
+          <w:color w:val="000000"/>
+          <w:sz w:val="24"/>
+        </w:rPr>
+        <w:t>Марію,</w:t>
+      </w:r>
+      <w:r>
+        <w:rPr>
+          <w:rFonts w:ascii="Times New Roman" w:hAnsi="Times New Roman"/>
+          <w:color w:val="000000"/>
+          <w:sz w:val="24"/>
+        </w:rPr>
+        <w:t xml:space="preserve"> </w:t>
+      </w:r>
+      <w:r>
+        <w:rPr>
+          <w:rFonts w:ascii="Times New Roman" w:hAnsi="Times New Roman"/>
+          <w:color w:val="000000"/>
+          <w:sz w:val="24"/>
+        </w:rPr>
+        <w:t>з</w:t>
+      </w:r>
+      <w:r>
+        <w:rPr>
+          <w:rFonts w:ascii="Times New Roman" w:hAnsi="Times New Roman"/>
+          <w:color w:val="000000"/>
+          <w:sz w:val="24"/>
+        </w:rPr>
+        <w:t xml:space="preserve"> </w:t>
+      </w:r>
+      <w:r>
+        <w:rPr>
+          <w:rFonts w:ascii="Times New Roman" w:hAnsi="Times New Roman"/>
+          <w:color w:val="000000"/>
+          <w:sz w:val="24"/>
+        </w:rPr>
+        <w:t>усіма</w:t>
+      </w:r>
+      <w:r>
+        <w:rPr>
+          <w:rFonts w:ascii="Times New Roman" w:hAnsi="Times New Roman"/>
+          <w:color w:val="000000"/>
+          <w:sz w:val="24"/>
+        </w:rPr>
+        <w:t xml:space="preserve"> </w:t>
+      </w:r>
+      <w:r>
+        <w:rPr>
+          <w:rFonts w:ascii="Times New Roman" w:hAnsi="Times New Roman"/>
+          <w:color w:val="000000"/>
+          <w:sz w:val="24"/>
+        </w:rPr>
+        <w:t>святими</w:t>
+      </w:r>
+      <w:r>
+        <w:rPr>
+          <w:rFonts w:ascii="Times New Roman" w:hAnsi="Times New Roman"/>
+          <w:color w:val="000000"/>
+          <w:sz w:val="24"/>
+        </w:rPr>
+        <w:t xml:space="preserve"> </w:t>
+      </w:r>
+      <w:r>
+        <w:rPr>
+          <w:rFonts w:ascii="Times New Roman" w:hAnsi="Times New Roman"/>
+          <w:color w:val="000000"/>
+          <w:sz w:val="24"/>
+        </w:rPr>
+        <w:t>пом’янувши,</w:t>
+      </w:r>
+      <w:r>
+        <w:rPr>
+          <w:rFonts w:ascii="Times New Roman" w:hAnsi="Times New Roman"/>
+          <w:color w:val="000000"/>
+          <w:sz w:val="24"/>
+        </w:rPr>
+        <w:t xml:space="preserve"> </w:t>
+      </w:r>
+      <w:r>
+        <w:rPr>
+          <w:rFonts w:ascii="Times New Roman" w:hAnsi="Times New Roman"/>
+          <w:color w:val="000000"/>
+          <w:sz w:val="24"/>
+        </w:rPr>
+        <w:t>самих</w:t>
+      </w:r>
+      <w:r>
+        <w:rPr>
+          <w:rFonts w:ascii="Times New Roman" w:hAnsi="Times New Roman"/>
+          <w:color w:val="000000"/>
+          <w:sz w:val="24"/>
+        </w:rPr>
+        <w:t xml:space="preserve"> </w:t>
+      </w:r>
+      <w:r>
+        <w:rPr>
+          <w:rFonts w:ascii="Times New Roman" w:hAnsi="Times New Roman"/>
+          <w:color w:val="000000"/>
+          <w:sz w:val="24"/>
+        </w:rPr>
+        <w:t>себе,</w:t>
+      </w:r>
+      <w:r>
+        <w:rPr>
+          <w:rFonts w:ascii="Times New Roman" w:hAnsi="Times New Roman"/>
+          <w:color w:val="000000"/>
+          <w:sz w:val="24"/>
+        </w:rPr>
+        <w:t xml:space="preserve"> </w:t>
+      </w:r>
+      <w:r>
+        <w:rPr>
+          <w:rFonts w:ascii="Times New Roman" w:hAnsi="Times New Roman"/>
+          <w:color w:val="000000"/>
+          <w:sz w:val="24"/>
+        </w:rPr>
+        <w:t>і</w:t>
+      </w:r>
+      <w:r>
+        <w:rPr>
+          <w:rFonts w:ascii="Times New Roman" w:hAnsi="Times New Roman"/>
+          <w:color w:val="000000"/>
+          <w:sz w:val="24"/>
+        </w:rPr>
+        <w:t xml:space="preserve"> </w:t>
+      </w:r>
+      <w:r>
+        <w:rPr>
+          <w:rFonts w:ascii="Times New Roman" w:hAnsi="Times New Roman"/>
+          <w:color w:val="000000"/>
+          <w:sz w:val="24"/>
+        </w:rPr>
+        <w:t>один</w:t>
+      </w:r>
+      <w:r>
+        <w:rPr>
+          <w:rFonts w:ascii="Times New Roman" w:hAnsi="Times New Roman"/>
+          <w:color w:val="000000"/>
+          <w:sz w:val="24"/>
+        </w:rPr>
+        <w:t xml:space="preserve"> </w:t>
+      </w:r>
+      <w:r>
+        <w:rPr>
+          <w:rFonts w:ascii="Times New Roman" w:hAnsi="Times New Roman"/>
+          <w:color w:val="000000"/>
+          <w:sz w:val="24"/>
+        </w:rPr>
+        <w:t>одного,</w:t>
+      </w:r>
+      <w:r>
+        <w:rPr>
+          <w:rFonts w:ascii="Times New Roman" w:hAnsi="Times New Roman"/>
+          <w:color w:val="000000"/>
+          <w:sz w:val="24"/>
+        </w:rPr>
+        <w:t xml:space="preserve"> </w:t>
+      </w:r>
+      <w:r>
+        <w:rPr>
+          <w:rFonts w:ascii="Times New Roman" w:hAnsi="Times New Roman"/>
+          <w:color w:val="000000"/>
+          <w:sz w:val="24"/>
+        </w:rPr>
+        <w:t>і</w:t>
+      </w:r>
+      <w:r>
+        <w:rPr>
+          <w:rFonts w:ascii="Times New Roman" w:hAnsi="Times New Roman"/>
+          <w:color w:val="000000"/>
+          <w:sz w:val="24"/>
+        </w:rPr>
+        <w:t xml:space="preserve"> </w:t>
+      </w:r>
+      <w:r>
+        <w:rPr>
+          <w:rFonts w:ascii="Times New Roman" w:hAnsi="Times New Roman"/>
+          <w:color w:val="000000"/>
+          <w:sz w:val="24"/>
+        </w:rPr>
+        <w:t>все</w:t>
+      </w:r>
+      <w:r>
+        <w:rPr>
+          <w:rFonts w:ascii="Times New Roman" w:hAnsi="Times New Roman"/>
+          <w:color w:val="000000"/>
+          <w:sz w:val="24"/>
+        </w:rPr>
+        <w:t xml:space="preserve"> </w:t>
+      </w:r>
+      <w:r>
+        <w:rPr>
+          <w:rFonts w:ascii="Times New Roman" w:hAnsi="Times New Roman"/>
+          <w:color w:val="000000"/>
+          <w:sz w:val="24"/>
+        </w:rPr>
+        <w:t>життя</w:t>
+      </w:r>
+      <w:r>
+        <w:rPr>
+          <w:rFonts w:ascii="Times New Roman" w:hAnsi="Times New Roman"/>
+          <w:color w:val="000000"/>
+          <w:sz w:val="24"/>
+        </w:rPr>
+        <w:t xml:space="preserve"> </w:t>
+      </w:r>
+      <w:r>
+        <w:rPr>
+          <w:rFonts w:ascii="Times New Roman" w:hAnsi="Times New Roman"/>
+          <w:color w:val="000000"/>
+          <w:sz w:val="24"/>
+        </w:rPr>
+        <w:t>наше</w:t>
+      </w:r>
+      <w:r>
+        <w:rPr>
+          <w:rFonts w:ascii="Times New Roman" w:hAnsi="Times New Roman"/>
+          <w:color w:val="000000"/>
+          <w:sz w:val="24"/>
+        </w:rPr>
+        <w:t xml:space="preserve"> </w:t>
+      </w:r>
+      <w:r>
+        <w:rPr>
+          <w:rFonts w:ascii="Times New Roman" w:hAnsi="Times New Roman"/>
+          <w:color w:val="000000"/>
+          <w:sz w:val="24"/>
+        </w:rPr>
+        <w:t>Христу</w:t>
+      </w:r>
+      <w:r>
+        <w:rPr>
+          <w:rFonts w:ascii="Times New Roman" w:hAnsi="Times New Roman"/>
+          <w:color w:val="000000"/>
+          <w:sz w:val="24"/>
+        </w:rPr>
+        <w:t xml:space="preserve"> </w:t>
+      </w:r>
+      <w:r>
+        <w:rPr>
+          <w:rFonts w:ascii="Times New Roman" w:hAnsi="Times New Roman"/>
+          <w:color w:val="000000"/>
+          <w:sz w:val="24"/>
+        </w:rPr>
+        <w:t>Богові</w:t>
+      </w:r>
+      <w:r>
+        <w:rPr>
+          <w:rFonts w:ascii="Times New Roman" w:hAnsi="Times New Roman"/>
+          <w:color w:val="000000"/>
+          <w:sz w:val="24"/>
+        </w:rPr>
+        <w:t xml:space="preserve"> </w:t>
+      </w:r>
+      <w:r>
+        <w:rPr>
+          <w:rFonts w:ascii="Times New Roman" w:hAnsi="Times New Roman"/>
+          <w:color w:val="000000"/>
+          <w:sz w:val="24"/>
+        </w:rPr>
+        <w:t>віддаймо.</w:t>
+      </w:r>
+    </w:p>
+    <w:p>
+      <w:pPr>
+        <w:spacing w:after="120"/>
+      </w:pPr>
+      <w:r>
+        <w:rPr>
+          <w:rFonts w:ascii="Times New Roman" w:hAnsi="Times New Roman"/>
+          <w:i/>
+          <w:color w:val="FF4400"/>
+          <w:sz w:val="24"/>
+        </w:rPr>
+        <w:t>Вірні:</w:t>
+      </w:r>
+      <w:r>
+        <w:rPr>
+          <w:rFonts w:ascii="Times New Roman" w:hAnsi="Times New Roman"/>
+          <w:color w:val="000000"/>
+          <w:sz w:val="24"/>
+        </w:rPr>
+        <w:t xml:space="preserve"> </w:t>
+      </w:r>
+      <w:r>
+        <w:rPr>
+          <w:rFonts w:ascii="Times New Roman" w:hAnsi="Times New Roman"/>
+          <w:color w:val="000000"/>
+          <w:sz w:val="24"/>
+        </w:rPr>
+        <w:t>Тобі́,</w:t>
+      </w:r>
+      <w:r>
+        <w:rPr>
+          <w:rFonts w:ascii="Times New Roman" w:hAnsi="Times New Roman"/>
+          <w:color w:val="000000"/>
+          <w:sz w:val="24"/>
+        </w:rPr>
+        <w:t xml:space="preserve"> </w:t>
+      </w:r>
+      <w:r>
+        <w:rPr>
+          <w:rFonts w:ascii="Times New Roman" w:hAnsi="Times New Roman"/>
+          <w:color w:val="000000"/>
+          <w:sz w:val="24"/>
+        </w:rPr>
+        <w:t>Го́споди.</w:t>
+      </w:r>
+    </w:p>
+    <w:p>
+      <w:pPr>
+        <w:spacing w:after="120" w:line="240" w:lineRule="auto"/>
+        <w:rPr>
+          <w:rFonts w:ascii="Times New Roman" w:eastAsia="Times New Roman" w:hAnsi="Times New Roman" w:cs="Times New Roman"/>
+          <w:sz w:val="24"/>
+          <w:szCs w:val="24"/>
+        </w:rPr>
+      </w:pPr>
+      <w:r>
+        <w:rPr>
+          <w:rFonts w:ascii="Times New Roman" w:eastAsia="Times New Roman" w:hAnsi="Times New Roman" w:cs="Times New Roman"/>
+          <w:sz w:val="24"/>
+          <w:szCs w:val="24"/>
+          <w:u w:val="single"/>
+        </w:rPr>
+        <w:t>[Дякуємо тобі, Господи, Боже спасіння нашого, бо ти все робиш для добра життя нашого, щоб ми завжди на тебе споглядали, Спасителю й Доброчинцю душ наших. Бо ти дав спокій нам у час минулої ночі й підвів нас, щоб ми поклонялися величному імені твоєму. Тому молимо тебе, Господи: Дай нам ласку й силу, щоб ми стали гідними співати тобі розумно й молитися безупинно та в страсі і тремтінні над нашим спасінням працювали, при заступництві Христа твого. Пом'яни, Господи, і тих, що вночі до тебе кличуть. Вислухай їх і помилуй, і круши під ноги їх невидимих і войовничих ворогів.]</w:t>
+      </w:r>
+    </w:p>
+    <w:p>
+      <w:pPr>
+        <w:spacing w:after="120"/>
+        <w:jc w:val="both"/>
+      </w:pPr>
+      <w:r>
+        <w:rPr>
+          <w:rFonts w:ascii="Times New Roman" w:hAnsi="Times New Roman"/>
           <w:i/>
           <w:color w:val="FF0000"/>
           <w:sz w:val="24"/>
-          <w:szCs w:val="24"/>
-        </w:rPr>
-        <w:t>Вірні:</w:t>
-      </w:r>
-      <w:r>
-        <w:rPr>
-          <w:rFonts w:ascii="Times New Roman" w:eastAsia="Times New Roman" w:hAnsi="Times New Roman" w:cs="Times New Roman"/>
-          <w:color w:val="000000"/>
-          <w:sz w:val="24"/>
-          <w:szCs w:val="24"/>
-        </w:rPr>
-        <w:t xml:space="preserve"> Господи, помилуй.</w:t>
-      </w:r>
-    </w:p>
-    <w:p>
-      <w:pPr>
-        <w:spacing w:after="120" w:line="240" w:lineRule="auto"/>
-        <w:rPr>
-          <w:rFonts w:ascii="Times New Roman" w:eastAsia="Times New Roman" w:hAnsi="Times New Roman" w:cs="Times New Roman"/>
-          <w:sz w:val="24"/>
-          <w:szCs w:val="24"/>
-        </w:rPr>
-      </w:pPr>
-      <w:r>
-        <w:rPr>
-          <w:rFonts w:ascii="Times New Roman" w:eastAsia="Times New Roman" w:hAnsi="Times New Roman" w:cs="Times New Roman"/>
-          <w:color w:val="000000"/>
-          <w:sz w:val="24"/>
-          <w:szCs w:val="24"/>
-        </w:rPr>
-        <w:t>Заступи, спаси, помилуй і охорони нас, Боже, твоєю благодаттю.</w:t>
-      </w:r>
-    </w:p>
-    <w:p>
-      <w:pPr>
-        <w:spacing w:after="120" w:line="240" w:lineRule="auto"/>
-        <w:rPr>
-          <w:rFonts w:ascii="Times New Roman" w:eastAsia="Times New Roman" w:hAnsi="Times New Roman" w:cs="Times New Roman"/>
-          <w:sz w:val="24"/>
-          <w:szCs w:val="24"/>
-        </w:rPr>
-      </w:pPr>
-      <w:r>
-        <w:rPr>
-          <w:rFonts w:ascii="Times New Roman" w:eastAsia="Times New Roman" w:hAnsi="Times New Roman" w:cs="Times New Roman"/>
+        </w:rPr>
+        <w:t>Священник:</w:t>
+      </w:r>
+      <w:r>
+        <w:rPr>
+          <w:rFonts w:ascii="Times New Roman" w:hAnsi="Times New Roman"/>
           <w:i/>
           <w:color w:val="FF0000"/>
           <w:sz w:val="24"/>
-          <w:szCs w:val="24"/>
-        </w:rPr>
-        <w:t>Вірні:</w:t>
-      </w:r>
-      <w:r>
-        <w:rPr>
-          <w:rFonts w:ascii="Times New Roman" w:eastAsia="Times New Roman" w:hAnsi="Times New Roman" w:cs="Times New Roman"/>
-          <w:color w:val="000000"/>
-          <w:sz w:val="24"/>
-          <w:szCs w:val="24"/>
-        </w:rPr>
-        <w:t xml:space="preserve"> Господи, помилуй.</w:t>
-      </w:r>
-    </w:p>
-    <w:p>
-      <w:pPr>
-        <w:spacing w:after="120" w:line="240" w:lineRule="auto"/>
-        <w:rPr>
-          <w:rFonts w:ascii="Times New Roman" w:eastAsia="Times New Roman" w:hAnsi="Times New Roman" w:cs="Times New Roman"/>
-          <w:sz w:val="24"/>
-          <w:szCs w:val="24"/>
-        </w:rPr>
-      </w:pPr>
-      <w:r>
-        <w:rPr>
-          <w:rFonts w:ascii="Times New Roman" w:eastAsia="Times New Roman" w:hAnsi="Times New Roman" w:cs="Times New Roman"/>
-          <w:color w:val="000000"/>
-          <w:sz w:val="24"/>
-          <w:szCs w:val="24"/>
-        </w:rPr>
-        <w:t>Пресвяту, пречисту, преблагословенну, славну Владичицю нашу Богородицю і приснодіву Марію, з усіма святими пом'янувши, самі себе, і один одного, і все життя наше Христу Богові віддаймо.</w:t>
-      </w:r>
-    </w:p>
-    <w:p>
-      <w:pPr>
-        <w:spacing w:after="120" w:line="240" w:lineRule="auto"/>
-        <w:rPr>
-          <w:rFonts w:ascii="Times New Roman" w:eastAsia="Times New Roman" w:hAnsi="Times New Roman" w:cs="Times New Roman"/>
-          <w:sz w:val="24"/>
-          <w:szCs w:val="24"/>
-        </w:rPr>
-      </w:pPr>
-      <w:r>
-        <w:rPr>
-          <w:rFonts w:ascii="Times New Roman" w:eastAsia="Times New Roman" w:hAnsi="Times New Roman" w:cs="Times New Roman"/>
-          <w:i/>
-          <w:color w:val="FF0000"/>
-          <w:sz w:val="24"/>
-          <w:szCs w:val="24"/>
-        </w:rPr>
-        <w:t>Вірні:</w:t>
-      </w:r>
-      <w:r>
-        <w:rPr>
-          <w:rFonts w:ascii="Times New Roman" w:eastAsia="Times New Roman" w:hAnsi="Times New Roman" w:cs="Times New Roman"/>
-          <w:color w:val="000000"/>
-          <w:sz w:val="24"/>
-          <w:szCs w:val="24"/>
-        </w:rPr>
-        <w:t xml:space="preserve"> Тобі, Господи.</w:t>
-      </w:r>
-    </w:p>
-    <w:p>
-      <w:pPr>
-        <w:spacing w:after="120" w:line="240" w:lineRule="auto"/>
-        <w:rPr>
-          <w:rFonts w:ascii="Times New Roman" w:eastAsia="Times New Roman" w:hAnsi="Times New Roman" w:cs="Times New Roman"/>
-          <w:sz w:val="24"/>
-          <w:szCs w:val="24"/>
-        </w:rPr>
-      </w:pPr>
-      <w:r>
-        <w:rPr>
-          <w:rFonts w:ascii="Times New Roman" w:eastAsia="Times New Roman" w:hAnsi="Times New Roman" w:cs="Times New Roman"/>
-          <w:sz w:val="24"/>
-          <w:szCs w:val="24"/>
-          <w:u w:val="single"/>
-        </w:rPr>
-        <w:t>[Дякуємо тобі, Господи, Боже спасіння нашого, бо ти все робиш для добра життя нашого, щоб ми завжди на тебе споглядали, Спасителю й Доброчинцю душ наших. Бо ти дав спокій нам у час минулої ночі й підвів нас, щоб ми поклонялися величному імені твоєму. Тому молимо тебе, Господи: Дай нам ласку й силу, щоб ми стали гідними співати тобі розумно й молитися безупинно та в страсі і тремтінні над нашим спасінням працювали, при заступництві Христа твого. Пом'яни, Господи, і тих, що вночі до тебе кличуть. Вислухай їх і помилуй, і круши під ноги їх невидимих і войовничих ворогів.]</w:t>
-      </w:r>
-    </w:p>
-    <w:p>
-      <w:pPr>
-        <w:spacing w:after="120" w:line="240" w:lineRule="auto"/>
-        <w:rPr>
-          <w:rFonts w:ascii="Times New Roman" w:eastAsia="Times New Roman" w:hAnsi="Times New Roman" w:cs="Times New Roman"/>
-          <w:sz w:val="24"/>
-          <w:szCs w:val="24"/>
-        </w:rPr>
-      </w:pPr>
-      <w:r>
-        <w:rPr>
-          <w:rFonts w:ascii="Times New Roman" w:eastAsia="Times New Roman" w:hAnsi="Times New Roman" w:cs="Times New Roman"/>
-          <w:i/>
-          <w:color w:val="FF0000"/>
-          <w:sz w:val="24"/>
-          <w:szCs w:val="24"/>
-        </w:rPr>
-        <w:t>Священик: </w:t>
-      </w:r>
-      <w:r>
-        <w:rPr>
-          <w:rFonts w:ascii="Times New Roman" w:eastAsia="Times New Roman" w:hAnsi="Times New Roman" w:cs="Times New Roman"/>
-          <w:color w:val="000000"/>
-          <w:sz w:val="24"/>
-          <w:szCs w:val="24"/>
-        </w:rPr>
-        <w:t>Бо Ти цар миру і Спас душ наших і Тобі славу возсилаємо: Отцю, і Сину, і Святому Духові</w:t>
-      </w:r>
-      <w:r>
-        <w:rPr>
-          <w:rFonts w:ascii="Times New Roman" w:eastAsia="Times New Roman" w:hAnsi="Times New Roman" w:cs="Times New Roman"/>
-          <w:sz w:val="24"/>
-          <w:szCs w:val="24"/>
-        </w:rPr>
-        <w:t>, нині і повсякчас, і на віки віків.</w:t>
+        </w:rPr>
+        <w:t xml:space="preserve"> </w:t>
+      </w:r>
+      <w:r>
+        <w:rPr>
+          <w:rFonts w:ascii="Times New Roman" w:hAnsi="Times New Roman"/>
+          <w:color w:val="000000"/>
+          <w:sz w:val="24"/>
+        </w:rPr>
+        <w:t>Бо</w:t>
+      </w:r>
+      <w:r>
+        <w:rPr>
+          <w:rFonts w:ascii="Times New Roman" w:hAnsi="Times New Roman"/>
+          <w:color w:val="000000"/>
+          <w:sz w:val="24"/>
+        </w:rPr>
+        <w:t xml:space="preserve"> </w:t>
+      </w:r>
+      <w:r>
+        <w:rPr>
+          <w:rFonts w:ascii="Times New Roman" w:hAnsi="Times New Roman"/>
+          <w:color w:val="000000"/>
+          <w:sz w:val="24"/>
+        </w:rPr>
+        <w:t>Ти</w:t>
+      </w:r>
+      <w:r>
+        <w:rPr>
+          <w:rFonts w:ascii="Times New Roman" w:hAnsi="Times New Roman"/>
+          <w:color w:val="000000"/>
+          <w:sz w:val="24"/>
+        </w:rPr>
+        <w:t xml:space="preserve"> </w:t>
+      </w:r>
+      <w:r>
+        <w:rPr>
+          <w:rFonts w:ascii="Times New Roman" w:hAnsi="Times New Roman"/>
+          <w:color w:val="000000"/>
+          <w:sz w:val="24"/>
+        </w:rPr>
+        <w:t>цар</w:t>
+      </w:r>
+      <w:r>
+        <w:rPr>
+          <w:rFonts w:ascii="Times New Roman" w:hAnsi="Times New Roman"/>
+          <w:color w:val="000000"/>
+          <w:sz w:val="24"/>
+        </w:rPr>
+        <w:t xml:space="preserve"> </w:t>
+      </w:r>
+      <w:r>
+        <w:rPr>
+          <w:rFonts w:ascii="Times New Roman" w:hAnsi="Times New Roman"/>
+          <w:color w:val="000000"/>
+          <w:sz w:val="24"/>
+        </w:rPr>
+        <w:t>миру</w:t>
+      </w:r>
+      <w:r>
+        <w:rPr>
+          <w:rFonts w:ascii="Times New Roman" w:hAnsi="Times New Roman"/>
+          <w:color w:val="000000"/>
+          <w:sz w:val="24"/>
+        </w:rPr>
+        <w:t xml:space="preserve"> </w:t>
+      </w:r>
+      <w:r>
+        <w:rPr>
+          <w:rFonts w:ascii="Times New Roman" w:hAnsi="Times New Roman"/>
+          <w:color w:val="000000"/>
+          <w:sz w:val="24"/>
+        </w:rPr>
+        <w:t>і</w:t>
+      </w:r>
+      <w:r>
+        <w:rPr>
+          <w:rFonts w:ascii="Times New Roman" w:hAnsi="Times New Roman"/>
+          <w:color w:val="000000"/>
+          <w:sz w:val="24"/>
+        </w:rPr>
+        <w:t xml:space="preserve"> </w:t>
+      </w:r>
+      <w:r>
+        <w:rPr>
+          <w:rFonts w:ascii="Times New Roman" w:hAnsi="Times New Roman"/>
+          <w:color w:val="000000"/>
+          <w:sz w:val="24"/>
+        </w:rPr>
+        <w:t>Спас</w:t>
+      </w:r>
+      <w:r>
+        <w:rPr>
+          <w:rFonts w:ascii="Times New Roman" w:hAnsi="Times New Roman"/>
+          <w:color w:val="000000"/>
+          <w:sz w:val="24"/>
+        </w:rPr>
+        <w:t xml:space="preserve"> </w:t>
+      </w:r>
+      <w:r>
+        <w:rPr>
+          <w:rFonts w:ascii="Times New Roman" w:hAnsi="Times New Roman"/>
+          <w:color w:val="000000"/>
+          <w:sz w:val="24"/>
+        </w:rPr>
+        <w:t>душ</w:t>
+      </w:r>
+      <w:r>
+        <w:rPr>
+          <w:rFonts w:ascii="Times New Roman" w:hAnsi="Times New Roman"/>
+          <w:color w:val="000000"/>
+          <w:sz w:val="24"/>
+        </w:rPr>
+        <w:t xml:space="preserve"> </w:t>
+      </w:r>
+      <w:r>
+        <w:rPr>
+          <w:rFonts w:ascii="Times New Roman" w:hAnsi="Times New Roman"/>
+          <w:color w:val="000000"/>
+          <w:sz w:val="24"/>
+        </w:rPr>
+        <w:t>наших</w:t>
+      </w:r>
+      <w:r>
+        <w:rPr>
+          <w:rFonts w:ascii="Times New Roman" w:hAnsi="Times New Roman"/>
+          <w:color w:val="000000"/>
+          <w:sz w:val="24"/>
+        </w:rPr>
+        <w:t xml:space="preserve"> </w:t>
+      </w:r>
+      <w:r>
+        <w:rPr>
+          <w:rFonts w:ascii="Times New Roman" w:hAnsi="Times New Roman"/>
+          <w:color w:val="000000"/>
+          <w:sz w:val="24"/>
+        </w:rPr>
+        <w:t>–</w:t>
+      </w:r>
+      <w:r>
+        <w:rPr>
+          <w:rFonts w:ascii="Times New Roman" w:hAnsi="Times New Roman"/>
+          <w:color w:val="000000"/>
+          <w:sz w:val="24"/>
+        </w:rPr>
+        <w:t xml:space="preserve"> </w:t>
+      </w:r>
+      <w:r>
+        <w:rPr>
+          <w:rFonts w:ascii="Times New Roman" w:hAnsi="Times New Roman"/>
+          <w:color w:val="000000"/>
+          <w:sz w:val="24"/>
+        </w:rPr>
+        <w:t>і</w:t>
+      </w:r>
+      <w:r>
+        <w:rPr>
+          <w:rFonts w:ascii="Times New Roman" w:hAnsi="Times New Roman"/>
+          <w:color w:val="000000"/>
+          <w:sz w:val="24"/>
+        </w:rPr>
+        <w:t xml:space="preserve"> </w:t>
+      </w:r>
+      <w:r>
+        <w:rPr>
+          <w:rFonts w:ascii="Times New Roman" w:hAnsi="Times New Roman"/>
+          <w:color w:val="000000"/>
+          <w:sz w:val="24"/>
+        </w:rPr>
+        <w:t>Тобі</w:t>
+      </w:r>
+      <w:r>
+        <w:rPr>
+          <w:rFonts w:ascii="Times New Roman" w:hAnsi="Times New Roman"/>
+          <w:color w:val="000000"/>
+          <w:sz w:val="24"/>
+        </w:rPr>
+        <w:t xml:space="preserve"> </w:t>
+      </w:r>
+      <w:r>
+        <w:rPr>
+          <w:rFonts w:ascii="Times New Roman" w:hAnsi="Times New Roman"/>
+          <w:color w:val="000000"/>
+          <w:sz w:val="24"/>
+        </w:rPr>
+        <w:t>славу</w:t>
+      </w:r>
+      <w:r>
+        <w:rPr>
+          <w:rFonts w:ascii="Times New Roman" w:hAnsi="Times New Roman"/>
+          <w:color w:val="000000"/>
+          <w:sz w:val="24"/>
+        </w:rPr>
+        <w:t xml:space="preserve"> </w:t>
+      </w:r>
+      <w:r>
+        <w:rPr>
+          <w:rFonts w:ascii="Times New Roman" w:hAnsi="Times New Roman"/>
+          <w:color w:val="000000"/>
+          <w:sz w:val="24"/>
+        </w:rPr>
+        <w:t>возсилаємо,</w:t>
+      </w:r>
+      <w:r>
+        <w:rPr>
+          <w:rFonts w:ascii="Times New Roman" w:hAnsi="Times New Roman"/>
+          <w:color w:val="000000"/>
+          <w:sz w:val="24"/>
+        </w:rPr>
+        <w:t xml:space="preserve"> </w:t>
+      </w:r>
+      <w:r>
+        <w:rPr>
+          <w:rFonts w:ascii="Times New Roman" w:hAnsi="Times New Roman"/>
+          <w:color w:val="000000"/>
+          <w:sz w:val="24"/>
+        </w:rPr>
+        <w:t>Отцю,</w:t>
+      </w:r>
+      <w:r>
+        <w:rPr>
+          <w:rFonts w:ascii="Times New Roman" w:hAnsi="Times New Roman"/>
+          <w:color w:val="000000"/>
+          <w:sz w:val="24"/>
+        </w:rPr>
+        <w:t xml:space="preserve"> </w:t>
+      </w:r>
+      <w:r>
+        <w:rPr>
+          <w:rFonts w:ascii="Times New Roman" w:hAnsi="Times New Roman"/>
+          <w:color w:val="000000"/>
+          <w:sz w:val="24"/>
+        </w:rPr>
+        <w:t>і</w:t>
+      </w:r>
+      <w:r>
+        <w:rPr>
+          <w:rFonts w:ascii="Times New Roman" w:hAnsi="Times New Roman"/>
+          <w:color w:val="000000"/>
+          <w:sz w:val="24"/>
+        </w:rPr>
+        <w:t xml:space="preserve"> </w:t>
+      </w:r>
+      <w:r>
+        <w:rPr>
+          <w:rFonts w:ascii="Times New Roman" w:hAnsi="Times New Roman"/>
+          <w:color w:val="000000"/>
+          <w:sz w:val="24"/>
+        </w:rPr>
+        <w:t>Сину,</w:t>
+      </w:r>
+      <w:r>
+        <w:rPr>
+          <w:rFonts w:ascii="Times New Roman" w:hAnsi="Times New Roman"/>
+          <w:color w:val="000000"/>
+          <w:sz w:val="24"/>
+        </w:rPr>
+        <w:t xml:space="preserve"> </w:t>
+      </w:r>
+      <w:r>
+        <w:rPr>
+          <w:rFonts w:ascii="Times New Roman" w:hAnsi="Times New Roman"/>
+          <w:color w:val="000000"/>
+          <w:sz w:val="24"/>
+        </w:rPr>
+        <w:t>і</w:t>
+      </w:r>
+      <w:r>
+        <w:rPr>
+          <w:rFonts w:ascii="Times New Roman" w:hAnsi="Times New Roman"/>
+          <w:color w:val="000000"/>
+          <w:sz w:val="24"/>
+        </w:rPr>
+        <w:t xml:space="preserve"> </w:t>
+      </w:r>
+      <w:r>
+        <w:rPr>
+          <w:rFonts w:ascii="Times New Roman" w:hAnsi="Times New Roman"/>
+          <w:color w:val="000000"/>
+          <w:sz w:val="24"/>
+        </w:rPr>
+        <w:t>Святому</w:t>
+      </w:r>
+      <w:r>
+        <w:rPr>
+          <w:rFonts w:ascii="Times New Roman" w:hAnsi="Times New Roman"/>
+          <w:color w:val="000000"/>
+          <w:sz w:val="24"/>
+        </w:rPr>
+        <w:t xml:space="preserve"> </w:t>
+      </w:r>
+      <w:r>
+        <w:rPr>
+          <w:rFonts w:ascii="Times New Roman" w:hAnsi="Times New Roman"/>
+          <w:color w:val="000000"/>
+          <w:sz w:val="24"/>
+        </w:rPr>
+        <w:t>Духові</w:t>
+      </w:r>
+      <w:r>
+        <w:rPr>
+          <w:rFonts w:ascii="Times New Roman" w:hAnsi="Times New Roman"/>
+          <w:sz w:val="24"/>
+        </w:rPr>
+        <w:t>,</w:t>
+      </w:r>
+      <w:r>
+        <w:rPr>
+          <w:rFonts w:ascii="Times New Roman" w:hAnsi="Times New Roman"/>
+          <w:sz w:val="24"/>
+        </w:rPr>
+        <w:t xml:space="preserve"> </w:t>
+      </w:r>
+      <w:r>
+        <w:rPr>
+          <w:rFonts w:ascii="Times New Roman" w:hAnsi="Times New Roman"/>
+          <w:sz w:val="24"/>
+        </w:rPr>
+        <w:t>нині,</w:t>
+      </w:r>
+      <w:r>
+        <w:rPr>
+          <w:rFonts w:ascii="Times New Roman" w:hAnsi="Times New Roman"/>
+          <w:sz w:val="24"/>
+        </w:rPr>
+        <w:t xml:space="preserve"> </w:t>
+      </w:r>
+      <w:r>
+        <w:rPr>
+          <w:rFonts w:ascii="Times New Roman" w:hAnsi="Times New Roman"/>
+          <w:sz w:val="24"/>
+        </w:rPr>
+        <w:t>і</w:t>
+      </w:r>
+      <w:r>
+        <w:rPr>
+          <w:rFonts w:ascii="Times New Roman" w:hAnsi="Times New Roman"/>
+          <w:sz w:val="24"/>
+        </w:rPr>
+        <w:t xml:space="preserve"> </w:t>
+      </w:r>
+      <w:r>
+        <w:rPr>
+          <w:rFonts w:ascii="Times New Roman" w:hAnsi="Times New Roman"/>
+          <w:sz w:val="24"/>
+        </w:rPr>
+        <w:t>повсякчас,</w:t>
+      </w:r>
+      <w:r>
+        <w:rPr>
+          <w:rFonts w:ascii="Times New Roman" w:hAnsi="Times New Roman"/>
+          <w:sz w:val="24"/>
+        </w:rPr>
+        <w:t xml:space="preserve"> </w:t>
+      </w:r>
+      <w:r>
+        <w:rPr>
+          <w:rFonts w:ascii="Times New Roman" w:hAnsi="Times New Roman"/>
+          <w:sz w:val="24"/>
+        </w:rPr>
+        <w:t>і</w:t>
+      </w:r>
+      <w:r>
+        <w:rPr>
+          <w:rFonts w:ascii="Times New Roman" w:hAnsi="Times New Roman"/>
+          <w:sz w:val="24"/>
+        </w:rPr>
+        <w:t xml:space="preserve"> </w:t>
+      </w:r>
+      <w:r>
+        <w:rPr>
+          <w:rFonts w:ascii="Times New Roman" w:hAnsi="Times New Roman"/>
+          <w:sz w:val="24"/>
+        </w:rPr>
+        <w:t>на</w:t>
+      </w:r>
+      <w:r>
+        <w:rPr>
+          <w:rFonts w:ascii="Times New Roman" w:hAnsi="Times New Roman"/>
+          <w:sz w:val="24"/>
+        </w:rPr>
+        <w:t xml:space="preserve"> </w:t>
+      </w:r>
+      <w:r>
+        <w:rPr>
+          <w:rFonts w:ascii="Times New Roman" w:hAnsi="Times New Roman"/>
+          <w:sz w:val="24"/>
+        </w:rPr>
+        <w:t>віки</w:t>
+      </w:r>
+      <w:r>
+        <w:rPr>
+          <w:rFonts w:ascii="Times New Roman" w:hAnsi="Times New Roman"/>
+          <w:sz w:val="24"/>
+        </w:rPr>
+        <w:t xml:space="preserve"> </w:t>
+      </w:r>
+      <w:r>
+        <w:rPr>
+          <w:rFonts w:ascii="Times New Roman" w:hAnsi="Times New Roman"/>
+          <w:sz w:val="24"/>
+        </w:rPr>
+        <w:t>віків.</w:t>
       </w:r>
     </w:p>
     <w:p>

--- a/flow/20230914_vu_template/drafts/2024-12-u/11-СР-Даниїла.docx
+++ b/flow/20230914_vu_template/drafts/2024-12-u/11-СР-Даниїла.docx
@@ -5777,37 +5777,23 @@
           <w:rFonts w:ascii="Times New Roman" w:hAnsi="Times New Roman"/>
           <w:sz w:val="24"/>
         </w:rPr>
-        <w:t xml:space="preserve"> </w:t>
+        <w:t xml:space="preserve"> Христос, істинний Бог наш - молитвами пречистої Своєї Матері, силою чесного і животворчого хреста, заступництвом святих славних і всехвальних апостолів, і святого, </w:t>
       </w:r>
       <w:r>
         <w:rPr>
           <w:rFonts w:ascii="Times New Roman" w:hAnsi="Times New Roman"/>
-          <w:sz w:val="24"/>
-        </w:rPr>
-        <w:t xml:space="preserve">Христос, істинний Бог наш - молитвами пречистої Своєї Матері, силою чесного і животворчого хреста, заступництвом святих славних і всехвальних апостолів, і святого, </w:t>
+          <w:i/>
+          <w:color w:val="FF0000"/>
+          <w:sz w:val="24"/>
+        </w:rPr>
+        <w:t>якого є храм</w:t>
       </w:r>
       <w:r>
         <w:rPr>
           <w:rFonts w:ascii="Times New Roman" w:hAnsi="Times New Roman"/>
-          <w:i/>
-          <w:color w:val="FF0000"/>
-          <w:sz w:val="24"/>
-        </w:rPr>
-        <w:t>якого є храм</w:t>
-      </w:r>
-      <w:r>
-        <w:rPr>
-          <w:rFonts w:ascii="Times New Roman" w:hAnsi="Times New Roman"/>
-          <w:sz w:val="24"/>
-        </w:rPr>
-        <w:t xml:space="preserve">, і преподобного отця нашого Даниїла Стовпника, і всіх святих - помилує і </w:t>
-      </w:r>
-      <w:r>
-        <w:rPr>
-          <w:rFonts w:ascii="Times New Roman" w:hAnsi="Times New Roman"/>
-          <w:sz w:val="24"/>
-        </w:rPr>
-        <w:t>спасе нас як благий і людинолюбний.</w:t>
+          <w:sz w:val="24"/>
+        </w:rPr>
+        <w:t>, і преподобного отця нашого Даниїла Стовпника, і всіх святих - помилує і спасе нас як благий і людинолюбний.</w:t>
       </w:r>
     </w:p>
     <w:p>
@@ -12534,332 +12520,9 @@
       <w:r>
         <w:rPr>
           <w:rFonts w:ascii="Times New Roman" w:hAnsi="Times New Roman"/>
-          <w:i/>
-          <w:color w:val="FF0000"/>
-          <w:sz w:val="24"/>
-        </w:rPr>
-        <w:t xml:space="preserve"> </w:t>
-      </w:r>
-      <w:r>
-        <w:rPr>
-          <w:rFonts w:ascii="Times New Roman" w:hAnsi="Times New Roman"/>
-          <w:color w:val="000000"/>
-          <w:sz w:val="24"/>
-        </w:rPr>
-        <w:t>Бо</w:t>
-      </w:r>
-      <w:r>
-        <w:rPr>
-          <w:rFonts w:ascii="Times New Roman" w:hAnsi="Times New Roman"/>
-          <w:color w:val="000000"/>
-          <w:sz w:val="24"/>
-        </w:rPr>
-        <w:t xml:space="preserve"> </w:t>
-      </w:r>
-      <w:r>
-        <w:rPr>
-          <w:rFonts w:ascii="Times New Roman" w:hAnsi="Times New Roman"/>
-          <w:color w:val="000000"/>
-          <w:sz w:val="24"/>
-        </w:rPr>
-        <w:t>Ти</w:t>
-      </w:r>
-      <w:r>
-        <w:rPr>
-          <w:rFonts w:ascii="Times New Roman" w:hAnsi="Times New Roman"/>
-          <w:color w:val="000000"/>
-          <w:sz w:val="24"/>
-        </w:rPr>
-        <w:t xml:space="preserve"> </w:t>
-      </w:r>
-      <w:r>
-        <w:rPr>
-          <w:rFonts w:ascii="Times New Roman" w:hAnsi="Times New Roman"/>
-          <w:color w:val="000000"/>
-          <w:sz w:val="24"/>
-        </w:rPr>
-        <w:t>Бог</w:t>
-      </w:r>
-      <w:r>
-        <w:rPr>
-          <w:rFonts w:ascii="Times New Roman" w:hAnsi="Times New Roman"/>
-          <w:color w:val="000000"/>
-          <w:sz w:val="24"/>
-        </w:rPr>
-        <w:t xml:space="preserve"> </w:t>
-      </w:r>
-      <w:r>
-        <w:rPr>
-          <w:rFonts w:ascii="Times New Roman" w:hAnsi="Times New Roman"/>
-          <w:color w:val="000000"/>
-          <w:sz w:val="24"/>
-        </w:rPr>
-        <w:t>наш</w:t>
-      </w:r>
-      <w:r>
-        <w:rPr>
-          <w:rFonts w:ascii="Times New Roman" w:hAnsi="Times New Roman"/>
-          <w:color w:val="000000"/>
-          <w:sz w:val="24"/>
-        </w:rPr>
-        <w:t xml:space="preserve"> </w:t>
-      </w:r>
-      <w:r>
-        <w:rPr>
-          <w:rFonts w:ascii="Times New Roman" w:hAnsi="Times New Roman"/>
-          <w:color w:val="000000"/>
-          <w:sz w:val="24"/>
-        </w:rPr>
-        <w:t>і</w:t>
-      </w:r>
-      <w:r>
-        <w:rPr>
-          <w:rFonts w:ascii="Times New Roman" w:hAnsi="Times New Roman"/>
-          <w:color w:val="000000"/>
-          <w:sz w:val="24"/>
-        </w:rPr>
-        <w:t xml:space="preserve"> </w:t>
-      </w:r>
-      <w:r>
-        <w:rPr>
-          <w:rFonts w:ascii="Times New Roman" w:hAnsi="Times New Roman"/>
-          <w:color w:val="000000"/>
-          <w:sz w:val="24"/>
-        </w:rPr>
-        <w:t>Тобі</w:t>
-      </w:r>
-      <w:r>
-        <w:rPr>
-          <w:rFonts w:ascii="Times New Roman" w:hAnsi="Times New Roman"/>
-          <w:color w:val="000000"/>
-          <w:sz w:val="24"/>
-        </w:rPr>
-        <w:t xml:space="preserve"> </w:t>
-      </w:r>
-      <w:r>
-        <w:rPr>
-          <w:rFonts w:ascii="Times New Roman" w:hAnsi="Times New Roman"/>
-          <w:color w:val="000000"/>
-          <w:sz w:val="24"/>
-        </w:rPr>
-        <w:t>славу</w:t>
-      </w:r>
-      <w:r>
-        <w:rPr>
-          <w:rFonts w:ascii="Times New Roman" w:hAnsi="Times New Roman"/>
-          <w:color w:val="000000"/>
-          <w:sz w:val="24"/>
-        </w:rPr>
-        <w:t xml:space="preserve"> </w:t>
-      </w:r>
-      <w:r>
-        <w:rPr>
-          <w:rFonts w:ascii="Times New Roman" w:hAnsi="Times New Roman"/>
-          <w:color w:val="000000"/>
-          <w:sz w:val="24"/>
-        </w:rPr>
-        <w:t>возсилаємо:</w:t>
-      </w:r>
-      <w:r>
-        <w:rPr>
-          <w:rFonts w:ascii="Times New Roman" w:hAnsi="Times New Roman"/>
-          <w:color w:val="000000"/>
-          <w:sz w:val="24"/>
-        </w:rPr>
-        <w:t xml:space="preserve"> </w:t>
-      </w:r>
-      <w:r>
-        <w:rPr>
-          <w:rFonts w:ascii="Times New Roman" w:hAnsi="Times New Roman"/>
-          <w:color w:val="000000"/>
-          <w:sz w:val="24"/>
-        </w:rPr>
-        <w:t>Отцю,</w:t>
-      </w:r>
-      <w:r>
-        <w:rPr>
-          <w:rFonts w:ascii="Times New Roman" w:hAnsi="Times New Roman"/>
-          <w:color w:val="000000"/>
-          <w:sz w:val="24"/>
-        </w:rPr>
-        <w:t xml:space="preserve"> </w:t>
-      </w:r>
-      <w:r>
-        <w:rPr>
-          <w:rFonts w:ascii="Times New Roman" w:hAnsi="Times New Roman"/>
-          <w:color w:val="000000"/>
-          <w:sz w:val="24"/>
-        </w:rPr>
-        <w:t>і</w:t>
-      </w:r>
-      <w:r>
-        <w:rPr>
-          <w:rFonts w:ascii="Times New Roman" w:hAnsi="Times New Roman"/>
-          <w:color w:val="000000"/>
-          <w:sz w:val="24"/>
-        </w:rPr>
-        <w:t xml:space="preserve"> </w:t>
-      </w:r>
-      <w:r>
-        <w:rPr>
-          <w:rFonts w:ascii="Times New Roman" w:hAnsi="Times New Roman"/>
-          <w:color w:val="000000"/>
-          <w:sz w:val="24"/>
-        </w:rPr>
-        <w:t>Сину,</w:t>
-      </w:r>
-      <w:r>
-        <w:rPr>
-          <w:rFonts w:ascii="Times New Roman" w:hAnsi="Times New Roman"/>
-          <w:color w:val="000000"/>
-          <w:sz w:val="24"/>
-        </w:rPr>
-        <w:t xml:space="preserve"> </w:t>
-      </w:r>
-      <w:r>
-        <w:rPr>
-          <w:rFonts w:ascii="Times New Roman" w:hAnsi="Times New Roman"/>
-          <w:color w:val="000000"/>
-          <w:sz w:val="24"/>
-        </w:rPr>
-        <w:t>і</w:t>
-      </w:r>
-      <w:r>
-        <w:rPr>
-          <w:rFonts w:ascii="Times New Roman" w:hAnsi="Times New Roman"/>
-          <w:color w:val="000000"/>
-          <w:sz w:val="24"/>
-        </w:rPr>
-        <w:t xml:space="preserve"> </w:t>
-      </w:r>
-      <w:r>
-        <w:rPr>
-          <w:rFonts w:ascii="Times New Roman" w:hAnsi="Times New Roman"/>
-          <w:color w:val="000000"/>
-          <w:sz w:val="24"/>
-        </w:rPr>
-        <w:t>Святому</w:t>
-      </w:r>
-      <w:r>
-        <w:rPr>
-          <w:rFonts w:ascii="Times New Roman" w:hAnsi="Times New Roman"/>
-          <w:color w:val="000000"/>
-          <w:sz w:val="24"/>
-        </w:rPr>
-        <w:t xml:space="preserve"> </w:t>
-      </w:r>
-      <w:r>
-        <w:rPr>
-          <w:rFonts w:ascii="Times New Roman" w:hAnsi="Times New Roman"/>
-          <w:color w:val="000000"/>
-          <w:sz w:val="24"/>
-        </w:rPr>
-        <w:t>Духові</w:t>
-      </w:r>
-      <w:r>
-        <w:rPr>
-          <w:rFonts w:ascii="Times New Roman" w:hAnsi="Times New Roman"/>
-          <w:sz w:val="24"/>
-        </w:rPr>
-        <w:t>,</w:t>
-      </w:r>
-      <w:r>
-        <w:rPr>
-          <w:rFonts w:ascii="Times New Roman" w:hAnsi="Times New Roman"/>
-          <w:sz w:val="24"/>
-        </w:rPr>
-        <w:t xml:space="preserve"> </w:t>
-      </w:r>
-      <w:r>
-        <w:rPr>
-          <w:rFonts w:ascii="Times New Roman" w:hAnsi="Times New Roman"/>
-          <w:sz w:val="24"/>
-        </w:rPr>
-        <w:t>нині,</w:t>
-      </w:r>
-      <w:r>
-        <w:rPr>
-          <w:rFonts w:ascii="Times New Roman" w:hAnsi="Times New Roman"/>
-          <w:sz w:val="24"/>
-        </w:rPr>
-        <w:t xml:space="preserve"> </w:t>
-      </w:r>
-      <w:r>
-        <w:rPr>
-          <w:rFonts w:ascii="Times New Roman" w:hAnsi="Times New Roman"/>
-          <w:sz w:val="24"/>
-        </w:rPr>
-        <w:t>і</w:t>
-      </w:r>
-      <w:r>
-        <w:rPr>
-          <w:rFonts w:ascii="Times New Roman" w:hAnsi="Times New Roman"/>
-          <w:sz w:val="24"/>
-        </w:rPr>
-        <w:t xml:space="preserve"> </w:t>
-      </w:r>
-      <w:r>
-        <w:rPr>
-          <w:rFonts w:ascii="Times New Roman" w:hAnsi="Times New Roman"/>
-          <w:sz w:val="24"/>
-        </w:rPr>
-        <w:t>повсякчас,</w:t>
-      </w:r>
-      <w:r>
-        <w:rPr>
-          <w:rFonts w:ascii="Times New Roman" w:hAnsi="Times New Roman"/>
-          <w:sz w:val="24"/>
-        </w:rPr>
-        <w:t xml:space="preserve"> </w:t>
-      </w:r>
-      <w:r>
-        <w:rPr>
-          <w:rFonts w:ascii="Times New Roman" w:hAnsi="Times New Roman"/>
-          <w:sz w:val="24"/>
-        </w:rPr>
-        <w:t>і</w:t>
-      </w:r>
-      <w:r>
-        <w:rPr>
-          <w:rFonts w:ascii="Times New Roman" w:hAnsi="Times New Roman"/>
-          <w:sz w:val="24"/>
-        </w:rPr>
-        <w:t xml:space="preserve"> </w:t>
-      </w:r>
-      <w:r>
-        <w:rPr>
-          <w:rFonts w:ascii="Times New Roman" w:hAnsi="Times New Roman"/>
-          <w:sz w:val="24"/>
-        </w:rPr>
-        <w:t>на</w:t>
-      </w:r>
-      <w:r>
-        <w:rPr>
-          <w:rFonts w:ascii="Times New Roman" w:hAnsi="Times New Roman"/>
-          <w:sz w:val="24"/>
-        </w:rPr>
-        <w:t xml:space="preserve"> </w:t>
-      </w:r>
-      <w:r>
-        <w:rPr>
-          <w:rFonts w:ascii="Times New Roman" w:hAnsi="Times New Roman"/>
-          <w:sz w:val="24"/>
-        </w:rPr>
-        <w:t>віки</w:t>
-      </w:r>
-      <w:r>
-        <w:rPr>
-          <w:rFonts w:ascii="Times New Roman" w:hAnsi="Times New Roman"/>
-          <w:sz w:val="24"/>
-        </w:rPr>
-        <w:t xml:space="preserve"> </w:t>
-      </w:r>
-      <w:r>
-        <w:rPr>
-          <w:rFonts w:ascii="Times New Roman" w:hAnsi="Times New Roman"/>
-          <w:sz w:val="24"/>
-        </w:rPr>
-        <w:t>віків.</w:t>
+          <w:sz w:val="24"/>
+        </w:rPr>
+        <w:t xml:space="preserve"> Бо Ти Бог наш і Тобі славу возсилаємо: Отцю, і Сину, і Святому Духові, нині, і повсякчас, і на віки віків.</w:t>
       </w:r>
     </w:p>
     <w:p>
@@ -14400,412 +14063,9 @@
       <w:r>
         <w:rPr>
           <w:rFonts w:ascii="Times New Roman" w:hAnsi="Times New Roman"/>
-          <w:i/>
-          <w:color w:val="FF0000"/>
-          <w:sz w:val="24"/>
-        </w:rPr>
-        <w:t xml:space="preserve"> </w:t>
-      </w:r>
-      <w:r>
-        <w:rPr>
-          <w:rFonts w:ascii="Times New Roman" w:hAnsi="Times New Roman"/>
-          <w:color w:val="000000"/>
-          <w:sz w:val="24"/>
-        </w:rPr>
-        <w:t>Бо</w:t>
-      </w:r>
-      <w:r>
-        <w:rPr>
-          <w:rFonts w:ascii="Times New Roman" w:hAnsi="Times New Roman"/>
-          <w:color w:val="000000"/>
-          <w:sz w:val="24"/>
-        </w:rPr>
-        <w:t xml:space="preserve"> </w:t>
-      </w:r>
-      <w:r>
-        <w:rPr>
-          <w:rFonts w:ascii="Times New Roman" w:hAnsi="Times New Roman"/>
-          <w:color w:val="000000"/>
-          <w:sz w:val="24"/>
-        </w:rPr>
-        <w:t>Ти</w:t>
-      </w:r>
-      <w:r>
-        <w:rPr>
-          <w:rFonts w:ascii="Times New Roman" w:hAnsi="Times New Roman"/>
-          <w:color w:val="000000"/>
-          <w:sz w:val="24"/>
-        </w:rPr>
-        <w:t xml:space="preserve"> </w:t>
-      </w:r>
-      <w:r>
-        <w:rPr>
-          <w:rFonts w:ascii="Times New Roman" w:hAnsi="Times New Roman"/>
-          <w:color w:val="000000"/>
-          <w:sz w:val="24"/>
-        </w:rPr>
-        <w:t>цар</w:t>
-      </w:r>
-      <w:r>
-        <w:rPr>
-          <w:rFonts w:ascii="Times New Roman" w:hAnsi="Times New Roman"/>
-          <w:color w:val="000000"/>
-          <w:sz w:val="24"/>
-        </w:rPr>
-        <w:t xml:space="preserve"> </w:t>
-      </w:r>
-      <w:r>
-        <w:rPr>
-          <w:rFonts w:ascii="Times New Roman" w:hAnsi="Times New Roman"/>
-          <w:color w:val="000000"/>
-          <w:sz w:val="24"/>
-        </w:rPr>
-        <w:t>миру</w:t>
-      </w:r>
-      <w:r>
-        <w:rPr>
-          <w:rFonts w:ascii="Times New Roman" w:hAnsi="Times New Roman"/>
-          <w:color w:val="000000"/>
-          <w:sz w:val="24"/>
-        </w:rPr>
-        <w:t xml:space="preserve"> </w:t>
-      </w:r>
-      <w:r>
-        <w:rPr>
-          <w:rFonts w:ascii="Times New Roman" w:hAnsi="Times New Roman"/>
-          <w:color w:val="000000"/>
-          <w:sz w:val="24"/>
-        </w:rPr>
-        <w:t>і</w:t>
-      </w:r>
-      <w:r>
-        <w:rPr>
-          <w:rFonts w:ascii="Times New Roman" w:hAnsi="Times New Roman"/>
-          <w:color w:val="000000"/>
-          <w:sz w:val="24"/>
-        </w:rPr>
-        <w:t xml:space="preserve"> </w:t>
-      </w:r>
-      <w:r>
-        <w:rPr>
-          <w:rFonts w:ascii="Times New Roman" w:hAnsi="Times New Roman"/>
-          <w:color w:val="000000"/>
-          <w:sz w:val="24"/>
-        </w:rPr>
-        <w:t>Спас</w:t>
-      </w:r>
-      <w:r>
-        <w:rPr>
-          <w:rFonts w:ascii="Times New Roman" w:hAnsi="Times New Roman"/>
-          <w:color w:val="000000"/>
-          <w:sz w:val="24"/>
-        </w:rPr>
-        <w:t xml:space="preserve"> </w:t>
-      </w:r>
-      <w:r>
-        <w:rPr>
-          <w:rFonts w:ascii="Times New Roman" w:hAnsi="Times New Roman"/>
-          <w:color w:val="000000"/>
-          <w:sz w:val="24"/>
-        </w:rPr>
-        <w:t>душ</w:t>
-      </w:r>
-      <w:r>
-        <w:rPr>
-          <w:rFonts w:ascii="Times New Roman" w:hAnsi="Times New Roman"/>
-          <w:color w:val="000000"/>
-          <w:sz w:val="24"/>
-        </w:rPr>
-        <w:t xml:space="preserve"> </w:t>
-      </w:r>
-      <w:r>
-        <w:rPr>
-          <w:rFonts w:ascii="Times New Roman" w:hAnsi="Times New Roman"/>
-          <w:color w:val="000000"/>
-          <w:sz w:val="24"/>
-        </w:rPr>
-        <w:t>наших</w:t>
-      </w:r>
-      <w:r>
-        <w:rPr>
-          <w:rFonts w:ascii="Times New Roman" w:hAnsi="Times New Roman"/>
-          <w:color w:val="000000"/>
-          <w:sz w:val="24"/>
-        </w:rPr>
-        <w:t xml:space="preserve"> </w:t>
-      </w:r>
-      <w:r>
-        <w:rPr>
-          <w:rFonts w:ascii="Times New Roman" w:hAnsi="Times New Roman"/>
-          <w:color w:val="000000"/>
-          <w:sz w:val="24"/>
-        </w:rPr>
-        <w:t>–</w:t>
-      </w:r>
-      <w:r>
-        <w:rPr>
-          <w:rFonts w:ascii="Times New Roman" w:hAnsi="Times New Roman"/>
-          <w:color w:val="000000"/>
-          <w:sz w:val="24"/>
-        </w:rPr>
-        <w:t xml:space="preserve"> </w:t>
-      </w:r>
-      <w:r>
-        <w:rPr>
-          <w:rFonts w:ascii="Times New Roman" w:hAnsi="Times New Roman"/>
-          <w:color w:val="000000"/>
-          <w:sz w:val="24"/>
-        </w:rPr>
-        <w:t>і</w:t>
-      </w:r>
-      <w:r>
-        <w:rPr>
-          <w:rFonts w:ascii="Times New Roman" w:hAnsi="Times New Roman"/>
-          <w:color w:val="000000"/>
-          <w:sz w:val="24"/>
-        </w:rPr>
-        <w:t xml:space="preserve"> </w:t>
-      </w:r>
-      <w:r>
-        <w:rPr>
-          <w:rFonts w:ascii="Times New Roman" w:hAnsi="Times New Roman"/>
-          <w:color w:val="000000"/>
-          <w:sz w:val="24"/>
-        </w:rPr>
-        <w:t>Тобі</w:t>
-      </w:r>
-      <w:r>
-        <w:rPr>
-          <w:rFonts w:ascii="Times New Roman" w:hAnsi="Times New Roman"/>
-          <w:color w:val="000000"/>
-          <w:sz w:val="24"/>
-        </w:rPr>
-        <w:t xml:space="preserve"> </w:t>
-      </w:r>
-      <w:r>
-        <w:rPr>
-          <w:rFonts w:ascii="Times New Roman" w:hAnsi="Times New Roman"/>
-          <w:color w:val="000000"/>
-          <w:sz w:val="24"/>
-        </w:rPr>
-        <w:t>славу</w:t>
-      </w:r>
-      <w:r>
-        <w:rPr>
-          <w:rFonts w:ascii="Times New Roman" w:hAnsi="Times New Roman"/>
-          <w:color w:val="000000"/>
-          <w:sz w:val="24"/>
-        </w:rPr>
-        <w:t xml:space="preserve"> </w:t>
-      </w:r>
-      <w:r>
-        <w:rPr>
-          <w:rFonts w:ascii="Times New Roman" w:hAnsi="Times New Roman"/>
-          <w:color w:val="000000"/>
-          <w:sz w:val="24"/>
-        </w:rPr>
-        <w:t>возсилаємо,</w:t>
-      </w:r>
-      <w:r>
-        <w:rPr>
-          <w:rFonts w:ascii="Times New Roman" w:hAnsi="Times New Roman"/>
-          <w:color w:val="000000"/>
-          <w:sz w:val="24"/>
-        </w:rPr>
-        <w:t xml:space="preserve"> </w:t>
-      </w:r>
-      <w:r>
-        <w:rPr>
-          <w:rFonts w:ascii="Times New Roman" w:hAnsi="Times New Roman"/>
-          <w:color w:val="000000"/>
-          <w:sz w:val="24"/>
-        </w:rPr>
-        <w:t>Отцю,</w:t>
-      </w:r>
-      <w:r>
-        <w:rPr>
-          <w:rFonts w:ascii="Times New Roman" w:hAnsi="Times New Roman"/>
-          <w:color w:val="000000"/>
-          <w:sz w:val="24"/>
-        </w:rPr>
-        <w:t xml:space="preserve"> </w:t>
-      </w:r>
-      <w:r>
-        <w:rPr>
-          <w:rFonts w:ascii="Times New Roman" w:hAnsi="Times New Roman"/>
-          <w:color w:val="000000"/>
-          <w:sz w:val="24"/>
-        </w:rPr>
-        <w:t>і</w:t>
-      </w:r>
-      <w:r>
-        <w:rPr>
-          <w:rFonts w:ascii="Times New Roman" w:hAnsi="Times New Roman"/>
-          <w:color w:val="000000"/>
-          <w:sz w:val="24"/>
-        </w:rPr>
-        <w:t xml:space="preserve"> </w:t>
-      </w:r>
-      <w:r>
-        <w:rPr>
-          <w:rFonts w:ascii="Times New Roman" w:hAnsi="Times New Roman"/>
-          <w:color w:val="000000"/>
-          <w:sz w:val="24"/>
-        </w:rPr>
-        <w:t>Сину,</w:t>
-      </w:r>
-      <w:r>
-        <w:rPr>
-          <w:rFonts w:ascii="Times New Roman" w:hAnsi="Times New Roman"/>
-          <w:color w:val="000000"/>
-          <w:sz w:val="24"/>
-        </w:rPr>
-        <w:t xml:space="preserve"> </w:t>
-      </w:r>
-      <w:r>
-        <w:rPr>
-          <w:rFonts w:ascii="Times New Roman" w:hAnsi="Times New Roman"/>
-          <w:color w:val="000000"/>
-          <w:sz w:val="24"/>
-        </w:rPr>
-        <w:t>і</w:t>
-      </w:r>
-      <w:r>
-        <w:rPr>
-          <w:rFonts w:ascii="Times New Roman" w:hAnsi="Times New Roman"/>
-          <w:color w:val="000000"/>
-          <w:sz w:val="24"/>
-        </w:rPr>
-        <w:t xml:space="preserve"> </w:t>
-      </w:r>
-      <w:r>
-        <w:rPr>
-          <w:rFonts w:ascii="Times New Roman" w:hAnsi="Times New Roman"/>
-          <w:color w:val="000000"/>
-          <w:sz w:val="24"/>
-        </w:rPr>
-        <w:t>Святому</w:t>
-      </w:r>
-      <w:r>
-        <w:rPr>
-          <w:rFonts w:ascii="Times New Roman" w:hAnsi="Times New Roman"/>
-          <w:color w:val="000000"/>
-          <w:sz w:val="24"/>
-        </w:rPr>
-        <w:t xml:space="preserve"> </w:t>
-      </w:r>
-      <w:r>
-        <w:rPr>
-          <w:rFonts w:ascii="Times New Roman" w:hAnsi="Times New Roman"/>
-          <w:color w:val="000000"/>
-          <w:sz w:val="24"/>
-        </w:rPr>
-        <w:t>Духові</w:t>
-      </w:r>
-      <w:r>
-        <w:rPr>
-          <w:rFonts w:ascii="Times New Roman" w:hAnsi="Times New Roman"/>
-          <w:sz w:val="24"/>
-        </w:rPr>
-        <w:t>,</w:t>
-      </w:r>
-      <w:r>
-        <w:rPr>
-          <w:rFonts w:ascii="Times New Roman" w:hAnsi="Times New Roman"/>
-          <w:sz w:val="24"/>
-        </w:rPr>
-        <w:t xml:space="preserve"> </w:t>
-      </w:r>
-      <w:r>
-        <w:rPr>
-          <w:rFonts w:ascii="Times New Roman" w:hAnsi="Times New Roman"/>
-          <w:sz w:val="24"/>
-        </w:rPr>
-        <w:t>нині,</w:t>
-      </w:r>
-      <w:r>
-        <w:rPr>
-          <w:rFonts w:ascii="Times New Roman" w:hAnsi="Times New Roman"/>
-          <w:sz w:val="24"/>
-        </w:rPr>
-        <w:t xml:space="preserve"> </w:t>
-      </w:r>
-      <w:r>
-        <w:rPr>
-          <w:rFonts w:ascii="Times New Roman" w:hAnsi="Times New Roman"/>
-          <w:sz w:val="24"/>
-        </w:rPr>
-        <w:t>і</w:t>
-      </w:r>
-      <w:r>
-        <w:rPr>
-          <w:rFonts w:ascii="Times New Roman" w:hAnsi="Times New Roman"/>
-          <w:sz w:val="24"/>
-        </w:rPr>
-        <w:t xml:space="preserve"> </w:t>
-      </w:r>
-      <w:r>
-        <w:rPr>
-          <w:rFonts w:ascii="Times New Roman" w:hAnsi="Times New Roman"/>
-          <w:sz w:val="24"/>
-        </w:rPr>
-        <w:t>повсякчас,</w:t>
-      </w:r>
-      <w:r>
-        <w:rPr>
-          <w:rFonts w:ascii="Times New Roman" w:hAnsi="Times New Roman"/>
-          <w:sz w:val="24"/>
-        </w:rPr>
-        <w:t xml:space="preserve"> </w:t>
-      </w:r>
-      <w:r>
-        <w:rPr>
-          <w:rFonts w:ascii="Times New Roman" w:hAnsi="Times New Roman"/>
-          <w:sz w:val="24"/>
-        </w:rPr>
-        <w:t>і</w:t>
-      </w:r>
-      <w:r>
-        <w:rPr>
-          <w:rFonts w:ascii="Times New Roman" w:hAnsi="Times New Roman"/>
-          <w:sz w:val="24"/>
-        </w:rPr>
-        <w:t xml:space="preserve"> </w:t>
-      </w:r>
-      <w:r>
-        <w:rPr>
-          <w:rFonts w:ascii="Times New Roman" w:hAnsi="Times New Roman"/>
-          <w:sz w:val="24"/>
-        </w:rPr>
-        <w:t>на</w:t>
-      </w:r>
-      <w:r>
-        <w:rPr>
-          <w:rFonts w:ascii="Times New Roman" w:hAnsi="Times New Roman"/>
-          <w:sz w:val="24"/>
-        </w:rPr>
-        <w:t xml:space="preserve"> </w:t>
-      </w:r>
-      <w:r>
-        <w:rPr>
-          <w:rFonts w:ascii="Times New Roman" w:hAnsi="Times New Roman"/>
-          <w:sz w:val="24"/>
-        </w:rPr>
-        <w:t>віки</w:t>
-      </w:r>
-      <w:r>
-        <w:rPr>
-          <w:rFonts w:ascii="Times New Roman" w:hAnsi="Times New Roman"/>
-          <w:sz w:val="24"/>
-        </w:rPr>
-        <w:t xml:space="preserve"> </w:t>
-      </w:r>
-      <w:r>
-        <w:rPr>
-          <w:rFonts w:ascii="Times New Roman" w:hAnsi="Times New Roman"/>
-          <w:sz w:val="24"/>
-        </w:rPr>
-        <w:t>віків.</w:t>
+          <w:sz w:val="24"/>
+        </w:rPr>
+        <w:t xml:space="preserve"> Бо Ти цар миру і Спас душ наших – і Тобі славу возсилаємо, Отцю, і Сину, і Святому Духові, нині, і повсякчас, і на віки віків.</w:t>
       </w:r>
     </w:p>
     <w:p>
@@ -19190,14 +18450,7 @@
           <w:rFonts w:ascii="Times New Roman" w:hAnsi="Times New Roman"/>
           <w:sz w:val="24"/>
         </w:rPr>
-        <w:t>, і преподобного отця нашого Даниїла Ст</w:t>
-      </w:r>
-      <w:r>
-        <w:rPr>
-          <w:rFonts w:ascii="Times New Roman" w:hAnsi="Times New Roman"/>
-          <w:sz w:val="24"/>
-        </w:rPr>
-        <w:t>овпника, і всіх святих - помилує і спасе нас як благий і людинолюбний.</w:t>
+        <w:t>, і преподобного отця нашого Даниїла Стовпника, і всіх святих - помилує і спасе нас як благий і людинолюбний.</w:t>
       </w:r>
     </w:p>
     <w:p>
